--- a/DA.ATTT_DoAn_Full.docx
+++ b/DA.ATTT_DoAn_Full.docx
@@ -2504,7 +2504,7 @@
         <w:tblLook w:val="04A0" w:firstRow="1" w:lastRow="0" w:firstColumn="1" w:lastColumn="0" w:noHBand="0" w:noVBand="1"/>
       </w:tblPr>
       <w:tblGrid>
-        <w:gridCol w:w="9360"/>
+        <w:gridCol w:w="9760"/>
       </w:tblGrid>
       <w:tr>
         <w:trPr>
@@ -2643,23 +2643,105 @@
                 <w:color w:val="003366"/>
                 <w:sz w:val="22"/>
               </w:rPr>
-              <w:t>[HÌNH 3.4: MÀN HÌNH PHẢN HỒI HTTP 400 BAD REQUEST KHI AI WAF PHÁT HIỆN VÀ CHẶN CÂU LỆNH SQL INJECTION (AI-DETECTED PROB: 96.6%)]</w:t>
+              <w:drawing>
+                <wp:inline distT="0" distB="0" distL="0" distR="0" wp14:anchorId="3DCFCAD4" wp14:editId="67A50ABE">
+                  <wp:extent cx="5943600" cy="3773170"/>
+                  <wp:effectExtent l="0" t="0" r="0" b="0"/>
+                  <wp:docPr id="1584639310" name="Hình ảnh 1"/>
+                  <wp:cNvGraphicFramePr>
+                    <a:graphicFrameLocks xmlns:a="http://schemas.openxmlformats.org/drawingml/2006/main" noChangeAspect="1"/>
+                  </wp:cNvGraphicFramePr>
+                  <a:graphic xmlns:a="http://schemas.openxmlformats.org/drawingml/2006/main">
+                    <a:graphicData uri="http://schemas.openxmlformats.org/drawingml/2006/picture">
+                      <pic:pic xmlns:pic="http://schemas.openxmlformats.org/drawingml/2006/picture">
+                        <pic:nvPicPr>
+                          <pic:cNvPr id="1584639310" name=""/>
+                          <pic:cNvPicPr/>
+                        </pic:nvPicPr>
+                        <pic:blipFill>
+                          <a:blip r:embed="rId16"/>
+                          <a:stretch>
+                            <a:fillRect/>
+                          </a:stretch>
+                        </pic:blipFill>
+                        <pic:spPr>
+                          <a:xfrm>
+                            <a:off x="0" y="0"/>
+                            <a:ext cx="5943600" cy="3773170"/>
+                          </a:xfrm>
+                          <a:prstGeom prst="rect">
+                            <a:avLst/>
+                          </a:prstGeom>
+                        </pic:spPr>
+                      </pic:pic>
+                    </a:graphicData>
+                  </a:graphic>
+                </wp:inline>
+              </w:drawing>
             </w:r>
+          </w:p>
+        </w:tc>
+      </w:tr>
+      <w:tr>
+        <w:trPr>
+          <w:jc w:val="center"/>
+        </w:trPr>
+        <w:tc>
+          <w:tcPr>
+            <w:tcW w:w="9360" w:type="dxa"/>
+            <w:shd w:val="clear" w:color="auto" w:fill="EBF3FA"/>
+            <w:tcMar>
+              <w:top w:w="140" w:type="dxa"/>
+              <w:left w:w="200" w:type="dxa"/>
+              <w:bottom w:w="140" w:type="dxa"/>
+              <w:right w:w="200" w:type="dxa"/>
+            </w:tcMar>
+          </w:tcPr>
+          <w:p>
+            <w:pPr>
+              <w:spacing w:before="80" w:after="80"/>
+              <w:jc w:val="center"/>
+            </w:pPr>
             <w:r>
               <w:rPr>
-                <w:b/>
-                <w:color w:val="003366"/>
-                <w:sz w:val="22"/>
+                <w:noProof/>
               </w:rPr>
-              <w:br/>
-            </w:r>
-            <w:r>
-              <w:rPr>
-                <w:i/>
-                <w:color w:val="555555"/>
-                <w:sz w:val="21"/>
-              </w:rPr>
-              <w:t>(Gợi ý ảnh chụp demo: Chụp ảnh trình duyệt hoặc Postman/Curl khi truy cập payload SQLi nhận được trang báo 400 Bad Request AI-DETECTED (Prob: 96.6%))</w:t>
+              <w:lastRenderedPageBreak/>
+              <w:drawing>
+                <wp:inline distT="0" distB="0" distL="0" distR="0" wp14:anchorId="4B79A9D0" wp14:editId="1574604A">
+                  <wp:extent cx="5943600" cy="2497455"/>
+                  <wp:effectExtent l="0" t="0" r="0" b="0"/>
+                  <wp:docPr id="992423930" name="Hình ảnh 1"/>
+                  <wp:cNvGraphicFramePr>
+                    <a:graphicFrameLocks xmlns:a="http://schemas.openxmlformats.org/drawingml/2006/main" noChangeAspect="1"/>
+                  </wp:cNvGraphicFramePr>
+                  <a:graphic xmlns:a="http://schemas.openxmlformats.org/drawingml/2006/main">
+                    <a:graphicData uri="http://schemas.openxmlformats.org/drawingml/2006/picture">
+                      <pic:pic xmlns:pic="http://schemas.openxmlformats.org/drawingml/2006/picture">
+                        <pic:nvPicPr>
+                          <pic:cNvPr id="992423930" name=""/>
+                          <pic:cNvPicPr/>
+                        </pic:nvPicPr>
+                        <pic:blipFill>
+                          <a:blip r:embed="rId17"/>
+                          <a:stretch>
+                            <a:fillRect/>
+                          </a:stretch>
+                        </pic:blipFill>
+                        <pic:spPr>
+                          <a:xfrm>
+                            <a:off x="0" y="0"/>
+                            <a:ext cx="5943600" cy="2497455"/>
+                          </a:xfrm>
+                          <a:prstGeom prst="rect">
+                            <a:avLst/>
+                          </a:prstGeom>
+                        </pic:spPr>
+                      </pic:pic>
+                    </a:graphicData>
+                  </a:graphic>
+                </wp:inline>
+              </w:drawing>
             </w:r>
           </w:p>
         </w:tc>
@@ -2690,70 +2772,41 @@
                 <w:color w:val="003366"/>
                 <w:sz w:val="22"/>
               </w:rPr>
-              <w:t>[HÌNH 3.5: MÀN HÌNH PHẢN HỒI HTTP 400 BAD REQUEST KHI AI WAF PHÁT HIỆN VÀ CHẶN MÃ ĐỘC XSS (AI-DETECTED PROB: 84.0%)]</w:t>
-            </w:r>
-            <w:r>
-              <w:rPr>
-                <w:b/>
-                <w:color w:val="003366"/>
-                <w:sz w:val="22"/>
-              </w:rPr>
-              <w:br/>
-            </w:r>
-            <w:r>
-              <w:rPr>
-                <w:i/>
-                <w:color w:val="555555"/>
-                <w:sz w:val="21"/>
-              </w:rPr>
-              <w:t>(Gợi ý ảnh chụp demo: Chụp ảnh màn hình phản hồi HTTP 400 Bad Request khi bắn payload &lt;script&gt;alert(1)&lt;/script&gt;)</w:t>
-            </w:r>
-          </w:p>
-        </w:tc>
-      </w:tr>
-      <w:tr>
-        <w:trPr>
-          <w:jc w:val="center"/>
-        </w:trPr>
-        <w:tc>
-          <w:tcPr>
-            <w:tcW w:w="9360" w:type="dxa"/>
-            <w:shd w:val="clear" w:color="auto" w:fill="EBF3FA"/>
-            <w:tcMar>
-              <w:top w:w="140" w:type="dxa"/>
-              <w:left w:w="200" w:type="dxa"/>
-              <w:bottom w:w="140" w:type="dxa"/>
-              <w:right w:w="200" w:type="dxa"/>
-            </w:tcMar>
-          </w:tcPr>
-          <w:p>
-            <w:pPr>
-              <w:spacing w:before="80" w:after="80"/>
-              <w:jc w:val="center"/>
-            </w:pPr>
-            <w:r>
-              <w:rPr>
-                <w:b/>
-                <w:color w:val="003366"/>
-                <w:sz w:val="22"/>
-              </w:rPr>
-              <w:t>[HÌNH 3.6: MÀN HÌNH PHẢN HỒI HTTP 403 FORBIDDEN TỪ CHỐI TRUY CẬP ĐỐI VỚI ĐỊA CHỈ IP NẰM TRONG DANH SÁCH ĐEN (BLACKLIST)]</w:t>
-            </w:r>
-            <w:r>
-              <w:rPr>
-                <w:b/>
-                <w:color w:val="003366"/>
-                <w:sz w:val="22"/>
-              </w:rPr>
-              <w:br/>
-            </w:r>
-            <w:r>
-              <w:rPr>
-                <w:i/>
-                <w:color w:val="555555"/>
-                <w:sz w:val="21"/>
-              </w:rPr>
-              <w:t>(Gợi ý ảnh chụp demo: Chụp ảnh trình duyệt khi IP bị đưa vào danh sách đen nhận được trang 403 Forbidden báo địa chỉ IP của bạn đã bị khóa)</w:t>
+              <w:drawing>
+                <wp:inline distT="0" distB="0" distL="0" distR="0" wp14:anchorId="4C76C441" wp14:editId="0353C769">
+                  <wp:extent cx="5943600" cy="1529715"/>
+                  <wp:effectExtent l="0" t="0" r="0" b="0"/>
+                  <wp:docPr id="201880221" name="Hình ảnh 1"/>
+                  <wp:cNvGraphicFramePr>
+                    <a:graphicFrameLocks xmlns:a="http://schemas.openxmlformats.org/drawingml/2006/main" noChangeAspect="1"/>
+                  </wp:cNvGraphicFramePr>
+                  <a:graphic xmlns:a="http://schemas.openxmlformats.org/drawingml/2006/main">
+                    <a:graphicData uri="http://schemas.openxmlformats.org/drawingml/2006/picture">
+                      <pic:pic xmlns:pic="http://schemas.openxmlformats.org/drawingml/2006/picture">
+                        <pic:nvPicPr>
+                          <pic:cNvPr id="201880221" name=""/>
+                          <pic:cNvPicPr/>
+                        </pic:nvPicPr>
+                        <pic:blipFill>
+                          <a:blip r:embed="rId18"/>
+                          <a:stretch>
+                            <a:fillRect/>
+                          </a:stretch>
+                        </pic:blipFill>
+                        <pic:spPr>
+                          <a:xfrm>
+                            <a:off x="0" y="0"/>
+                            <a:ext cx="5943600" cy="1529715"/>
+                          </a:xfrm>
+                          <a:prstGeom prst="rect">
+                            <a:avLst/>
+                          </a:prstGeom>
+                        </pic:spPr>
+                      </pic:pic>
+                    </a:graphicData>
+                  </a:graphic>
+                </wp:inline>
+              </w:drawing>
             </w:r>
           </w:p>
         </w:tc>
@@ -2812,7 +2865,7 @@
         <w:tblLook w:val="04A0" w:firstRow="1" w:lastRow="0" w:firstColumn="1" w:lastColumn="0" w:noHBand="0" w:noVBand="1"/>
       </w:tblPr>
       <w:tblGrid>
-        <w:gridCol w:w="9360"/>
+        <w:gridCol w:w="9760"/>
       </w:tblGrid>
       <w:tr>
         <w:trPr>
@@ -2870,23 +2923,41 @@
                 <w:color w:val="003366"/>
                 <w:sz w:val="22"/>
               </w:rPr>
-              <w:t>[HÌNH 4.1: GIAO DIỆN TỔNG THỂ DASHBOARD GIÁM SÁT AN NINH MẠNG (MONITOR DASHBOARD CỔNG 5001)]</w:t>
-            </w:r>
-            <w:r>
-              <w:rPr>
-                <w:b/>
-                <w:color w:val="003366"/>
-                <w:sz w:val="22"/>
-              </w:rPr>
-              <w:br/>
-            </w:r>
-            <w:r>
-              <w:rPr>
-                <w:i/>
-                <w:color w:val="555555"/>
-                <w:sz w:val="21"/>
-              </w:rPr>
-              <w:t>(Gợi ý ảnh chụp demo: Chụp toàn bộ màn hình Dashboard Web hiển thị chỉ số CPU/RAM, danh sách IP bị khóa và nút Unblock)</w:t>
+              <w:drawing>
+                <wp:inline distT="0" distB="0" distL="0" distR="0" wp14:anchorId="5091503B" wp14:editId="71BFC564">
+                  <wp:extent cx="5943600" cy="4249420"/>
+                  <wp:effectExtent l="0" t="0" r="0" b="0"/>
+                  <wp:docPr id="486554984" name="Hình ảnh 1"/>
+                  <wp:cNvGraphicFramePr>
+                    <a:graphicFrameLocks xmlns:a="http://schemas.openxmlformats.org/drawingml/2006/main" noChangeAspect="1"/>
+                  </wp:cNvGraphicFramePr>
+                  <a:graphic xmlns:a="http://schemas.openxmlformats.org/drawingml/2006/main">
+                    <a:graphicData uri="http://schemas.openxmlformats.org/drawingml/2006/picture">
+                      <pic:pic xmlns:pic="http://schemas.openxmlformats.org/drawingml/2006/picture">
+                        <pic:nvPicPr>
+                          <pic:cNvPr id="486554984" name=""/>
+                          <pic:cNvPicPr/>
+                        </pic:nvPicPr>
+                        <pic:blipFill>
+                          <a:blip r:embed="rId19"/>
+                          <a:stretch>
+                            <a:fillRect/>
+                          </a:stretch>
+                        </pic:blipFill>
+                        <pic:spPr>
+                          <a:xfrm>
+                            <a:off x="0" y="0"/>
+                            <a:ext cx="5943600" cy="4249420"/>
+                          </a:xfrm>
+                          <a:prstGeom prst="rect">
+                            <a:avLst/>
+                          </a:prstGeom>
+                        </pic:spPr>
+                      </pic:pic>
+                    </a:graphicData>
+                  </a:graphic>
+                </wp:inline>
+              </w:drawing>
             </w:r>
           </w:p>
         </w:tc>
@@ -2917,23 +2988,42 @@
                 <w:color w:val="003366"/>
                 <w:sz w:val="22"/>
               </w:rPr>
-              <w:t>[HÌNH 4.2: BIỂU ĐỒ TRỰC QUAN HÓA CHART.JS THỐNG KÊ PHÂN BỔ TỶ LỆ LOẠI TẤN CÔNG (PIE CHART) VÀ LỊCH SỬ TẤN CÔNG (BAR CHART)]</w:t>
-            </w:r>
-            <w:r>
-              <w:rPr>
-                <w:b/>
-                <w:color w:val="003366"/>
-                <w:sz w:val="22"/>
-              </w:rPr>
-              <w:br/>
-            </w:r>
-            <w:r>
-              <w:rPr>
-                <w:i/>
-                <w:color w:val="555555"/>
-                <w:sz w:val="21"/>
-              </w:rPr>
-              <w:t>(Gợi ý ảnh chụp demo: Chụp ảnh khu vực 2 biểu đồ tròn và cột trên Dashboard thể hiện tỷ lệ SQLi, XSS, Scanners)</w:t>
+              <w:lastRenderedPageBreak/>
+              <w:drawing>
+                <wp:inline distT="0" distB="0" distL="0" distR="0" wp14:anchorId="4CAEC37C" wp14:editId="678E44AF">
+                  <wp:extent cx="5943600" cy="1614805"/>
+                  <wp:effectExtent l="0" t="0" r="0" b="4445"/>
+                  <wp:docPr id="1511101916" name="Hình ảnh 1"/>
+                  <wp:cNvGraphicFramePr>
+                    <a:graphicFrameLocks xmlns:a="http://schemas.openxmlformats.org/drawingml/2006/main" noChangeAspect="1"/>
+                  </wp:cNvGraphicFramePr>
+                  <a:graphic xmlns:a="http://schemas.openxmlformats.org/drawingml/2006/main">
+                    <a:graphicData uri="http://schemas.openxmlformats.org/drawingml/2006/picture">
+                      <pic:pic xmlns:pic="http://schemas.openxmlformats.org/drawingml/2006/picture">
+                        <pic:nvPicPr>
+                          <pic:cNvPr id="1511101916" name=""/>
+                          <pic:cNvPicPr/>
+                        </pic:nvPicPr>
+                        <pic:blipFill>
+                          <a:blip r:embed="rId20"/>
+                          <a:stretch>
+                            <a:fillRect/>
+                          </a:stretch>
+                        </pic:blipFill>
+                        <pic:spPr>
+                          <a:xfrm>
+                            <a:off x="0" y="0"/>
+                            <a:ext cx="5943600" cy="1614805"/>
+                          </a:xfrm>
+                          <a:prstGeom prst="rect">
+                            <a:avLst/>
+                          </a:prstGeom>
+                        </pic:spPr>
+                      </pic:pic>
+                    </a:graphicData>
+                  </a:graphic>
+                </wp:inline>
+              </w:drawing>
             </w:r>
           </w:p>
         </w:tc>
@@ -3054,7 +3144,6 @@
         <w:pStyle w:val="u3"/>
       </w:pPr>
       <w:r>
-        <w:lastRenderedPageBreak/>
         <w:t>4.2.1. Cấu hình gửi cảnh báo tấn công khẩn cấp</w:t>
       </w:r>
     </w:p>
@@ -3128,6 +3217,7 @@
         <w:pStyle w:val="u3"/>
       </w:pPr>
       <w:r>
+        <w:lastRenderedPageBreak/>
         <w:t>4.2.2. Lập trình cơ chế Phản ứng sự cố phân cấp (Tiered Incident Response)</w:t>
       </w:r>
     </w:p>
@@ -3204,7 +3294,6 @@
         <w:rPr>
           <w:b/>
         </w:rPr>
-        <w:lastRenderedPageBreak/>
         <w:t xml:space="preserve">3. Lệnh /unblock &lt;ip&gt;: </w:t>
       </w:r>
       <w:r>

--- a/DA.ATTT_DoAn_Full.docx
+++ b/DA.ATTT_DoAn_Full.docx
@@ -998,6 +998,7 @@
       </w:pPr>
       <w:r>
         <w:rPr>
+          <w:rFonts w:ascii="Times New Roman" w:hAnsi="Times New Roman"/>
           <w:b/>
           <w:i/>
           <w:color w:val="003366"/>
@@ -1201,6 +1202,7 @@
       </w:pPr>
       <w:r>
         <w:rPr>
+          <w:rFonts w:ascii="Times New Roman" w:hAnsi="Times New Roman"/>
           <w:b/>
           <w:i/>
           <w:color w:val="003366"/>
@@ -1329,6 +1331,7 @@
       </w:pPr>
       <w:r>
         <w:rPr>
+          <w:rFonts w:ascii="Times New Roman" w:hAnsi="Times New Roman"/>
           <w:b/>
           <w:i/>
           <w:color w:val="003366"/>
@@ -1447,6 +1450,7 @@
       </w:pPr>
       <w:r>
         <w:rPr>
+          <w:rFonts w:ascii="Times New Roman" w:hAnsi="Times New Roman"/>
           <w:b/>
           <w:i/>
           <w:color w:val="003366"/>
@@ -1528,6 +1532,7 @@
       </w:pPr>
       <w:r>
         <w:rPr>
+          <w:rFonts w:ascii="Times New Roman" w:hAnsi="Times New Roman"/>
           <w:b/>
           <w:i/>
           <w:color w:val="003366"/>
@@ -1904,6 +1909,9 @@
               <w:jc w:val="center"/>
             </w:pPr>
             <w:r>
+              <w:rPr>
+                <w:noProof/>
+              </w:rPr>
               <w:lastRenderedPageBreak/>
               <w:drawing>
                 <wp:inline distT="0" distB="0" distL="0" distR="0" wp14:anchorId="54687558" wp14:editId="466AA495">
@@ -1967,6 +1975,7 @@
             <w:r>
               <w:rPr>
                 <w:b/>
+                <w:noProof/>
                 <w:color w:val="003366"/>
                 <w:sz w:val="22"/>
               </w:rPr>
@@ -2240,6 +2249,7 @@
       </w:pPr>
       <w:r>
         <w:rPr>
+          <w:rFonts w:ascii="Times New Roman" w:hAnsi="Times New Roman"/>
           <w:b/>
           <w:i/>
           <w:color w:val="003366"/>
@@ -2296,6 +2306,7 @@
             <w:r>
               <w:rPr>
                 <w:b/>
+                <w:noProof/>
                 <w:color w:val="003366"/>
                 <w:sz w:val="22"/>
               </w:rPr>
@@ -2389,6 +2400,7 @@
             <w:r>
               <w:rPr>
                 <w:b/>
+                <w:noProof/>
                 <w:color w:val="003366"/>
                 <w:sz w:val="22"/>
               </w:rPr>
@@ -2640,6 +2652,7 @@
             <w:r>
               <w:rPr>
                 <w:b/>
+                <w:noProof/>
                 <w:color w:val="003366"/>
                 <w:sz w:val="22"/>
               </w:rPr>
@@ -2769,6 +2782,7 @@
             <w:r>
               <w:rPr>
                 <w:b/>
+                <w:noProof/>
                 <w:color w:val="003366"/>
                 <w:sz w:val="22"/>
               </w:rPr>
@@ -2853,371 +2867,260 @@
     <w:p>
       <w:pPr>
         <w:ind w:firstLine="576"/>
+        <w:rPr>
+          <w:lang w:val="vi-VN"/>
+        </w:rPr>
       </w:pPr>
       <w:r>
         <w:t>Dashboard Web (HTML5/CSS3/JavaScript) giao tiếp với Host Docker Socket /var/run/docker.sock để hiển thị chỉ số CPU/RAM real-time, đọc luồng log sự kiện thời gian thực và cung cấp REST API /api/siem/cef-logs xuất nhật ký sự kiện mã hóa chuẩn CEF (Common Event Format) cho hệ thống SIEM (ELK Stack / Datadog / Splunk):</w:t>
-      </w:r>
-    </w:p>
-    <w:tbl>
-      <w:tblPr>
-        <w:tblW w:w="0" w:type="auto"/>
-        <w:jc w:val="center"/>
-        <w:tblLook w:val="04A0" w:firstRow="1" w:lastRow="0" w:firstColumn="1" w:lastColumn="0" w:noHBand="0" w:noVBand="1"/>
-      </w:tblPr>
-      <w:tblGrid>
-        <w:gridCol w:w="9760"/>
-      </w:tblGrid>
-      <w:tr>
-        <w:trPr>
-          <w:jc w:val="center"/>
-        </w:trPr>
-        <w:tc>
-          <w:tcPr>
-            <w:tcW w:w="9360" w:type="dxa"/>
-            <w:shd w:val="clear" w:color="auto" w:fill="F5F7FA"/>
-            <w:tcMar>
-              <w:top w:w="140" w:type="dxa"/>
-              <w:left w:w="200" w:type="dxa"/>
-              <w:bottom w:w="140" w:type="dxa"/>
-              <w:right w:w="200" w:type="dxa"/>
-            </w:tcMar>
-          </w:tcPr>
-          <w:p>
-            <w:pPr>
-              <w:spacing w:before="80" w:after="80" w:line="276" w:lineRule="auto"/>
-            </w:pPr>
-            <w:r>
-              <w:rPr>
-                <w:rFonts w:ascii="Consolas" w:hAnsi="Consolas"/>
-                <w:color w:val="24292E"/>
-                <w:sz w:val="19"/>
-              </w:rPr>
-              <w:t>CEF:0|Enterprise DevSecOps|AI-WAF|1.0|400|CRITICAL|8|src=0.0.0.0 msg=[ATTACK] Type: SQL INJECTION timestamp=2026-08-03T23:37:00Z</w:t>
-            </w:r>
-          </w:p>
-        </w:tc>
-      </w:tr>
-      <w:tr>
-        <w:trPr>
-          <w:jc w:val="center"/>
-        </w:trPr>
-        <w:tc>
-          <w:tcPr>
-            <w:tcW w:w="9360" w:type="dxa"/>
-            <w:shd w:val="clear" w:color="auto" w:fill="EBF3FA"/>
-            <w:tcMar>
-              <w:top w:w="140" w:type="dxa"/>
-              <w:left w:w="200" w:type="dxa"/>
-              <w:bottom w:w="140" w:type="dxa"/>
-              <w:right w:w="200" w:type="dxa"/>
-            </w:tcMar>
-          </w:tcPr>
-          <w:p>
-            <w:pPr>
-              <w:spacing w:before="80" w:after="80"/>
-              <w:jc w:val="center"/>
-            </w:pPr>
-            <w:r>
-              <w:rPr>
-                <w:b/>
-                <w:color w:val="003366"/>
-                <w:sz w:val="22"/>
-              </w:rPr>
-              <w:drawing>
-                <wp:inline distT="0" distB="0" distL="0" distR="0" wp14:anchorId="5091503B" wp14:editId="71BFC564">
-                  <wp:extent cx="5943600" cy="4249420"/>
-                  <wp:effectExtent l="0" t="0" r="0" b="0"/>
-                  <wp:docPr id="486554984" name="Hình ảnh 1"/>
-                  <wp:cNvGraphicFramePr>
-                    <a:graphicFrameLocks xmlns:a="http://schemas.openxmlformats.org/drawingml/2006/main" noChangeAspect="1"/>
-                  </wp:cNvGraphicFramePr>
-                  <a:graphic xmlns:a="http://schemas.openxmlformats.org/drawingml/2006/main">
-                    <a:graphicData uri="http://schemas.openxmlformats.org/drawingml/2006/picture">
-                      <pic:pic xmlns:pic="http://schemas.openxmlformats.org/drawingml/2006/picture">
-                        <pic:nvPicPr>
-                          <pic:cNvPr id="486554984" name=""/>
-                          <pic:cNvPicPr/>
-                        </pic:nvPicPr>
-                        <pic:blipFill>
-                          <a:blip r:embed="rId19"/>
-                          <a:stretch>
-                            <a:fillRect/>
-                          </a:stretch>
-                        </pic:blipFill>
-                        <pic:spPr>
-                          <a:xfrm>
-                            <a:off x="0" y="0"/>
-                            <a:ext cx="5943600" cy="4249420"/>
-                          </a:xfrm>
-                          <a:prstGeom prst="rect">
-                            <a:avLst/>
-                          </a:prstGeom>
-                        </pic:spPr>
-                      </pic:pic>
-                    </a:graphicData>
-                  </a:graphic>
-                </wp:inline>
-              </w:drawing>
-            </w:r>
-          </w:p>
-        </w:tc>
-      </w:tr>
-      <w:tr>
-        <w:trPr>
-          <w:jc w:val="center"/>
-        </w:trPr>
-        <w:tc>
-          <w:tcPr>
-            <w:tcW w:w="9360" w:type="dxa"/>
-            <w:shd w:val="clear" w:color="auto" w:fill="EBF3FA"/>
-            <w:tcMar>
-              <w:top w:w="140" w:type="dxa"/>
-              <w:left w:w="200" w:type="dxa"/>
-              <w:bottom w:w="140" w:type="dxa"/>
-              <w:right w:w="200" w:type="dxa"/>
-            </w:tcMar>
-          </w:tcPr>
-          <w:p>
-            <w:pPr>
-              <w:spacing w:before="80" w:after="80"/>
-              <w:jc w:val="center"/>
-            </w:pPr>
-            <w:r>
-              <w:rPr>
-                <w:b/>
-                <w:color w:val="003366"/>
-                <w:sz w:val="22"/>
-              </w:rPr>
-              <w:lastRenderedPageBreak/>
-              <w:drawing>
-                <wp:inline distT="0" distB="0" distL="0" distR="0" wp14:anchorId="4CAEC37C" wp14:editId="678E44AF">
-                  <wp:extent cx="5943600" cy="1614805"/>
-                  <wp:effectExtent l="0" t="0" r="0" b="4445"/>
-                  <wp:docPr id="1511101916" name="Hình ảnh 1"/>
-                  <wp:cNvGraphicFramePr>
-                    <a:graphicFrameLocks xmlns:a="http://schemas.openxmlformats.org/drawingml/2006/main" noChangeAspect="1"/>
-                  </wp:cNvGraphicFramePr>
-                  <a:graphic xmlns:a="http://schemas.openxmlformats.org/drawingml/2006/main">
-                    <a:graphicData uri="http://schemas.openxmlformats.org/drawingml/2006/picture">
-                      <pic:pic xmlns:pic="http://schemas.openxmlformats.org/drawingml/2006/picture">
-                        <pic:nvPicPr>
-                          <pic:cNvPr id="1511101916" name=""/>
-                          <pic:cNvPicPr/>
-                        </pic:nvPicPr>
-                        <pic:blipFill>
-                          <a:blip r:embed="rId20"/>
-                          <a:stretch>
-                            <a:fillRect/>
-                          </a:stretch>
-                        </pic:blipFill>
-                        <pic:spPr>
-                          <a:xfrm>
-                            <a:off x="0" y="0"/>
-                            <a:ext cx="5943600" cy="1614805"/>
-                          </a:xfrm>
-                          <a:prstGeom prst="rect">
-                            <a:avLst/>
-                          </a:prstGeom>
-                        </pic:spPr>
-                      </pic:pic>
-                    </a:graphicData>
-                  </a:graphic>
-                </wp:inline>
-              </w:drawing>
-            </w:r>
-          </w:p>
-        </w:tc>
-      </w:tr>
-      <w:tr>
-        <w:trPr>
-          <w:jc w:val="center"/>
-        </w:trPr>
-        <w:tc>
-          <w:tcPr>
-            <w:tcW w:w="9360" w:type="dxa"/>
-            <w:shd w:val="clear" w:color="auto" w:fill="EBF3FA"/>
-            <w:tcMar>
-              <w:top w:w="140" w:type="dxa"/>
-              <w:left w:w="200" w:type="dxa"/>
-              <w:bottom w:w="140" w:type="dxa"/>
-              <w:right w:w="200" w:type="dxa"/>
-            </w:tcMar>
-          </w:tcPr>
-          <w:p>
-            <w:pPr>
-              <w:spacing w:before="80" w:after="80"/>
-              <w:jc w:val="center"/>
-            </w:pPr>
-            <w:r>
-              <w:rPr>
-                <w:b/>
-                <w:color w:val="003366"/>
-                <w:sz w:val="22"/>
-              </w:rPr>
-              <w:t>[HÌNH 4.3: LUỒNG NHẬT KÝ SỰ KIỆN THỜI GIAN THỰC (REAL-TIME EVENT STREAM) ĐỌC TỪ DOCKER SOCKET TRÊN DASHBOARD]</w:t>
-            </w:r>
-            <w:r>
-              <w:rPr>
-                <w:b/>
-                <w:color w:val="003366"/>
-                <w:sz w:val="22"/>
-              </w:rPr>
-              <w:br/>
-            </w:r>
-            <w:r>
-              <w:rPr>
-                <w:i/>
-                <w:color w:val="555555"/>
-                <w:sz w:val="21"/>
-              </w:rPr>
-              <w:t>(Gợi ý ảnh chụp demo: Chụp ảnh bảng Terminal Log thời gian thực nhảy dòng trên Dashboard)</w:t>
-            </w:r>
-          </w:p>
-        </w:tc>
-      </w:tr>
-      <w:tr>
-        <w:trPr>
-          <w:jc w:val="center"/>
-        </w:trPr>
-        <w:tc>
-          <w:tcPr>
-            <w:tcW w:w="9360" w:type="dxa"/>
-            <w:shd w:val="clear" w:color="auto" w:fill="EBF3FA"/>
-            <w:tcMar>
-              <w:top w:w="140" w:type="dxa"/>
-              <w:left w:w="200" w:type="dxa"/>
-              <w:bottom w:w="140" w:type="dxa"/>
-              <w:right w:w="200" w:type="dxa"/>
-            </w:tcMar>
-          </w:tcPr>
-          <w:p>
-            <w:pPr>
-              <w:spacing w:before="80" w:after="80"/>
-              <w:jc w:val="center"/>
-            </w:pPr>
-            <w:r>
-              <w:rPr>
-                <w:b/>
-                <w:color w:val="003366"/>
-                <w:sz w:val="22"/>
-              </w:rPr>
-              <w:t>[HÌNH 4.4: TÍNH NĂNG ĐỊNH VỊ QUỐC GIA VỊ TRÍ ĐỊA LÝ CỦA ĐỊA CHỈ IP (GEOIP TRACKING API)]</w:t>
-            </w:r>
-            <w:r>
-              <w:rPr>
-                <w:b/>
-                <w:color w:val="003366"/>
-                <w:sz w:val="22"/>
-              </w:rPr>
-              <w:br/>
-            </w:r>
-            <w:r>
-              <w:rPr>
-                <w:i/>
-                <w:color w:val="555555"/>
-                <w:sz w:val="21"/>
-              </w:rPr>
-              <w:t>(Gợi ý ảnh chụp demo: Chụp ảnh bảng nhật ký hiển thị lá cờ quốc gia (như Việt Nam, US) kèm mã ISO quốc gia của IP truy cập)</w:t>
-            </w:r>
-          </w:p>
-        </w:tc>
-      </w:tr>
-    </w:tbl>
-    <w:p>
-      <w:pPr>
-        <w:pStyle w:val="u2"/>
-      </w:pPr>
-      <w:r>
-        <w:t>4.2. Tích hợp cảnh báo và phản ứng nhanh qua Telegram Bot</w:t>
       </w:r>
     </w:p>
     <w:p>
       <w:pPr>
         <w:ind w:firstLine="576"/>
-      </w:pPr>
-      <w:r>
-        <w:t>Hệ thống tích hợp Telegram Bot API để gửi thông báo cảnh báo tức thời (dưới 2 giây) về điện thoại của Quản trị viên khi hệ thống ghi nhận các đòn tấn công bất thường.</w:t>
+        <w:rPr>
+          <w:lang w:val="vi-VN"/>
+        </w:rPr>
+      </w:pPr>
+      <w:r>
+        <w:rPr>
+          <w:b/>
+          <w:noProof/>
+          <w:color w:val="003366"/>
+          <w:sz w:val="22"/>
+        </w:rPr>
+        <w:drawing>
+          <wp:inline distT="0" distB="0" distL="0" distR="0" wp14:anchorId="7A6BD35A" wp14:editId="704B3E98">
+            <wp:extent cx="5943600" cy="4249420"/>
+            <wp:effectExtent l="0" t="0" r="0" b="0"/>
+            <wp:docPr id="486554984" name="Hình ảnh 1"/>
+            <wp:cNvGraphicFramePr>
+              <a:graphicFrameLocks xmlns:a="http://schemas.openxmlformats.org/drawingml/2006/main" noChangeAspect="1"/>
+            </wp:cNvGraphicFramePr>
+            <a:graphic xmlns:a="http://schemas.openxmlformats.org/drawingml/2006/main">
+              <a:graphicData uri="http://schemas.openxmlformats.org/drawingml/2006/picture">
+                <pic:pic xmlns:pic="http://schemas.openxmlformats.org/drawingml/2006/picture">
+                  <pic:nvPicPr>
+                    <pic:cNvPr id="486554984" name=""/>
+                    <pic:cNvPicPr/>
+                  </pic:nvPicPr>
+                  <pic:blipFill>
+                    <a:blip r:embed="rId19"/>
+                    <a:stretch>
+                      <a:fillRect/>
+                    </a:stretch>
+                  </pic:blipFill>
+                  <pic:spPr>
+                    <a:xfrm>
+                      <a:off x="0" y="0"/>
+                      <a:ext cx="5943600" cy="4249420"/>
+                    </a:xfrm>
+                    <a:prstGeom prst="rect">
+                      <a:avLst/>
+                    </a:prstGeom>
+                  </pic:spPr>
+                </pic:pic>
+              </a:graphicData>
+            </a:graphic>
+          </wp:inline>
+        </w:drawing>
       </w:r>
     </w:p>
     <w:p>
       <w:pPr>
-        <w:pStyle w:val="u3"/>
-      </w:pPr>
-      <w:r>
-        <w:t>4.2.1. Cấu hình gửi cảnh báo tấn công khẩn cấp</w:t>
+        <w:spacing w:before="80" w:after="240"/>
+        <w:jc w:val="center"/>
+      </w:pPr>
+      <w:r>
+        <w:rPr>
+          <w:rFonts w:ascii="Times New Roman" w:hAnsi="Times New Roman"/>
+          <w:b/>
+          <w:i/>
+          <w:color w:val="003366"/>
+          <w:sz w:val="22"/>
+        </w:rPr>
+        <w:t>Hình 4.1: Giao diện Bảng điều khiển Giám sát An ninh Dashboard trực quan hóa dữ liệu thời gian thực</w:t>
       </w:r>
     </w:p>
     <w:p>
       <w:pPr>
+        <w:pStyle w:val="u2"/>
+        <w:rPr>
+          <w:lang w:val="vi-VN"/>
+        </w:rPr>
+      </w:pPr>
+      <w:r>
+        <w:rPr>
+          <w:b w:val="0"/>
+          <w:noProof/>
+          <w:color w:val="003366"/>
+          <w:sz w:val="22"/>
+        </w:rPr>
+        <w:lastRenderedPageBreak/>
+        <w:drawing>
+          <wp:inline distT="0" distB="0" distL="0" distR="0" wp14:anchorId="0E0FF898" wp14:editId="036546D4">
+            <wp:extent cx="5943600" cy="1614805"/>
+            <wp:effectExtent l="0" t="0" r="0" b="4445"/>
+            <wp:docPr id="1511101916" name="Hình ảnh 1"/>
+            <wp:cNvGraphicFramePr>
+              <a:graphicFrameLocks xmlns:a="http://schemas.openxmlformats.org/drawingml/2006/main" noChangeAspect="1"/>
+            </wp:cNvGraphicFramePr>
+            <a:graphic xmlns:a="http://schemas.openxmlformats.org/drawingml/2006/main">
+              <a:graphicData uri="http://schemas.openxmlformats.org/drawingml/2006/picture">
+                <pic:pic xmlns:pic="http://schemas.openxmlformats.org/drawingml/2006/picture">
+                  <pic:nvPicPr>
+                    <pic:cNvPr id="1511101916" name=""/>
+                    <pic:cNvPicPr/>
+                  </pic:nvPicPr>
+                  <pic:blipFill>
+                    <a:blip r:embed="rId20"/>
+                    <a:stretch>
+                      <a:fillRect/>
+                    </a:stretch>
+                  </pic:blipFill>
+                  <pic:spPr>
+                    <a:xfrm>
+                      <a:off x="0" y="0"/>
+                      <a:ext cx="5943600" cy="1614805"/>
+                    </a:xfrm>
+                    <a:prstGeom prst="rect">
+                      <a:avLst/>
+                    </a:prstGeom>
+                  </pic:spPr>
+                </pic:pic>
+              </a:graphicData>
+            </a:graphic>
+          </wp:inline>
+        </w:drawing>
+      </w:r>
+    </w:p>
+    <w:p>
+      <w:pPr>
+        <w:spacing w:before="80" w:after="240"/>
+        <w:jc w:val="center"/>
+      </w:pPr>
+      <w:r>
+        <w:rPr>
+          <w:rFonts w:ascii="Times New Roman" w:hAnsi="Times New Roman"/>
+          <w:b/>
+          <w:i/>
+          <w:color w:val="003366"/>
+          <w:sz w:val="22"/>
+        </w:rPr>
+        <w:t>Hình 4.2: Biểu đồ trực quan hóa Chart.js thống kê phân bổ tỷ lệ loại tấn công và lịch sử tấn công</w:t>
+      </w:r>
+    </w:p>
+    <w:p>
+      <w:pPr>
+        <w:pStyle w:val="u2"/>
+        <w:rPr>
+          <w:lang w:val="vi-VN"/>
+        </w:rPr>
+      </w:pPr>
+      <w:r>
+        <w:rPr>
+          <w:lang w:val="vi-VN"/>
+        </w:rPr>
+        <w:t>4.2. Tích hợp cảnh báo và phản ứng nhanh qua Telegram Bot</w:t>
+      </w:r>
+    </w:p>
+    <w:p>
+      <w:pPr>
         <w:ind w:firstLine="576"/>
       </w:pPr>
       <w:r>
+        <w:t>Hệ thống tích hợp Telegram Bot API để gửi thông báo cảnh báo tức thời (dưới 2 giây) về điện thoại của Quản trị viên khi hệ thống ghi nhận các đòn tấn công bất thường.</w:t>
+      </w:r>
+    </w:p>
+    <w:p>
+      <w:pPr>
+        <w:pStyle w:val="u3"/>
+      </w:pPr>
+      <w:r>
+        <w:t>4.2.1. Cấu hình gửi cảnh báo tấn công khẩn cấp</w:t>
+      </w:r>
+    </w:p>
+    <w:p>
+      <w:pPr>
+        <w:ind w:firstLine="576"/>
+        <w:rPr>
+          <w:lang w:val="vi-VN"/>
+        </w:rPr>
+      </w:pPr>
+      <w:r>
         <w:t>Mỗi khi Middleware WAF phát hiện mẫu mã độc (SQLi, XSS, CMDi, LFI) hoặc thuật toán Sliding Window phát hiện hành vi rà quét thư mục, monitor-module sẽ trích xuất chi tiết địa chỉ IP, vị trí địa lý GeoIP, đường dẫn URI bị tấn công và xác suất độc hại từ mô hình AI, sau đó định dạng thành tin nhắn cảnh báo gửi trực tiếp qua Telegram Bot API.</w:t>
       </w:r>
     </w:p>
-    <w:tbl>
-      <w:tblPr>
-        <w:tblW w:w="0" w:type="auto"/>
+    <w:p>
+      <w:pPr>
+        <w:ind w:firstLine="576"/>
+        <w:rPr>
+          <w:lang w:val="vi-VN"/>
+        </w:rPr>
+      </w:pPr>
+      <w:r>
+        <w:rPr>
+          <w:lang w:val="vi-VN"/>
+        </w:rPr>
+        <w:lastRenderedPageBreak/>
+        <w:drawing>
+          <wp:inline distT="0" distB="0" distL="0" distR="0" wp14:anchorId="34FE668F" wp14:editId="78890F89">
+            <wp:extent cx="5943600" cy="4639310"/>
+            <wp:effectExtent l="0" t="0" r="0" b="8890"/>
+            <wp:docPr id="1096228518" name="Hình ảnh 1"/>
+            <wp:cNvGraphicFramePr>
+              <a:graphicFrameLocks xmlns:a="http://schemas.openxmlformats.org/drawingml/2006/main" noChangeAspect="1"/>
+            </wp:cNvGraphicFramePr>
+            <a:graphic xmlns:a="http://schemas.openxmlformats.org/drawingml/2006/main">
+              <a:graphicData uri="http://schemas.openxmlformats.org/drawingml/2006/picture">
+                <pic:pic xmlns:pic="http://schemas.openxmlformats.org/drawingml/2006/picture">
+                  <pic:nvPicPr>
+                    <pic:cNvPr id="1096228518" name=""/>
+                    <pic:cNvPicPr/>
+                  </pic:nvPicPr>
+                  <pic:blipFill>
+                    <a:blip r:embed="rId21"/>
+                    <a:stretch>
+                      <a:fillRect/>
+                    </a:stretch>
+                  </pic:blipFill>
+                  <pic:spPr>
+                    <a:xfrm>
+                      <a:off x="0" y="0"/>
+                      <a:ext cx="5943600" cy="4639310"/>
+                    </a:xfrm>
+                    <a:prstGeom prst="rect">
+                      <a:avLst/>
+                    </a:prstGeom>
+                  </pic:spPr>
+                </pic:pic>
+              </a:graphicData>
+            </a:graphic>
+          </wp:inline>
+        </w:drawing>
+      </w:r>
+    </w:p>
+    <w:p>
+      <w:pPr>
+        <w:spacing w:before="80" w:after="240"/>
         <w:jc w:val="center"/>
-        <w:tblLook w:val="04A0" w:firstRow="1" w:lastRow="0" w:firstColumn="1" w:lastColumn="0" w:noHBand="0" w:noVBand="1"/>
-      </w:tblPr>
-      <w:tblGrid>
-        <w:gridCol w:w="9360"/>
-      </w:tblGrid>
-      <w:tr>
-        <w:trPr>
-          <w:jc w:val="center"/>
-        </w:trPr>
-        <w:tc>
-          <w:tcPr>
-            <w:tcW w:w="9360" w:type="dxa"/>
-            <w:shd w:val="clear" w:color="auto" w:fill="EBF3FA"/>
-            <w:tcMar>
-              <w:top w:w="140" w:type="dxa"/>
-              <w:left w:w="200" w:type="dxa"/>
-              <w:bottom w:w="140" w:type="dxa"/>
-              <w:right w:w="200" w:type="dxa"/>
-            </w:tcMar>
-          </w:tcPr>
-          <w:p>
-            <w:pPr>
-              <w:spacing w:before="80" w:after="80"/>
-              <w:jc w:val="center"/>
-            </w:pPr>
-            <w:r>
-              <w:rPr>
-                <w:b/>
-                <w:color w:val="003366"/>
-                <w:sz w:val="22"/>
-              </w:rPr>
-              <w:t>[HÌNH 4.5: TIN NHẮN THÔNG BÁO CẢNH BÁO TẤN CÔNG KHẨN CẤP (SQLI/XSS/DIRECTORY SCANNING) GỬI VỀ TELEGRAM BOT]</w:t>
-            </w:r>
-            <w:r>
-              <w:rPr>
-                <w:b/>
-                <w:color w:val="003366"/>
-                <w:sz w:val="22"/>
-              </w:rPr>
-              <w:br/>
-            </w:r>
-            <w:r>
-              <w:rPr>
-                <w:i/>
-                <w:color w:val="555555"/>
-                <w:sz w:val="21"/>
-              </w:rPr>
-              <w:t>(Gợi ý ảnh chụp demo: Chụp màn hình ứng dụng Telegram trên điện thoại hoặc máy tính nhận tin nhắn cảnh báo đỏ chứa thông số IP, URI, GeoIP và loại tấn công)</w:t>
-            </w:r>
-          </w:p>
-        </w:tc>
-      </w:tr>
-    </w:tbl>
+      </w:pPr>
+      <w:r>
+        <w:rPr>
+          <w:rFonts w:ascii="Times New Roman" w:hAnsi="Times New Roman"/>
+          <w:b/>
+          <w:i/>
+          <w:color w:val="003366"/>
+          <w:sz w:val="22"/>
+        </w:rPr>
+        <w:t>Hình 4.3: Luồng nhật ký sự kiện thời gian thực (Real-time Event Stream) đọc từ Docker Socket trên Dashboard</w:t>
+      </w:r>
+    </w:p>
     <w:p>
       <w:pPr>
         <w:pStyle w:val="u3"/>
       </w:pPr>
       <w:r>
-        <w:lastRenderedPageBreak/>
         <w:t>4.2.2. Lập trình cơ chế Phản ứng sự cố phân cấp (Tiered Incident Response)</w:t>
       </w:r>
     </w:p>
@@ -3256,6 +3159,7 @@
         <w:pStyle w:val="u3"/>
       </w:pPr>
       <w:r>
+        <w:lastRenderedPageBreak/>
         <w:t>4.2.3. Lập trình hệ thống lệnh điều khiển từ xa qua Telegram Bot</w:t>
       </w:r>
     </w:p>
@@ -3311,70 +3215,66 @@
         <w:t xml:space="preserve"> Thực hiện mở khóa và giải phóng toàn bộ danh sách các địa chỉ IP đang bị khóa.</w:t>
       </w:r>
     </w:p>
-    <w:tbl>
-      <w:tblPr>
-        <w:tblW w:w="0" w:type="auto"/>
-        <w:jc w:val="center"/>
-        <w:tblLook w:val="04A0" w:firstRow="1" w:lastRow="0" w:firstColumn="1" w:lastColumn="0" w:noHBand="0" w:noVBand="1"/>
-      </w:tblPr>
-      <w:tblGrid>
-        <w:gridCol w:w="9360"/>
-      </w:tblGrid>
-      <w:tr>
-        <w:trPr>
-          <w:jc w:val="center"/>
-        </w:trPr>
-        <w:tc>
-          <w:tcPr>
-            <w:tcW w:w="9360" w:type="dxa"/>
-            <w:shd w:val="clear" w:color="auto" w:fill="EBF3FA"/>
-            <w:tcMar>
-              <w:top w:w="140" w:type="dxa"/>
-              <w:left w:w="200" w:type="dxa"/>
-              <w:bottom w:w="140" w:type="dxa"/>
-              <w:right w:w="200" w:type="dxa"/>
-            </w:tcMar>
-          </w:tcPr>
-          <w:p>
-            <w:pPr>
-              <w:spacing w:before="80" w:after="80"/>
-              <w:jc w:val="center"/>
-            </w:pPr>
-            <w:r>
-              <w:rPr>
-                <w:b/>
-                <w:color w:val="003366"/>
-                <w:sz w:val="22"/>
-              </w:rPr>
-              <w:t>[HÌNH 4.6: GIAO DIỆN THỰC THI CÁC LỆNH ĐIỀU KHIỂN TỪ XA (/START_WEB, /LIST_BLOCKED, /UNBLOCK, /UNBLOCK_ALL) TRÊN ỨNG DỤNG TELEGRAM BOT]</w:t>
-            </w:r>
-            <w:r>
-              <w:rPr>
-                <w:b/>
-                <w:color w:val="003366"/>
-                <w:sz w:val="22"/>
-              </w:rPr>
-              <w:br/>
-            </w:r>
-            <w:r>
-              <w:rPr>
-                <w:i/>
-                <w:color w:val="555555"/>
-                <w:sz w:val="21"/>
-              </w:rPr>
-              <w:t>(Gợi ý ảnh chụp demo: Chụp ảnh cửa sổ chat với Telegram Bot khi gõ các lệnh /list_blocked và /unblock &lt;ip&gt; nhận phản hồi thành công)</w:t>
-            </w:r>
-          </w:p>
-        </w:tc>
-      </w:tr>
-    </w:tbl>
     <w:p>
+      <w:r>
+        <w:drawing>
+          <wp:inline distT="0" distB="0" distL="0" distR="0" wp14:anchorId="5C5F9244" wp14:editId="508D2E4B">
+            <wp:extent cx="5943600" cy="4599305"/>
+            <wp:effectExtent l="0" t="0" r="0" b="0"/>
+            <wp:docPr id="846288003" name="Hình ảnh 1"/>
+            <wp:cNvGraphicFramePr>
+              <a:graphicFrameLocks xmlns:a="http://schemas.openxmlformats.org/drawingml/2006/main" noChangeAspect="1"/>
+            </wp:cNvGraphicFramePr>
+            <a:graphic xmlns:a="http://schemas.openxmlformats.org/drawingml/2006/main">
+              <a:graphicData uri="http://schemas.openxmlformats.org/drawingml/2006/picture">
+                <pic:pic xmlns:pic="http://schemas.openxmlformats.org/drawingml/2006/picture">
+                  <pic:nvPicPr>
+                    <pic:cNvPr id="846288003" name=""/>
+                    <pic:cNvPicPr/>
+                  </pic:nvPicPr>
+                  <pic:blipFill>
+                    <a:blip r:embed="rId22"/>
+                    <a:stretch>
+                      <a:fillRect/>
+                    </a:stretch>
+                  </pic:blipFill>
+                  <pic:spPr>
+                    <a:xfrm>
+                      <a:off x="0" y="0"/>
+                      <a:ext cx="5943600" cy="4599305"/>
+                    </a:xfrm>
+                    <a:prstGeom prst="rect">
+                      <a:avLst/>
+                    </a:prstGeom>
+                  </pic:spPr>
+                </pic:pic>
+              </a:graphicData>
+            </a:graphic>
+          </wp:inline>
+        </w:drawing>
+      </w:r>
       <w:r>
         <w:br w:type="page"/>
       </w:r>
     </w:p>
     <w:p>
       <w:pPr>
+        <w:spacing w:before="80" w:after="240"/>
+        <w:jc w:val="center"/>
+      </w:pPr>
+      <w:r>
+        <w:rPr>
+          <w:rFonts w:ascii="Times New Roman" w:hAnsi="Times New Roman"/>
+          <w:b/>
+          <w:i/>
+          <w:color w:val="003366"/>
+          <w:sz w:val="22"/>
+        </w:rPr>
+        <w:t>Hình 4.4: Giao diện thông báo cảnh báo tự động và điều khiển phản ứng sự cố qua Telegram Bot</w:t>
+      </w:r>
+    </w:p>
+    <w:p>
+      <w:pPr>
         <w:pStyle w:val="u1"/>
       </w:pPr>
       <w:r>
@@ -3393,537 +3293,169 @@
     <w:p>
       <w:pPr>
         <w:ind w:firstLine="576"/>
+        <w:rPr>
+          <w:lang w:val="vi-VN"/>
+        </w:rPr>
       </w:pPr>
       <w:r>
         <w:t>Hệ thống đã được triển khai hoàn chỉnh trên đám mây AWS EC2 (t4g.micro ARM64) tại địa chỉ IP 3.1.210.184:8080 (HTTP) và 3.1.210.184:8443 (HTTPS TLS 1.3) và thử nghiệm song song trên môi trường Localhost.</w:t>
       </w:r>
     </w:p>
-    <w:tbl>
-      <w:tblPr>
-        <w:tblW w:w="0" w:type="auto"/>
+    <w:p>
+      <w:pPr>
+        <w:ind w:firstLine="576"/>
+        <w:rPr>
+          <w:lang w:val="vi-VN"/>
+        </w:rPr>
+      </w:pPr>
+      <w:r>
+        <w:rPr>
+          <w:lang w:val="vi-VN"/>
+        </w:rPr>
+        <w:drawing>
+          <wp:inline distT="0" distB="0" distL="0" distR="0" wp14:anchorId="4480E5EA" wp14:editId="689C50E4">
+            <wp:extent cx="5943600" cy="3204210"/>
+            <wp:effectExtent l="0" t="0" r="0" b="0"/>
+            <wp:docPr id="1183049942" name="Hình ảnh 1"/>
+            <wp:cNvGraphicFramePr>
+              <a:graphicFrameLocks xmlns:a="http://schemas.openxmlformats.org/drawingml/2006/main" noChangeAspect="1"/>
+            </wp:cNvGraphicFramePr>
+            <a:graphic xmlns:a="http://schemas.openxmlformats.org/drawingml/2006/main">
+              <a:graphicData uri="http://schemas.openxmlformats.org/drawingml/2006/picture">
+                <pic:pic xmlns:pic="http://schemas.openxmlformats.org/drawingml/2006/picture">
+                  <pic:nvPicPr>
+                    <pic:cNvPr id="1183049942" name=""/>
+                    <pic:cNvPicPr/>
+                  </pic:nvPicPr>
+                  <pic:blipFill>
+                    <a:blip r:embed="rId23"/>
+                    <a:stretch>
+                      <a:fillRect/>
+                    </a:stretch>
+                  </pic:blipFill>
+                  <pic:spPr>
+                    <a:xfrm>
+                      <a:off x="0" y="0"/>
+                      <a:ext cx="5943600" cy="3204210"/>
+                    </a:xfrm>
+                    <a:prstGeom prst="rect">
+                      <a:avLst/>
+                    </a:prstGeom>
+                  </pic:spPr>
+                </pic:pic>
+              </a:graphicData>
+            </a:graphic>
+          </wp:inline>
+        </w:drawing>
+      </w:r>
+    </w:p>
+    <w:p>
+      <w:pPr>
+        <w:spacing w:before="80" w:after="240"/>
         <w:jc w:val="center"/>
-        <w:tblLook w:val="04A0" w:firstRow="1" w:lastRow="0" w:firstColumn="1" w:lastColumn="0" w:noHBand="0" w:noVBand="1"/>
-      </w:tblPr>
-      <w:tblGrid>
-        <w:gridCol w:w="9360"/>
-      </w:tblGrid>
-      <w:tr>
-        <w:trPr>
-          <w:jc w:val="center"/>
-        </w:trPr>
-        <w:tc>
-          <w:tcPr>
-            <w:tcW w:w="9360" w:type="dxa"/>
-            <w:shd w:val="clear" w:color="auto" w:fill="EBF3FA"/>
-            <w:tcMar>
-              <w:top w:w="140" w:type="dxa"/>
-              <w:left w:w="200" w:type="dxa"/>
-              <w:bottom w:w="140" w:type="dxa"/>
-              <w:right w:w="200" w:type="dxa"/>
-            </w:tcMar>
-          </w:tcPr>
-          <w:p>
-            <w:pPr>
-              <w:spacing w:before="80" w:after="80"/>
-              <w:jc w:val="center"/>
-            </w:pPr>
-            <w:r>
-              <w:rPr>
-                <w:b/>
-                <w:color w:val="003366"/>
-                <w:sz w:val="22"/>
-              </w:rPr>
-              <w:t>[HÌNH 5.1: GIAO DIỆN QUẢN LÝ MÁY CHỦ ĐÁM MÂY AWS EC2 (ARM64 T4G.MICRO) VÀ CẤU HÌNH AWS SECURITY GROUP]</w:t>
-            </w:r>
-            <w:r>
-              <w:rPr>
-                <w:b/>
-                <w:color w:val="003366"/>
-                <w:sz w:val="22"/>
-              </w:rPr>
-              <w:br/>
-            </w:r>
-            <w:r>
-              <w:rPr>
-                <w:i/>
-                <w:color w:val="555555"/>
-                <w:sz w:val="21"/>
-              </w:rPr>
-              <w:t>(Gợi ý ảnh chụp demo: Chụp ảnh màn hình AWS EC2 Management Console hiển thị Instance IP 3.1.210.184 đang running và bảng Security Group Inbound Rules)</w:t>
-            </w:r>
-          </w:p>
-        </w:tc>
-      </w:tr>
-    </w:tbl>
+      </w:pPr>
+      <w:r>
+        <w:rPr>
+          <w:rFonts w:ascii="Times New Roman" w:hAnsi="Times New Roman"/>
+          <w:b/>
+          <w:i/>
+          <w:color w:val="003366"/>
+          <w:sz w:val="22"/>
+        </w:rPr>
+        <w:t>Hình 5.1: Giao diện Quản lý Máy chủ Đám mây AWS EC2 và Cấu hình AWS Security Group</w:t>
+      </w:r>
+    </w:p>
     <w:p>
       <w:pPr>
         <w:pStyle w:val="u2"/>
-      </w:pPr>
-      <w:r>
+        <w:rPr>
+          <w:lang w:val="vi-VN"/>
+        </w:rPr>
+      </w:pPr>
+      <w:r>
+        <w:lastRenderedPageBreak/>
         <w:t>5.2. Kịch bản kiểm thử tấn công giả lập (Attack Simulation)</w:t>
       </w:r>
     </w:p>
-    <w:tbl>
-      <w:tblPr>
-        <w:tblW w:w="0" w:type="auto"/>
+    <w:p>
+      <w:pPr>
+        <w:rPr>
+          <w:lang w:val="vi-VN"/>
+        </w:rPr>
+      </w:pPr>
+      <w:r>
+        <w:rPr>
+          <w:lang w:val="vi-VN"/>
+        </w:rPr>
+        <w:drawing>
+          <wp:inline distT="0" distB="0" distL="0" distR="0" wp14:anchorId="38DCD19B" wp14:editId="5B4E6811">
+            <wp:extent cx="5943600" cy="4273550"/>
+            <wp:effectExtent l="0" t="0" r="0" b="0"/>
+            <wp:docPr id="1867409778" name="Hình ảnh 1"/>
+            <wp:cNvGraphicFramePr>
+              <a:graphicFrameLocks xmlns:a="http://schemas.openxmlformats.org/drawingml/2006/main" noChangeAspect="1"/>
+            </wp:cNvGraphicFramePr>
+            <a:graphic xmlns:a="http://schemas.openxmlformats.org/drawingml/2006/main">
+              <a:graphicData uri="http://schemas.openxmlformats.org/drawingml/2006/picture">
+                <pic:pic xmlns:pic="http://schemas.openxmlformats.org/drawingml/2006/picture">
+                  <pic:nvPicPr>
+                    <pic:cNvPr id="1867409778" name=""/>
+                    <pic:cNvPicPr/>
+                  </pic:nvPicPr>
+                  <pic:blipFill>
+                    <a:blip r:embed="rId24"/>
+                    <a:stretch>
+                      <a:fillRect/>
+                    </a:stretch>
+                  </pic:blipFill>
+                  <pic:spPr>
+                    <a:xfrm>
+                      <a:off x="0" y="0"/>
+                      <a:ext cx="5943600" cy="4273550"/>
+                    </a:xfrm>
+                    <a:prstGeom prst="rect">
+                      <a:avLst/>
+                    </a:prstGeom>
+                  </pic:spPr>
+                </pic:pic>
+              </a:graphicData>
+            </a:graphic>
+          </wp:inline>
+        </w:drawing>
+      </w:r>
+    </w:p>
+    <w:p>
+      <w:pPr>
+        <w:spacing w:before="80" w:after="240"/>
         <w:jc w:val="center"/>
-        <w:tblLook w:val="04A0" w:firstRow="1" w:lastRow="0" w:firstColumn="1" w:lastColumn="0" w:noHBand="0" w:noVBand="1"/>
-      </w:tblPr>
-      <w:tblGrid>
-        <w:gridCol w:w="1983"/>
-        <w:gridCol w:w="3684"/>
-        <w:gridCol w:w="1968"/>
-        <w:gridCol w:w="2053"/>
-        <w:gridCol w:w="72"/>
-      </w:tblGrid>
-      <w:tr>
-        <w:trPr>
-          <w:gridAfter w:val="1"/>
-          <w:wAfter w:w="92" w:type="dxa"/>
-          <w:jc w:val="center"/>
-        </w:trPr>
-        <w:tc>
-          <w:tcPr>
-            <w:tcW w:w="9360" w:type="dxa"/>
-            <w:gridSpan w:val="4"/>
-            <w:shd w:val="clear" w:color="auto" w:fill="EBF3FA"/>
-            <w:tcMar>
-              <w:top w:w="140" w:type="dxa"/>
-              <w:left w:w="200" w:type="dxa"/>
-              <w:bottom w:w="140" w:type="dxa"/>
-              <w:right w:w="200" w:type="dxa"/>
-            </w:tcMar>
-          </w:tcPr>
-          <w:p>
-            <w:pPr>
-              <w:spacing w:before="80" w:after="80"/>
-              <w:jc w:val="center"/>
-            </w:pPr>
-            <w:r>
-              <w:rPr>
-                <w:b/>
-                <w:color w:val="003366"/>
-                <w:sz w:val="22"/>
-              </w:rPr>
-              <w:t>[HÌNH 5.2: KẾT QUẢ THỬ NGHIỆM TẤN CÔNG RÀ QUÉT THƯ MỤC ẨN (DIRECTORY SCANNING / 404 BRUTE-FORCE) BỊ THUẬT TOÁN SLIDING WINDOW KHÓA IP]</w:t>
-            </w:r>
-            <w:r>
-              <w:rPr>
-                <w:b/>
-                <w:color w:val="003366"/>
-                <w:sz w:val="22"/>
-              </w:rPr>
-              <w:br/>
-            </w:r>
-            <w:r>
-              <w:rPr>
-                <w:i/>
-                <w:color w:val="555555"/>
-                <w:sz w:val="21"/>
-              </w:rPr>
-              <w:t>(Gợi ý ảnh chụp demo: Chụp ảnh Terminal chạy script rà quét 404 liên tục bị hệ thống tự động khóa IP chuyển sang 403 Forbidden)</w:t>
-            </w:r>
-          </w:p>
-        </w:tc>
-      </w:tr>
-      <w:tr>
-        <w:trPr>
-          <w:gridAfter w:val="1"/>
-          <w:wAfter w:w="92" w:type="dxa"/>
-          <w:jc w:val="center"/>
-        </w:trPr>
-        <w:tc>
-          <w:tcPr>
-            <w:tcW w:w="9360" w:type="dxa"/>
-            <w:gridSpan w:val="4"/>
-            <w:shd w:val="clear" w:color="auto" w:fill="EBF3FA"/>
-            <w:tcMar>
-              <w:top w:w="140" w:type="dxa"/>
-              <w:left w:w="200" w:type="dxa"/>
-              <w:bottom w:w="140" w:type="dxa"/>
-              <w:right w:w="200" w:type="dxa"/>
-            </w:tcMar>
-          </w:tcPr>
-          <w:p>
-            <w:pPr>
-              <w:spacing w:before="80" w:after="80"/>
-              <w:jc w:val="center"/>
-            </w:pPr>
-            <w:r>
-              <w:rPr>
-                <w:b/>
-                <w:color w:val="003366"/>
-                <w:sz w:val="22"/>
-              </w:rPr>
-              <w:t>[HÌNH 5.3: KẾT QUẢ THỬ NGHIỆM TẤN CÔNG EVASION NGỤY TRANG MÃ ĐỘC (CHÈN INLINE COMMENT UNION/**/SELECT) BỊ AI WAF TIỆT TRÙNG VÀ CHẶN ĐỨNG]</w:t>
-            </w:r>
-            <w:r>
-              <w:rPr>
-                <w:b/>
-                <w:color w:val="003366"/>
-                <w:sz w:val="22"/>
-              </w:rPr>
-              <w:br/>
-            </w:r>
-            <w:r>
-              <w:rPr>
-                <w:i/>
-                <w:color w:val="555555"/>
-                <w:sz w:val="21"/>
-              </w:rPr>
-              <w:t>(Gợi ý ảnh chụp demo: Chụp ảnh màn hình thử nghiệm payload UNION/**/SELECT vẫn bị AI WAF nhận diện và chặn 400 Bad Request)</w:t>
-            </w:r>
-          </w:p>
-        </w:tc>
-      </w:tr>
-      <w:tr>
-        <w:trPr>
-          <w:gridAfter w:val="1"/>
-          <w:wAfter w:w="92" w:type="dxa"/>
-          <w:jc w:val="center"/>
-        </w:trPr>
-        <w:tc>
-          <w:tcPr>
-            <w:tcW w:w="9360" w:type="dxa"/>
-            <w:gridSpan w:val="4"/>
-            <w:shd w:val="clear" w:color="auto" w:fill="EBF3FA"/>
-            <w:tcMar>
-              <w:top w:w="140" w:type="dxa"/>
-              <w:left w:w="200" w:type="dxa"/>
-              <w:bottom w:w="140" w:type="dxa"/>
-              <w:right w:w="200" w:type="dxa"/>
-            </w:tcMar>
-          </w:tcPr>
-          <w:p>
-            <w:pPr>
-              <w:spacing w:before="80" w:after="80"/>
-              <w:jc w:val="center"/>
-            </w:pPr>
-            <w:r>
-              <w:rPr>
-                <w:b/>
-                <w:color w:val="003366"/>
-                <w:sz w:val="22"/>
-              </w:rPr>
-              <w:t>[HÌNH 5.4: KẾT QUẢ THỬ NGHIỆM CƠ CHẾ IP WHITELIST CHO PHÉP MÁY TRẠM TIN CẬY THỰC HIỆN TRUY CẬP NGHIỆP VỤ BÌNH THƯỜNG]</w:t>
-            </w:r>
-            <w:r>
-              <w:rPr>
-                <w:b/>
-                <w:color w:val="003366"/>
-                <w:sz w:val="22"/>
-              </w:rPr>
-              <w:br/>
-            </w:r>
-            <w:r>
-              <w:rPr>
-                <w:i/>
-                <w:color w:val="555555"/>
-                <w:sz w:val="21"/>
-              </w:rPr>
-              <w:t>(Gợi ý ảnh chụp demo: Chụp ảnh màn hình khi thêm IP vào Whitelist thì gửi payload không còn bị chặn nữa)</w:t>
-            </w:r>
-          </w:p>
-        </w:tc>
-      </w:tr>
-      <w:tr>
-        <w:trPr>
-          <w:jc w:val="center"/>
-        </w:trPr>
-        <w:tc>
-          <w:tcPr>
-            <w:tcW w:w="2340" w:type="dxa"/>
-            <w:shd w:val="clear" w:color="auto" w:fill="003366"/>
-          </w:tcPr>
-          <w:p>
-            <w:r>
-              <w:rPr>
-                <w:b/>
-                <w:color w:val="FFFFFF"/>
-              </w:rPr>
-              <w:t>Kịch bản tấn công</w:t>
-            </w:r>
-          </w:p>
-        </w:tc>
-        <w:tc>
-          <w:tcPr>
-            <w:tcW w:w="2340" w:type="dxa"/>
-            <w:shd w:val="clear" w:color="auto" w:fill="003366"/>
-          </w:tcPr>
-          <w:p>
-            <w:r>
-              <w:rPr>
-                <w:b/>
-                <w:color w:val="FFFFFF"/>
-              </w:rPr>
-              <w:t>Payload thử nghiệm</w:t>
-            </w:r>
-          </w:p>
-        </w:tc>
-        <w:tc>
-          <w:tcPr>
-            <w:tcW w:w="2340" w:type="dxa"/>
-            <w:shd w:val="clear" w:color="auto" w:fill="003366"/>
-          </w:tcPr>
-          <w:p>
-            <w:r>
-              <w:rPr>
-                <w:b/>
-                <w:color w:val="FFFFFF"/>
-              </w:rPr>
-              <w:t>Kết quả phản hồi</w:t>
-            </w:r>
-          </w:p>
-        </w:tc>
-        <w:tc>
-          <w:tcPr>
-            <w:tcW w:w="2340" w:type="dxa"/>
-            <w:gridSpan w:val="2"/>
-            <w:shd w:val="clear" w:color="auto" w:fill="003366"/>
-          </w:tcPr>
-          <w:p>
-            <w:r>
-              <w:rPr>
-                <w:b/>
-                <w:color w:val="FFFFFF"/>
-              </w:rPr>
-              <w:t>Trạng thái AI WAF / System</w:t>
-            </w:r>
-          </w:p>
-        </w:tc>
-      </w:tr>
-      <w:tr>
-        <w:trPr>
-          <w:jc w:val="center"/>
-        </w:trPr>
-        <w:tc>
-          <w:tcPr>
-            <w:tcW w:w="2340" w:type="dxa"/>
-          </w:tcPr>
-          <w:p>
-            <w:r>
-              <w:t>Truy cập hợp lệ</w:t>
-            </w:r>
-          </w:p>
-        </w:tc>
-        <w:tc>
-          <w:tcPr>
-            <w:tcW w:w="2340" w:type="dxa"/>
-          </w:tcPr>
-          <w:p>
-            <w:r>
-              <w:t>/api/v1/products/search?q=laptop</w:t>
-            </w:r>
-          </w:p>
-        </w:tc>
-        <w:tc>
-          <w:tcPr>
-            <w:tcW w:w="2340" w:type="dxa"/>
-          </w:tcPr>
-          <w:p>
-            <w:r>
-              <w:t>HTTP 200 OK</w:t>
-            </w:r>
-          </w:p>
-        </w:tc>
-        <w:tc>
-          <w:tcPr>
-            <w:tcW w:w="2340" w:type="dxa"/>
-            <w:gridSpan w:val="2"/>
-          </w:tcPr>
-          <w:p>
-            <w:r>
-              <w:t>Pass (Hợp lệ)</w:t>
-            </w:r>
-          </w:p>
-        </w:tc>
-      </w:tr>
-      <w:tr>
-        <w:trPr>
-          <w:jc w:val="center"/>
-        </w:trPr>
-        <w:tc>
-          <w:tcPr>
-            <w:tcW w:w="2340" w:type="dxa"/>
-          </w:tcPr>
-          <w:p>
-            <w:r>
-              <w:t>SQL Injection</w:t>
-            </w:r>
-          </w:p>
-        </w:tc>
-        <w:tc>
-          <w:tcPr>
-            <w:tcW w:w="2340" w:type="dxa"/>
-          </w:tcPr>
-          <w:p>
-            <w:r>
-              <w:t>/?q=' UNION SELECT 1,2,3--</w:t>
-            </w:r>
-          </w:p>
-        </w:tc>
-        <w:tc>
-          <w:tcPr>
-            <w:tcW w:w="2340" w:type="dxa"/>
-          </w:tcPr>
-          <w:p>
-            <w:r>
-              <w:t>HTTP 400 Bad Request</w:t>
-            </w:r>
-          </w:p>
-        </w:tc>
-        <w:tc>
-          <w:tcPr>
-            <w:tcW w:w="2340" w:type="dxa"/>
-            <w:gridSpan w:val="2"/>
-          </w:tcPr>
-          <w:p>
-            <w:r>
-              <w:t>AI-DETECTED (Prob: 96.6%)</w:t>
-            </w:r>
-          </w:p>
-        </w:tc>
-      </w:tr>
-      <w:tr>
-        <w:trPr>
-          <w:jc w:val="center"/>
-        </w:trPr>
-        <w:tc>
-          <w:tcPr>
-            <w:tcW w:w="2340" w:type="dxa"/>
-          </w:tcPr>
-          <w:p>
-            <w:r>
-              <w:t>Cross-Site Scripting</w:t>
-            </w:r>
-          </w:p>
-        </w:tc>
-        <w:tc>
-          <w:tcPr>
-            <w:tcW w:w="2340" w:type="dxa"/>
-          </w:tcPr>
-          <w:p>
-            <w:r>
-              <w:t>/?q=&lt;script&gt;alert(1)&lt;/script&gt;</w:t>
-            </w:r>
-          </w:p>
-        </w:tc>
-        <w:tc>
-          <w:tcPr>
-            <w:tcW w:w="2340" w:type="dxa"/>
-          </w:tcPr>
-          <w:p>
-            <w:r>
-              <w:t>HTTP 400 Bad Request</w:t>
-            </w:r>
-          </w:p>
-        </w:tc>
-        <w:tc>
-          <w:tcPr>
-            <w:tcW w:w="2340" w:type="dxa"/>
-            <w:gridSpan w:val="2"/>
-          </w:tcPr>
-          <w:p>
-            <w:r>
-              <w:t>AI-DETECTED (Prob: 84.0%)</w:t>
-            </w:r>
-          </w:p>
-        </w:tc>
-      </w:tr>
-      <w:tr>
-        <w:trPr>
-          <w:jc w:val="center"/>
-        </w:trPr>
-        <w:tc>
-          <w:tcPr>
-            <w:tcW w:w="2340" w:type="dxa"/>
-          </w:tcPr>
-          <w:p>
-            <w:r>
-              <w:lastRenderedPageBreak/>
-              <w:t>Evasion (Inline Comment)</w:t>
-            </w:r>
-          </w:p>
-        </w:tc>
-        <w:tc>
-          <w:tcPr>
-            <w:tcW w:w="2340" w:type="dxa"/>
-          </w:tcPr>
-          <w:p>
-            <w:r>
-              <w:t>/?q=UNION/**/SELECT</w:t>
-            </w:r>
-          </w:p>
-        </w:tc>
-        <w:tc>
-          <w:tcPr>
-            <w:tcW w:w="2340" w:type="dxa"/>
-          </w:tcPr>
-          <w:p>
-            <w:r>
-              <w:t>HTTP 400 Bad Request</w:t>
-            </w:r>
-          </w:p>
-        </w:tc>
-        <w:tc>
-          <w:tcPr>
-            <w:tcW w:w="2340" w:type="dxa"/>
-            <w:gridSpan w:val="2"/>
-          </w:tcPr>
-          <w:p>
-            <w:r>
-              <w:t>Phá giải comment &amp; AI Block</w:t>
-            </w:r>
-          </w:p>
-        </w:tc>
-      </w:tr>
-      <w:tr>
-        <w:trPr>
-          <w:jc w:val="center"/>
-        </w:trPr>
-        <w:tc>
-          <w:tcPr>
-            <w:tcW w:w="2340" w:type="dxa"/>
-          </w:tcPr>
-          <w:p>
-            <w:r>
-              <w:t>Directory Scanning</w:t>
-            </w:r>
-          </w:p>
-        </w:tc>
-        <w:tc>
-          <w:tcPr>
-            <w:tcW w:w="2340" w:type="dxa"/>
-          </w:tcPr>
-          <w:p>
-            <w:r>
-              <w:t>20 requests 404 / 60s</w:t>
-            </w:r>
-          </w:p>
-        </w:tc>
-        <w:tc>
-          <w:tcPr>
-            <w:tcW w:w="2340" w:type="dxa"/>
-          </w:tcPr>
-          <w:p>
-            <w:r>
-              <w:t>HTTP 403 Forbidden</w:t>
-            </w:r>
-          </w:p>
-        </w:tc>
-        <w:tc>
-          <w:tcPr>
-            <w:tcW w:w="2340" w:type="dxa"/>
-            <w:gridSpan w:val="2"/>
-          </w:tcPr>
-          <w:p>
-            <w:r>
-              <w:t>Sliding Window Auto-Block IP</w:t>
-            </w:r>
-          </w:p>
-        </w:tc>
-      </w:tr>
-    </w:tbl>
+      </w:pPr>
+      <w:r>
+        <w:rPr>
+          <w:rFonts w:ascii="Times New Roman" w:hAnsi="Times New Roman"/>
+          <w:b/>
+          <w:i/>
+          <w:color w:val="003366"/>
+          <w:sz w:val="22"/>
+        </w:rPr>
+        <w:t>Hình 5.2: Kết quả thử nghiệm tấn công rà quét thư mục ẩn (Directory Scanning / 404 Brute-Force) bị thuật toán Sliding Window khóa IP</w:t>
+      </w:r>
+    </w:p>
+    <w:p>
+      <w:pPr>
+        <w:rPr>
+          <w:lang w:val="vi-VN"/>
+        </w:rPr>
+      </w:pPr>
+      <w:r>
+        <w:rPr>
+          <w:b/>
+          <w:color w:val="003366"/>
+          <w:sz w:val="22"/>
+          <w:lang w:val="vi-VN"/>
+        </w:rPr>
+        <w:t>[HÌNH 5.2: KẾT QUẢ THỬ NGHIỆM TẤN CÔNG RÀ QUÉT THƯ MỤC ẨN (DIRECTORY SCANNING / 404 BRUTE-FORCE) BỊ THUẬT TOÁN SLIDING WINDOW KHÓA IP]</w:t>
+      </w:r>
+    </w:p>
     <w:p>
       <w:pPr>
         <w:pStyle w:val="u2"/>
@@ -3970,6 +3502,7 @@
         <w:pStyle w:val="u3"/>
       </w:pPr>
       <w:r>
+        <w:lastRenderedPageBreak/>
         <w:t>5.3.3. Kết quả triển khai 4 Tính năng Nâng cấp Hạ tầng Doanh nghiệp (Enterprise Upgrades)</w:t>
       </w:r>
     </w:p>
@@ -4011,11 +3544,7 @@
         <w:t xml:space="preserve">3. Tích hợp Hệ thống Quản lý Sự kiện An toàn Thông tin Doanh nghiệp (SIEM &amp; CEF Log Aggregation): </w:t>
       </w:r>
       <w:r>
-        <w:t xml:space="preserve">Đã phát triển REST API /api/siem/cef-logs tại monitor-module </w:t>
-      </w:r>
-      <w:r>
-        <w:lastRenderedPageBreak/>
-        <w:t>xuất dữ liệu nhật ký sự kiện mã hóa chuẩn CEF (Common Event Format). Định dạng này sẵn sàng kết nối trực tiếp vào các hệ thống SIEM doanh nghiệp (như Elasticsearch/Logstash/Kibana - ELK Stack, Datadog hoặc Splunk) phục vụ Trung tâm Giám sát SOC.</w:t>
+        <w:t>Đã phát triển REST API /api/siem/cef-logs tại monitor-module xuất dữ liệu nhật ký sự kiện mã hóa chuẩn CEF (Common Event Format). Định dạng này sẵn sàng kết nối trực tiếp vào các hệ thống SIEM doanh nghiệp (như Elasticsearch/Logstash/Kibana - ELK Stack, Datadog hoặc Splunk) phục vụ Trung tâm Giám sát SOC.</w:t>
       </w:r>
     </w:p>
     <w:p>

--- a/DA.ATTT_DoAn_Full.docx
+++ b/DA.ATTT_DoAn_Full.docx
@@ -1108,46 +1108,6 @@
         <w:t>Thuật toán huấn luyện chủ đạo là SDCA Logistic Regression (Stochastic Dual Coordinate Ascent). Hàm kích hoạt Sigmoid biến đổi điểm số thành xác suất độc hại:</w:t>
       </w:r>
     </w:p>
-    <w:tbl>
-      <w:tblPr>
-        <w:tblW w:w="0" w:type="auto"/>
-        <w:jc w:val="center"/>
-        <w:tblLook w:val="04A0" w:firstRow="1" w:lastRow="0" w:firstColumn="1" w:lastColumn="0" w:noHBand="0" w:noVBand="1"/>
-      </w:tblPr>
-      <w:tblGrid>
-        <w:gridCol w:w="9360"/>
-      </w:tblGrid>
-      <w:tr>
-        <w:trPr>
-          <w:jc w:val="center"/>
-        </w:trPr>
-        <w:tc>
-          <w:tcPr>
-            <w:tcW w:w="9360" w:type="dxa"/>
-            <w:shd w:val="clear" w:color="auto" w:fill="F5F7FA"/>
-            <w:tcMar>
-              <w:top w:w="140" w:type="dxa"/>
-              <w:left w:w="200" w:type="dxa"/>
-              <w:bottom w:w="140" w:type="dxa"/>
-              <w:right w:w="200" w:type="dxa"/>
-            </w:tcMar>
-          </w:tcPr>
-          <w:p>
-            <w:pPr>
-              <w:spacing w:before="80" w:after="80" w:line="276" w:lineRule="auto"/>
-            </w:pPr>
-            <w:r>
-              <w:rPr>
-                <w:rFonts w:ascii="Consolas" w:hAnsi="Consolas"/>
-                <w:color w:val="24292E"/>
-                <w:sz w:val="19"/>
-              </w:rPr>
-              <w:t>P(y = 1 | x) = 1 / (1 + e^-(w^T * x + b))</w:t>
-            </w:r>
-          </w:p>
-        </w:tc>
-      </w:tr>
-    </w:tbl>
     <w:p>
       <w:pPr>
         <w:spacing w:before="200" w:after="80"/>
@@ -1869,6 +1829,11 @@
       </w:r>
     </w:p>
     <w:p>
+      <w:pPr>
+        <w:rPr>
+          <w:lang w:val="vi-VN"/>
+        </w:rPr>
+      </w:pPr>
       <w:r>
         <w:rPr>
           <w:b/>
@@ -1879,149 +1844,132 @@
         <w:t xml:space="preserve"> Nếu một IP nhập sai mã MFA quá 5 lần liên tiếp, IP đó sẽ bị hệ thống tự động khóa đăng nhập trong 15 phút.</w:t>
       </w:r>
     </w:p>
-    <w:tbl>
-      <w:tblPr>
-        <w:tblW w:w="0" w:type="auto"/>
+    <w:p>
+      <w:pPr>
+        <w:rPr>
+          <w:lang w:val="vi-VN"/>
+        </w:rPr>
+      </w:pPr>
+      <w:r>
+        <w:rPr>
+          <w:noProof/>
+        </w:rPr>
+        <w:lastRenderedPageBreak/>
+        <w:drawing>
+          <wp:inline distT="0" distB="0" distL="0" distR="0" wp14:anchorId="767E0B8E" wp14:editId="5C8E4DFB">
+            <wp:extent cx="5942857" cy="3190476"/>
+            <wp:effectExtent l="0" t="0" r="1270" b="0"/>
+            <wp:docPr id="1798318464" name="Hình ảnh 1"/>
+            <wp:cNvGraphicFramePr>
+              <a:graphicFrameLocks xmlns:a="http://schemas.openxmlformats.org/drawingml/2006/main" noChangeAspect="1"/>
+            </wp:cNvGraphicFramePr>
+            <a:graphic xmlns:a="http://schemas.openxmlformats.org/drawingml/2006/main">
+              <a:graphicData uri="http://schemas.openxmlformats.org/drawingml/2006/picture">
+                <pic:pic xmlns:pic="http://schemas.openxmlformats.org/drawingml/2006/picture">
+                  <pic:nvPicPr>
+                    <pic:cNvPr id="1798318464" name=""/>
+                    <pic:cNvPicPr/>
+                  </pic:nvPicPr>
+                  <pic:blipFill>
+                    <a:blip r:embed="rId11"/>
+                    <a:stretch>
+                      <a:fillRect/>
+                    </a:stretch>
+                  </pic:blipFill>
+                  <pic:spPr>
+                    <a:xfrm>
+                      <a:off x="0" y="0"/>
+                      <a:ext cx="5942857" cy="3190476"/>
+                    </a:xfrm>
+                    <a:prstGeom prst="rect">
+                      <a:avLst/>
+                    </a:prstGeom>
+                  </pic:spPr>
+                </pic:pic>
+              </a:graphicData>
+            </a:graphic>
+          </wp:inline>
+        </w:drawing>
+      </w:r>
+    </w:p>
+    <w:p>
+      <w:pPr>
+        <w:spacing w:before="80" w:after="240"/>
         <w:jc w:val="center"/>
-        <w:tblLook w:val="04A0" w:firstRow="1" w:lastRow="0" w:firstColumn="1" w:lastColumn="0" w:noHBand="0" w:noVBand="1"/>
-      </w:tblPr>
-      <w:tblGrid>
-        <w:gridCol w:w="9760"/>
-      </w:tblGrid>
-      <w:tr>
-        <w:trPr>
-          <w:jc w:val="center"/>
-        </w:trPr>
-        <w:tc>
-          <w:tcPr>
-            <w:tcW w:w="9360" w:type="dxa"/>
-            <w:shd w:val="clear" w:color="auto" w:fill="EBF3FA"/>
-            <w:tcMar>
-              <w:top w:w="140" w:type="dxa"/>
-              <w:left w:w="200" w:type="dxa"/>
-              <w:bottom w:w="140" w:type="dxa"/>
-              <w:right w:w="200" w:type="dxa"/>
-            </w:tcMar>
-          </w:tcPr>
-          <w:p>
-            <w:pPr>
-              <w:spacing w:before="80" w:after="80"/>
-              <w:jc w:val="center"/>
-            </w:pPr>
-            <w:r>
-              <w:rPr>
-                <w:noProof/>
-              </w:rPr>
-              <w:lastRenderedPageBreak/>
-              <w:drawing>
-                <wp:inline distT="0" distB="0" distL="0" distR="0" wp14:anchorId="54687558" wp14:editId="466AA495">
-                  <wp:extent cx="5943600" cy="3188970"/>
-                  <wp:effectExtent l="0" t="0" r="0" b="0"/>
-                  <wp:docPr id="1801874327" name="Hình ảnh 1"/>
-                  <wp:cNvGraphicFramePr>
-                    <a:graphicFrameLocks xmlns:a="http://schemas.openxmlformats.org/drawingml/2006/main" noChangeAspect="1"/>
-                  </wp:cNvGraphicFramePr>
-                  <a:graphic xmlns:a="http://schemas.openxmlformats.org/drawingml/2006/main">
-                    <a:graphicData uri="http://schemas.openxmlformats.org/drawingml/2006/picture">
-                      <pic:pic xmlns:pic="http://schemas.openxmlformats.org/drawingml/2006/picture">
-                        <pic:nvPicPr>
-                          <pic:cNvPr id="1801874327" name=""/>
-                          <pic:cNvPicPr/>
-                        </pic:nvPicPr>
-                        <pic:blipFill>
-                          <a:blip r:embed="rId11"/>
-                          <a:stretch>
-                            <a:fillRect/>
-                          </a:stretch>
-                        </pic:blipFill>
-                        <pic:spPr>
-                          <a:xfrm>
-                            <a:off x="0" y="0"/>
-                            <a:ext cx="5943600" cy="3188970"/>
-                          </a:xfrm>
-                          <a:prstGeom prst="rect">
-                            <a:avLst/>
-                          </a:prstGeom>
-                        </pic:spPr>
-                      </pic:pic>
-                    </a:graphicData>
-                  </a:graphic>
-                </wp:inline>
-              </w:drawing>
-            </w:r>
-          </w:p>
-        </w:tc>
-      </w:tr>
-      <w:tr>
-        <w:trPr>
-          <w:jc w:val="center"/>
-        </w:trPr>
-        <w:tc>
-          <w:tcPr>
-            <w:tcW w:w="9360" w:type="dxa"/>
-            <w:shd w:val="clear" w:color="auto" w:fill="EBF3FA"/>
-            <w:tcMar>
-              <w:top w:w="140" w:type="dxa"/>
-              <w:left w:w="200" w:type="dxa"/>
-              <w:bottom w:w="140" w:type="dxa"/>
-              <w:right w:w="200" w:type="dxa"/>
-            </w:tcMar>
-          </w:tcPr>
-          <w:p>
-            <w:pPr>
-              <w:spacing w:before="80" w:after="80"/>
-              <w:jc w:val="center"/>
-            </w:pPr>
-            <w:r>
-              <w:rPr>
-                <w:b/>
-                <w:noProof/>
-                <w:color w:val="003366"/>
-                <w:sz w:val="22"/>
-              </w:rPr>
-              <w:drawing>
-                <wp:inline distT="0" distB="0" distL="0" distR="0" wp14:anchorId="3C81044D" wp14:editId="3C8EDE08">
-                  <wp:extent cx="5943600" cy="3193415"/>
-                  <wp:effectExtent l="0" t="0" r="0" b="6985"/>
-                  <wp:docPr id="1364834016" name="Hình ảnh 1"/>
-                  <wp:cNvGraphicFramePr>
-                    <a:graphicFrameLocks xmlns:a="http://schemas.openxmlformats.org/drawingml/2006/main" noChangeAspect="1"/>
-                  </wp:cNvGraphicFramePr>
-                  <a:graphic xmlns:a="http://schemas.openxmlformats.org/drawingml/2006/main">
-                    <a:graphicData uri="http://schemas.openxmlformats.org/drawingml/2006/picture">
-                      <pic:pic xmlns:pic="http://schemas.openxmlformats.org/drawingml/2006/picture">
-                        <pic:nvPicPr>
-                          <pic:cNvPr id="1364834016" name=""/>
-                          <pic:cNvPicPr/>
-                        </pic:nvPicPr>
-                        <pic:blipFill>
-                          <a:blip r:embed="rId12"/>
-                          <a:stretch>
-                            <a:fillRect/>
-                          </a:stretch>
-                        </pic:blipFill>
-                        <pic:spPr>
-                          <a:xfrm>
-                            <a:off x="0" y="0"/>
-                            <a:ext cx="5943600" cy="3193415"/>
-                          </a:xfrm>
-                          <a:prstGeom prst="rect">
-                            <a:avLst/>
-                          </a:prstGeom>
-                        </pic:spPr>
-                      </pic:pic>
-                    </a:graphicData>
-                  </a:graphic>
-                </wp:inline>
-              </w:drawing>
-            </w:r>
-          </w:p>
-        </w:tc>
-      </w:tr>
-    </w:tbl>
+      </w:pPr>
+      <w:r>
+        <w:rPr>
+          <w:rFonts w:ascii="Times New Roman" w:hAnsi="Times New Roman"/>
+          <w:b/>
+          <w:i/>
+          <w:color w:val="003366"/>
+          <w:sz w:val="22"/>
+        </w:rPr>
+        <w:t>Hình 2.4: Màn hình Đăng nhập Quản trị viên hỗ trợ xác thực mã OTP Google Authenticator (TOTP MFA)</w:t>
+      </w:r>
+    </w:p>
     <w:p>
       <w:r>
+        <w:rPr>
+          <w:b/>
+          <w:noProof/>
+          <w:color w:val="003366"/>
+          <w:sz w:val="22"/>
+        </w:rPr>
+        <w:drawing>
+          <wp:inline distT="0" distB="0" distL="0" distR="0" wp14:anchorId="08FAA922" wp14:editId="6F995088">
+            <wp:extent cx="5943600" cy="3193415"/>
+            <wp:effectExtent l="0" t="0" r="0" b="6985"/>
+            <wp:docPr id="1364834016" name="Hình ảnh 1"/>
+            <wp:cNvGraphicFramePr>
+              <a:graphicFrameLocks xmlns:a="http://schemas.openxmlformats.org/drawingml/2006/main" noChangeAspect="1"/>
+            </wp:cNvGraphicFramePr>
+            <a:graphic xmlns:a="http://schemas.openxmlformats.org/drawingml/2006/main">
+              <a:graphicData uri="http://schemas.openxmlformats.org/drawingml/2006/picture">
+                <pic:pic xmlns:pic="http://schemas.openxmlformats.org/drawingml/2006/picture">
+                  <pic:nvPicPr>
+                    <pic:cNvPr id="1364834016" name=""/>
+                    <pic:cNvPicPr/>
+                  </pic:nvPicPr>
+                  <pic:blipFill>
+                    <a:blip r:embed="rId12"/>
+                    <a:stretch>
+                      <a:fillRect/>
+                    </a:stretch>
+                  </pic:blipFill>
+                  <pic:spPr>
+                    <a:xfrm>
+                      <a:off x="0" y="0"/>
+                      <a:ext cx="5943600" cy="3193415"/>
+                    </a:xfrm>
+                    <a:prstGeom prst="rect">
+                      <a:avLst/>
+                    </a:prstGeom>
+                  </pic:spPr>
+                </pic:pic>
+              </a:graphicData>
+            </a:graphic>
+          </wp:inline>
+        </w:drawing>
+      </w:r>
+      <w:r>
         <w:br w:type="page"/>
+      </w:r>
+    </w:p>
+    <w:p>
+      <w:pPr>
+        <w:spacing w:before="80" w:after="240"/>
+        <w:jc w:val="center"/>
+      </w:pPr>
+      <w:r>
+        <w:rPr>
+          <w:rFonts w:ascii="Times New Roman" w:hAnsi="Times New Roman"/>
+          <w:b/>
+          <w:i/>
+          <w:color w:val="003366"/>
+          <w:sz w:val="22"/>
+        </w:rPr>
+        <w:t>Hình 2.5: Giao diện Khóa tài khoản tạm thời khi người dùng nhập sai mã MFA quá 5 lần liên tiếp</w:t>
       </w:r>
     </w:p>
     <w:p>
@@ -2930,6 +2878,9 @@
       <w:pPr>
         <w:spacing w:before="80" w:after="240"/>
         <w:jc w:val="center"/>
+        <w:rPr>
+          <w:lang w:val="vi-VN"/>
+        </w:rPr>
       </w:pPr>
       <w:r>
         <w:rPr>
@@ -2998,6 +2949,9 @@
       <w:pPr>
         <w:spacing w:before="80" w:after="240"/>
         <w:jc w:val="center"/>
+        <w:rPr>
+          <w:lang w:val="vi-VN"/>
+        </w:rPr>
       </w:pPr>
       <w:r>
         <w:rPr>
@@ -3027,16 +2981,28 @@
     <w:p>
       <w:pPr>
         <w:ind w:firstLine="576"/>
-      </w:pPr>
-      <w:r>
+        <w:rPr>
+          <w:lang w:val="vi-VN"/>
+        </w:rPr>
+      </w:pPr>
+      <w:r>
+        <w:rPr>
+          <w:lang w:val="vi-VN"/>
+        </w:rPr>
         <w:t>Hệ thống tích hợp Telegram Bot API để gửi thông báo cảnh báo tức thời (dưới 2 giây) về điện thoại của Quản trị viên khi hệ thống ghi nhận các đòn tấn công bất thường.</w:t>
       </w:r>
     </w:p>
     <w:p>
       <w:pPr>
         <w:pStyle w:val="u3"/>
-      </w:pPr>
-      <w:r>
+        <w:rPr>
+          <w:lang w:val="vi-VN"/>
+        </w:rPr>
+      </w:pPr>
+      <w:r>
+        <w:rPr>
+          <w:lang w:val="vi-VN"/>
+        </w:rPr>
         <w:t>4.2.1. Cấu hình gửi cảnh báo tấn công khẩn cấp</w:t>
       </w:r>
     </w:p>
@@ -3048,6 +3014,9 @@
         </w:rPr>
       </w:pPr>
       <w:r>
+        <w:rPr>
+          <w:lang w:val="vi-VN"/>
+        </w:rPr>
         <w:t>Mỗi khi Middleware WAF phát hiện mẫu mã độc (SQLi, XSS, CMDi, LFI) hoặc thuật toán Sliding Window phát hiện hành vi rà quét thư mục, monitor-module sẽ trích xuất chi tiết địa chỉ IP, vị trí địa lý GeoIP, đường dẫn URI bị tấn công và xác suất độc hại từ mô hình AI, sau đó định dạng thành tin nhắn cảnh báo gửi trực tiếp qua Telegram Bot API.</w:t>
       </w:r>
     </w:p>
@@ -3060,6 +3029,7 @@
       </w:pPr>
       <w:r>
         <w:rPr>
+          <w:noProof/>
           <w:lang w:val="vi-VN"/>
         </w:rPr>
         <w:lastRenderedPageBreak/>
@@ -3151,7 +3121,11 @@
         <w:t xml:space="preserve">b) Cấp độ 2 (Ngắt nguồn khẩn cấp khi quá tải hệ thống): </w:t>
       </w:r>
       <w:r>
-        <w:t xml:space="preserve"> Chỉ trong trường hợp hệ thống gặp phải cuộc tấn công từ chối dịch vụ dồn dập khiến mức sử dụng CPU hoặc RAM của máy chủ vượt ngưỡng an toàn (trên 95%), hệ thống mới tự động kích hoạt cầu chì khẩn cấp (Emergency Killswitch) thực thi lệnh docker stop secure-app để ngắt kết nối Web, bảo vệ toàn vẹn cho CSDL PostgreSQL.</w:t>
+        <w:t xml:space="preserve"> Chỉ trong trường hợp hệ thống gặp phải cuộc tấn công từ chối dịch vụ dồn dập khiến mức sử dụng CPU hoặc RAM của máy chủ vượt ngưỡng an toàn (trên 95%), hệ thống mới tự động kích hoạt cầu </w:t>
+      </w:r>
+      <w:r>
+        <w:lastRenderedPageBreak/>
+        <w:t>chì khẩn cấp (Emergency Killswitch) thực thi lệnh docker stop secure-app để ngắt kết nối Web, bảo vệ toàn vẹn cho CSDL PostgreSQL.</w:t>
       </w:r>
     </w:p>
     <w:p>
@@ -3159,7 +3133,6 @@
         <w:pStyle w:val="u3"/>
       </w:pPr>
       <w:r>
-        <w:lastRenderedPageBreak/>
         <w:t>4.2.3. Lập trình hệ thống lệnh điều khiển từ xa qua Telegram Bot</w:t>
       </w:r>
     </w:p>
@@ -3217,6 +3190,10 @@
     </w:p>
     <w:p>
       <w:r>
+        <w:rPr>
+          <w:noProof/>
+        </w:rPr>
+        <w:lastRenderedPageBreak/>
         <w:drawing>
           <wp:inline distT="0" distB="0" distL="0" distR="0" wp14:anchorId="5C5F9244" wp14:editId="508D2E4B">
             <wp:extent cx="5943600" cy="4599305"/>
@@ -3278,7 +3255,6 @@
         <w:pStyle w:val="u1"/>
       </w:pPr>
       <w:r>
-        <w:lastRenderedPageBreak/>
         <w:t>CHƯƠNG 5: THỬ NGHIỆM, XÁC MINH THỰC TẾ VÀ ĐÁNH GIÁ ĐỒ ÁN</w:t>
       </w:r>
     </w:p>
@@ -3310,6 +3286,7 @@
       </w:pPr>
       <w:r>
         <w:rPr>
+          <w:noProof/>
           <w:lang w:val="vi-VN"/>
         </w:rPr>
         <w:drawing>
@@ -3353,6 +3330,9 @@
       <w:pPr>
         <w:spacing w:before="80" w:after="240"/>
         <w:jc w:val="center"/>
+        <w:rPr>
+          <w:lang w:val="vi-VN"/>
+        </w:rPr>
       </w:pPr>
       <w:r>
         <w:rPr>
@@ -3385,6 +3365,7 @@
       </w:pPr>
       <w:r>
         <w:rPr>
+          <w:noProof/>
           <w:lang w:val="vi-VN"/>
         </w:rPr>
         <w:drawing>
@@ -3428,6 +3409,9 @@
       <w:pPr>
         <w:spacing w:before="80" w:after="240"/>
         <w:jc w:val="center"/>
+        <w:rPr>
+          <w:lang w:val="vi-VN"/>
+        </w:rPr>
       </w:pPr>
       <w:r>
         <w:rPr>
@@ -3459,49 +3443,88 @@
     <w:p>
       <w:pPr>
         <w:pStyle w:val="u2"/>
-      </w:pPr>
-      <w:r>
+        <w:rPr>
+          <w:lang w:val="vi-VN"/>
+        </w:rPr>
+      </w:pPr>
+      <w:r>
+        <w:rPr>
+          <w:lang w:val="vi-VN"/>
+        </w:rPr>
         <w:t>5.3. Đánh giá tính hiệu quả, hạn chế và hướng phát triển</w:t>
       </w:r>
     </w:p>
     <w:p>
+      <w:pPr>
+        <w:rPr>
+          <w:lang w:val="vi-VN"/>
+        </w:rPr>
+      </w:pPr>
       <w:r>
         <w:rPr>
           <w:b/>
+          <w:lang w:val="vi-VN"/>
         </w:rPr>
         <w:t xml:space="preserve">1. Đánh giá tính hiệu quả: </w:t>
       </w:r>
       <w:r>
+        <w:rPr>
+          <w:lang w:val="vi-VN"/>
+        </w:rPr>
         <w:t xml:space="preserve"> Mô hình AI WAF đạt độ chính xác thực nghiệm 98.37%, thời gian suy luận &lt; 2ms/request, cơ chế Phản ứng sự cố phân cấp bảo vệ an toàn CSDL mà không làm ảnh hưởng người dùng hợp lệ.</w:t>
       </w:r>
     </w:p>
     <w:p>
+      <w:pPr>
+        <w:rPr>
+          <w:lang w:val="vi-VN"/>
+        </w:rPr>
+      </w:pPr>
       <w:r>
         <w:rPr>
           <w:b/>
+          <w:lang w:val="vi-VN"/>
         </w:rPr>
         <w:t xml:space="preserve">2. Đánh giá hoàn thiện hạ tầng: </w:t>
       </w:r>
       <w:r>
+        <w:rPr>
+          <w:lang w:val="vi-VN"/>
+        </w:rPr>
         <w:t xml:space="preserve"> Đã hoàn thành bổ sung HTTPS SSL/TLS 1.3 và Redis Cache Pub/Sub đồng bộ IP &lt; 1ms.</w:t>
       </w:r>
     </w:p>
     <w:p>
+      <w:pPr>
+        <w:rPr>
+          <w:lang w:val="vi-VN"/>
+        </w:rPr>
+      </w:pPr>
       <w:r>
         <w:rPr>
           <w:b/>
+          <w:lang w:val="vi-VN"/>
         </w:rPr>
         <w:t xml:space="preserve">3. Định hướng phát triển tương lai: </w:t>
       </w:r>
       <w:r>
+        <w:rPr>
+          <w:lang w:val="vi-VN"/>
+        </w:rPr>
         <w:t xml:space="preserve"> Thử nghiệm mở rộng các mô hình Deep Learning Transformer / MiniLM trực tiếp qua ONNX Runtime Engine.</w:t>
       </w:r>
     </w:p>
     <w:p>
       <w:pPr>
         <w:pStyle w:val="u3"/>
-      </w:pPr>
-      <w:r>
+        <w:rPr>
+          <w:lang w:val="vi-VN"/>
+        </w:rPr>
+      </w:pPr>
+      <w:r>
+        <w:rPr>
+          <w:lang w:val="vi-VN"/>
+        </w:rPr>
         <w:lastRenderedPageBreak/>
         <w:t>5.3.3. Kết quả triển khai 4 Tính năng Nâng cấp Hạ tầng Doanh nghiệp (Enterprise Upgrades)</w:t>
       </w:r>
@@ -3509,65 +3532,121 @@
     <w:p>
       <w:pPr>
         <w:ind w:firstLine="576"/>
-      </w:pPr>
-      <w:r>
+        <w:rPr>
+          <w:lang w:val="vi-VN"/>
+        </w:rPr>
+      </w:pPr>
+      <w:r>
+        <w:rPr>
+          <w:lang w:val="vi-VN"/>
+        </w:rPr>
         <w:t>Dự án đã tiến hành nâng cấp mã nguồn và hạ tầng từ phiên bản thử nghiệm lên Kiến trúc Doanh nghiệp (Enterprise-Grade Architecture) đáp ứng trọn vẹn 4 tiêu chuẩn nâng cao:</w:t>
       </w:r>
     </w:p>
     <w:p>
+      <w:pPr>
+        <w:rPr>
+          <w:lang w:val="vi-VN"/>
+        </w:rPr>
+      </w:pPr>
       <w:r>
         <w:rPr>
           <w:b/>
+          <w:lang w:val="vi-VN"/>
         </w:rPr>
         <w:t xml:space="preserve">1. Đồng bộ hóa IP chặn phân tán tốc độ cao qua Redis Cache (Sub-millisecond Pub/Sub): </w:t>
       </w:r>
       <w:r>
+        <w:rPr>
+          <w:lang w:val="vi-VN"/>
+        </w:rPr>
         <w:t>Đã bổ sung dịch vụ Container redis-cache (Redis 7 Alpine) vào docker-compose.yml. Tích hợp thư viện StackExchange.Redis tại secure-app và monitor-module. Khi phát hiện tấn công, Monitor Module lập tức bắn thông điệp Pub/Sub qua channel 'blocked-ips-channel', giúp ứng dụng Web cập nhật danh sách IP bị khóa trong bộ nhớ RAM ở tốc độ dưới mili-giây (&lt; 1ms).</w:t>
       </w:r>
     </w:p>
     <w:p>
+      <w:pPr>
+        <w:rPr>
+          <w:lang w:val="vi-VN"/>
+        </w:rPr>
+      </w:pPr>
       <w:r>
         <w:rPr>
           <w:b/>
+          <w:lang w:val="vi-VN"/>
         </w:rPr>
         <w:t xml:space="preserve">2. Mã hóa Giao thức An toàn HTTPS / TLS 1.3 (Transport Layer Security): </w:t>
       </w:r>
       <w:r>
+        <w:rPr>
+          <w:lang w:val="vi-VN"/>
+        </w:rPr>
         <w:t>Đã tạo chứng chỉ bảo mật SSL/TLS 2048-bit (tls.crt, tls.key) và cấu hình Nginx Gateway lắng nghe Cổng 443 hỗ trợ mã hóa TLS 1.2 / TLS 1.3, HTTP/2 và bổ sung đầy đủ các Enterprise Security Headers (HSTS, X-Frame-Options, X-Content-Type-Options), đồng thời tự động chuyển hướng 301 từ HTTP sang HTTPS.</w:t>
       </w:r>
     </w:p>
     <w:p>
+      <w:pPr>
+        <w:rPr>
+          <w:lang w:val="vi-VN"/>
+        </w:rPr>
+      </w:pPr>
       <w:r>
         <w:rPr>
           <w:b/>
+          <w:lang w:val="vi-VN"/>
         </w:rPr>
         <w:t xml:space="preserve">3. Tích hợp Hệ thống Quản lý Sự kiện An toàn Thông tin Doanh nghiệp (SIEM &amp; CEF Log Aggregation): </w:t>
       </w:r>
       <w:r>
+        <w:rPr>
+          <w:lang w:val="vi-VN"/>
+        </w:rPr>
         <w:t>Đã phát triển REST API /api/siem/cef-logs tại monitor-module xuất dữ liệu nhật ký sự kiện mã hóa chuẩn CEF (Common Event Format). Định dạng này sẵn sàng kết nối trực tiếp vào các hệ thống SIEM doanh nghiệp (như Elasticsearch/Logstash/Kibana - ELK Stack, Datadog hoặc Splunk) phục vụ Trung tâm Giám sát SOC.</w:t>
       </w:r>
     </w:p>
     <w:p>
+      <w:pPr>
+        <w:rPr>
+          <w:lang w:val="vi-VN"/>
+        </w:rPr>
+      </w:pPr>
       <w:r>
         <w:rPr>
           <w:b/>
+          <w:lang w:val="vi-VN"/>
         </w:rPr>
         <w:t xml:space="preserve">4. Tích hợp Công cụ Suy luận AI Deep Learning (ONNX Runtime Engine): </w:t>
       </w:r>
       <w:r>
+        <w:rPr>
+          <w:lang w:val="vi-VN"/>
+        </w:rPr>
         <w:t>Đã nâng cấp dự án secure-app tích hợp NuGet Package Microsoft.ML.OnnxRuntime và xây dựng lớp OnnxWafEngine. Hệ thống sẵn sàng nạp và suy luận các bộ não Deep Learning ONNX (Transformer, MiniLM) cho phép phân tích ngữ nghĩa các chuỗi payload dài phức tạp với độ chính xác tiệm cận 99.9%.</w:t>
       </w:r>
     </w:p>
     <w:p>
-      <w:r>
+      <w:pPr>
+        <w:rPr>
+          <w:lang w:val="vi-VN"/>
+        </w:rPr>
+      </w:pPr>
+      <w:r>
+        <w:rPr>
+          <w:lang w:val="vi-VN"/>
+        </w:rPr>
         <w:br w:type="page"/>
       </w:r>
     </w:p>
     <w:p>
       <w:pPr>
         <w:pStyle w:val="u1"/>
-      </w:pPr>
-      <w:r>
+        <w:rPr>
+          <w:lang w:val="vi-VN"/>
+        </w:rPr>
+      </w:pPr>
+      <w:r>
+        <w:rPr>
+          <w:lang w:val="vi-VN"/>
+        </w:rPr>
         <w:lastRenderedPageBreak/>
         <w:t>KẾT LUẬN VÀ TÀI LIỆU THAM KHẢO</w:t>
       </w:r>
@@ -3575,8 +3654,14 @@
     <w:p>
       <w:pPr>
         <w:ind w:firstLine="576"/>
-      </w:pPr>
-      <w:r>
+        <w:rPr>
+          <w:lang w:val="vi-VN"/>
+        </w:rPr>
+      </w:pPr>
+      <w:r>
+        <w:rPr>
+          <w:lang w:val="vi-VN"/>
+        </w:rPr>
         <w:t>Đồ án đã nghiên cứu và làm chủ trọn vẹn các công nghệ bảo mật DevSecOps hiện đại, từ ảo hóa Docker Container, Gateway Hardening, xây dựng Tường lửa AI WAF dựa trên Machine Learning (ML.NET), công cụ suy luận ONNX Runtime, đồng bộ Redis Pub/Sub &lt; 1ms, mã hóa HTTPS TLS 1.3 đến hệ thống giám sát tự động và Telegram Bot. Kết quả thực nghiệm trên AWS EC2 đã minh chứng tính khả thi và ứng dụng thực tiễn cao của đề tài.</w:t>
       </w:r>
     </w:p>

--- a/DA.ATTT_DoAn_Full.docx
+++ b/DA.ATTT_DoAn_Full.docx
@@ -837,6 +837,22 @@
     </w:p>
     <w:p>
       <w:pPr>
+        <w:spacing w:line="312" w:lineRule="auto" w:after="120"/>
+        <w:ind w:firstLine="576"/>
+      </w:pPr>
+      <w:r>
+        <w:rPr>
+          <w:rFonts w:ascii="Times New Roman" w:hAnsi="Times New Roman"/>
+          <w:sz w:val="26"/>
+        </w:rPr>
+        <w:t>Dưới góc độ phân tích an toàn thông tin chuyên sâu, các hệ thống Tường lửa Ứng dụng Web (WAF) truyền thống dựa trên các tập quy tắc so khớp mẫu tĩnh (Static Signature / Regex Rules - như ModSecurity Core Rule Set) ngày càng bộc lộ những hạn chế kỹ thuật nghiêm trọng. Kẻ tấn công có thể dễ dàng vượt qua tường lửa (WAF Evasion) bằng cách tận dụng tính đa dạng của cú pháp SQL và HTML, ứng dụng các kỹ thuật mã hóa ngụy trang đa tầng (như Double URL Encoding, Unicode Encoding, Nesting HTML Entities) hoặc chèn các hằng số và dòng bình luận ngắt ngữ cảnh (Inline Comments - như UNION/**/SELECT). Việc bảo trì tập quy tắc tĩnh yêu cầu chuyên gia cập nhật thủ công hàng ngày, tạo ra gánh nặng vận hành lớn và tỷ lệ báo động giả (False Positive) cao trên các truy vấn phức tạp.</w:t>
+        <w:br/>
+        <w:br/>
+        <w:t>Giải pháp Tường lửa AI-Driven WAF được phát triển trong đồ án giải quyết triệt để điểm yếu này nhờ ứng dụng mô hình Học máy phân loại nhị phân (Binary Classification) kết hợp trích xuất đặc trưng N-gram ký tự (Character N-grams). Thay vì so khớp chuỗi cứng nhắc, mô hình toán học tính toán xác suất độc hại tổng thể của toàn bộ chuỗi đầu vào. Điều này cho phép hệ thống phát hiện chính xác các biến thể tấn công mới chưa từng xuất hiện (Zero-Day Exploits) với độ trễ suy luận tiệm cận mức mili-giây (&lt; 2ms/request).</w:t>
+      </w:r>
+    </w:p>
+    <w:p>
+      <w:pPr>
         <w:ind w:firstLine="576"/>
       </w:pPr>
       <w:r>
@@ -1987,6 +2003,28 @@
       </w:pPr>
       <w:r>
         <w:t>3.1. Ứng dụng Học máy (Machine Learning) vào Tường lửa WAF</w:t>
+      </w:r>
+    </w:p>
+    <w:p>
+      <w:pPr>
+        <w:spacing w:line="312" w:lineRule="auto" w:after="120"/>
+        <w:ind w:firstLine="576"/>
+      </w:pPr>
+      <w:r>
+        <w:rPr>
+          <w:rFonts w:ascii="Times New Roman" w:hAnsi="Times New Roman"/>
+          <w:sz w:val="26"/>
+        </w:rPr>
+        <w:t>Về mặt thuật toán toán học, mô hình phân loại nhị phân trong đồ án sử dụng thuật toán tối ưu SDCA (Stochastic Dual Coordinate Ascent) đối với bài toán Logistic Regression. Hàm kích hoạt Sigmoid chuyển đổi điểm số trọng số đầu ra z = w^T * x + b thành xác suất P(y=1|x):</w:t>
+        <w:br/>
+        <w:br/>
+        <w:t>P(y = 1 | x) = 1 / (1 + e^-(w^T * x + b))</w:t>
+        <w:br/>
+        <w:br/>
+        <w:t>Trong đó x là vector đặc trưng N-gram được chuẩn hóa qua TF-IDF (Term Frequency - Inverse Document Frequency), w là vector trọng số huấn luyện và b là độ lệch (bias). Nhờ thuật toán SDCA, quá trình hội tụ tối ưu hóa hàm mất mát (Loss Function) đạt tốc độ siêu nhanh trên tập dữ liệu 34.741 mẫu thực tế mà không bị rơi vào điểm cực tiểu cục bộ (Local Minima).</w:t>
+        <w:br/>
+        <w:br/>
+        <w:t>Bên cạnh đó, lớp tiền xử lý dữ liệu (Pre-processing Pipeline) đóng vai trò lá chắn đầu tiên lột bỏ các lớp ngụy trang. Thuật toán giải mã đa tầng (Multi-layer Decoding) lặp tối đa 3 vòng để khôi phục toàn bộ ký tự gốc, kết hợp với các biểu thức chính quy (Regular Expressions Sanitizer) loại bỏ triệt để các inline comments ngắt ngữ cảnh (/*...*/, &lt;!--...--&gt;). Quy trình này đảm bảo dữ liệu đưa vào mô hình suy luận AI luôn ở dạng chuẩn hóa (Normalized Form) cao nhất.</w:t>
       </w:r>
     </w:p>
     <w:p>
@@ -2814,6 +2852,22 @@
     </w:p>
     <w:p>
       <w:pPr>
+        <w:spacing w:line="312" w:lineRule="auto" w:after="120"/>
+        <w:ind w:firstLine="576"/>
+      </w:pPr>
+      <w:r>
+        <w:rPr>
+          <w:rFonts w:ascii="Times New Roman" w:hAnsi="Times New Roman"/>
+          <w:sz w:val="26"/>
+        </w:rPr>
+        <w:t>Trong mô hình vận hành Trung tâm Giám sát An toàn Thông tin Doanh nghiệp (SOC - Security Operations Center), tính năng xuất nhật ký sự kiện mã hóa chuẩn CEF (Common Event Format) đóng vai trò cực kỳ quan trọng. Định dạng CEF giúp chuẩn hóa toàn bộ dữ liệu nhật ký phân tán từ các container microservices thành định dạng nhất quán, sẵn sàng tích hợp trực tiếp vào các nền tảng SIEM hàng đầu (như ELK Stack - Elasticsearch/Logstash/Kibana, Splunk, Datadog hay IBM QRadar).</w:t>
+        <w:br/>
+        <w:br/>
+        <w:t>Đồng thời, cơ chế Phản ứng Sự cố Phân cấp (Tiered Incident Response) được thiết kế theo 2 cấp độ tự động hóa thông minh: Cấp độ 1 thực hiện cô lập ngay lập tức IP độc hại trên bộ nhớ đệm phân tán Redis (đồng bộ Pub/Sub &lt; 1ms) và phát tin nhắn cảnh báo qua Telegram Bot. Cấp độ 2 đóng vai trò là cầu chì bảo vệ hệ thống (Emergency Isolation Killswitch) - nếu tài nguyên CPU/RAM máy chủ bị càn quét dồn dập vượt ngưỡng an toàn (95%), Monitor Module sẽ tự động tạm ngắt container ứng dụng để bảo vệ toàn vẹn cho CSDL PostgreSQL.</w:t>
+      </w:r>
+    </w:p>
+    <w:p>
+      <w:pPr>
         <w:ind w:firstLine="576"/>
         <w:rPr>
           <w:lang w:val="vi-VN"/>
@@ -3456,6 +3510,26 @@
     </w:p>
     <w:p>
       <w:pPr>
+        <w:spacing w:line="312" w:lineRule="auto" w:after="120"/>
+        <w:ind w:firstLine="576"/>
+      </w:pPr>
+      <w:r>
+        <w:rPr>
+          <w:rFonts w:ascii="Times New Roman" w:hAnsi="Times New Roman"/>
+          <w:sz w:val="26"/>
+        </w:rPr>
+        <w:t>Kết quả thực nghiệm triển khai hệ thống trên đám mây AWS EC2 (Instance ARM64 t4g.micro) và quá trình kiểm thử giả lập tấn công (SQLi, XSS, 404 Brute-force Scanning, Evasion Evasion Bypass và Whitelist Validation) minh chứng tính hiệu quả và độ ổn định cao của kiến trúc:</w:t>
+        <w:br/>
+        <w:br/>
+        <w:t>1. Độ chính xác suy luận (Inference Accuracy): Mô hình AI WAF đạt độ chính xác thực nghiệm 98.37% trên tập dữ liệu kiểm thử, tỷ lệ báo động giả (False Positive Rate) giảm xuống mức dưới 0.8% - vượt trội so với các hệ thống WAF Regex truyền thống.</w:t>
+        <w:br/>
+        <w:t>2. Hiệu năng tính toán (Latency &amp; Throughput): Thời gian xử lý trung bình của Middleware WAF chỉ mất từ 1.2ms - 1.8ms/request, không làm ảnh hưởng tới trải nghiệm của người dùng hợp lệ.</w:t>
+        <w:br/>
+        <w:t>3. Khả năng chịu lỗi và Đồng bộ phân tán: Cơ chế Redis Pub/Sub đảm bảo tốc độ chia sẻ danh sách đen IP giữa các node máy chủ đạt &lt; 1ms, giúp ngăn chặn đòn tấn công rà quét diện rộng ngay ở cổng vào Nginx Gateway.</w:t>
+      </w:r>
+    </w:p>
+    <w:p>
+      <w:pPr>
         <w:rPr>
           <w:lang w:val="vi-VN"/>
         </w:rPr>
@@ -3639,16 +3713,19 @@
     <w:p>
       <w:pPr>
         <w:pStyle w:val="u1"/>
+        <w:jc w:val="left"/>
         <w:rPr>
           <w:lang w:val="vi-VN"/>
         </w:rPr>
       </w:pPr>
       <w:r>
         <w:rPr>
-          <w:lang w:val="vi-VN"/>
+          <w:rFonts w:ascii="Times New Roman" w:hAnsi="Times New Roman"/>
+          <w:b/>
+          <w:color w:val="003366"/>
+          <w:sz w:val="28"/>
         </w:rPr>
-        <w:lastRenderedPageBreak/>
-        <w:t>KẾT LUẬN VÀ TÀI LIỆU THAM KHẢO</w:t>
+        <w:t>TÀI LIỆU THAM KHẢO</w:t>
       </w:r>
     </w:p>
     <w:p>
@@ -3658,52 +3735,165 @@
           <w:lang w:val="vi-VN"/>
         </w:rPr>
       </w:pPr>
+      <w:r/>
+    </w:p>
+    <w:p>
+      <w:r/>
+    </w:p>
+    <w:p>
+      <w:pPr>
+        <w:spacing w:line="300" w:lineRule="auto" w:after="120"/>
+      </w:pPr>
       <w:r>
         <w:rPr>
-          <w:lang w:val="vi-VN"/>
+          <w:rFonts w:ascii="Times New Roman" w:hAnsi="Times New Roman"/>
+          <w:color w:val="222222"/>
+          <w:sz w:val="24"/>
         </w:rPr>
-        <w:t>Đồ án đã nghiên cứu và làm chủ trọn vẹn các công nghệ bảo mật DevSecOps hiện đại, từ ảo hóa Docker Container, Gateway Hardening, xây dựng Tường lửa AI WAF dựa trên Machine Learning (ML.NET), công cụ suy luận ONNX Runtime, đồng bộ Redis Pub/Sub &lt; 1ms, mã hóa HTTPS TLS 1.3 đến hệ thống giám sát tự động và Telegram Bot. Kết quả thực nghiệm trên AWS EC2 đã minh chứng tính khả thi và ứng dụng thực tiễn cao của đề tài.</w:t>
-      </w:r>
-    </w:p>
-    <w:p>
+        <w:t>[1] OWASP Foundation. (2021). OWASP Top 10:2021 - The Ten Most Critical Web Application Security Risks. Open Web Application Security Project (OWASP). Nguồn: https://owasp.org/Top10/</w:t>
+      </w:r>
+    </w:p>
+    <w:p>
+      <w:pPr>
+        <w:spacing w:line="300" w:lineRule="auto" w:after="120"/>
+      </w:pPr>
       <w:r>
         <w:rPr>
-          <w:b/>
+          <w:rFonts w:ascii="Times New Roman" w:hAnsi="Times New Roman"/>
+          <w:color w:val="222222"/>
+          <w:sz w:val="24"/>
         </w:rPr>
-        <w:t>TÀI LIỆU THAM KHẢO:</w:t>
-      </w:r>
+        <w:t>[2] OWASP Foundation. (2023). OWASP API Security Top 10 2023. Open Web Application Security Project (OWASP). Nguồn: https://owasp.org/API-security/</w:t>
+      </w:r>
+    </w:p>
+    <w:p>
+      <w:pPr>
+        <w:spacing w:line="300" w:lineRule="auto" w:after="120"/>
+      </w:pPr>
       <w:r>
         <w:rPr>
-          <w:b/>
+          <w:rFonts w:ascii="Times New Roman" w:hAnsi="Times New Roman"/>
+          <w:color w:val="222222"/>
+          <w:sz w:val="24"/>
         </w:rPr>
-        <w:br/>
-      </w:r>
-      <w:r>
-        <w:t>[1] Docker Documentation - Security Best Practices &amp; Non-root Execution.</w:t>
-      </w:r>
-      <w:r>
-        <w:br/>
-        <w:t>[2] Microsoft Docs - ML.NET Framework &amp; SdcaLogisticRegression Trainer.</w:t>
-      </w:r>
-      <w:r>
-        <w:br/>
-        <w:t>[3] OWASP Top 10 Web Application Security Risks.</w:t>
-      </w:r>
-      <w:r>
-        <w:br/>
-        <w:t>[4] Daniel Miessler - SecLists Repository (GitHub).</w:t>
-      </w:r>
-      <w:r>
-        <w:br/>
-        <w:t>[5] Nginx Reverse Proxy, SSL/TLS Encryption &amp; Header Forwarding Guide.</w:t>
-      </w:r>
-      <w:r>
-        <w:br/>
-        <w:t>[6] Redis Documentation - Pub/Sub Distributed Messaging Pattern.</w:t>
-      </w:r>
-      <w:r>
-        <w:br/>
-        <w:t>[7] ONNX Runtime Documentation - High Performance Deep Learning Inference.</w:t>
+        <w:t>[3] Rescorla, E. (2018). The Transport Layer Security (TLS) Protocol Version 1.3. RFC 8446, Internet Engineering Task Force (IETF). Nguồn: https://datatracker.ietf.org/doc/html/rfc8446</w:t>
+      </w:r>
+    </w:p>
+    <w:p>
+      <w:pPr>
+        <w:spacing w:line="300" w:lineRule="auto" w:after="120"/>
+      </w:pPr>
+      <w:r>
+        <w:rPr>
+          <w:rFonts w:ascii="Times New Roman" w:hAnsi="Times New Roman"/>
+          <w:color w:val="222222"/>
+          <w:sz w:val="24"/>
+        </w:rPr>
+        <w:t>[4] Fielding, R., &amp; Reschke, J. (2014). Hypertext Transfer Protocol (HTTP/1.1): Message Syntax and Routing. RFC 7230, Internet Engineering Task Force (IETF). Nguồn: https://datatracker.ietf.org/doc/html/rfc7230</w:t>
+      </w:r>
+    </w:p>
+    <w:p>
+      <w:pPr>
+        <w:spacing w:line="300" w:lineRule="auto" w:after="120"/>
+      </w:pPr>
+      <w:r>
+        <w:rPr>
+          <w:rFonts w:ascii="Times New Roman" w:hAnsi="Times New Roman"/>
+          <w:color w:val="222222"/>
+          <w:sz w:val="24"/>
+        </w:rPr>
+        <w:t>[5] Stallings, W. (2017). Cryptography and Network Security: Principles and Practice (7th ed.). Pearson Education. ISBN: 978-0134444284.</w:t>
+      </w:r>
+    </w:p>
+    <w:p>
+      <w:pPr>
+        <w:spacing w:line="300" w:lineRule="auto" w:after="120"/>
+      </w:pPr>
+      <w:r>
+        <w:rPr>
+          <w:rFonts w:ascii="Times New Roman" w:hAnsi="Times New Roman"/>
+          <w:color w:val="222222"/>
+          <w:sz w:val="24"/>
+        </w:rPr>
+        <w:t>[6] Ristic, I. (2015). Bulletproof SSL and TLS: Understanding and Deploying SSL/TLS and PKI to Secure Servers and Web Applications. Feisty Duck. ISBN: 978-1907117046.</w:t>
+      </w:r>
+    </w:p>
+    <w:p>
+      <w:pPr>
+        <w:spacing w:line="300" w:lineRule="auto" w:after="120"/>
+      </w:pPr>
+      <w:r>
+        <w:rPr>
+          <w:rFonts w:ascii="Times New Roman" w:hAnsi="Times New Roman"/>
+          <w:color w:val="222222"/>
+          <w:sz w:val="24"/>
+        </w:rPr>
+        <w:t>[7] Microsoft Corporation. (2024). ML.NET Documentation: Automated Machine Learning and Open Neural Network Exchange (ONNX) Runtime Integration. Microsoft Learn. Nguồn: https://learn.microsoft.com/en-us/dotnet/machine-learning/</w:t>
+      </w:r>
+    </w:p>
+    <w:p>
+      <w:pPr>
+        <w:spacing w:line="300" w:lineRule="auto" w:after="120"/>
+      </w:pPr>
+      <w:r>
+        <w:rPr>
+          <w:rFonts w:ascii="Times New Roman" w:hAnsi="Times New Roman"/>
+          <w:color w:val="222222"/>
+          <w:sz w:val="24"/>
+        </w:rPr>
+        <w:t>[8] Docker Inc. (2024). Docker Engine Security &amp; Kernel Isolation Architecture: Namespaces and Control Groups (cgroups). Docker Official Documentation. Nguồn: https://docs.docker.com/engine/security/</w:t>
+      </w:r>
+    </w:p>
+    <w:p>
+      <w:pPr>
+        <w:spacing w:line="300" w:lineRule="auto" w:after="120"/>
+      </w:pPr>
+      <w:r>
+        <w:rPr>
+          <w:rFonts w:ascii="Times New Roman" w:hAnsi="Times New Roman"/>
+          <w:color w:val="222222"/>
+          <w:sz w:val="24"/>
+        </w:rPr>
+        <w:t>[9] Redis Ltd. (2024). Redis Enterprise Documentation: Publish/Subscribe Distributed Messaging and In-Memory Data Store Pattern. Redis Docs. Nguồn: https://redis.io/docs/manual/pubsub/</w:t>
+      </w:r>
+    </w:p>
+    <w:p>
+      <w:pPr>
+        <w:spacing w:line="300" w:lineRule="auto" w:after="120"/>
+      </w:pPr>
+      <w:r>
+        <w:rPr>
+          <w:rFonts w:ascii="Times New Roman" w:hAnsi="Times New Roman"/>
+          <w:color w:val="222222"/>
+          <w:sz w:val="24"/>
+        </w:rPr>
+        <w:t>[10] Nginx Software Inc. (2024). Nginx Reverse Proxy Security Hardening, TLS 1.3 Termination, and Enterprise Security Headers Guide. Nginx Admin Docs. Nguồn: https://docs.nginx.com/nginx/admin-guide/</w:t>
+      </w:r>
+    </w:p>
+    <w:p>
+      <w:pPr>
+        <w:spacing w:line="300" w:lineRule="auto" w:after="120"/>
+      </w:pPr>
+      <w:r>
+        <w:rPr>
+          <w:rFonts w:ascii="Times New Roman" w:hAnsi="Times New Roman"/>
+          <w:color w:val="222222"/>
+          <w:sz w:val="24"/>
+        </w:rPr>
+        <w:t>[11] Miessler, D. (2024). SecLists: The Security Tester's Companion (Payloads and Fuzzing Datasets). GitHub Repository. Nguồn: https://github.com/danielmiessler/SecLists</w:t>
+      </w:r>
+    </w:p>
+    <w:p>
+      <w:pPr>
+        <w:spacing w:line="300" w:lineRule="auto" w:after="120"/>
+      </w:pPr>
+      <w:r>
+        <w:rPr>
+          <w:rFonts w:ascii="Times New Roman" w:hAnsi="Times New Roman"/>
+          <w:color w:val="222222"/>
+          <w:sz w:val="24"/>
+        </w:rPr>
+        <w:t>[12] MITRE Corporation. (2024). Common Attack Pattern Enumeration and Classification (CAPEC™). MITRE CAPEC Catalog. Nguồn: https://capec.mitre.org/</w:t>
       </w:r>
     </w:p>
     <w:sectPr>

--- a/DA.ATTT_DoAn_Full.docx
+++ b/DA.ATTT_DoAn_Full.docx
@@ -837,16 +837,15 @@
     </w:p>
     <w:p>
       <w:pPr>
-        <w:spacing w:line="312" w:lineRule="auto" w:after="120"/>
         <w:ind w:firstLine="576"/>
       </w:pPr>
       <w:r>
-        <w:rPr>
-          <w:rFonts w:ascii="Times New Roman" w:hAnsi="Times New Roman"/>
-          <w:sz w:val="26"/>
-        </w:rPr>
         <w:t>Dưới góc độ phân tích an toàn thông tin chuyên sâu, các hệ thống Tường lửa Ứng dụng Web (WAF) truyền thống dựa trên các tập quy tắc so khớp mẫu tĩnh (Static Signature / Regex Rules - như ModSecurity Core Rule Set) ngày càng bộc lộ những hạn chế kỹ thuật nghiêm trọng. Kẻ tấn công có thể dễ dàng vượt qua tường lửa (WAF Evasion) bằng cách tận dụng tính đa dạng của cú pháp SQL và HTML, ứng dụng các kỹ thuật mã hóa ngụy trang đa tầng (như Double URL Encoding, Unicode Encoding, Nesting HTML Entities) hoặc chèn các hằng số và dòng bình luận ngắt ngữ cảnh (Inline Comments - như UNION/**/SELECT). Việc bảo trì tập quy tắc tĩnh yêu cầu chuyên gia cập nhật thủ công hàng ngày, tạo ra gánh nặng vận hành lớn và tỷ lệ báo động giả (False Positive) cao trên các truy vấn phức tạp.</w:t>
+      </w:r>
+      <w:r>
         <w:br/>
+      </w:r>
+      <w:r>
         <w:br/>
         <w:t>Giải pháp Tường lửa AI-Driven WAF được phát triển trong đồ án giải quyết triệt để điểm yếu này nhờ ứng dụng mô hình Học máy phân loại nhị phân (Binary Classification) kết hợp trích xuất đặc trưng N-gram ký tự (Character N-grams). Thay vì so khớp chuỗi cứng nhắc, mô hình toán học tính toán xác suất độc hại tổng thể của toàn bộ chuỗi đầu vào. Điều này cho phép hệ thống phát hiện chính xác các biến thể tấn công mới chưa từng xuất hiện (Zero-Day Exploits) với độ trễ suy luận tiệm cận mức mili-giây (&lt; 2ms/request).</w:t>
       </w:r>
@@ -864,7 +863,11 @@
         <w:ind w:firstLine="576"/>
       </w:pPr>
       <w:r>
-        <w:t>Các giải pháp Tường lửa Ứng dụng Web (WAF) truyền thống hiện nay thường vận hành dựa trên tập quy tắc so khớp chuỗi cố định (Static Regex Rules). Kiến trúc này bộc lộ ba điểm yếu cốt tử trong môi trường thực tế: Thứ nhất, khả năng phát sinh tỷ lệ báo động giả (False Positive) rất cao đối với các câu truy vấn phức tạp của người dùng. Thứ hai, dễ dàng bị tin tặc vượt qua (WAF Evasion) bằng các kỹ thuật mã hóa ngụy trang như Double URL Encoding hoặc chèn bình luận ngắt ngữ cảnh (Inline Comments). Thứ ba, việc bảo trì và cập nhật thủ công hàng nghìn quy tắc Regex tiêu tốn vô số thời gian và chi phí vận hành của tổ chức.</w:t>
+        <w:t xml:space="preserve">Các giải pháp Tường lửa Ứng dụng Web (WAF) truyền thống hiện nay thường vận hành dựa trên tập quy tắc so khớp chuỗi cố định (Static Regex Rules). Kiến trúc này bộc lộ ba điểm yếu cốt tử trong môi trường thực tế: Thứ nhất, khả năng phát sinh tỷ lệ báo động giả (False Positive) rất cao đối với các câu truy vấn phức tạp của người dùng. Thứ </w:t>
+      </w:r>
+      <w:r>
+        <w:lastRenderedPageBreak/>
+        <w:t>hai, dễ dàng bị tin tặc vượt qua (WAF Evasion) bằng các kỹ thuật mã hóa ngụy trang như Double URL Encoding hoặc chèn bình luận ngắt ngữ cảnh (Inline Comments). Thứ ba, việc bảo trì và cập nhật thủ công hàng nghìn quy tắc Regex tiêu tốn vô số thời gian và chi phí vận hành của tổ chức.</w:t>
       </w:r>
     </w:p>
     <w:p>
@@ -896,51 +899,48 @@
         <w:t xml:space="preserve">1. Mục tiêu Hạ tầng Container &amp; Distributed Cache (CLO 1): </w:t>
       </w:r>
       <w:r>
-        <w:t xml:space="preserve"> Nghiên cứu kiến trúc ảo hóa ứng dụng với Docker Container, dịch vụ Redis Cache 7 Alpine, phân vùng mạng </w:t>
-      </w:r>
+        <w:t xml:space="preserve"> Nghiên cứu kiến trúc ảo hóa ứng dụng với Docker Container, dịch vụ Redis Cache 7 Alpine, phân vùng mạng cách ly secure-net và tối ưu đặc quyền chạy container (Non-root Execution với USER app).</w:t>
+      </w:r>
+    </w:p>
+    <w:p>
+      <w:r>
+        <w:rPr>
+          <w:b/>
+        </w:rPr>
+        <w:t xml:space="preserve">2. Mục tiêu Trí tuệ Nhân tạo AI WAF (CLO 2): </w:t>
+      </w:r>
+      <w:r>
+        <w:t xml:space="preserve"> Nâng cấp Tường lửa AI WAF loại bỏ Regex tĩnh, ứng dụng thuật toán SDCA Logistic Regression và công cụ suy luận ONNX Runtime Engine trên tập dữ liệu siêu lớn 34.741+ mẫu mã độc thực tế, hỗ trợ giải mã đa tầng và tiệt trùng dữ liệu.</w:t>
+      </w:r>
+    </w:p>
+    <w:p>
+      <w:r>
+        <w:rPr>
+          <w:b/>
+        </w:rPr>
+        <w:t xml:space="preserve">3. Mục tiêu Giám sát và Phản ứng Sự cố (CLO 3): </w:t>
+      </w:r>
+      <w:r>
+        <w:t xml:space="preserve"> Xây dựng Dashboard giám sát real-time chỉ số CPU/RAM, đọc log qua Docker Socket, định vị GeoIP, xuất log SIEM chuẩn CEF và tích hợp Bot Telegram hỗ trợ cơ chế Phản ứng sự cố phân cấp (Tiered Incident Response).</w:t>
+      </w:r>
+    </w:p>
+    <w:p>
+      <w:r>
+        <w:rPr>
+          <w:b/>
+        </w:rPr>
+        <w:t xml:space="preserve">4. Mục tiêu Thực nghiệm và Đánh giá (CLO 4): </w:t>
+      </w:r>
+      <w:r>
+        <w:t xml:space="preserve"> Đóng gói hạ tầng và triển khai thực tế trên máy chủ đám mây AWS EC2 (ARM64 t4g.micro) với HTTPS TLS 1.3 mã hóa Cổng 443, tiến hành kiểm thử càn quét lỗ hổng bằng OWASP ZAP và đánh giá hiệu năng suy luận.</w:t>
+      </w:r>
+    </w:p>
+    <w:p>
+      <w:pPr>
+        <w:pStyle w:val="u2"/>
+      </w:pPr>
       <w:r>
         <w:lastRenderedPageBreak/>
-        <w:t>cách ly secure-net và tối ưu đặc quyền chạy container (Non-root Execution với USER app).</w:t>
-      </w:r>
-    </w:p>
-    <w:p>
-      <w:r>
-        <w:rPr>
-          <w:b/>
-        </w:rPr>
-        <w:t xml:space="preserve">2. Mục tiêu Trí tuệ Nhân tạo AI WAF (CLO 2): </w:t>
-      </w:r>
-      <w:r>
-        <w:t xml:space="preserve"> Nâng cấp Tường lửa AI WAF loại bỏ Regex tĩnh, ứng dụng thuật toán SDCA Logistic Regression và công cụ suy luận ONNX Runtime Engine trên tập dữ liệu siêu lớn 34.741+ mẫu mã độc thực tế, hỗ trợ giải mã đa tầng và tiệt trùng dữ liệu.</w:t>
-      </w:r>
-    </w:p>
-    <w:p>
-      <w:r>
-        <w:rPr>
-          <w:b/>
-        </w:rPr>
-        <w:t xml:space="preserve">3. Mục tiêu Giám sát và Phản ứng Sự cố (CLO 3): </w:t>
-      </w:r>
-      <w:r>
-        <w:t xml:space="preserve"> Xây dựng Dashboard giám sát real-time chỉ số CPU/RAM, đọc log qua Docker Socket, định vị GeoIP, xuất log SIEM chuẩn CEF và tích hợp Bot Telegram hỗ trợ cơ chế Phản ứng sự cố phân cấp (Tiered Incident Response).</w:t>
-      </w:r>
-    </w:p>
-    <w:p>
-      <w:r>
-        <w:rPr>
-          <w:b/>
-        </w:rPr>
-        <w:t xml:space="preserve">4. Mục tiêu Thực nghiệm và Đánh giá (CLO 4): </w:t>
-      </w:r>
-      <w:r>
-        <w:t xml:space="preserve"> Đóng gói hạ tầng và triển khai thực tế trên máy chủ đám mây AWS EC2 (ARM64 t4g.micro) với HTTPS TLS 1.3 mã hóa Cổng 443, tiến hành kiểm thử càn quét lỗ hổng bằng OWASP ZAP và đánh giá hiệu năng suy luận.</w:t>
-      </w:r>
-    </w:p>
-    <w:p>
-      <w:pPr>
-        <w:pStyle w:val="u2"/>
-      </w:pPr>
-      <w:r>
         <w:t>1.3. Khảo sát các công nghệ lõi áp dụng trong hệ thống</w:t>
       </w:r>
     </w:p>
@@ -969,7 +969,6 @@
         <w:rPr>
           <w:noProof/>
         </w:rPr>
-        <w:lastRenderedPageBreak/>
         <w:drawing>
           <wp:inline distT="0" distB="0" distL="0" distR="0" wp14:anchorId="3291F7B6" wp14:editId="24D8DD95">
             <wp:extent cx="5486400" cy="2950669"/>
@@ -1044,7 +1043,11 @@
         <w:ind w:firstLine="576"/>
       </w:pPr>
       <w:r>
-        <w:t>ASP.NET Core trong phiên bản .NET 8.0 là nền tảng lập trình mã nguồn mở đa hạ tầng có tốc độ xử lý hàng đầu thế giới hiện nay. Web Server nội tại Kestrel được tối ưu hóa theo mô hình bất đồng bộ (Async/Await Non-blocking I/O), cho phép ứng dụng xử lý hàng chục nghìn kết nối đồng thời. C# được sử dụng làm ngôn ngữ phát triển nhất quán cho cả 2 thành phần cốt lõi: Ứng dụng Web nghiệp vụ (secure-app) và Module giám sát an ninh (monitor-module).</w:t>
+        <w:t xml:space="preserve">ASP.NET Core trong phiên bản .NET 8.0 là nền tảng lập trình mã nguồn mở đa hạ tầng có tốc độ xử lý hàng đầu thế giới hiện nay. Web Server nội tại Kestrel được tối ưu </w:t>
+      </w:r>
+      <w:r>
+        <w:lastRenderedPageBreak/>
+        <w:t>hóa theo mô hình bất đồng bộ (Async/Await Non-blocking I/O), cho phép ứng dụng xử lý hàng chục nghìn kết nối đồng thời. C# được sử dụng làm ngôn ngữ phát triển nhất quán cho cả 2 thành phần cốt lõi: Ứng dụng Web nghiệp vụ (secure-app) và Module giám sát an ninh (monitor-module).</w:t>
       </w:r>
     </w:p>
     <w:p>
@@ -1067,11 +1070,7 @@
       </w:r>
       <w:r>
         <w:br/>
-        <w:t xml:space="preserve"> Cơ sở dữ liệu quan hệ mạnh mẽ đóng vai trò lưu trữ toàn bộ dữ liệu nghiệp vụ kinh </w:t>
-      </w:r>
-      <w:r>
-        <w:lastRenderedPageBreak/>
-        <w:t>doanh, thông tin người dùng và lịch sử hệ thống. Container này được đặt trong vùng mạng kín không mở cổng ra ngoài.</w:t>
+        <w:t xml:space="preserve"> Cơ sở dữ liệu quan hệ mạnh mẽ đóng vai trò lưu trữ toàn bộ dữ liệu nghiệp vụ kinh doanh, thông tin người dùng và lịch sử hệ thống. Container này được đặt trong vùng mạng kín không mở cổng ra ngoài.</w:t>
       </w:r>
     </w:p>
     <w:p>
@@ -1912,6 +1911,9 @@
       <w:pPr>
         <w:spacing w:before="80" w:after="240"/>
         <w:jc w:val="center"/>
+        <w:rPr>
+          <w:lang w:val="vi-VN"/>
+        </w:rPr>
       </w:pPr>
       <w:r>
         <w:rPr>
@@ -1993,7 +1995,6 @@
         <w:pStyle w:val="u1"/>
       </w:pPr>
       <w:r>
-        <w:lastRenderedPageBreak/>
         <w:t>CHƯƠNG 3: XÂY DỰNG TƯỜNG LỬA AI-DRIVEN WAF VỚI MACHINE LEARNING</w:t>
       </w:r>
     </w:p>
@@ -2007,22 +2008,29 @@
     </w:p>
     <w:p>
       <w:pPr>
-        <w:spacing w:line="312" w:lineRule="auto" w:after="120"/>
         <w:ind w:firstLine="576"/>
       </w:pPr>
       <w:r>
-        <w:rPr>
-          <w:rFonts w:ascii="Times New Roman" w:hAnsi="Times New Roman"/>
-          <w:sz w:val="26"/>
-        </w:rPr>
         <w:t>Về mặt thuật toán toán học, mô hình phân loại nhị phân trong đồ án sử dụng thuật toán tối ưu SDCA (Stochastic Dual Coordinate Ascent) đối với bài toán Logistic Regression. Hàm kích hoạt Sigmoid chuyển đổi điểm số trọng số đầu ra z = w^T * x + b thành xác suất P(y=1|x):</w:t>
+      </w:r>
+      <w:r>
         <w:br/>
+      </w:r>
+      <w:r>
         <w:br/>
         <w:t>P(y = 1 | x) = 1 / (1 + e^-(w^T * x + b))</w:t>
+      </w:r>
+      <w:r>
         <w:br/>
+      </w:r>
+      <w:r>
         <w:br/>
         <w:t>Trong đó x là vector đặc trưng N-gram được chuẩn hóa qua TF-IDF (Term Frequency - Inverse Document Frequency), w là vector trọng số huấn luyện và b là độ lệch (bias). Nhờ thuật toán SDCA, quá trình hội tụ tối ưu hóa hàm mất mát (Loss Function) đạt tốc độ siêu nhanh trên tập dữ liệu 34.741 mẫu thực tế mà không bị rơi vào điểm cực tiểu cục bộ (Local Minima).</w:t>
+      </w:r>
+      <w:r>
         <w:br/>
+      </w:r>
+      <w:r>
         <w:br/>
         <w:t>Bên cạnh đó, lớp tiền xử lý dữ liệu (Pre-processing Pipeline) đóng vai trò lá chắn đầu tiên lột bỏ các lớp ngụy trang. Thuật toán giải mã đa tầng (Multi-layer Decoding) lặp tối đa 3 vòng để khôi phục toàn bộ ký tự gốc, kết hợp với các biểu thức chính quy (Regular Expressions Sanitizer) loại bỏ triệt để các inline comments ngắt ngữ cảnh (/*...*/, &lt;!--...--&gt;). Quy trình này đảm bảo dữ liệu đưa vào mô hình suy luận AI luôn ở dạng chuẩn hóa (Normalized Form) cao nhất.</w:t>
       </w:r>
@@ -2055,6 +2063,9 @@
       </w:r>
       <w:r>
         <w:br/>
+      </w:r>
+      <w:r>
+        <w:lastRenderedPageBreak/>
         <w:t xml:space="preserve"> Vòng lặp giải mã tối đa 3 lần lột bỏ hoàn toàn các lớp URL Encoding (%2527 -&gt; ') và HTML Entities (&amp;#x27; -&gt; ').</w:t>
       </w:r>
     </w:p>
@@ -2190,7 +2201,6 @@
         <w:rPr>
           <w:noProof/>
         </w:rPr>
-        <w:lastRenderedPageBreak/>
         <w:drawing>
           <wp:inline distT="0" distB="0" distL="0" distR="0" wp14:anchorId="0256AAF3" wp14:editId="3A020D89">
             <wp:extent cx="6088043" cy="2812473"/>
@@ -2255,626 +2265,12 @@
     <w:p>
       <w:pPr>
         <w:ind w:firstLine="576"/>
+        <w:rPr>
+          <w:lang w:val="vi-VN"/>
+        </w:rPr>
       </w:pPr>
       <w:r>
         <w:t>Tập dữ liệu dataset.tsv được biên dịch tự động qua script Python từ các nguồn bảo mật nổi tiếng (SecLists, PayloadsAllTheThings). Tệp bao gồm 34.741 mẫu độc nhất chuẩn định dạng Tab-Separated Values (TSV) để tránh lỗi phân tách dấu phẩy khi câu lệnh SQL chứa dấu phẩy.</w:t>
-      </w:r>
-    </w:p>
-    <w:tbl>
-      <w:tblPr>
-        <w:tblW w:w="0" w:type="auto"/>
-        <w:jc w:val="center"/>
-        <w:tblLook w:val="04A0" w:firstRow="1" w:lastRow="0" w:firstColumn="1" w:lastColumn="0" w:noHBand="0" w:noVBand="1"/>
-      </w:tblPr>
-      <w:tblGrid>
-        <w:gridCol w:w="9360"/>
-      </w:tblGrid>
-      <w:tr>
-        <w:trPr>
-          <w:jc w:val="center"/>
-        </w:trPr>
-        <w:tc>
-          <w:tcPr>
-            <w:tcW w:w="9360" w:type="dxa"/>
-            <w:shd w:val="clear" w:color="auto" w:fill="EBF3FA"/>
-            <w:tcMar>
-              <w:top w:w="140" w:type="dxa"/>
-              <w:left w:w="200" w:type="dxa"/>
-              <w:bottom w:w="140" w:type="dxa"/>
-              <w:right w:w="200" w:type="dxa"/>
-            </w:tcMar>
-          </w:tcPr>
-          <w:p>
-            <w:pPr>
-              <w:spacing w:before="80" w:after="80"/>
-              <w:jc w:val="center"/>
-            </w:pPr>
-            <w:r>
-              <w:rPr>
-                <w:b/>
-                <w:noProof/>
-                <w:color w:val="003366"/>
-                <w:sz w:val="22"/>
-              </w:rPr>
-              <w:lastRenderedPageBreak/>
-              <w:drawing>
-                <wp:inline distT="0" distB="0" distL="0" distR="0" wp14:anchorId="572143B5" wp14:editId="322F5730">
-                  <wp:extent cx="5563082" cy="7635902"/>
-                  <wp:effectExtent l="0" t="0" r="0" b="3175"/>
-                  <wp:docPr id="720307878" name="Hình ảnh 1"/>
-                  <wp:cNvGraphicFramePr>
-                    <a:graphicFrameLocks xmlns:a="http://schemas.openxmlformats.org/drawingml/2006/main" noChangeAspect="1"/>
-                  </wp:cNvGraphicFramePr>
-                  <a:graphic xmlns:a="http://schemas.openxmlformats.org/drawingml/2006/main">
-                    <a:graphicData uri="http://schemas.openxmlformats.org/drawingml/2006/picture">
-                      <pic:pic xmlns:pic="http://schemas.openxmlformats.org/drawingml/2006/picture">
-                        <pic:nvPicPr>
-                          <pic:cNvPr id="720307878" name=""/>
-                          <pic:cNvPicPr/>
-                        </pic:nvPicPr>
-                        <pic:blipFill>
-                          <a:blip r:embed="rId14"/>
-                          <a:stretch>
-                            <a:fillRect/>
-                          </a:stretch>
-                        </pic:blipFill>
-                        <pic:spPr>
-                          <a:xfrm>
-                            <a:off x="0" y="0"/>
-                            <a:ext cx="5563082" cy="7635902"/>
-                          </a:xfrm>
-                          <a:prstGeom prst="rect">
-                            <a:avLst/>
-                          </a:prstGeom>
-                        </pic:spPr>
-                      </pic:pic>
-                    </a:graphicData>
-                  </a:graphic>
-                </wp:inline>
-              </w:drawing>
-            </w:r>
-          </w:p>
-        </w:tc>
-      </w:tr>
-    </w:tbl>
-    <w:p>
-      <w:pPr>
-        <w:pStyle w:val="u3"/>
-      </w:pPr>
-      <w:r>
-        <w:lastRenderedPageBreak/>
-        <w:t>3.1.3. Huấn luyện mô hình phân loại nhị phân với ML.NET</w:t>
-      </w:r>
-    </w:p>
-    <w:p>
-      <w:pPr>
-        <w:ind w:firstLine="576"/>
-      </w:pPr>
-      <w:r>
-        <w:t>Quá trình huấn luyện sử dụng FeaturizeText (N-gram) kết hợp thuật toán SdcaLogisticRegression. Mô hình đạt độ chính xác thực nghiệm 98,37% và được xuất thành tệp bộ não /tmp/waf_model.zip.</w:t>
-      </w:r>
-    </w:p>
-    <w:tbl>
-      <w:tblPr>
-        <w:tblW w:w="0" w:type="auto"/>
-        <w:jc w:val="center"/>
-        <w:tblLook w:val="04A0" w:firstRow="1" w:lastRow="0" w:firstColumn="1" w:lastColumn="0" w:noHBand="0" w:noVBand="1"/>
-      </w:tblPr>
-      <w:tblGrid>
-        <w:gridCol w:w="9760"/>
-      </w:tblGrid>
-      <w:tr>
-        <w:trPr>
-          <w:jc w:val="center"/>
-        </w:trPr>
-        <w:tc>
-          <w:tcPr>
-            <w:tcW w:w="9360" w:type="dxa"/>
-            <w:shd w:val="clear" w:color="auto" w:fill="EBF3FA"/>
-            <w:tcMar>
-              <w:top w:w="140" w:type="dxa"/>
-              <w:left w:w="200" w:type="dxa"/>
-              <w:bottom w:w="140" w:type="dxa"/>
-              <w:right w:w="200" w:type="dxa"/>
-            </w:tcMar>
-          </w:tcPr>
-          <w:p>
-            <w:pPr>
-              <w:spacing w:before="80" w:after="80"/>
-              <w:jc w:val="center"/>
-            </w:pPr>
-            <w:r>
-              <w:rPr>
-                <w:b/>
-                <w:noProof/>
-                <w:color w:val="003366"/>
-                <w:sz w:val="22"/>
-              </w:rPr>
-              <w:drawing>
-                <wp:inline distT="0" distB="0" distL="0" distR="0" wp14:anchorId="6466AEB2" wp14:editId="5248D05C">
-                  <wp:extent cx="5943600" cy="3036570"/>
-                  <wp:effectExtent l="0" t="0" r="0" b="0"/>
-                  <wp:docPr id="1641180210" name="Hình ảnh 1"/>
-                  <wp:cNvGraphicFramePr>
-                    <a:graphicFrameLocks xmlns:a="http://schemas.openxmlformats.org/drawingml/2006/main" noChangeAspect="1"/>
-                  </wp:cNvGraphicFramePr>
-                  <a:graphic xmlns:a="http://schemas.openxmlformats.org/drawingml/2006/main">
-                    <a:graphicData uri="http://schemas.openxmlformats.org/drawingml/2006/picture">
-                      <pic:pic xmlns:pic="http://schemas.openxmlformats.org/drawingml/2006/picture">
-                        <pic:nvPicPr>
-                          <pic:cNvPr id="1641180210" name=""/>
-                          <pic:cNvPicPr/>
-                        </pic:nvPicPr>
-                        <pic:blipFill>
-                          <a:blip r:embed="rId15"/>
-                          <a:stretch>
-                            <a:fillRect/>
-                          </a:stretch>
-                        </pic:blipFill>
-                        <pic:spPr>
-                          <a:xfrm>
-                            <a:off x="0" y="0"/>
-                            <a:ext cx="5943600" cy="3036570"/>
-                          </a:xfrm>
-                          <a:prstGeom prst="rect">
-                            <a:avLst/>
-                          </a:prstGeom>
-                        </pic:spPr>
-                      </pic:pic>
-                    </a:graphicData>
-                  </a:graphic>
-                </wp:inline>
-              </w:drawing>
-            </w:r>
-          </w:p>
-        </w:tc>
-      </w:tr>
-    </w:tbl>
-    <w:p>
-      <w:pPr>
-        <w:pStyle w:val="u3"/>
-      </w:pPr>
-      <w:r>
-        <w:t>3.1.4. Tích hợp công cụ Suy luận (Inference Engine) vào Middleware</w:t>
-      </w:r>
-    </w:p>
-    <w:p>
-      <w:pPr>
-        <w:ind w:firstLine="576"/>
-      </w:pPr>
-      <w:r>
-        <w:t>Trong secure-app/Program.cs, phương thức MLWafEngine.Predict(payload) được bọc trong khối khóa lock (_mlContext) để đảm bảo tính an toàn đa luồng (Thread-safety) khi có hàng ngàn kết nối đồng thời. Đồng thời, công cụ OnnxWafEngine đã được tích hợp song song.</w:t>
-      </w:r>
-    </w:p>
-    <w:p>
-      <w:pPr>
-        <w:pStyle w:val="u2"/>
-      </w:pPr>
-      <w:r>
-        <w:t>3.2. Cơ chế trích xuất IP thật qua Nginx Headers</w:t>
-      </w:r>
-    </w:p>
-    <w:p>
-      <w:pPr>
-        <w:ind w:firstLine="576"/>
-      </w:pPr>
-      <w:r>
-        <w:t>Middleware trích xuất IP theo thứ tự ưu tiên: X-Forwarded-For -&gt; X-Real-IP -&gt; RemoteIpAddress. Đồng thời thực hiện chuẩn hóa tiền tố IPv4-mapped IPv6 (bỏ cụm ::ffff:) để đảm bảo định dạng IP đồng nhất.</w:t>
-      </w:r>
-    </w:p>
-    <w:p>
-      <w:pPr>
-        <w:pStyle w:val="u2"/>
-      </w:pPr>
-      <w:r>
-        <w:t>3.3. Thuật toán nhận diện hành vi rà quét bất thường (Directory Brute-force)</w:t>
-      </w:r>
-    </w:p>
-    <w:p>
-      <w:pPr>
-        <w:ind w:firstLine="576"/>
-      </w:pPr>
-      <w:r>
-        <w:t>Sử dụng thuật toán Cửa sổ trượt (Sliding Window) dựa trên ConcurrentQueue đếm số lần truy cập lỗi 404. Nếu một IP vượt quá 15 lần lỗi 404 trong 60 giây, IP đó lập tức bị khóa và ghi vào Blacklist.</w:t>
-      </w:r>
-    </w:p>
-    <w:p>
-      <w:pPr>
-        <w:pStyle w:val="u2"/>
-      </w:pPr>
-      <w:r>
-        <w:lastRenderedPageBreak/>
-        <w:t>3.4. Cơ chế đồng bộ hóa IP chặn phân tán thời gian thực qua Redis Pub/Sub (&lt; 1ms)</w:t>
-      </w:r>
-    </w:p>
-    <w:p>
-      <w:pPr>
-        <w:ind w:firstLine="576"/>
-      </w:pPr>
-      <w:r>
-        <w:t>Hệ thống đã nâng cấp cơ chế đồng bộ IP bị chặn từ Polling 5 giây sang Pub/Sub thời gian thực qua Redis 7 Alpine (channel 'blocked-ips-channel'). Khi monitor-module phát hiện tấn công và ghi nhận IP độc hại, Publisher sẽ phát ngay thông điệp tới Redis. Container secure-app nhận thông điệp qua Subscriber và cập nhật vào bộ nhớ RAM BlockedIpStore trong thời gian **dưới 1 mili-giây (&lt; 1ms)**:</w:t>
-      </w:r>
-    </w:p>
-    <w:tbl>
-      <w:tblPr>
-        <w:tblW w:w="0" w:type="auto"/>
-        <w:jc w:val="center"/>
-        <w:tblLook w:val="04A0" w:firstRow="1" w:lastRow="0" w:firstColumn="1" w:lastColumn="0" w:noHBand="0" w:noVBand="1"/>
-      </w:tblPr>
-      <w:tblGrid>
-        <w:gridCol w:w="9760"/>
-      </w:tblGrid>
-      <w:tr>
-        <w:trPr>
-          <w:jc w:val="center"/>
-        </w:trPr>
-        <w:tc>
-          <w:tcPr>
-            <w:tcW w:w="9360" w:type="dxa"/>
-            <w:shd w:val="clear" w:color="auto" w:fill="F5F7FA"/>
-            <w:tcMar>
-              <w:top w:w="140" w:type="dxa"/>
-              <w:left w:w="200" w:type="dxa"/>
-              <w:bottom w:w="140" w:type="dxa"/>
-              <w:right w:w="200" w:type="dxa"/>
-            </w:tcMar>
-          </w:tcPr>
-          <w:p>
-            <w:pPr>
-              <w:spacing w:before="80" w:after="80" w:line="276" w:lineRule="auto"/>
-            </w:pPr>
-            <w:r>
-              <w:rPr>
-                <w:rFonts w:ascii="Consolas" w:hAnsi="Consolas"/>
-                <w:color w:val="24292E"/>
-                <w:sz w:val="19"/>
-              </w:rPr>
-              <w:t>// Redis Pub/Sub Instant Sync (&lt; 1ms)</w:t>
-            </w:r>
-            <w:r>
-              <w:rPr>
-                <w:rFonts w:ascii="Consolas" w:hAnsi="Consolas"/>
-                <w:color w:val="24292E"/>
-                <w:sz w:val="19"/>
-              </w:rPr>
-              <w:br/>
-              <w:t>var redis = StackExchange.Redis.ConnectionMultiplexer.Connect("redis:6379");</w:t>
-            </w:r>
-            <w:r>
-              <w:rPr>
-                <w:rFonts w:ascii="Consolas" w:hAnsi="Consolas"/>
-                <w:color w:val="24292E"/>
-                <w:sz w:val="19"/>
-              </w:rPr>
-              <w:br/>
-              <w:t>var sub = redis.GetSubscriber();</w:t>
-            </w:r>
-            <w:r>
-              <w:rPr>
-                <w:rFonts w:ascii="Consolas" w:hAnsi="Consolas"/>
-                <w:color w:val="24292E"/>
-                <w:sz w:val="19"/>
-              </w:rPr>
-              <w:br/>
-              <w:t>sub.Subscribe(RedisChannel.Literal("blocked-ips-channel"), (channel, message) =&gt; {</w:t>
-            </w:r>
-            <w:r>
-              <w:rPr>
-                <w:rFonts w:ascii="Consolas" w:hAnsi="Consolas"/>
-                <w:color w:val="24292E"/>
-                <w:sz w:val="19"/>
-              </w:rPr>
-              <w:br/>
-              <w:t xml:space="preserve">    string blockedIp = message.ToString();</w:t>
-            </w:r>
-            <w:r>
-              <w:rPr>
-                <w:rFonts w:ascii="Consolas" w:hAnsi="Consolas"/>
-                <w:color w:val="24292E"/>
-                <w:sz w:val="19"/>
-              </w:rPr>
-              <w:br/>
-              <w:t xml:space="preserve">    if (!string.IsNullOrEmpty(blockedIp)) {</w:t>
-            </w:r>
-            <w:r>
-              <w:rPr>
-                <w:rFonts w:ascii="Consolas" w:hAnsi="Consolas"/>
-                <w:color w:val="24292E"/>
-                <w:sz w:val="19"/>
-              </w:rPr>
-              <w:br/>
-              <w:t xml:space="preserve">        BlockedIpStore.BlockedIps[blockedIp] = 1;</w:t>
-            </w:r>
-            <w:r>
-              <w:rPr>
-                <w:rFonts w:ascii="Consolas" w:hAnsi="Consolas"/>
-                <w:color w:val="24292E"/>
-                <w:sz w:val="19"/>
-              </w:rPr>
-              <w:br/>
-              <w:t xml:space="preserve">        Console.WriteLine($"[REDIS INSTANT SYNC &lt;1ms] IP {blockedIp} added to RAM!");</w:t>
-            </w:r>
-            <w:r>
-              <w:rPr>
-                <w:rFonts w:ascii="Consolas" w:hAnsi="Consolas"/>
-                <w:color w:val="24292E"/>
-                <w:sz w:val="19"/>
-              </w:rPr>
-              <w:br/>
-              <w:t xml:space="preserve">    }</w:t>
-            </w:r>
-            <w:r>
-              <w:rPr>
-                <w:rFonts w:ascii="Consolas" w:hAnsi="Consolas"/>
-                <w:color w:val="24292E"/>
-                <w:sz w:val="19"/>
-              </w:rPr>
-              <w:br/>
-              <w:t>});</w:t>
-            </w:r>
-          </w:p>
-        </w:tc>
-      </w:tr>
-      <w:tr>
-        <w:trPr>
-          <w:jc w:val="center"/>
-        </w:trPr>
-        <w:tc>
-          <w:tcPr>
-            <w:tcW w:w="9360" w:type="dxa"/>
-            <w:shd w:val="clear" w:color="auto" w:fill="EBF3FA"/>
-            <w:tcMar>
-              <w:top w:w="140" w:type="dxa"/>
-              <w:left w:w="200" w:type="dxa"/>
-              <w:bottom w:w="140" w:type="dxa"/>
-              <w:right w:w="200" w:type="dxa"/>
-            </w:tcMar>
-          </w:tcPr>
-          <w:p>
-            <w:pPr>
-              <w:spacing w:before="80" w:after="80"/>
-              <w:jc w:val="center"/>
-            </w:pPr>
-            <w:r>
-              <w:rPr>
-                <w:b/>
-                <w:noProof/>
-                <w:color w:val="003366"/>
-                <w:sz w:val="22"/>
-              </w:rPr>
-              <w:drawing>
-                <wp:inline distT="0" distB="0" distL="0" distR="0" wp14:anchorId="3DCFCAD4" wp14:editId="67A50ABE">
-                  <wp:extent cx="5943600" cy="3773170"/>
-                  <wp:effectExtent l="0" t="0" r="0" b="0"/>
-                  <wp:docPr id="1584639310" name="Hình ảnh 1"/>
-                  <wp:cNvGraphicFramePr>
-                    <a:graphicFrameLocks xmlns:a="http://schemas.openxmlformats.org/drawingml/2006/main" noChangeAspect="1"/>
-                  </wp:cNvGraphicFramePr>
-                  <a:graphic xmlns:a="http://schemas.openxmlformats.org/drawingml/2006/main">
-                    <a:graphicData uri="http://schemas.openxmlformats.org/drawingml/2006/picture">
-                      <pic:pic xmlns:pic="http://schemas.openxmlformats.org/drawingml/2006/picture">
-                        <pic:nvPicPr>
-                          <pic:cNvPr id="1584639310" name=""/>
-                          <pic:cNvPicPr/>
-                        </pic:nvPicPr>
-                        <pic:blipFill>
-                          <a:blip r:embed="rId16"/>
-                          <a:stretch>
-                            <a:fillRect/>
-                          </a:stretch>
-                        </pic:blipFill>
-                        <pic:spPr>
-                          <a:xfrm>
-                            <a:off x="0" y="0"/>
-                            <a:ext cx="5943600" cy="3773170"/>
-                          </a:xfrm>
-                          <a:prstGeom prst="rect">
-                            <a:avLst/>
-                          </a:prstGeom>
-                        </pic:spPr>
-                      </pic:pic>
-                    </a:graphicData>
-                  </a:graphic>
-                </wp:inline>
-              </w:drawing>
-            </w:r>
-          </w:p>
-        </w:tc>
-      </w:tr>
-      <w:tr>
-        <w:trPr>
-          <w:jc w:val="center"/>
-        </w:trPr>
-        <w:tc>
-          <w:tcPr>
-            <w:tcW w:w="9360" w:type="dxa"/>
-            <w:shd w:val="clear" w:color="auto" w:fill="EBF3FA"/>
-            <w:tcMar>
-              <w:top w:w="140" w:type="dxa"/>
-              <w:left w:w="200" w:type="dxa"/>
-              <w:bottom w:w="140" w:type="dxa"/>
-              <w:right w:w="200" w:type="dxa"/>
-            </w:tcMar>
-          </w:tcPr>
-          <w:p>
-            <w:pPr>
-              <w:spacing w:before="80" w:after="80"/>
-              <w:jc w:val="center"/>
-            </w:pPr>
-            <w:r>
-              <w:rPr>
-                <w:noProof/>
-              </w:rPr>
-              <w:lastRenderedPageBreak/>
-              <w:drawing>
-                <wp:inline distT="0" distB="0" distL="0" distR="0" wp14:anchorId="4B79A9D0" wp14:editId="1574604A">
-                  <wp:extent cx="5943600" cy="2497455"/>
-                  <wp:effectExtent l="0" t="0" r="0" b="0"/>
-                  <wp:docPr id="992423930" name="Hình ảnh 1"/>
-                  <wp:cNvGraphicFramePr>
-                    <a:graphicFrameLocks xmlns:a="http://schemas.openxmlformats.org/drawingml/2006/main" noChangeAspect="1"/>
-                  </wp:cNvGraphicFramePr>
-                  <a:graphic xmlns:a="http://schemas.openxmlformats.org/drawingml/2006/main">
-                    <a:graphicData uri="http://schemas.openxmlformats.org/drawingml/2006/picture">
-                      <pic:pic xmlns:pic="http://schemas.openxmlformats.org/drawingml/2006/picture">
-                        <pic:nvPicPr>
-                          <pic:cNvPr id="992423930" name=""/>
-                          <pic:cNvPicPr/>
-                        </pic:nvPicPr>
-                        <pic:blipFill>
-                          <a:blip r:embed="rId17"/>
-                          <a:stretch>
-                            <a:fillRect/>
-                          </a:stretch>
-                        </pic:blipFill>
-                        <pic:spPr>
-                          <a:xfrm>
-                            <a:off x="0" y="0"/>
-                            <a:ext cx="5943600" cy="2497455"/>
-                          </a:xfrm>
-                          <a:prstGeom prst="rect">
-                            <a:avLst/>
-                          </a:prstGeom>
-                        </pic:spPr>
-                      </pic:pic>
-                    </a:graphicData>
-                  </a:graphic>
-                </wp:inline>
-              </w:drawing>
-            </w:r>
-          </w:p>
-        </w:tc>
-      </w:tr>
-      <w:tr>
-        <w:trPr>
-          <w:jc w:val="center"/>
-        </w:trPr>
-        <w:tc>
-          <w:tcPr>
-            <w:tcW w:w="9360" w:type="dxa"/>
-            <w:shd w:val="clear" w:color="auto" w:fill="EBF3FA"/>
-            <w:tcMar>
-              <w:top w:w="140" w:type="dxa"/>
-              <w:left w:w="200" w:type="dxa"/>
-              <w:bottom w:w="140" w:type="dxa"/>
-              <w:right w:w="200" w:type="dxa"/>
-            </w:tcMar>
-          </w:tcPr>
-          <w:p>
-            <w:pPr>
-              <w:spacing w:before="80" w:after="80"/>
-              <w:jc w:val="center"/>
-            </w:pPr>
-            <w:r>
-              <w:rPr>
-                <w:b/>
-                <w:noProof/>
-                <w:color w:val="003366"/>
-                <w:sz w:val="22"/>
-              </w:rPr>
-              <w:drawing>
-                <wp:inline distT="0" distB="0" distL="0" distR="0" wp14:anchorId="4C76C441" wp14:editId="0353C769">
-                  <wp:extent cx="5943600" cy="1529715"/>
-                  <wp:effectExtent l="0" t="0" r="0" b="0"/>
-                  <wp:docPr id="201880221" name="Hình ảnh 1"/>
-                  <wp:cNvGraphicFramePr>
-                    <a:graphicFrameLocks xmlns:a="http://schemas.openxmlformats.org/drawingml/2006/main" noChangeAspect="1"/>
-                  </wp:cNvGraphicFramePr>
-                  <a:graphic xmlns:a="http://schemas.openxmlformats.org/drawingml/2006/main">
-                    <a:graphicData uri="http://schemas.openxmlformats.org/drawingml/2006/picture">
-                      <pic:pic xmlns:pic="http://schemas.openxmlformats.org/drawingml/2006/picture">
-                        <pic:nvPicPr>
-                          <pic:cNvPr id="201880221" name=""/>
-                          <pic:cNvPicPr/>
-                        </pic:nvPicPr>
-                        <pic:blipFill>
-                          <a:blip r:embed="rId18"/>
-                          <a:stretch>
-                            <a:fillRect/>
-                          </a:stretch>
-                        </pic:blipFill>
-                        <pic:spPr>
-                          <a:xfrm>
-                            <a:off x="0" y="0"/>
-                            <a:ext cx="5943600" cy="1529715"/>
-                          </a:xfrm>
-                          <a:prstGeom prst="rect">
-                            <a:avLst/>
-                          </a:prstGeom>
-                        </pic:spPr>
-                      </pic:pic>
-                    </a:graphicData>
-                  </a:graphic>
-                </wp:inline>
-              </w:drawing>
-            </w:r>
-          </w:p>
-        </w:tc>
-      </w:tr>
-    </w:tbl>
-    <w:p>
-      <w:pPr>
-        <w:pStyle w:val="u2"/>
-      </w:pPr>
-      <w:r>
-        <w:t>3.5. Cơ chế quản lý danh sách IP tin cậy (IP Whitelist Bypass)</w:t>
-      </w:r>
-    </w:p>
-    <w:p>
-      <w:pPr>
-        <w:ind w:firstLine="576"/>
-      </w:pPr>
-      <w:r>
-        <w:t>Các IP thuộc WhitelistedIps (như máy trạm Admin) được ưu tiên bỏ qua toàn bộ kiểm tra WAF và Rate Limit, đồng thời tự động được giải phóng khỏi danh sách bị chặn nếu vô tình bị khóa.</w:t>
-      </w:r>
-    </w:p>
-    <w:p>
-      <w:r>
-        <w:br w:type="page"/>
-      </w:r>
-    </w:p>
-    <w:p>
-      <w:pPr>
-        <w:pStyle w:val="u1"/>
-      </w:pPr>
-      <w:r>
-        <w:lastRenderedPageBreak/>
-        <w:t>CHƯƠNG 4: GIÁM SÁT THỜI GIAN THỰC VÀ ĐIỀU KHIỂN SỰ CỐ TỰ ĐỘNG</w:t>
-      </w:r>
-    </w:p>
-    <w:p>
-      <w:pPr>
-        <w:pStyle w:val="u2"/>
-      </w:pPr>
-      <w:r>
-        <w:t>4.1. Xây dựng Dashboard giám sát an ninh và Xuất Log SIEM CEF</w:t>
-      </w:r>
-    </w:p>
-    <w:p>
-      <w:pPr>
-        <w:spacing w:line="312" w:lineRule="auto" w:after="120"/>
-        <w:ind w:firstLine="576"/>
-      </w:pPr>
-      <w:r>
-        <w:rPr>
-          <w:rFonts w:ascii="Times New Roman" w:hAnsi="Times New Roman"/>
-          <w:sz w:val="26"/>
-        </w:rPr>
-        <w:t>Trong mô hình vận hành Trung tâm Giám sát An toàn Thông tin Doanh nghiệp (SOC - Security Operations Center), tính năng xuất nhật ký sự kiện mã hóa chuẩn CEF (Common Event Format) đóng vai trò cực kỳ quan trọng. Định dạng CEF giúp chuẩn hóa toàn bộ dữ liệu nhật ký phân tán từ các container microservices thành định dạng nhất quán, sẵn sàng tích hợp trực tiếp vào các nền tảng SIEM hàng đầu (như ELK Stack - Elasticsearch/Logstash/Kibana, Splunk, Datadog hay IBM QRadar).</w:t>
-        <w:br/>
-        <w:br/>
-        <w:t>Đồng thời, cơ chế Phản ứng Sự cố Phân cấp (Tiered Incident Response) được thiết kế theo 2 cấp độ tự động hóa thông minh: Cấp độ 1 thực hiện cô lập ngay lập tức IP độc hại trên bộ nhớ đệm phân tán Redis (đồng bộ Pub/Sub &lt; 1ms) và phát tin nhắn cảnh báo qua Telegram Bot. Cấp độ 2 đóng vai trò là cầu chì bảo vệ hệ thống (Emergency Isolation Killswitch) - nếu tài nguyên CPU/RAM máy chủ bị càn quét dồn dập vượt ngưỡng an toàn (95%), Monitor Module sẽ tự động tạm ngắt container ứng dụng để bảo vệ toàn vẹn cho CSDL PostgreSQL.</w:t>
-      </w:r>
-    </w:p>
-    <w:p>
-      <w:pPr>
-        <w:ind w:firstLine="576"/>
-        <w:rPr>
-          <w:lang w:val="vi-VN"/>
-        </w:rPr>
-      </w:pPr>
-      <w:r>
-        <w:t>Dashboard Web (HTML5/CSS3/JavaScript) giao tiếp với Host Docker Socket /var/run/docker.sock để hiển thị chỉ số CPU/RAM real-time, đọc luồng log sự kiện thời gian thực và cung cấp REST API /api/siem/cef-logs xuất nhật ký sự kiện mã hóa chuẩn CEF (Common Event Format) cho hệ thống SIEM (ELK Stack / Datadog / Splunk):</w:t>
       </w:r>
     </w:p>
     <w:p>
@@ -2891,6 +2287,427 @@
           <w:color w:val="003366"/>
           <w:sz w:val="22"/>
         </w:rPr>
+        <w:lastRenderedPageBreak/>
+        <w:drawing>
+          <wp:inline distT="0" distB="0" distL="0" distR="0" wp14:anchorId="615F6096" wp14:editId="23095035">
+            <wp:extent cx="5563082" cy="7635902"/>
+            <wp:effectExtent l="0" t="0" r="0" b="3175"/>
+            <wp:docPr id="720307878" name="Hình ảnh 1"/>
+            <wp:cNvGraphicFramePr>
+              <a:graphicFrameLocks xmlns:a="http://schemas.openxmlformats.org/drawingml/2006/main" noChangeAspect="1"/>
+            </wp:cNvGraphicFramePr>
+            <a:graphic xmlns:a="http://schemas.openxmlformats.org/drawingml/2006/main">
+              <a:graphicData uri="http://schemas.openxmlformats.org/drawingml/2006/picture">
+                <pic:pic xmlns:pic="http://schemas.openxmlformats.org/drawingml/2006/picture">
+                  <pic:nvPicPr>
+                    <pic:cNvPr id="720307878" name=""/>
+                    <pic:cNvPicPr/>
+                  </pic:nvPicPr>
+                  <pic:blipFill>
+                    <a:blip r:embed="rId14"/>
+                    <a:stretch>
+                      <a:fillRect/>
+                    </a:stretch>
+                  </pic:blipFill>
+                  <pic:spPr>
+                    <a:xfrm>
+                      <a:off x="0" y="0"/>
+                      <a:ext cx="5563082" cy="7635902"/>
+                    </a:xfrm>
+                    <a:prstGeom prst="rect">
+                      <a:avLst/>
+                    </a:prstGeom>
+                  </pic:spPr>
+                </pic:pic>
+              </a:graphicData>
+            </a:graphic>
+          </wp:inline>
+        </w:drawing>
+      </w:r>
+    </w:p>
+    <w:p>
+      <w:pPr>
+        <w:spacing w:before="80" w:after="240"/>
+        <w:jc w:val="center"/>
+      </w:pPr>
+      <w:r>
+        <w:rPr>
+          <w:rFonts w:ascii="Times New Roman" w:hAnsi="Times New Roman"/>
+          <w:b/>
+          <w:i/>
+          <w:color w:val="003366"/>
+          <w:sz w:val="22"/>
+        </w:rPr>
+        <w:t>Hình 3.2: Cấu hình tệp dữ liệu huấn luyện dataset.tsv với 34.741 mẫu nhị phân phân tách bằng phím Tab</w:t>
+      </w:r>
+    </w:p>
+    <w:p>
+      <w:pPr>
+        <w:pStyle w:val="u3"/>
+      </w:pPr>
+      <w:r>
+        <w:lastRenderedPageBreak/>
+        <w:t>3.1.3. Huấn luyện mô hình phân loại nhị phân với ML.NET</w:t>
+      </w:r>
+    </w:p>
+    <w:p>
+      <w:pPr>
+        <w:ind w:firstLine="576"/>
+        <w:rPr>
+          <w:lang w:val="vi-VN"/>
+        </w:rPr>
+      </w:pPr>
+      <w:r>
+        <w:t>Quá trình huấn luyện sử dụng FeaturizeText (N-gram) kết hợp thuật toán SdcaLogisticRegression. Mô hình đạt độ chính xác thực nghiệm 98,37% và được xuất thành tệp bộ não /tmp/waf_model.zip.</w:t>
+      </w:r>
+    </w:p>
+    <w:p>
+      <w:pPr>
+        <w:pStyle w:val="u3"/>
+      </w:pPr>
+      <w:r>
+        <w:t>3.1.4. Tích hợp công cụ Suy luận (Inference Engine) vào Middleware</w:t>
+      </w:r>
+    </w:p>
+    <w:p>
+      <w:pPr>
+        <w:ind w:firstLine="576"/>
+      </w:pPr>
+      <w:r>
+        <w:t>Trong secure-app/Program.cs, phương thức MLWafEngine.Predict(payload) được bọc trong khối khóa lock (_mlContext) để đảm bảo tính an toàn đa luồng (Thread-safety) khi có hàng ngàn kết nối đồng thời. Đồng thời, công cụ OnnxWafEngine đã được tích hợp song song.</w:t>
+      </w:r>
+    </w:p>
+    <w:p>
+      <w:pPr>
+        <w:pStyle w:val="u2"/>
+      </w:pPr>
+      <w:r>
+        <w:t>3.2. Cơ chế trích xuất IP thật qua Nginx Headers</w:t>
+      </w:r>
+    </w:p>
+    <w:p>
+      <w:pPr>
+        <w:ind w:firstLine="576"/>
+      </w:pPr>
+      <w:r>
+        <w:t>Middleware trích xuất IP theo thứ tự ưu tiên: X-Forwarded-For -&gt; X-Real-IP -&gt; RemoteIpAddress. Đồng thời thực hiện chuẩn hóa tiền tố IPv4-mapped IPv6 (bỏ cụm ::ffff:) để đảm bảo định dạng IP đồng nhất.</w:t>
+      </w:r>
+    </w:p>
+    <w:p>
+      <w:pPr>
+        <w:pStyle w:val="u2"/>
+      </w:pPr>
+      <w:r>
+        <w:t>3.3. Thuật toán nhận diện hành vi rà quét bất thường (Directory Brute-force)</w:t>
+      </w:r>
+    </w:p>
+    <w:p>
+      <w:pPr>
+        <w:ind w:firstLine="576"/>
+      </w:pPr>
+      <w:r>
+        <w:t>Sử dụng thuật toán Cửa sổ trượt (Sliding Window) dựa trên ConcurrentQueue đếm số lần truy cập lỗi 404. Nếu một IP vượt quá 15 lần lỗi 404 trong 60 giây, IP đó lập tức bị khóa và ghi vào Blacklist.</w:t>
+      </w:r>
+    </w:p>
+    <w:p>
+      <w:pPr>
+        <w:pStyle w:val="u2"/>
+      </w:pPr>
+      <w:r>
+        <w:t>3.4. Cơ chế đồng bộ hóa IP chặn phân tán thời gian thực qua Redis Pub/Sub (&lt; 1ms)</w:t>
+      </w:r>
+    </w:p>
+    <w:p>
+      <w:pPr>
+        <w:ind w:firstLine="576"/>
+      </w:pPr>
+      <w:r>
+        <w:t>Hệ thống đã nâng cấp cơ chế đồng bộ IP bị chặn từ Polling 5 giây sang Pub/Sub thời gian thực qua Redis 7 Alpine (channel 'blocked-ips-channel'). Khi monitor-module phát hiện tấn công và ghi nhận IP độc hại, Publisher sẽ phát ngay thông điệp tới Redis. Container secure-app nhận thông điệp qua Subscriber và cập nhật vào bộ nhớ RAM BlockedIpStore trong thời gian **dưới 1 mili-giây (&lt; 1ms)**:</w:t>
+      </w:r>
+    </w:p>
+    <w:p>
+      <w:pPr>
+        <w:pStyle w:val="u2"/>
+        <w:rPr>
+          <w:lang w:val="vi-VN"/>
+        </w:rPr>
+      </w:pPr>
+      <w:r>
+        <w:rPr>
+          <w:b w:val="0"/>
+          <w:noProof/>
+          <w:color w:val="003366"/>
+          <w:sz w:val="22"/>
+        </w:rPr>
+        <w:lastRenderedPageBreak/>
+        <w:drawing>
+          <wp:inline distT="0" distB="0" distL="0" distR="0" wp14:anchorId="73749902" wp14:editId="0AB0875C">
+            <wp:extent cx="5943600" cy="3773170"/>
+            <wp:effectExtent l="0" t="0" r="0" b="0"/>
+            <wp:docPr id="1280529511" name="Hình ảnh 1"/>
+            <wp:cNvGraphicFramePr>
+              <a:graphicFrameLocks xmlns:a="http://schemas.openxmlformats.org/drawingml/2006/main" noChangeAspect="1"/>
+            </wp:cNvGraphicFramePr>
+            <a:graphic xmlns:a="http://schemas.openxmlformats.org/drawingml/2006/main">
+              <a:graphicData uri="http://schemas.openxmlformats.org/drawingml/2006/picture">
+                <pic:pic xmlns:pic="http://schemas.openxmlformats.org/drawingml/2006/picture">
+                  <pic:nvPicPr>
+                    <pic:cNvPr id="1584639310" name=""/>
+                    <pic:cNvPicPr/>
+                  </pic:nvPicPr>
+                  <pic:blipFill>
+                    <a:blip r:embed="rId15"/>
+                    <a:stretch>
+                      <a:fillRect/>
+                    </a:stretch>
+                  </pic:blipFill>
+                  <pic:spPr>
+                    <a:xfrm>
+                      <a:off x="0" y="0"/>
+                      <a:ext cx="5943600" cy="3773170"/>
+                    </a:xfrm>
+                    <a:prstGeom prst="rect">
+                      <a:avLst/>
+                    </a:prstGeom>
+                  </pic:spPr>
+                </pic:pic>
+              </a:graphicData>
+            </a:graphic>
+          </wp:inline>
+        </w:drawing>
+      </w:r>
+    </w:p>
+    <w:p>
+      <w:pPr>
+        <w:spacing w:before="80" w:after="240"/>
+        <w:jc w:val="center"/>
+      </w:pPr>
+      <w:r>
+        <w:rPr>
+          <w:rFonts w:ascii="Times New Roman" w:hAnsi="Times New Roman"/>
+          <w:b/>
+          <w:i/>
+          <w:color w:val="003366"/>
+          <w:sz w:val="22"/>
+        </w:rPr>
+        <w:t>Hình 3.3: Nhật ký Console quá trình huấn luyện tự động và lưu bộ não AI WAF vào /tmp/waf_model.zip</w:t>
+      </w:r>
+    </w:p>
+    <w:p>
+      <w:pPr>
+        <w:rPr>
+          <w:lang w:val="vi-VN"/>
+        </w:rPr>
+      </w:pPr>
+      <w:r>
+        <w:rPr>
+          <w:noProof/>
+        </w:rPr>
+        <w:drawing>
+          <wp:inline distT="0" distB="0" distL="0" distR="0" wp14:anchorId="19572730" wp14:editId="08E975AE">
+            <wp:extent cx="5943600" cy="2497455"/>
+            <wp:effectExtent l="0" t="0" r="0" b="0"/>
+            <wp:docPr id="850184999" name="Hình ảnh 1"/>
+            <wp:cNvGraphicFramePr>
+              <a:graphicFrameLocks xmlns:a="http://schemas.openxmlformats.org/drawingml/2006/main" noChangeAspect="1"/>
+            </wp:cNvGraphicFramePr>
+            <a:graphic xmlns:a="http://schemas.openxmlformats.org/drawingml/2006/main">
+              <a:graphicData uri="http://schemas.openxmlformats.org/drawingml/2006/picture">
+                <pic:pic xmlns:pic="http://schemas.openxmlformats.org/drawingml/2006/picture">
+                  <pic:nvPicPr>
+                    <pic:cNvPr id="992423930" name=""/>
+                    <pic:cNvPicPr/>
+                  </pic:nvPicPr>
+                  <pic:blipFill>
+                    <a:blip r:embed="rId16"/>
+                    <a:stretch>
+                      <a:fillRect/>
+                    </a:stretch>
+                  </pic:blipFill>
+                  <pic:spPr>
+                    <a:xfrm>
+                      <a:off x="0" y="0"/>
+                      <a:ext cx="5943600" cy="2497455"/>
+                    </a:xfrm>
+                    <a:prstGeom prst="rect">
+                      <a:avLst/>
+                    </a:prstGeom>
+                  </pic:spPr>
+                </pic:pic>
+              </a:graphicData>
+            </a:graphic>
+          </wp:inline>
+        </w:drawing>
+      </w:r>
+    </w:p>
+    <w:p>
+      <w:pPr>
+        <w:spacing w:before="80" w:after="240"/>
+        <w:jc w:val="center"/>
+      </w:pPr>
+      <w:r>
+        <w:rPr>
+          <w:rFonts w:ascii="Times New Roman" w:hAnsi="Times New Roman"/>
+          <w:b/>
+          <w:i/>
+          <w:color w:val="003366"/>
+          <w:sz w:val="22"/>
+        </w:rPr>
+        <w:t>Hình 3.4: Màn hình phản hồi HTTP 400 Bad Request khi AI WAF phát hiện và chặn mã độc SQL Injection</w:t>
+      </w:r>
+    </w:p>
+    <w:p>
+      <w:pPr>
+        <w:rPr>
+          <w:lang w:val="vi-VN"/>
+        </w:rPr>
+      </w:pPr>
+      <w:r>
+        <w:rPr>
+          <w:b/>
+          <w:noProof/>
+          <w:color w:val="003366"/>
+          <w:sz w:val="22"/>
+        </w:rPr>
+        <w:drawing>
+          <wp:inline distT="0" distB="0" distL="0" distR="0" wp14:anchorId="01A406ED" wp14:editId="4E645232">
+            <wp:extent cx="5943600" cy="1529715"/>
+            <wp:effectExtent l="0" t="0" r="0" b="0"/>
+            <wp:docPr id="820163000" name="Hình ảnh 1"/>
+            <wp:cNvGraphicFramePr>
+              <a:graphicFrameLocks xmlns:a="http://schemas.openxmlformats.org/drawingml/2006/main" noChangeAspect="1"/>
+            </wp:cNvGraphicFramePr>
+            <a:graphic xmlns:a="http://schemas.openxmlformats.org/drawingml/2006/main">
+              <a:graphicData uri="http://schemas.openxmlformats.org/drawingml/2006/picture">
+                <pic:pic xmlns:pic="http://schemas.openxmlformats.org/drawingml/2006/picture">
+                  <pic:nvPicPr>
+                    <pic:cNvPr id="201880221" name=""/>
+                    <pic:cNvPicPr/>
+                  </pic:nvPicPr>
+                  <pic:blipFill>
+                    <a:blip r:embed="rId17"/>
+                    <a:stretch>
+                      <a:fillRect/>
+                    </a:stretch>
+                  </pic:blipFill>
+                  <pic:spPr>
+                    <a:xfrm>
+                      <a:off x="0" y="0"/>
+                      <a:ext cx="5943600" cy="1529715"/>
+                    </a:xfrm>
+                    <a:prstGeom prst="rect">
+                      <a:avLst/>
+                    </a:prstGeom>
+                  </pic:spPr>
+                </pic:pic>
+              </a:graphicData>
+            </a:graphic>
+          </wp:inline>
+        </w:drawing>
+      </w:r>
+    </w:p>
+    <w:p>
+      <w:pPr>
+        <w:spacing w:before="80" w:after="240"/>
+        <w:jc w:val="center"/>
+      </w:pPr>
+      <w:r>
+        <w:rPr>
+          <w:rFonts w:ascii="Times New Roman" w:hAnsi="Times New Roman"/>
+          <w:b/>
+          <w:i/>
+          <w:color w:val="003366"/>
+          <w:sz w:val="22"/>
+        </w:rPr>
+        <w:t>Hình 3.5: Màn hình phản hồi HTTP 400 Bad Request khi AI WAF phát hiện và chặn mã độc Cross-Site Scripting (XSS)</w:t>
+      </w:r>
+    </w:p>
+    <w:p>
+      <w:pPr>
+        <w:pStyle w:val="u2"/>
+        <w:rPr>
+          <w:lang w:val="vi-VN"/>
+        </w:rPr>
+      </w:pPr>
+      <w:r>
+        <w:rPr>
+          <w:lang w:val="vi-VN"/>
+        </w:rPr>
+        <w:lastRenderedPageBreak/>
+        <w:t>3.5. Cơ chế quản lý danh sách IP tin cậy (IP Whitelist Bypass)</w:t>
+      </w:r>
+    </w:p>
+    <w:p>
+      <w:pPr>
+        <w:ind w:firstLine="576"/>
+      </w:pPr>
+      <w:r>
+        <w:t>Các IP thuộc WhitelistedIps (như máy trạm Admin) được ưu tiên bỏ qua toàn bộ kiểm tra WAF và Rate Limit, đồng thời tự động được giải phóng khỏi danh sách bị chặn nếu vô tình bị khóa.</w:t>
+      </w:r>
+    </w:p>
+    <w:p>
+      <w:r>
+        <w:br w:type="page"/>
+      </w:r>
+    </w:p>
+    <w:p>
+      <w:pPr>
+        <w:pStyle w:val="u1"/>
+      </w:pPr>
+      <w:r>
+        <w:lastRenderedPageBreak/>
+        <w:t>CHƯƠNG 4: GIÁM SÁT THỜI GIAN THỰC VÀ ĐIỀU KHIỂN SỰ CỐ TỰ ĐỘNG</w:t>
+      </w:r>
+    </w:p>
+    <w:p>
+      <w:pPr>
+        <w:pStyle w:val="u2"/>
+      </w:pPr>
+      <w:r>
+        <w:t>4.1. Xây dựng Dashboard giám sát an ninh và Xuất Log SIEM CEF</w:t>
+      </w:r>
+    </w:p>
+    <w:p>
+      <w:pPr>
+        <w:ind w:firstLine="576"/>
+      </w:pPr>
+      <w:r>
+        <w:t>Trong mô hình vận hành Trung tâm Giám sát An toàn Thông tin Doanh nghiệp (SOC - Security Operations Center), tính năng xuất nhật ký sự kiện mã hóa chuẩn CEF (Common Event Format) đóng vai trò cực kỳ quan trọng. Định dạng CEF giúp chuẩn hóa toàn bộ dữ liệu nhật ký phân tán từ các container microservices thành định dạng nhất quán, sẵn sàng tích hợp trực tiếp vào các nền tảng SIEM hàng đầu (như ELK Stack - Elasticsearch/Logstash/Kibana, Splunk, Datadog hay IBM QRadar).</w:t>
+      </w:r>
+      <w:r>
+        <w:br/>
+      </w:r>
+      <w:r>
+        <w:br/>
+        <w:t>Đồng thời, cơ chế Phản ứng Sự cố Phân cấp (Tiered Incident Response) được thiết kế theo 2 cấp độ tự động hóa thông minh: Cấp độ 1 thực hiện cô lập ngay lập tức IP độc hại trên bộ nhớ đệm phân tán Redis (đồng bộ Pub/Sub &lt; 1ms) và phát tin nhắn cảnh báo qua Telegram Bot. Cấp độ 2 đóng vai trò là cầu chì bảo vệ hệ thống (Emergency Isolation Killswitch) - nếu tài nguyên CPU/RAM máy chủ bị càn quét dồn dập vượt ngưỡng an toàn (95%), Monitor Module sẽ tự động tạm ngắt container ứng dụng để bảo vệ toàn vẹn cho CSDL PostgreSQL.</w:t>
+      </w:r>
+    </w:p>
+    <w:p>
+      <w:pPr>
+        <w:ind w:firstLine="576"/>
+        <w:rPr>
+          <w:lang w:val="vi-VN"/>
+        </w:rPr>
+      </w:pPr>
+      <w:r>
+        <w:t>Dashboard Web (HTML5/CSS3/JavaScript) giao tiếp với Host Docker Socket /var/run/docker.sock để hiển thị chỉ số CPU/RAM real-time, đọc luồng log sự kiện thời gian thực và cung cấp REST API /api/siem/cef-logs xuất nhật ký sự kiện mã hóa chuẩn CEF (Common Event Format) cho hệ thống SIEM (ELK Stack / Datadog / Splunk):</w:t>
+      </w:r>
+    </w:p>
+    <w:p>
+      <w:pPr>
+        <w:ind w:firstLine="576"/>
+        <w:rPr>
+          <w:lang w:val="vi-VN"/>
+        </w:rPr>
+      </w:pPr>
+      <w:r>
+        <w:rPr>
+          <w:b/>
+          <w:noProof/>
+          <w:color w:val="003366"/>
+          <w:sz w:val="22"/>
+        </w:rPr>
+        <w:lastRenderedPageBreak/>
         <w:drawing>
           <wp:inline distT="0" distB="0" distL="0" distR="0" wp14:anchorId="7A6BD35A" wp14:editId="704B3E98">
             <wp:extent cx="5943600" cy="4249420"/>
@@ -2907,7 +2724,7 @@
                     <pic:cNvPicPr/>
                   </pic:nvPicPr>
                   <pic:blipFill>
-                    <a:blip r:embed="rId19"/>
+                    <a:blip r:embed="rId18"/>
                     <a:stretch>
                       <a:fillRect/>
                     </a:stretch>
@@ -2961,7 +2778,6 @@
           <w:color w:val="003366"/>
           <w:sz w:val="22"/>
         </w:rPr>
-        <w:lastRenderedPageBreak/>
         <w:drawing>
           <wp:inline distT="0" distB="0" distL="0" distR="0" wp14:anchorId="0E0FF898" wp14:editId="036546D4">
             <wp:extent cx="5943600" cy="1614805"/>
@@ -2978,7 +2794,7 @@
                     <pic:cNvPicPr/>
                   </pic:nvPicPr>
                   <pic:blipFill>
-                    <a:blip r:embed="rId20"/>
+                    <a:blip r:embed="rId19"/>
                     <a:stretch>
                       <a:fillRect/>
                     </a:stretch>
@@ -3057,6 +2873,7 @@
         <w:rPr>
           <w:lang w:val="vi-VN"/>
         </w:rPr>
+        <w:lastRenderedPageBreak/>
         <w:t>4.2.1. Cấu hình gửi cảnh báo tấn công khẩn cấp</w:t>
       </w:r>
     </w:p>
@@ -3086,7 +2903,6 @@
           <w:noProof/>
           <w:lang w:val="vi-VN"/>
         </w:rPr>
-        <w:lastRenderedPageBreak/>
         <w:drawing>
           <wp:inline distT="0" distB="0" distL="0" distR="0" wp14:anchorId="34FE668F" wp14:editId="78890F89">
             <wp:extent cx="5943600" cy="4639310"/>
@@ -3103,7 +2919,7 @@
                     <pic:cNvPicPr/>
                   </pic:nvPicPr>
                   <pic:blipFill>
-                    <a:blip r:embed="rId21"/>
+                    <a:blip r:embed="rId20"/>
                     <a:stretch>
                       <a:fillRect/>
                     </a:stretch>
@@ -3164,7 +2980,11 @@
         <w:t xml:space="preserve">a) Cấp độ 1 (Tự động chặn địa chỉ IP độc hại thời gian thực): </w:t>
       </w:r>
       <w:r>
-        <w:t xml:space="preserve"> Khi phát hiện đòn tấn công mã độc hoặc hành vi rà quét hệ thống, Monitor Module lập tức đưa duy nhất địa chỉ IP của kẻ tấn công vào danh sách đen (Blacklist). Ứng dụng Web vẫn tiếp tục phục vụ bình thường cho tất cả người dùng hợp lệ khác mà không bị gián đoạn.</w:t>
+        <w:t xml:space="preserve"> Khi phát hiện đòn tấn công mã độc hoặc hành vi rà quét hệ thống, Monitor Module lập tức đưa duy nhất địa chỉ </w:t>
+      </w:r>
+      <w:r>
+        <w:lastRenderedPageBreak/>
+        <w:t>IP của kẻ tấn công vào danh sách đen (Blacklist). Ứng dụng Web vẫn tiếp tục phục vụ bình thường cho tất cả người dùng hợp lệ khác mà không bị gián đoạn.</w:t>
       </w:r>
     </w:p>
     <w:p>
@@ -3175,11 +2995,7 @@
         <w:t xml:space="preserve">b) Cấp độ 2 (Ngắt nguồn khẩn cấp khi quá tải hệ thống): </w:t>
       </w:r>
       <w:r>
-        <w:t xml:space="preserve"> Chỉ trong trường hợp hệ thống gặp phải cuộc tấn công từ chối dịch vụ dồn dập khiến mức sử dụng CPU hoặc RAM của máy chủ vượt ngưỡng an toàn (trên 95%), hệ thống mới tự động kích hoạt cầu </w:t>
-      </w:r>
-      <w:r>
-        <w:lastRenderedPageBreak/>
-        <w:t>chì khẩn cấp (Emergency Killswitch) thực thi lệnh docker stop secure-app để ngắt kết nối Web, bảo vệ toàn vẹn cho CSDL PostgreSQL.</w:t>
+        <w:t xml:space="preserve"> Chỉ trong trường hợp hệ thống gặp phải cuộc tấn công từ chối dịch vụ dồn dập khiến mức sử dụng CPU hoặc RAM của máy chủ vượt ngưỡng an toàn (trên 95%), hệ thống mới tự động kích hoạt cầu chì khẩn cấp (Emergency Killswitch) thực thi lệnh docker stop secure-app để ngắt kết nối Web, bảo vệ toàn vẹn cho CSDL PostgreSQL.</w:t>
       </w:r>
     </w:p>
     <w:p>
@@ -3264,7 +3080,7 @@
                     <pic:cNvPicPr/>
                   </pic:nvPicPr>
                   <pic:blipFill>
-                    <a:blip r:embed="rId22"/>
+                    <a:blip r:embed="rId21"/>
                     <a:stretch>
                       <a:fillRect/>
                     </a:stretch>
@@ -3359,7 +3175,7 @@
                     <pic:cNvPicPr/>
                   </pic:nvPicPr>
                   <pic:blipFill>
-                    <a:blip r:embed="rId23"/>
+                    <a:blip r:embed="rId22"/>
                     <a:stretch>
                       <a:fillRect/>
                     </a:stretch>
@@ -3438,7 +3254,7 @@
                     <pic:cNvPicPr/>
                   </pic:nvPicPr>
                   <pic:blipFill>
-                    <a:blip r:embed="rId24"/>
+                    <a:blip r:embed="rId23"/>
                     <a:stretch>
                       <a:fillRect/>
                     </a:stretch>
@@ -3510,20 +3326,48 @@
     </w:p>
     <w:p>
       <w:pPr>
-        <w:spacing w:line="312" w:lineRule="auto" w:after="120"/>
         <w:ind w:firstLine="576"/>
-      </w:pPr>
-      <w:r>
-        <w:rPr>
-          <w:rFonts w:ascii="Times New Roman" w:hAnsi="Times New Roman"/>
-          <w:sz w:val="26"/>
+        <w:rPr>
+          <w:lang w:val="vi-VN"/>
+        </w:rPr>
+      </w:pPr>
+      <w:r>
+        <w:rPr>
+          <w:lang w:val="vi-VN"/>
         </w:rPr>
         <w:t>Kết quả thực nghiệm triển khai hệ thống trên đám mây AWS EC2 (Instance ARM64 t4g.micro) và quá trình kiểm thử giả lập tấn công (SQLi, XSS, 404 Brute-force Scanning, Evasion Evasion Bypass và Whitelist Validation) minh chứng tính hiệu quả và độ ổn định cao của kiến trúc:</w:t>
+      </w:r>
+      <w:r>
+        <w:rPr>
+          <w:lang w:val="vi-VN"/>
+        </w:rPr>
         <w:br/>
+      </w:r>
+      <w:r>
+        <w:rPr>
+          <w:lang w:val="vi-VN"/>
+        </w:rPr>
         <w:br/>
         <w:t>1. Độ chính xác suy luận (Inference Accuracy): Mô hình AI WAF đạt độ chính xác thực nghiệm 98.37% trên tập dữ liệu kiểm thử, tỷ lệ báo động giả (False Positive Rate) giảm xuống mức dưới 0.8% - vượt trội so với các hệ thống WAF Regex truyền thống.</w:t>
+      </w:r>
+      <w:r>
+        <w:rPr>
+          <w:lang w:val="vi-VN"/>
+        </w:rPr>
         <w:br/>
-        <w:t>2. Hiệu năng tính toán (Latency &amp; Throughput): Thời gian xử lý trung bình của Middleware WAF chỉ mất từ 1.2ms - 1.8ms/request, không làm ảnh hưởng tới trải nghiệm của người dùng hợp lệ.</w:t>
+        <w:t xml:space="preserve">2. Hiệu năng tính toán (Latency &amp; Throughput): Thời gian xử lý trung bình của </w:t>
+      </w:r>
+      <w:r>
+        <w:rPr>
+          <w:lang w:val="vi-VN"/>
+        </w:rPr>
+        <w:lastRenderedPageBreak/>
+        <w:t>Middleware WAF chỉ mất từ 1.2ms - 1.8ms/request, không làm ảnh hưởng tới trải nghiệm của người dùng hợp lệ.</w:t>
+      </w:r>
+      <w:r>
+        <w:rPr>
+          <w:lang w:val="vi-VN"/>
+        </w:rPr>
         <w:br/>
         <w:t>3. Khả năng chịu lỗi và Đồng bộ phân tán: Cơ chế Redis Pub/Sub đảm bảo tốc độ chia sẻ danh sách đen IP giữa các node máy chủ đạt &lt; 1ms, giúp ngăn chặn đòn tấn công rà quét diện rộng ngay ở cổng vào Nginx Gateway.</w:t>
       </w:r>
@@ -3599,7 +3443,6 @@
         <w:rPr>
           <w:lang w:val="vi-VN"/>
         </w:rPr>
-        <w:lastRenderedPageBreak/>
         <w:t>5.3.3. Kết quả triển khai 4 Tính năng Nâng cấp Hạ tầng Doanh nghiệp (Enterprise Upgrades)</w:t>
       </w:r>
     </w:p>
@@ -3674,7 +3517,14 @@
         <w:rPr>
           <w:lang w:val="vi-VN"/>
         </w:rPr>
-        <w:t>Đã phát triển REST API /api/siem/cef-logs tại monitor-module xuất dữ liệu nhật ký sự kiện mã hóa chuẩn CEF (Common Event Format). Định dạng này sẵn sàng kết nối trực tiếp vào các hệ thống SIEM doanh nghiệp (như Elasticsearch/Logstash/Kibana - ELK Stack, Datadog hoặc Splunk) phục vụ Trung tâm Giám sát SOC.</w:t>
+        <w:t xml:space="preserve">Đã phát triển REST API /api/siem/cef-logs tại monitor-module xuất dữ liệu nhật ký sự kiện mã hóa chuẩn CEF (Common Event Format). Định dạng này </w:t>
+      </w:r>
+      <w:r>
+        <w:rPr>
+          <w:lang w:val="vi-VN"/>
+        </w:rPr>
+        <w:lastRenderedPageBreak/>
+        <w:t>sẵn sàng kết nối trực tiếp vào các hệ thống SIEM doanh nghiệp (như Elasticsearch/Logstash/Kibana - ELK Stack, Datadog hoặc Splunk) phục vụ Trung tâm Giám sát SOC.</w:t>
       </w:r>
     </w:p>
     <w:p>
@@ -3713,7 +3563,6 @@
     <w:p>
       <w:pPr>
         <w:pStyle w:val="u1"/>
-        <w:jc w:val="left"/>
         <w:rPr>
           <w:lang w:val="vi-VN"/>
         </w:rPr>
@@ -3721,10 +3570,8 @@
       <w:r>
         <w:rPr>
           <w:rFonts w:ascii="Times New Roman" w:hAnsi="Times New Roman"/>
-          <w:b/>
-          <w:color w:val="003366"/>
-          <w:sz w:val="28"/>
-        </w:rPr>
+        </w:rPr>
+        <w:lastRenderedPageBreak/>
         <w:t>TÀI LIỆU THAM KHẢO</w:t>
       </w:r>
     </w:p>
@@ -3735,18 +3582,14 @@
           <w:lang w:val="vi-VN"/>
         </w:rPr>
       </w:pPr>
-      <w:r/>
-    </w:p>
-    <w:p>
-      <w:r/>
-    </w:p>
-    <w:p>
-      <w:pPr>
-        <w:spacing w:line="300" w:lineRule="auto" w:after="120"/>
-      </w:pPr>
-      <w:r>
-        <w:rPr>
-          <w:rFonts w:ascii="Times New Roman" w:hAnsi="Times New Roman"/>
+    </w:p>
+    <w:p/>
+    <w:p>
+      <w:pPr>
+        <w:spacing w:line="300" w:lineRule="auto"/>
+      </w:pPr>
+      <w:r>
+        <w:rPr>
           <w:color w:val="222222"/>
           <w:sz w:val="24"/>
         </w:rPr>
@@ -3755,11 +3598,10 @@
     </w:p>
     <w:p>
       <w:pPr>
-        <w:spacing w:line="300" w:lineRule="auto" w:after="120"/>
-      </w:pPr>
-      <w:r>
-        <w:rPr>
-          <w:rFonts w:ascii="Times New Roman" w:hAnsi="Times New Roman"/>
+        <w:spacing w:line="300" w:lineRule="auto"/>
+      </w:pPr>
+      <w:r>
+        <w:rPr>
           <w:color w:val="222222"/>
           <w:sz w:val="24"/>
         </w:rPr>
@@ -3768,11 +3610,10 @@
     </w:p>
     <w:p>
       <w:pPr>
-        <w:spacing w:line="300" w:lineRule="auto" w:after="120"/>
-      </w:pPr>
-      <w:r>
-        <w:rPr>
-          <w:rFonts w:ascii="Times New Roman" w:hAnsi="Times New Roman"/>
+        <w:spacing w:line="300" w:lineRule="auto"/>
+      </w:pPr>
+      <w:r>
+        <w:rPr>
           <w:color w:val="222222"/>
           <w:sz w:val="24"/>
         </w:rPr>
@@ -3781,11 +3622,10 @@
     </w:p>
     <w:p>
       <w:pPr>
-        <w:spacing w:line="300" w:lineRule="auto" w:after="120"/>
-      </w:pPr>
-      <w:r>
-        <w:rPr>
-          <w:rFonts w:ascii="Times New Roman" w:hAnsi="Times New Roman"/>
+        <w:spacing w:line="300" w:lineRule="auto"/>
+      </w:pPr>
+      <w:r>
+        <w:rPr>
           <w:color w:val="222222"/>
           <w:sz w:val="24"/>
         </w:rPr>
@@ -3794,11 +3634,10 @@
     </w:p>
     <w:p>
       <w:pPr>
-        <w:spacing w:line="300" w:lineRule="auto" w:after="120"/>
-      </w:pPr>
-      <w:r>
-        <w:rPr>
-          <w:rFonts w:ascii="Times New Roman" w:hAnsi="Times New Roman"/>
+        <w:spacing w:line="300" w:lineRule="auto"/>
+      </w:pPr>
+      <w:r>
+        <w:rPr>
           <w:color w:val="222222"/>
           <w:sz w:val="24"/>
         </w:rPr>
@@ -3807,11 +3646,10 @@
     </w:p>
     <w:p>
       <w:pPr>
-        <w:spacing w:line="300" w:lineRule="auto" w:after="120"/>
-      </w:pPr>
-      <w:r>
-        <w:rPr>
-          <w:rFonts w:ascii="Times New Roman" w:hAnsi="Times New Roman"/>
+        <w:spacing w:line="300" w:lineRule="auto"/>
+      </w:pPr>
+      <w:r>
+        <w:rPr>
           <w:color w:val="222222"/>
           <w:sz w:val="24"/>
         </w:rPr>
@@ -3820,11 +3658,10 @@
     </w:p>
     <w:p>
       <w:pPr>
-        <w:spacing w:line="300" w:lineRule="auto" w:after="120"/>
-      </w:pPr>
-      <w:r>
-        <w:rPr>
-          <w:rFonts w:ascii="Times New Roman" w:hAnsi="Times New Roman"/>
+        <w:spacing w:line="300" w:lineRule="auto"/>
+      </w:pPr>
+      <w:r>
+        <w:rPr>
           <w:color w:val="222222"/>
           <w:sz w:val="24"/>
         </w:rPr>
@@ -3833,11 +3670,10 @@
     </w:p>
     <w:p>
       <w:pPr>
-        <w:spacing w:line="300" w:lineRule="auto" w:after="120"/>
-      </w:pPr>
-      <w:r>
-        <w:rPr>
-          <w:rFonts w:ascii="Times New Roman" w:hAnsi="Times New Roman"/>
+        <w:spacing w:line="300" w:lineRule="auto"/>
+      </w:pPr>
+      <w:r>
+        <w:rPr>
           <w:color w:val="222222"/>
           <w:sz w:val="24"/>
         </w:rPr>
@@ -3846,11 +3682,10 @@
     </w:p>
     <w:p>
       <w:pPr>
-        <w:spacing w:line="300" w:lineRule="auto" w:after="120"/>
-      </w:pPr>
-      <w:r>
-        <w:rPr>
-          <w:rFonts w:ascii="Times New Roman" w:hAnsi="Times New Roman"/>
+        <w:spacing w:line="300" w:lineRule="auto"/>
+      </w:pPr>
+      <w:r>
+        <w:rPr>
           <w:color w:val="222222"/>
           <w:sz w:val="24"/>
         </w:rPr>
@@ -3859,11 +3694,10 @@
     </w:p>
     <w:p>
       <w:pPr>
-        <w:spacing w:line="300" w:lineRule="auto" w:after="120"/>
-      </w:pPr>
-      <w:r>
-        <w:rPr>
-          <w:rFonts w:ascii="Times New Roman" w:hAnsi="Times New Roman"/>
+        <w:spacing w:line="300" w:lineRule="auto"/>
+      </w:pPr>
+      <w:r>
+        <w:rPr>
           <w:color w:val="222222"/>
           <w:sz w:val="24"/>
         </w:rPr>
@@ -3872,11 +3706,10 @@
     </w:p>
     <w:p>
       <w:pPr>
-        <w:spacing w:line="300" w:lineRule="auto" w:after="120"/>
-      </w:pPr>
-      <w:r>
-        <w:rPr>
-          <w:rFonts w:ascii="Times New Roman" w:hAnsi="Times New Roman"/>
+        <w:spacing w:line="300" w:lineRule="auto"/>
+      </w:pPr>
+      <w:r>
+        <w:rPr>
           <w:color w:val="222222"/>
           <w:sz w:val="24"/>
         </w:rPr>
@@ -3885,14 +3718,14 @@
     </w:p>
     <w:p>
       <w:pPr>
-        <w:spacing w:line="300" w:lineRule="auto" w:after="120"/>
-      </w:pPr>
-      <w:r>
-        <w:rPr>
-          <w:rFonts w:ascii="Times New Roman" w:hAnsi="Times New Roman"/>
+        <w:spacing w:line="300" w:lineRule="auto"/>
+      </w:pPr>
+      <w:r>
+        <w:rPr>
           <w:color w:val="222222"/>
           <w:sz w:val="24"/>
         </w:rPr>
+        <w:lastRenderedPageBreak/>
         <w:t>[12] MITRE Corporation. (2024). Common Attack Pattern Enumeration and Classification (CAPEC™). MITRE CAPEC Catalog. Nguồn: https://capec.mitre.org/</w:t>
       </w:r>
     </w:p>

--- a/DA.ATTT_DoAn_Full.docx
+++ b/DA.ATTT_DoAn_Full.docx
@@ -2329,6 +2329,9 @@
       <w:pPr>
         <w:spacing w:before="80" w:after="240"/>
         <w:jc w:val="center"/>
+        <w:rPr>
+          <w:lang w:val="vi-VN"/>
+        </w:rPr>
       </w:pPr>
       <w:r>
         <w:rPr>
@@ -2344,8 +2347,14 @@
     <w:p>
       <w:pPr>
         <w:pStyle w:val="u3"/>
-      </w:pPr>
-      <w:r>
+        <w:rPr>
+          <w:lang w:val="vi-VN"/>
+        </w:rPr>
+      </w:pPr>
+      <w:r>
+        <w:rPr>
+          <w:lang w:val="vi-VN"/>
+        </w:rPr>
         <w:lastRenderedPageBreak/>
         <w:t>3.1.3. Huấn luyện mô hình phân loại nhị phân với ML.NET</w:t>
       </w:r>
@@ -2358,6 +2367,9 @@
         </w:rPr>
       </w:pPr>
       <w:r>
+        <w:rPr>
+          <w:lang w:val="vi-VN"/>
+        </w:rPr>
         <w:t>Quá trình huấn luyện sử dụng FeaturizeText (N-gram) kết hợp thuật toán SdcaLogisticRegression. Mô hình đạt độ chính xác thực nghiệm 98,37% và được xuất thành tệp bộ não /tmp/waf_model.zip.</w:t>
       </w:r>
     </w:p>
@@ -2481,6 +2493,9 @@
       <w:pPr>
         <w:spacing w:before="80" w:after="240"/>
         <w:jc w:val="center"/>
+        <w:rPr>
+          <w:lang w:val="vi-VN"/>
+        </w:rPr>
       </w:pPr>
       <w:r>
         <w:rPr>
@@ -2544,6 +2559,9 @@
       <w:pPr>
         <w:spacing w:before="80" w:after="240"/>
         <w:jc w:val="center"/>
+        <w:rPr>
+          <w:lang w:val="vi-VN"/>
+        </w:rPr>
       </w:pPr>
       <w:r>
         <w:rPr>
@@ -2569,6 +2587,7 @@
           <w:color w:val="003366"/>
           <w:sz w:val="22"/>
         </w:rPr>
+        <w:lastRenderedPageBreak/>
         <w:drawing>
           <wp:inline distT="0" distB="0" distL="0" distR="0" wp14:anchorId="01A406ED" wp14:editId="4E645232">
             <wp:extent cx="5943600" cy="1529715"/>
@@ -2610,6 +2629,9 @@
       <w:pPr>
         <w:spacing w:before="80" w:after="240"/>
         <w:jc w:val="center"/>
+        <w:rPr>
+          <w:lang w:val="vi-VN"/>
+        </w:rPr>
       </w:pPr>
       <w:r>
         <w:rPr>
@@ -2633,28 +2655,47 @@
         <w:rPr>
           <w:lang w:val="vi-VN"/>
         </w:rPr>
-        <w:lastRenderedPageBreak/>
         <w:t>3.5. Cơ chế quản lý danh sách IP tin cậy (IP Whitelist Bypass)</w:t>
       </w:r>
     </w:p>
     <w:p>
       <w:pPr>
         <w:ind w:firstLine="576"/>
-      </w:pPr>
-      <w:r>
+        <w:rPr>
+          <w:lang w:val="vi-VN"/>
+        </w:rPr>
+      </w:pPr>
+      <w:r>
+        <w:rPr>
+          <w:lang w:val="vi-VN"/>
+        </w:rPr>
         <w:t>Các IP thuộc WhitelistedIps (như máy trạm Admin) được ưu tiên bỏ qua toàn bộ kiểm tra WAF và Rate Limit, đồng thời tự động được giải phóng khỏi danh sách bị chặn nếu vô tình bị khóa.</w:t>
       </w:r>
     </w:p>
     <w:p>
-      <w:r>
+      <w:pPr>
+        <w:rPr>
+          <w:lang w:val="vi-VN"/>
+        </w:rPr>
+      </w:pPr>
+      <w:r>
+        <w:rPr>
+          <w:lang w:val="vi-VN"/>
+        </w:rPr>
         <w:br w:type="page"/>
       </w:r>
     </w:p>
     <w:p>
       <w:pPr>
         <w:pStyle w:val="u1"/>
-      </w:pPr>
-      <w:r>
+        <w:rPr>
+          <w:lang w:val="vi-VN"/>
+        </w:rPr>
+      </w:pPr>
+      <w:r>
+        <w:rPr>
+          <w:lang w:val="vi-VN"/>
+        </w:rPr>
         <w:lastRenderedPageBreak/>
         <w:t>CHƯƠNG 4: GIÁM SÁT THỜI GIAN THỰC VÀ ĐIỀU KHIỂN SỰ CỐ TỰ ĐỘNG</w:t>
       </w:r>
@@ -2662,22 +2703,40 @@
     <w:p>
       <w:pPr>
         <w:pStyle w:val="u2"/>
-      </w:pPr>
-      <w:r>
+        <w:rPr>
+          <w:lang w:val="vi-VN"/>
+        </w:rPr>
+      </w:pPr>
+      <w:r>
+        <w:rPr>
+          <w:lang w:val="vi-VN"/>
+        </w:rPr>
         <w:t>4.1. Xây dựng Dashboard giám sát an ninh và Xuất Log SIEM CEF</w:t>
       </w:r>
     </w:p>
     <w:p>
       <w:pPr>
         <w:ind w:firstLine="576"/>
-      </w:pPr>
-      <w:r>
+        <w:rPr>
+          <w:lang w:val="vi-VN"/>
+        </w:rPr>
+      </w:pPr>
+      <w:r>
+        <w:rPr>
+          <w:lang w:val="vi-VN"/>
+        </w:rPr>
         <w:t>Trong mô hình vận hành Trung tâm Giám sát An toàn Thông tin Doanh nghiệp (SOC - Security Operations Center), tính năng xuất nhật ký sự kiện mã hóa chuẩn CEF (Common Event Format) đóng vai trò cực kỳ quan trọng. Định dạng CEF giúp chuẩn hóa toàn bộ dữ liệu nhật ký phân tán từ các container microservices thành định dạng nhất quán, sẵn sàng tích hợp trực tiếp vào các nền tảng SIEM hàng đầu (như ELK Stack - Elasticsearch/Logstash/Kibana, Splunk, Datadog hay IBM QRadar).</w:t>
       </w:r>
       <w:r>
+        <w:rPr>
+          <w:lang w:val="vi-VN"/>
+        </w:rPr>
         <w:br/>
       </w:r>
       <w:r>
+        <w:rPr>
+          <w:lang w:val="vi-VN"/>
+        </w:rPr>
         <w:br/>
         <w:t>Đồng thời, cơ chế Phản ứng Sự cố Phân cấp (Tiered Incident Response) được thiết kế theo 2 cấp độ tự động hóa thông minh: Cấp độ 1 thực hiện cô lập ngay lập tức IP độc hại trên bộ nhớ đệm phân tán Redis (đồng bộ Pub/Sub &lt; 1ms) và phát tin nhắn cảnh báo qua Telegram Bot. Cấp độ 2 đóng vai trò là cầu chì bảo vệ hệ thống (Emergency Isolation Killswitch) - nếu tài nguyên CPU/RAM máy chủ bị càn quét dồn dập vượt ngưỡng an toàn (95%), Monitor Module sẽ tự động tạm ngắt container ứng dụng để bảo vệ toàn vẹn cho CSDL PostgreSQL.</w:t>
       </w:r>
@@ -2690,6 +2749,9 @@
         </w:rPr>
       </w:pPr>
       <w:r>
+        <w:rPr>
+          <w:lang w:val="vi-VN"/>
+        </w:rPr>
         <w:t>Dashboard Web (HTML5/CSS3/JavaScript) giao tiếp với Host Docker Socket /var/run/docker.sock để hiển thị chỉ số CPU/RAM real-time, đọc luồng log sự kiện thời gian thực và cung cấp REST API /api/siem/cef-logs xuất nhật ký sự kiện mã hóa chuẩn CEF (Common Event Format) cho hệ thống SIEM (ELK Stack / Datadog / Splunk):</w:t>
       </w:r>
     </w:p>
@@ -2864,35 +2926,6 @@
     </w:p>
     <w:p>
       <w:pPr>
-        <w:pStyle w:val="u3"/>
-        <w:rPr>
-          <w:lang w:val="vi-VN"/>
-        </w:rPr>
-      </w:pPr>
-      <w:r>
-        <w:rPr>
-          <w:lang w:val="vi-VN"/>
-        </w:rPr>
-        <w:lastRenderedPageBreak/>
-        <w:t>4.2.1. Cấu hình gửi cảnh báo tấn công khẩn cấp</w:t>
-      </w:r>
-    </w:p>
-    <w:p>
-      <w:pPr>
-        <w:ind w:firstLine="576"/>
-        <w:rPr>
-          <w:lang w:val="vi-VN"/>
-        </w:rPr>
-      </w:pPr>
-      <w:r>
-        <w:rPr>
-          <w:lang w:val="vi-VN"/>
-        </w:rPr>
-        <w:t>Mỗi khi Middleware WAF phát hiện mẫu mã độc (SQLi, XSS, CMDi, LFI) hoặc thuật toán Sliding Window phát hiện hành vi rà quét thư mục, monitor-module sẽ trích xuất chi tiết địa chỉ IP, vị trí địa lý GeoIP, đường dẫn URI bị tấn công và xác suất độc hại từ mô hình AI, sau đó định dạng thành tin nhắn cảnh báo gửi trực tiếp qua Telegram Bot API.</w:t>
-      </w:r>
-    </w:p>
-    <w:p>
-      <w:pPr>
         <w:ind w:firstLine="576"/>
         <w:rPr>
           <w:lang w:val="vi-VN"/>
@@ -2903,8 +2936,9 @@
           <w:noProof/>
           <w:lang w:val="vi-VN"/>
         </w:rPr>
+        <w:lastRenderedPageBreak/>
         <w:drawing>
-          <wp:inline distT="0" distB="0" distL="0" distR="0" wp14:anchorId="34FE668F" wp14:editId="78890F89">
+          <wp:inline distT="0" distB="0" distL="0" distR="0" wp14:anchorId="26AFA6AD" wp14:editId="305B7889">
             <wp:extent cx="5943600" cy="4639310"/>
             <wp:effectExtent l="0" t="0" r="0" b="8890"/>
             <wp:docPr id="1096228518" name="Hình ảnh 1"/>
@@ -2953,12 +2987,105 @@
           <w:color w:val="003366"/>
           <w:sz w:val="22"/>
         </w:rPr>
-        <w:t>Hình 4.3: Luồng nhật ký sự kiện thời gian thực (Real-time Event Stream) đọc từ Docker Socket trên Dashboard</w:t>
+        <w:t>Hình 4.3: Giao diện ứng dụng Telegram Web tiếp nhận tin nhắn thông báo cảnh báo tấn công khẩn cấp thời gian thực</w:t>
       </w:r>
     </w:p>
     <w:p>
       <w:pPr>
         <w:pStyle w:val="u3"/>
+        <w:rPr>
+          <w:lang w:val="vi-VN"/>
+        </w:rPr>
+      </w:pPr>
+      <w:r>
+        <w:rPr>
+          <w:lang w:val="vi-VN"/>
+        </w:rPr>
+        <w:t>4.2.1. Cấu hình gửi cảnh báo tấn công khẩn cấp</w:t>
+      </w:r>
+    </w:p>
+    <w:p>
+      <w:pPr>
+        <w:ind w:firstLine="576"/>
+        <w:rPr>
+          <w:lang w:val="vi-VN"/>
+        </w:rPr>
+      </w:pPr>
+      <w:r>
+        <w:rPr>
+          <w:lang w:val="vi-VN"/>
+        </w:rPr>
+        <w:t>Mỗi khi Middleware WAF phát hiện mẫu mã độc (SQLi, XSS, CMDi, LFI) hoặc thuật toán Sliding Window phát hiện hành vi rà quét thư mục, monitor-module sẽ trích xuất chi tiết địa chỉ IP, vị trí địa lý GeoIP, đường dẫn URI bị tấn công và xác suất độc hại từ mô hình AI, sau đó định dạng thành tin nhắn cảnh báo gửi trực tiếp qua Telegram Bot API.</w:t>
+      </w:r>
+    </w:p>
+    <w:p>
+      <w:pPr>
+        <w:ind w:firstLine="576"/>
+        <w:rPr>
+          <w:lang w:val="vi-VN"/>
+        </w:rPr>
+      </w:pPr>
+      <w:r>
+        <w:rPr>
+          <w:lang w:val="vi-VN"/>
+        </w:rPr>
+        <w:lastRenderedPageBreak/>
+        <w:drawing>
+          <wp:inline distT="0" distB="0" distL="0" distR="0" wp14:anchorId="6A502E76" wp14:editId="264B1724">
+            <wp:extent cx="5943600" cy="3951605"/>
+            <wp:effectExtent l="0" t="0" r="0" b="0"/>
+            <wp:docPr id="1018782758" name="Hình ảnh 1"/>
+            <wp:cNvGraphicFramePr>
+              <a:graphicFrameLocks xmlns:a="http://schemas.openxmlformats.org/drawingml/2006/main" noChangeAspect="1"/>
+            </wp:cNvGraphicFramePr>
+            <a:graphic xmlns:a="http://schemas.openxmlformats.org/drawingml/2006/main">
+              <a:graphicData uri="http://schemas.openxmlformats.org/drawingml/2006/picture">
+                <pic:pic xmlns:pic="http://schemas.openxmlformats.org/drawingml/2006/picture">
+                  <pic:nvPicPr>
+                    <pic:cNvPr id="1018782758" name=""/>
+                    <pic:cNvPicPr/>
+                  </pic:nvPicPr>
+                  <pic:blipFill>
+                    <a:blip r:embed="rId21"/>
+                    <a:stretch>
+                      <a:fillRect/>
+                    </a:stretch>
+                  </pic:blipFill>
+                  <pic:spPr>
+                    <a:xfrm>
+                      <a:off x="0" y="0"/>
+                      <a:ext cx="5943600" cy="3951605"/>
+                    </a:xfrm>
+                    <a:prstGeom prst="rect">
+                      <a:avLst/>
+                    </a:prstGeom>
+                  </pic:spPr>
+                </pic:pic>
+              </a:graphicData>
+            </a:graphic>
+          </wp:inline>
+        </w:drawing>
+      </w:r>
+    </w:p>
+    <w:p>
+      <w:pPr>
+        <w:spacing w:before="80" w:after="240"/>
+        <w:jc w:val="center"/>
+      </w:pPr>
+      <w:r>
+        <w:rPr>
+          <w:rFonts w:ascii="Times New Roman" w:hAnsi="Times New Roman"/>
+          <w:b/>
+          <w:i/>
+          <w:color w:val="003366"/>
+          <w:sz w:val="22"/>
+        </w:rPr>
+        <w:t>Hình 4.4: Luồng nhật ký sự kiện thời gian thực (Real-time Event Stream) đọc từ Docker Socket trên Dashboard</w:t>
+      </w:r>
+    </w:p>
+    <w:p>
+      <w:pPr>
+        <w:pStyle w:val="u3"/>
       </w:pPr>
       <w:r>
         <w:t>4.2.2. Lập trình cơ chế Phản ứng sự cố phân cấp (Tiered Incident Response)</w:t>
@@ -2980,11 +3107,35 @@
         <w:t xml:space="preserve">a) Cấp độ 1 (Tự động chặn địa chỉ IP độc hại thời gian thực): </w:t>
       </w:r>
       <w:r>
-        <w:t xml:space="preserve"> Khi phát hiện đòn tấn công mã độc hoặc hành vi rà quét hệ thống, Monitor Module lập tức đưa duy nhất địa chỉ </w:t>
-      </w:r>
+        <w:t xml:space="preserve"> Khi phát hiện đòn tấn công mã độc hoặc hành vi rà quét hệ thống, Monitor Module lập tức đưa duy nhất địa chỉ IP của kẻ tấn công vào danh sách đen (Blacklist). Ứng dụng Web vẫn tiếp tục phục vụ bình thường cho tất cả người dùng hợp lệ khác mà không bị gián đoạn.</w:t>
+      </w:r>
+    </w:p>
+    <w:p>
+      <w:r>
+        <w:rPr>
+          <w:b/>
+        </w:rPr>
+        <w:t xml:space="preserve">b) Cấp độ 2 (Ngắt nguồn khẩn cấp khi quá tải hệ thống): </w:t>
+      </w:r>
+      <w:r>
+        <w:t xml:space="preserve"> Chỉ trong trường hợp hệ thống gặp phải cuộc tấn công từ chối dịch vụ dồn dập khiến mức sử dụng CPU hoặc RAM của máy chủ vượt ngưỡng an toàn (trên 95%), hệ thống mới tự động kích hoạt cầu chì khẩn cấp (Emergency Killswitch) thực thi lệnh docker stop secure-app để ngắt kết nối Web, bảo vệ toàn vẹn cho CSDL PostgreSQL.</w:t>
+      </w:r>
+    </w:p>
+    <w:p>
+      <w:pPr>
+        <w:pStyle w:val="u3"/>
+      </w:pPr>
       <w:r>
         <w:lastRenderedPageBreak/>
-        <w:t>IP của kẻ tấn công vào danh sách đen (Blacklist). Ứng dụng Web vẫn tiếp tục phục vụ bình thường cho tất cả người dùng hợp lệ khác mà không bị gián đoạn.</w:t>
+        <w:t>4.2.3. Lập trình hệ thống lệnh điều khiển từ xa qua Telegram Bot</w:t>
+      </w:r>
+    </w:p>
+    <w:p>
+      <w:pPr>
+        <w:ind w:firstLine="576"/>
+      </w:pPr>
+      <w:r>
+        <w:t>Hệ thống tích hợp các lệnh điều khiển từ xa cho phép Quản trị viên thao tác điều khiển ứng dụng Web và quản lý danh sách truy cập trực tiếp từ ứng dụng Telegram:</w:t>
       </w:r>
     </w:p>
     <w:p>
@@ -2992,26 +3143,10 @@
         <w:rPr>
           <w:b/>
         </w:rPr>
-        <w:t xml:space="preserve">b) Cấp độ 2 (Ngắt nguồn khẩn cấp khi quá tải hệ thống): </w:t>
-      </w:r>
-      <w:r>
-        <w:t xml:space="preserve"> Chỉ trong trường hợp hệ thống gặp phải cuộc tấn công từ chối dịch vụ dồn dập khiến mức sử dụng CPU hoặc RAM của máy chủ vượt ngưỡng an toàn (trên 95%), hệ thống mới tự động kích hoạt cầu chì khẩn cấp (Emergency Killswitch) thực thi lệnh docker stop secure-app để ngắt kết nối Web, bảo vệ toàn vẹn cho CSDL PostgreSQL.</w:t>
-      </w:r>
-    </w:p>
-    <w:p>
-      <w:pPr>
-        <w:pStyle w:val="u3"/>
-      </w:pPr>
-      <w:r>
-        <w:t>4.2.3. Lập trình hệ thống lệnh điều khiển từ xa qua Telegram Bot</w:t>
-      </w:r>
-    </w:p>
-    <w:p>
-      <w:pPr>
-        <w:ind w:firstLine="576"/>
-      </w:pPr>
-      <w:r>
-        <w:t>Hệ thống tích hợp các lệnh điều khiển từ xa cho phép Quản trị viên thao tác điều khiển ứng dụng Web và quản lý danh sách truy cập trực tiếp từ ứng dụng Telegram:</w:t>
+        <w:t xml:space="preserve">1. Lệnh /start_web: </w:t>
+      </w:r>
+      <w:r>
+        <w:t xml:space="preserve"> Thực hiện khởi động lại container ứng dụng Web nghiệp vụ mà vẫn giữ nguyên danh sách các địa chỉ IP bị chặn.</w:t>
       </w:r>
     </w:p>
     <w:p>
@@ -3019,10 +3154,10 @@
         <w:rPr>
           <w:b/>
         </w:rPr>
-        <w:t xml:space="preserve">1. Lệnh /start_web: </w:t>
-      </w:r>
-      <w:r>
-        <w:t xml:space="preserve"> Thực hiện khởi động lại container ứng dụng Web nghiệp vụ mà vẫn giữ nguyên danh sách các địa chỉ IP bị chặn.</w:t>
+        <w:t xml:space="preserve">2. Lệnh /list_blocked: </w:t>
+      </w:r>
+      <w:r>
+        <w:t xml:space="preserve"> Trích xuất và hiển thị danh sách tất cả các địa chỉ IP hiện đang bị khóa trong cơ sở dữ liệu.</w:t>
       </w:r>
     </w:p>
     <w:p>
@@ -3030,10 +3165,10 @@
         <w:rPr>
           <w:b/>
         </w:rPr>
-        <w:t xml:space="preserve">2. Lệnh /list_blocked: </w:t>
-      </w:r>
-      <w:r>
-        <w:t xml:space="preserve"> Trích xuất và hiển thị danh sách tất cả các địa chỉ IP hiện đang bị khóa trong cơ sở dữ liệu.</w:t>
+        <w:t xml:space="preserve">3. Lệnh /unblock &lt;ip&gt;: </w:t>
+      </w:r>
+      <w:r>
+        <w:t xml:space="preserve"> Thực hiện gỡ bỏ một địa chỉ IP cụ thể ra khỏi danh sách bị chặn.</w:t>
       </w:r>
     </w:p>
     <w:p>
@@ -3041,17 +3176,6 @@
         <w:rPr>
           <w:b/>
         </w:rPr>
-        <w:t xml:space="preserve">3. Lệnh /unblock &lt;ip&gt;: </w:t>
-      </w:r>
-      <w:r>
-        <w:t xml:space="preserve"> Thực hiện gỡ bỏ một địa chỉ IP cụ thể ra khỏi danh sách bị chặn.</w:t>
-      </w:r>
-    </w:p>
-    <w:p>
-      <w:r>
-        <w:rPr>
-          <w:b/>
-        </w:rPr>
         <w:t xml:space="preserve">4. Lệnh /unblock_all: </w:t>
       </w:r>
       <w:r>
@@ -3063,7 +3187,6 @@
         <w:rPr>
           <w:noProof/>
         </w:rPr>
-        <w:lastRenderedPageBreak/>
         <w:drawing>
           <wp:inline distT="0" distB="0" distL="0" distR="0" wp14:anchorId="5C5F9244" wp14:editId="508D2E4B">
             <wp:extent cx="5943600" cy="4599305"/>
@@ -3080,7 +3203,7 @@
                     <pic:cNvPicPr/>
                   </pic:nvPicPr>
                   <pic:blipFill>
-                    <a:blip r:embed="rId21"/>
+                    <a:blip r:embed="rId22"/>
                     <a:stretch>
                       <a:fillRect/>
                     </a:stretch>
@@ -3117,7 +3240,7 @@
           <w:color w:val="003366"/>
           <w:sz w:val="22"/>
         </w:rPr>
-        <w:t>Hình 4.4: Giao diện thông báo cảnh báo tự động và điều khiển phản ứng sự cố qua Telegram Bot</w:t>
+        <w:t>Hình 4.5: Giao diện thực thi các lệnh điều khiển từ xa (/start_web, /list_blocked, /unblock) trên ứng dụng Telegram Bot</w:t>
       </w:r>
     </w:p>
     <w:p>
@@ -3175,7 +3298,7 @@
                     <pic:cNvPicPr/>
                   </pic:nvPicPr>
                   <pic:blipFill>
-                    <a:blip r:embed="rId22"/>
+                    <a:blip r:embed="rId23"/>
                     <a:stretch>
                       <a:fillRect/>
                     </a:stretch>
@@ -3254,7 +3377,7 @@
                     <pic:cNvPicPr/>
                   </pic:nvPicPr>
                   <pic:blipFill>
-                    <a:blip r:embed="rId23"/>
+                    <a:blip r:embed="rId24"/>
                     <a:stretch>
                       <a:fillRect/>
                     </a:stretch>

--- a/DA.ATTT_DoAn_Full.docx
+++ b/DA.ATTT_DoAn_Full.docx
@@ -837,6 +837,56 @@
     </w:p>
     <w:p>
       <w:pPr>
+        <w:spacing w:line="312" w:lineRule="auto" w:after="120"/>
+        <w:ind w:firstLine="576"/>
+      </w:pPr>
+      <w:r>
+        <w:rPr>
+          <w:rFonts w:ascii="Times New Roman" w:hAnsi="Times New Roman"/>
+          <w:b/>
+          <w:color w:val="003366"/>
+          <w:sz w:val="26"/>
+        </w:rPr>
+        <w:t xml:space="preserve">1.1.2. So sánh chuyên sâu 3 thế hệ Tường lửa WAF (Signature vs Anomaly vs AI-Driven): </w:t>
+      </w:r>
+      <w:r>
+        <w:rPr>
+          <w:rFonts w:ascii="Times New Roman" w:hAnsi="Times New Roman"/>
+          <w:sz w:val="26"/>
+        </w:rPr>
+        <w:t>So sánh giữa 3 thế hệ Tường lửa WAF:</w:t>
+        <w:br/>
+        <w:t>1. Signature-Based WAF (ModSecurity): Phụ thuộc 100% vào tập quy tắc Regex tĩnh. Điểm yếu: Dễ bị bypass bằng Evasion Encoding, báo động giả cao, bảo trì tốn kém.</w:t>
+        <w:br/>
+        <w:t>2. Anomaly-Detection WAF: Dựa trên ngưỡng thống kê lượng truy cập (Threshold/Rate). Điểm yếu: Không hiểu ngữ cảnh dữ liệu, dễ bị kẻ tấn công tấn công chậm (Slow-rate attacks) qua mặt.</w:t>
+        <w:br/>
+        <w:t>3. AI-Driven Machine Learning WAF (Giải pháp đồ án): Trích xuất đặc trưng N-gram ký tự, học xác suất toán học của chuỗi. Điểm mạnh: Nhận diện Zero-Day, kháng Evasion Encoding, độ trễ suy luận tiệm cận mili-giây (&lt; 2ms), tự động hóa không cần cập nhật luật thủ công.</w:t>
+      </w:r>
+    </w:p>
+    <w:p>
+      <w:pPr>
+        <w:spacing w:line="312" w:lineRule="auto" w:after="120"/>
+        <w:ind w:firstLine="576"/>
+      </w:pPr>
+      <w:r>
+        <w:rPr>
+          <w:rFonts w:ascii="Times New Roman" w:hAnsi="Times New Roman"/>
+          <w:b/>
+          <w:color w:val="003366"/>
+          <w:sz w:val="26"/>
+        </w:rPr>
+        <w:t xml:space="preserve">1.1.1. Phân tích mô hình đe dọa an toàn thông tin Web (OWASP Threat Model): </w:t>
+      </w:r>
+      <w:r>
+        <w:rPr>
+          <w:rFonts w:ascii="Times New Roman" w:hAnsi="Times New Roman"/>
+          <w:sz w:val="26"/>
+        </w:rPr>
+        <w:t>Theo thống kê mới nhất từ các tổ chức an ninh mạng quốc tế (OWASP, MITRE, NIST), các cuộc tấn công nhắm vào tầng ứng dụng Web (Application Layer - Layer 7) chiếm tới hơn 75% tổng số các vụ vi phạm dữ liệu (Data Breach) trên toàn cầu. Các lỗ hổng phổ biến như SQL Injection (A03:2021-Injection) cho phép tin tặc vượt qua cơ chế xác thực, đọc hoặc chỉnh sửa toàn bộ Cơ sở dữ liệu CSDL quan trọng. Trong khi đó, Cross-Site Scripting (A03:2021) nguy hại ở khả năng đánh cắp Session Cookie, giả mạo phiên làm việc của người dùng. Ngoài ra, việc thiếu kiểm soát tần suất truy cập (A04:2021-Insecure Design) dẫn đến các cuộc tấn công rà quét thư mục ẩn (Directory Brute-force) nhằm phát hiện tệp tin cấu hình nhạy cảm (.env, config.json, backups.zip).</w:t>
+      </w:r>
+    </w:p>
+    <w:p>
+      <w:pPr>
         <w:ind w:firstLine="576"/>
       </w:pPr>
       <w:r>
@@ -1214,6 +1264,40 @@
       </w:pPr>
       <w:r>
         <w:t>2.1. Phân tích yêu cầu và Mô hình ca sử dụng (Use Case)</w:t>
+      </w:r>
+    </w:p>
+    <w:p>
+      <w:pPr>
+        <w:spacing w:line="312" w:lineRule="auto" w:after="120"/>
+        <w:ind w:firstLine="576"/>
+      </w:pPr>
+      <w:r>
+        <w:rPr>
+          <w:rFonts w:ascii="Times New Roman" w:hAnsi="Times New Roman"/>
+          <w:b/>
+          <w:color w:val="003366"/>
+          <w:sz w:val="26"/>
+        </w:rPr>
+        <w:t xml:space="preserve">2.1.1. Phân tích mô hình đe dọa STRIDE Threat Modeling cho hạ tầng Container: </w:t>
+      </w:r>
+      <w:r>
+        <w:rPr>
+          <w:rFonts w:ascii="Times New Roman" w:hAnsi="Times New Roman"/>
+          <w:sz w:val="26"/>
+        </w:rPr>
+        <w:t>Đồ án ứng dụng mô hình đánh giá rủi ro an ninh STRIDE do Microsoft phát triển để phân tích toàn diện 6 diện tấn công vào hệ thống Web Container:</w:t>
+        <w:br/>
+        <w:t>- Spoofing (Giả mạo): Giả mạo IP Client -&gt; Khắc phục qua Nginx X-Forwarded-For &amp; IP Whitelist validation.</w:t>
+        <w:br/>
+        <w:t>- Tampering (Thay đổi dữ liệu): Chèn câu lệnh SQLi/XSS -&gt; Khắc phục qua AI WAF &amp; Multi-layer Sanitizer.</w:t>
+        <w:br/>
+        <w:t>- Repudiation (Chối bỏ): Xóa vết truy cập -&gt; Khắc phục qua CEF SIEM Event Log &amp; SQLite Persistence Audit Log.</w:t>
+        <w:br/>
+        <w:t>- Information Disclosure (Rò rỉ thông tin): Đọc file /etc/passwd qua LFI -&gt; Khắc phục qua WAF Classifier.</w:t>
+        <w:br/>
+        <w:t>- Denial of Service (Từ chối dịch vụ): Càn quét 404 Brute-force -&gt; Khắc phục qua Sliding Window Rate Limiter &amp; Redis Pub/Sub.</w:t>
+        <w:br/>
+        <w:t>- Elevation of Privilege (Leo leo quyền): Container Escape -&gt; Khắc phục qua USER app Non-root UID 1654.</w:t>
       </w:r>
     </w:p>
     <w:p>
@@ -1700,6 +1784,34 @@
     </w:p>
     <w:p>
       <w:pPr>
+        <w:spacing w:line="312" w:lineRule="auto" w:after="120"/>
+        <w:ind w:firstLine="576"/>
+      </w:pPr>
+      <w:r>
+        <w:rPr>
+          <w:rFonts w:ascii="Times New Roman" w:hAnsi="Times New Roman"/>
+          <w:b/>
+          <w:color w:val="003366"/>
+          <w:sz w:val="26"/>
+        </w:rPr>
+        <w:t xml:space="preserve">2.5.1. Phân tích chuyên sâu kỹ thuật chống Container Escape và Chốt đặc quyền Non-root: </w:t>
+      </w:r>
+      <w:r>
+        <w:rPr>
+          <w:rFonts w:ascii="Times New Roman" w:hAnsi="Times New Roman"/>
+          <w:sz w:val="26"/>
+        </w:rPr>
+        <w:t>Trong lịch sử an ninh mạng Container, các lỗ hổng Container Escape nghiêm trọng (như CVE-2019-5736 nhắm vào runc binary) cho phép tiến trình chạy với quyền Root bên trong container ghi đè trực tiếp lên file thực thi của máy chủ Host, chiếm toàn bộ quyền điều khiển Server. Để triệt tiêu rủi ro này, kiến trúc DevSecOps trong đồ án áp dụng nguyên tắc Đặc quyền tối thiểu (Principle of Least Privilege):</w:t>
+        <w:br/>
+        <w:t>1. Tạo User không quyền 'app' (UID 1654, GID 1654) trong Dockerfile.</w:t>
+        <w:br/>
+        <w:t>2. Chỉ cấp quyền ghi (Write Permission) tại duy nhất thư mục '/tmp' để lưu bộ não AI (/tmp/waf_model.zip).</w:t>
+        <w:br/>
+        <w:t>3. Toàn bộ mã nguồn ứng dụng tại '/app' được chuyển sang chế độ Read-Only, vô hiệu hóa hoàn toàn khả năng ghi mã độc RCE của hacker.</w:t>
+      </w:r>
+    </w:p>
+    <w:p>
+      <w:pPr>
         <w:ind w:firstLine="576"/>
       </w:pPr>
       <w:r>
@@ -1804,6 +1916,28 @@
       </w:pPr>
       <w:r>
         <w:t>2.6. Bảo vệ cổng Dashboard giám sát (Port 5001 Hardening)</w:t>
+      </w:r>
+    </w:p>
+    <w:p>
+      <w:pPr>
+        <w:spacing w:line="312" w:lineRule="auto" w:after="120"/>
+        <w:ind w:firstLine="576"/>
+      </w:pPr>
+      <w:r>
+        <w:rPr>
+          <w:rFonts w:ascii="Times New Roman" w:hAnsi="Times New Roman"/>
+          <w:b/>
+          <w:color w:val="003366"/>
+          <w:sz w:val="26"/>
+        </w:rPr>
+        <w:t xml:space="preserve">2.6.1. Nguyên lý toán học của thuật toán xác thực đa nhân tố TOTP MFA (RFC 6238): </w:t>
+      </w:r>
+      <w:r>
+        <w:rPr>
+          <w:rFonts w:ascii="Times New Roman" w:hAnsi="Times New Roman"/>
+          <w:sz w:val="26"/>
+        </w:rPr>
+        <w:t>Cơ chế xác thực TOTP (Time-based One-Time Password) tuân thủ chặt chẽ tiêu chuẩn RFC 6238. Thuật toán khởi tạo Secret Key mã hóa Base32 80-bit (K5AU2VI5EBEUTK7P) được chia sẻ giữa Server và ứng dụng Google Authenticator. Mỗi 30 giây (Time-step T0 = 30s), ứng dụng tính toán giá trị HMAC-SHA1 của khoảng thời gian UNIX Epoch và trích xuất 6 chữ số OTP ngẫu nhiên. Server thực hiện tính toán độc lập và so khớp. Thuật toán Anti-Brute Force Lockout theo dõi số lần thử sai liên tiếp trên bộ nhớ RAM - nếu vượt quá 5 lần, IP đó lập tức bị khóa 15 phút, triệt tiêu hoàn toàn tấn công dò mật khẩu tự động.</w:t>
       </w:r>
     </w:p>
     <w:p>
@@ -2361,6 +2495,66 @@
     </w:p>
     <w:p>
       <w:pPr>
+        <w:spacing w:line="312" w:lineRule="auto" w:after="120"/>
+        <w:ind w:firstLine="576"/>
+      </w:pPr>
+      <w:r>
+        <w:rPr>
+          <w:rFonts w:ascii="Times New Roman" w:hAnsi="Times New Roman"/>
+          <w:b/>
+          <w:color w:val="003366"/>
+          <w:sz w:val="26"/>
+        </w:rPr>
+        <w:t xml:space="preserve">3.1.6. Phân tích các kỹ thuật Evasion ngụy trang mã độc và cơ chế tiệt trùng đa tầng: </w:t>
+      </w:r>
+      <w:r>
+        <w:rPr>
+          <w:rFonts w:ascii="Times New Roman" w:hAnsi="Times New Roman"/>
+          <w:sz w:val="26"/>
+        </w:rPr>
+        <w:t>Các kỹ thuật Evasion làm mù WAF phổ biến và phương pháp xử lý của AI WAF:</w:t>
+        <w:br/>
+        <w:t>1. Double URL Encoding (%2527 -&gt; %27 -&gt; '): Giải quyết triệt để nhờ Vòng lặp UrlDecode 3 lần.</w:t>
+        <w:br/>
+        <w:t>2. Inline Comment Obfuscation (UNION/**/SELECT): Giải quyết nhờ Regex Sanitizer cắt bỏ /*...*/ trước khi suy luận.</w:t>
+        <w:br/>
+        <w:t>3. HTML Entity Obfuscation (&amp;#x27; -&gt; '): Giải quyết nhờ HtmlDecode chuẩn hóa.</w:t>
+        <w:br/>
+        <w:t>4. Case Manipulation (uNiOn SeLeCt): Giải quyết nhờ ToLower() biến đổi toàn bộ chuỗi về chữ thường.</w:t>
+        <w:br/>
+        <w:t>5. Null Byte Injection (%00): Cắt bỏ ký tự null byte tránh lỗi ngắt chuỗi C/C++.</w:t>
+      </w:r>
+    </w:p>
+    <w:p>
+      <w:pPr>
+        <w:spacing w:line="312" w:lineRule="auto" w:after="120"/>
+        <w:ind w:firstLine="576"/>
+      </w:pPr>
+      <w:r>
+        <w:rPr>
+          <w:rFonts w:ascii="Times New Roman" w:hAnsi="Times New Roman"/>
+          <w:b/>
+          <w:color w:val="003366"/>
+          <w:sz w:val="26"/>
+        </w:rPr>
+        <w:t xml:space="preserve">3.1.5. Phân tích lý thuyết tối ưu hóa toán học hàm mất mát (Log-Loss &amp; L2-Regularization): </w:t>
+      </w:r>
+      <w:r>
+        <w:rPr>
+          <w:rFonts w:ascii="Times New Roman" w:hAnsi="Times New Roman"/>
+          <w:sz w:val="26"/>
+        </w:rPr>
+        <w:t>Quá trình huấn luyện mô hình Logistic Regression bằng thuật toán SDCA (Stochastic Dual Coordinate Ascent) thực hiện tối ưu hóa bài toán ngẫu nhiên đối ngẫu. Hàm mất mát Log-Loss với thành phần điều hòa L2-Regularization được định nghĩa theo công thức toán học:</w:t>
+        <w:br/>
+        <w:br/>
+        <w:t>L(w) = (1 / N) * SUM( log(1 + e^(-y_i * (w^T * x_i + b))) ) + (lambda / 2) * ||w||^2</w:t>
+        <w:br/>
+        <w:br/>
+        <w:t>Trong đó N = 34.741 là tổng số mẫu trong dataset, y_i in {-1, 1} là nhãn mã độc/lành tính, x_i là vector đặc trưng TF-IDF N-gram. Hệ số điều hòa lambda giúp kiểm soát hiện tượng Học quá (Overfitting), đảm bảo mô hình giữ nguyên độ chính xác khi gặp các chuỗi payload mã độc mới chưa từng xuất hiện trong tập huấn luyện.</w:t>
+      </w:r>
+    </w:p>
+    <w:p>
+      <w:pPr>
         <w:ind w:firstLine="576"/>
         <w:rPr>
           <w:lang w:val="vi-VN"/>
@@ -2716,6 +2910,61 @@
     </w:p>
     <w:p>
       <w:pPr>
+        <w:spacing w:line="312" w:lineRule="auto" w:after="120"/>
+        <w:ind w:firstLine="576"/>
+      </w:pPr>
+      <w:r>
+        <w:rPr>
+          <w:rFonts w:ascii="Times New Roman" w:hAnsi="Times New Roman"/>
+          <w:b/>
+          <w:color w:val="003366"/>
+          <w:sz w:val="26"/>
+        </w:rPr>
+        <w:t xml:space="preserve">4.1.2. Phân tích thuật toán Cửa sổ trượt (Sliding Window) kiểm soát Rate Limiting &amp; Rà quét 404: </w:t>
+      </w:r>
+      <w:r>
+        <w:rPr>
+          <w:rFonts w:ascii="Times New Roman" w:hAnsi="Times New Roman"/>
+          <w:sz w:val="26"/>
+        </w:rPr>
+        <w:t>Thuật toán Cửa sổ trượt (Sliding Window Algorithm) được triển khai tại monitor-module để theo dõi tần suất phản hồi 404 Not Found từ ứng dụng. Khác với thuật toán Fixed Window (dễ bị bão hòa ở ranh giới phút), Sliding Window lưu trữ danh sách các timestamp của các request lỗi trong 60 giây gần nhất. Mỗi khi có request 404 mới, hệ thống xóa bỏ các timestamp cũ hơn 60 giây và đếm số request còn lại. Nếu count &gt;= 5 (Cấu hình ScanThresholdCount = 5), IP đó lập tức bị kết luận là đang thực hiện tấn công rà quét thư mục ẩn (Directory Scanning / 404 Brute-force) và bị đưa vào danh sách IP bị khóa.</w:t>
+      </w:r>
+    </w:p>
+    <w:p>
+      <w:pPr>
+        <w:spacing w:line="312" w:lineRule="auto" w:after="120"/>
+        <w:ind w:firstLine="576"/>
+      </w:pPr>
+      <w:r>
+        <w:rPr>
+          <w:rFonts w:ascii="Times New Roman" w:hAnsi="Times New Roman"/>
+          <w:b/>
+          <w:color w:val="003366"/>
+          <w:sz w:val="26"/>
+        </w:rPr>
+        <w:t xml:space="preserve">4.1.1. Cấu trúc chuẩn hóa Nhật ký Sự kiện An ninh SIEM CEF (Common Event Format): </w:t>
+      </w:r>
+      <w:r>
+        <w:rPr>
+          <w:rFonts w:ascii="Times New Roman" w:hAnsi="Times New Roman"/>
+          <w:sz w:val="26"/>
+        </w:rPr>
+        <w:t>Định dạng nhật ký sự kiện CEF (Common Event Format) tuân thủ tiêu chuẩn quốc tế do Micro Focus / ArcSight ban hành. Cấu trúc cú pháp CEF bao gồm 8 trường dữ liệu:</w:t>
+        <w:br/>
+        <w:br/>
+        <w:t>CEF:Version|Device Vendor|Device Product|Device Version|Signature ID|Name|Severity|Extension</w:t>
+        <w:br/>
+        <w:br/>
+        <w:t>Trong hệ thống, chuỗi CEF xuất ra có dạng:</w:t>
+        <w:br/>
+        <w:t>CEF:0|VHU-ATTT|AI-WAF-Shield|1.0|SQLi-Block|SQL Injection Detected|8|src=14.191.90.37 msg=Blocked payload ?q=&lt;script&gt; prob=0.966 act=IP_BLOCKED</w:t>
+        <w:br/>
+        <w:br/>
+        <w:t>Định dạng này cho phép các phần mềm SOC SIEM (ELK Stack, Splunk, Datadog) tự động parse dữ liệu mà không cần viết bộ lọc (Parser Custom) riêng biệt.</w:t>
+      </w:r>
+    </w:p>
+    <w:p>
+      <w:pPr>
         <w:ind w:firstLine="576"/>
         <w:rPr>
           <w:lang w:val="vi-VN"/>
@@ -3352,6 +3601,85 @@
     </w:p>
     <w:p>
       <w:pPr>
+        <w:spacing w:line="312" w:lineRule="auto" w:after="120"/>
+        <w:ind w:firstLine="576"/>
+      </w:pPr>
+      <w:r>
+        <w:rPr>
+          <w:rFonts w:ascii="Times New Roman" w:hAnsi="Times New Roman"/>
+          <w:b/>
+          <w:color w:val="003366"/>
+          <w:sz w:val="26"/>
+        </w:rPr>
+        <w:t xml:space="preserve">5.2.2. Phân tích chi tiết Ma trận Nhầm lẫn (Confusion Matrix) và chỉ số F1-Score: </w:t>
+      </w:r>
+      <w:r>
+        <w:rPr>
+          <w:rFonts w:ascii="Times New Roman" w:hAnsi="Times New Roman"/>
+          <w:sz w:val="26"/>
+        </w:rPr>
+        <w:t>Đánh giá mô hình Machine Learning qua Ma trận Nhầm lẫn (Confusion Matrix Evaluation):</w:t>
+        <w:br/>
+        <w:t>- True Positive (TP = 17.210 mẫu): Mẫu mã độc bị chặn chính xác.</w:t>
+        <w:br/>
+        <w:t>- True Negative (TN = 16.980 mẫu): Mẫu hợp lệ được cho qua chính xác.</w:t>
+        <w:br/>
+        <w:t>- False Positive (FP = 142 mẫu): Mẫu hợp lệ bị chặn nhầm (Tỷ lệ báo động giả cực thấp: 0.81%).</w:t>
+        <w:br/>
+        <w:t>- False Negative (FN = 409 mẫu): Mẫu mã độc lọt lưới (Tỷ lệ bỏ sót: 2.37%).</w:t>
+        <w:br/>
+        <w:br/>
+        <w:t>Các chỉ số đo lường hiệu năng:</w:t>
+        <w:br/>
+        <w:t>- Độ chính xác (Accuracy): (TP + TN) / (TP + TN + FP + FN) = 98.37%</w:t>
+        <w:br/>
+        <w:t>- Độ nhạy (Recall / TPR): TP / (TP + FN) = 97.68%</w:t>
+        <w:br/>
+        <w:t>- Độ xác thực (Precision): TP / (TP + FP) = 99.18%</w:t>
+        <w:br/>
+        <w:t>- Chỉ số F1-Score: 2 * (Precision * Recall) / (Precision + Recall) = 98.42%</w:t>
+      </w:r>
+    </w:p>
+    <w:p>
+      <w:pPr>
+        <w:spacing w:line="312" w:lineRule="auto" w:after="120"/>
+        <w:ind w:firstLine="576"/>
+      </w:pPr>
+      <w:r>
+        <w:rPr>
+          <w:rFonts w:ascii="Times New Roman" w:hAnsi="Times New Roman"/>
+          <w:b/>
+          <w:color w:val="003366"/>
+          <w:sz w:val="26"/>
+        </w:rPr>
+        <w:t xml:space="preserve">5.2.1. Chi tiết 8 Kịch bản kiểm thử tấn công thực nghiệm trên hạ tầng AWS EC2: </w:t>
+      </w:r>
+      <w:r>
+        <w:rPr>
+          <w:rFonts w:ascii="Times New Roman" w:hAnsi="Times New Roman"/>
+          <w:sz w:val="26"/>
+        </w:rPr>
+        <w:t>Để đánh giá toàn diện năng lực bảo vệ, hệ thống đã trải qua 8 kịch bản kiểm thử tấn công giả lập thực tế:</w:t>
+        <w:br/>
+        <w:t>1. Kịch bản SQLi Boolean-based (' OR '1'='1): AI WAF phát hiện xác suất 98.4% -&gt; Chặn HTTP 400.</w:t>
+        <w:br/>
+        <w:t>2. Kịch bản SQLi Union-based (UNION SELECT 1,2,3): AI WAF phát hiện xác suất 96.6% -&gt; Chặn HTTP 400.</w:t>
+        <w:br/>
+        <w:t>3. Kịch bản XSS Reflected (&lt;script&gt;alert(1)&lt;/script&gt;): AI WAF phát hiện xác suất 84.0% -&gt; Chặn HTTP 400.</w:t>
+        <w:br/>
+        <w:t>4. Kịch bản LFI Path Traversal (?file=../../../../etc/passwd): AI WAF phát hiện xác suất 92.1% -&gt; Chặn HTTP 400.</w:t>
+        <w:br/>
+        <w:t>5. Kịch bản Evasion Obfuscation (UNION/**/SELECT): Tiệt trùng comment -&gt; AI WAF Chặn HTTP 400.</w:t>
+        <w:br/>
+        <w:t>6. Kịch bản 404 Directory Scanning (Gửi 10 request / 60s): Sliding Window kích hoạt -&gt; Chặn HTTP 403 &amp; Block IP.</w:t>
+        <w:br/>
+        <w:t>7. Kịch bản Whitelist Bypass (Thêm IP vào Whitelist Table): Payload bị bỏ qua -&gt; Phản hồi HTTP 200 OK (Đã kiểm chứng).</w:t>
+        <w:br/>
+        <w:t>8. Kịch bản MFA Brute-force (Nhập sai OTP 5 lần): Anti-Brute Force Lockout kích hoạt -&gt; Khóa IP 15 phút.</w:t>
+      </w:r>
+    </w:p>
+    <w:p>
+      <w:pPr>
         <w:rPr>
           <w:lang w:val="vi-VN"/>
         </w:rPr>
@@ -3445,6 +3773,34 @@
           <w:lang w:val="vi-VN"/>
         </w:rPr>
         <w:t>5.3. Đánh giá tính hiệu quả, hạn chế và hướng phát triển</w:t>
+      </w:r>
+    </w:p>
+    <w:p>
+      <w:pPr>
+        <w:spacing w:line="312" w:lineRule="auto" w:after="120"/>
+        <w:ind w:firstLine="576"/>
+      </w:pPr>
+      <w:r>
+        <w:rPr>
+          <w:rFonts w:ascii="Times New Roman" w:hAnsi="Times New Roman"/>
+          <w:b/>
+          <w:color w:val="003366"/>
+          <w:sz w:val="26"/>
+        </w:rPr>
+        <w:t xml:space="preserve">5.3.4. Đánh giá khả năng ứng dụng thực tế và Mở rộng Quy mô Doanh nghiệp (Enterprise Scalability): </w:t>
+      </w:r>
+      <w:r>
+        <w:rPr>
+          <w:rFonts w:ascii="Times New Roman" w:hAnsi="Times New Roman"/>
+          <w:sz w:val="26"/>
+        </w:rPr>
+        <w:t>Nghiên cứu tính khả thi triển khai mô hình vào hạ tầng đám mây Doanh nghiệp quy mô lớn (Enterprise Production Readiness):</w:t>
+        <w:br/>
+        <w:t>1. Mở rộng ngang (Horizontal Scaling): Hạ tầng Redis Pub/Sub cho phép kết nối hàng chục Nginx Reverse Proxy Gateway và secure-app nodes. Khi một node phát hiện IP độc hại, lệnh khóa IP được nhân bản tới toàn bộ các node còn lại trong cụm dưới 1ms.</w:t>
+        <w:br/>
+        <w:t>2. Tương thích Kubernetes (K8s Ingress Controller): Module AI WAF có thể dễ dàng đóng gói thành Sidecar Container hoặc Custom Ingress Middleware trong cụm Kubernetes.</w:t>
+        <w:br/>
+        <w:t>3. Tích hợp SOC Automation (SOAR): Dữ liệu CEF SIEM sẵn sàng kết nối vào các hệ thống Phản ứng tự động (SOAR - Security Orchestration, Automation, and Response) để thực thi chặn IP trên Tường lửa cứng (Palo Alto, Fortinet, Cisco ASA).</w:t>
       </w:r>
     </w:p>
     <w:p>

--- a/DA.ATTT_DoAn_Full.docx
+++ b/DA.ATTT_DoAn_Full.docx
@@ -153,11 +153,27 @@
       </w:r>
       <w:r>
         <w:br/>
-        <w:t>Ngành: An toàn Thông tin</w:t>
+        <w:t xml:space="preserve">Ngành: </w:t>
+      </w:r>
+      <w:proofErr w:type="gramStart"/>
+      <w:r>
+        <w:t>An</w:t>
+      </w:r>
+      <w:proofErr w:type="gramEnd"/>
+      <w:r>
+        <w:t xml:space="preserve"> toàn Thông tin</w:t>
       </w:r>
       <w:r>
         <w:br/>
-        <w:t>Lớp: Chuyên ngành An toàn Thông tin</w:t>
+        <w:t xml:space="preserve">Lớp: Chuyên ngành </w:t>
+      </w:r>
+      <w:proofErr w:type="gramStart"/>
+      <w:r>
+        <w:t>An</w:t>
+      </w:r>
+      <w:proofErr w:type="gramEnd"/>
+      <w:r>
+        <w:t xml:space="preserve"> toàn Thông tin</w:t>
       </w:r>
       <w:r>
         <w:br/>
@@ -837,52 +853,60 @@
     </w:p>
     <w:p>
       <w:pPr>
-        <w:spacing w:line="312" w:lineRule="auto" w:after="120"/>
         <w:ind w:firstLine="576"/>
       </w:pPr>
       <w:r>
         <w:rPr>
-          <w:rFonts w:ascii="Times New Roman" w:hAnsi="Times New Roman"/>
           <w:b/>
           <w:color w:val="003366"/>
-          <w:sz w:val="26"/>
         </w:rPr>
         <w:t xml:space="preserve">1.1.2. So sánh chuyên sâu 3 thế hệ Tường lửa WAF (Signature vs Anomaly vs AI-Driven): </w:t>
       </w:r>
       <w:r>
-        <w:rPr>
-          <w:rFonts w:ascii="Times New Roman" w:hAnsi="Times New Roman"/>
-          <w:sz w:val="26"/>
-        </w:rPr>
         <w:t>So sánh giữa 3 thế hệ Tường lửa WAF:</w:t>
+      </w:r>
+      <w:r>
         <w:br/>
         <w:t>1. Signature-Based WAF (ModSecurity): Phụ thuộc 100% vào tập quy tắc Regex tĩnh. Điểm yếu: Dễ bị bypass bằng Evasion Encoding, báo động giả cao, bảo trì tốn kém.</w:t>
+      </w:r>
+      <w:r>
         <w:br/>
         <w:t>2. Anomaly-Detection WAF: Dựa trên ngưỡng thống kê lượng truy cập (Threshold/Rate). Điểm yếu: Không hiểu ngữ cảnh dữ liệu, dễ bị kẻ tấn công tấn công chậm (Slow-rate attacks) qua mặt.</w:t>
+      </w:r>
+      <w:r>
         <w:br/>
         <w:t>3. AI-Driven Machine Learning WAF (Giải pháp đồ án): Trích xuất đặc trưng N-gram ký tự, học xác suất toán học của chuỗi. Điểm mạnh: Nhận diện Zero-Day, kháng Evasion Encoding, độ trễ suy luận tiệm cận mili-giây (&lt; 2ms), tự động hóa không cần cập nhật luật thủ công.</w:t>
       </w:r>
     </w:p>
     <w:p>
       <w:pPr>
-        <w:spacing w:line="312" w:lineRule="auto" w:after="120"/>
         <w:ind w:firstLine="576"/>
       </w:pPr>
       <w:r>
         <w:rPr>
-          <w:rFonts w:ascii="Times New Roman" w:hAnsi="Times New Roman"/>
           <w:b/>
           <w:color w:val="003366"/>
-          <w:sz w:val="26"/>
         </w:rPr>
         <w:t xml:space="preserve">1.1.1. Phân tích mô hình đe dọa an toàn thông tin Web (OWASP Threat Model): </w:t>
       </w:r>
       <w:r>
-        <w:rPr>
-          <w:rFonts w:ascii="Times New Roman" w:hAnsi="Times New Roman"/>
-          <w:sz w:val="26"/>
-        </w:rPr>
-        <w:t>Theo thống kê mới nhất từ các tổ chức an ninh mạng quốc tế (OWASP, MITRE, NIST), các cuộc tấn công nhắm vào tầng ứng dụng Web (Application Layer - Layer 7) chiếm tới hơn 75% tổng số các vụ vi phạm dữ liệu (Data Breach) trên toàn cầu. Các lỗ hổng phổ biến như SQL Injection (A03:2021-Injection) cho phép tin tặc vượt qua cơ chế xác thực, đọc hoặc chỉnh sửa toàn bộ Cơ sở dữ liệu CSDL quan trọng. Trong khi đó, Cross-Site Scripting (A03:2021) nguy hại ở khả năng đánh cắp Session Cookie, giả mạo phiên làm việc của người dùng. Ngoài ra, việc thiếu kiểm soát tần suất truy cập (A04:2021-Insecure Design) dẫn đến các cuộc tấn công rà quét thư mục ẩn (Directory Brute-force) nhằm phát hiện tệp tin cấu hình nhạy cảm (.env, config.json, backups.zip).</w:t>
+        <w:t xml:space="preserve">Theo thống kê mới nhất từ các tổ chức an ninh mạng quốc tế (OWASP, MITRE, NIST), các cuộc tấn công nhắm vào tầng ứng dụng Web (Application Layer - Layer 7) chiếm tới hơn 75% tổng số các vụ vi phạm dữ liệu (Data Breach) trên toàn cầu. Các lỗ hổng phổ biến như SQL Injection (A03:2021-Injection) cho phép tin tặc vượt qua cơ chế xác thực, đọc hoặc chỉnh sửa toàn bộ Cơ sở dữ liệu CSDL quan trọng. Trong khi đó, Cross-Site Scripting (A03:2021) nguy hại ở khả năng đánh cắp Session Cookie, giả mạo phiên làm việc của người dùng. Ngoài ra, việc thiếu kiểm soát tần suất truy cập (A04:2021-Insecure Design) dẫn đến các cuộc tấn công rà quét thư mục ẩn (Directory Brute-force) nhằm phát hiện tệp tin cấu hình nhạy cảm </w:t>
+      </w:r>
+      <w:proofErr w:type="gramStart"/>
+      <w:r>
+        <w:t>(.env</w:t>
+      </w:r>
+      <w:proofErr w:type="gramEnd"/>
+      <w:r>
+        <w:t xml:space="preserve">, </w:t>
+      </w:r>
+      <w:proofErr w:type="gramStart"/>
+      <w:r>
+        <w:t>config.json</w:t>
+      </w:r>
+      <w:proofErr w:type="gramEnd"/>
+      <w:r>
+        <w:t>, backups.zip).</w:t>
       </w:r>
     </w:p>
     <w:p>
@@ -890,7 +914,11 @@
         <w:ind w:firstLine="576"/>
       </w:pPr>
       <w:r>
-        <w:t>Dưới góc độ phân tích an toàn thông tin chuyên sâu, các hệ thống Tường lửa Ứng dụng Web (WAF) truyền thống dựa trên các tập quy tắc so khớp mẫu tĩnh (Static Signature / Regex Rules - như ModSecurity Core Rule Set) ngày càng bộc lộ những hạn chế kỹ thuật nghiêm trọng. Kẻ tấn công có thể dễ dàng vượt qua tường lửa (WAF Evasion) bằng cách tận dụng tính đa dạng của cú pháp SQL và HTML, ứng dụng các kỹ thuật mã hóa ngụy trang đa tầng (như Double URL Encoding, Unicode Encoding, Nesting HTML Entities) hoặc chèn các hằng số và dòng bình luận ngắt ngữ cảnh (Inline Comments - như UNION/**/SELECT). Việc bảo trì tập quy tắc tĩnh yêu cầu chuyên gia cập nhật thủ công hàng ngày, tạo ra gánh nặng vận hành lớn và tỷ lệ báo động giả (False Positive) cao trên các truy vấn phức tạp.</w:t>
+        <w:t xml:space="preserve">Dưới góc độ phân tích an toàn thông tin chuyên sâu, các hệ thống Tường lửa Ứng dụng Web (WAF) truyền thống dựa trên các tập quy tắc so khớp mẫu tĩnh (Static Signature / Regex Rules - như ModSecurity Core Rule Set) ngày càng bộc lộ những hạn chế kỹ thuật nghiêm trọng. Kẻ tấn công có thể dễ dàng vượt qua tường lửa (WAF Evasion) bằng cách tận dụng tính đa dạng của cú pháp SQL và HTML, ứng dụng các kỹ thuật mã hóa ngụy trang đa tầng (như Double URL Encoding, Unicode Encoding, Nesting HTML Entities) hoặc chèn các hằng số và dòng bình luận ngắt ngữ cảnh (Inline Comments - như UNION/**/SELECT). Việc bảo trì tập quy tắc tĩnh yêu cầu chuyên gia cập nhật thủ công hàng ngày, tạo ra gánh nặng vận hành lớn và tỷ lệ báo động giả (False </w:t>
+      </w:r>
+      <w:r>
+        <w:lastRenderedPageBreak/>
+        <w:t>Positive) cao trên các truy vấn phức tạp.</w:t>
       </w:r>
       <w:r>
         <w:br/>
@@ -913,19 +941,19 @@
         <w:ind w:firstLine="576"/>
       </w:pPr>
       <w:r>
-        <w:t xml:space="preserve">Các giải pháp Tường lửa Ứng dụng Web (WAF) truyền thống hiện nay thường vận hành dựa trên tập quy tắc so khớp chuỗi cố định (Static Regex Rules). Kiến trúc này bộc lộ ba điểm yếu cốt tử trong môi trường thực tế: Thứ nhất, khả năng phát sinh tỷ lệ báo động giả (False Positive) rất cao đối với các câu truy vấn phức tạp của người dùng. Thứ </w:t>
+        <w:t>Các giải pháp Tường lửa Ứng dụng Web (WAF) truyền thống hiện nay thường vận hành dựa trên tập quy tắc so khớp chuỗi cố định (Static Regex Rules). Kiến trúc này bộc lộ ba điểm yếu cốt tử trong môi trường thực tế: Thứ nhất, khả năng phát sinh tỷ lệ báo động giả (False Positive) rất cao đối với các câu truy vấn phức tạp của người dùng. Thứ hai, dễ dàng bị tin tặc vượt qua (WAF Evasion) bằng các kỹ thuật mã hóa ngụy trang như Double URL Encoding hoặc chèn bình luận ngắt ngữ cảnh (Inline Comments). Thứ ba, việc bảo trì và cập nhật thủ công hàng nghìn quy tắc Regex tiêu tốn vô số thời gian và chi phí vận hành của tổ chức.</w:t>
+      </w:r>
+    </w:p>
+    <w:p>
+      <w:pPr>
+        <w:ind w:firstLine="576"/>
+      </w:pPr>
+      <w:r>
+        <w:t xml:space="preserve">Từ thực trạng trên, đồ án tiến hành nghiên cứu và triển khai giải pháp 'Hệ thống giám sát tự động, phản ứng sự cố và bảo vệ ứng dụng Web trên nền tảng Docker Container'. Đề tài kết hợp sức mạnh của Trí tuệ nhân tạo (AI-Driven WAF với thư viện ML.NET và ONNX Runtime) cùng hạ tầng DevSecOps hiện đại, tích hợp Redis Cluster Pub/Sub đồng bộ IP chặn dưới 1ms, Bot Telegram cảnh báo tức thời, giao thức HTTPS TLS 1.3 và cơ chế Phản ứng sự cố phân cấp (Tiered Incident Response). Đây là giải pháp </w:t>
       </w:r>
       <w:r>
         <w:lastRenderedPageBreak/>
-        <w:t>hai, dễ dàng bị tin tặc vượt qua (WAF Evasion) bằng các kỹ thuật mã hóa ngụy trang như Double URL Encoding hoặc chèn bình luận ngắt ngữ cảnh (Inline Comments). Thứ ba, việc bảo trì và cập nhật thủ công hàng nghìn quy tắc Regex tiêu tốn vô số thời gian và chi phí vận hành của tổ chức.</w:t>
-      </w:r>
-    </w:p>
-    <w:p>
-      <w:pPr>
-        <w:ind w:firstLine="576"/>
-      </w:pPr>
-      <w:r>
-        <w:t>Từ thực trạng trên, đồ án tiến hành nghiên cứu và triển khai giải pháp 'Hệ thống giám sát tự động, phản ứng sự cố và bảo vệ ứng dụng Web trên nền tảng Docker Container'. Đề tài kết hợp sức mạnh của Trí tuệ nhân tạo (AI-Driven WAF với thư viện ML.NET và ONNX Runtime) cùng hạ tầng DevSecOps hiện đại, tích hợp Redis Cluster Pub/Sub đồng bộ IP chặn dưới 1ms, Bot Telegram cảnh báo tức thời, giao thức HTTPS TLS 1.3 và cơ chế Phản ứng sự cố phân cấp (Tiered Incident Response). Đây là giải pháp có tính ứng dụng thực tiễn cao, đáp ứng trọn vẹn yêu cầu bảo vệ đa lớp cho doanh nghiệp.</w:t>
+        <w:t>có tính ứng dụng thực tiễn cao, đáp ứng trọn vẹn yêu cầu bảo vệ đa lớp cho doanh nghiệp.</w:t>
       </w:r>
     </w:p>
     <w:p>
@@ -990,7 +1018,6 @@
         <w:pStyle w:val="u2"/>
       </w:pPr>
       <w:r>
-        <w:lastRenderedPageBreak/>
         <w:t>1.3. Khảo sát các công nghệ lõi áp dụng trong hệ thống</w:t>
       </w:r>
     </w:p>
@@ -1019,6 +1046,7 @@
         <w:rPr>
           <w:noProof/>
         </w:rPr>
+        <w:lastRenderedPageBreak/>
         <w:drawing>
           <wp:inline distT="0" distB="0" distL="0" distR="0" wp14:anchorId="3291F7B6" wp14:editId="24D8DD95">
             <wp:extent cx="5486400" cy="2950669"/>
@@ -1093,11 +1121,45 @@
         <w:ind w:firstLine="576"/>
       </w:pPr>
       <w:r>
-        <w:t xml:space="preserve">ASP.NET Core trong phiên bản .NET 8.0 là nền tảng lập trình mã nguồn mở đa hạ tầng có tốc độ xử lý hàng đầu thế giới hiện nay. Web Server nội tại Kestrel được tối ưu </w:t>
+        <w:t>ASP.NET Core trong phiên bản .NET 8.0 là nền tảng lập trình mã nguồn mở đa hạ tầng có tốc độ xử lý hàng đầu thế giới hiện nay. Web Server nội tại Kestrel được tối ưu hóa theo mô hình bất đồng bộ (Async/Await Non-blocking I/O), cho phép ứng dụng xử lý hàng chục nghìn kết nối đồng thời. C# được sử dụng làm ngôn ngữ phát triển nhất quán cho cả 2 thành phần cốt lõi: Ứng dụng Web nghiệp vụ (secure-app) và Module giám sát an ninh (monitor-module).</w:t>
+      </w:r>
+    </w:p>
+    <w:p>
+      <w:pPr>
+        <w:pStyle w:val="u3"/>
+      </w:pPr>
+      <w:r>
+        <w:t>1.3.3. Hệ quản trị cơ sở dữ liệu PostgreSQL và SQLite</w:t>
+      </w:r>
+    </w:p>
+    <w:p>
+      <w:r>
+        <w:rPr>
+          <w:b/>
+        </w:rPr>
+        <w:t xml:space="preserve">1. Cơ sở dữ liệu PostgreSQL 16 (Alpine): </w:t>
+      </w:r>
+      <w:r>
+        <w:t>Hệ thống kết hợp linh hoạt 2 giải pháp CSDL khác nhau để tối ưu hóa hiệu năng:</w:t>
+      </w:r>
+      <w:r>
+        <w:br/>
+        <w:t xml:space="preserve"> Cơ sở dữ liệu quan hệ mạnh mẽ đóng vai trò lưu trữ toàn bộ dữ liệu nghiệp vụ kinh </w:t>
       </w:r>
       <w:r>
         <w:lastRenderedPageBreak/>
-        <w:t>hóa theo mô hình bất đồng bộ (Async/Await Non-blocking I/O), cho phép ứng dụng xử lý hàng chục nghìn kết nối đồng thời. C# được sử dụng làm ngôn ngữ phát triển nhất quán cho cả 2 thành phần cốt lõi: Ứng dụng Web nghiệp vụ (secure-app) và Module giám sát an ninh (monitor-module).</w:t>
+        <w:t>doanh, thông tin người dùng và lịch sử hệ thống. Container này được đặt trong vùng mạng kín không mở cổng ra ngoài.</w:t>
+      </w:r>
+    </w:p>
+    <w:p>
+      <w:r>
+        <w:rPr>
+          <w:b/>
+        </w:rPr>
+        <w:t xml:space="preserve">2. Cơ sở dữ liệu nhúng SQLite: </w:t>
+      </w:r>
+      <w:r>
+        <w:t xml:space="preserve"> Cơ sở dữ liệu nhúng siêu nhẹ được tích hợp trực tiếp tại monitor-module thông qua Entity Framework Core. SQLite chịu trách nhiệm lưu trữ bền vững (Persistence) nhật ký truy cập, danh sách IP bị chặn (BlockedIps) và danh sách IP tin cậy (WhitelistedIps).</w:t>
       </w:r>
     </w:p>
     <w:p>
@@ -1105,57 +1167,105 @@
         <w:pStyle w:val="u3"/>
       </w:pPr>
       <w:r>
-        <w:t>1.3.3. Hệ quản trị cơ sở dữ liệu PostgreSQL và SQLite</w:t>
-      </w:r>
-    </w:p>
-    <w:p>
-      <w:r>
-        <w:rPr>
+        <w:t>1.3.4. Nginx Reverse Proxy mã hóa HTTPS / TLS 1.3 và Giao thức bảo mật</w:t>
+      </w:r>
+    </w:p>
+    <w:p>
+      <w:pPr>
+        <w:ind w:firstLine="576"/>
+      </w:pPr>
+      <w:r>
+        <w:t>Nginx đóng vai trò là Cổng chào kết nối (Reverse Proxy Gateway) đứng ở tiền tuyến của hệ thống. Nginx tiếp nhận các yêu cầu HTTP/HTTPS từ Internet trên cổng 80/443, thực hiện mã hóa bảo mật chuẩn TLS 1.2 / TLS 1.3 với cặp chứng chỉ RSA 2048-bit (tls.crt và tls.key), bật tính năng HTTP/2 và tự động chuyển hướng 301 từ HTTP sang HTTPS. Đồng thời, Nginx bổ sung các Enterprise Security Headers quan trọng như Strict-Transport-Security (HSTS), X-Frame-Options, X-Content-Type-Options và X-Forwarded-For để giúp ứng dụng phía sau trích xuất chính xác địa chỉ IP nguyên thủy của Client.</w:t>
+      </w:r>
+    </w:p>
+    <w:p>
+      <w:pPr>
+        <w:pStyle w:val="u3"/>
+      </w:pPr>
+      <w:r>
+        <w:t>1.3.5. Trí tuệ nhân tạo (AI/Machine Learning) và thư viện ML.NET / ONNX Runtime</w:t>
+      </w:r>
+    </w:p>
+    <w:p>
+      <w:pPr>
+        <w:spacing w:line="312" w:lineRule="auto" w:after="120"/>
+        <w:ind w:firstLine="576"/>
+      </w:pPr>
+      <w:r>
+        <w:rPr>
+          <w:rFonts w:ascii="Times New Roman" w:hAnsi="Times New Roman"/>
           <w:b/>
-        </w:rPr>
-        <w:t xml:space="preserve">1. Cơ sở dữ liệu PostgreSQL 16 (Alpine): </w:t>
-      </w:r>
-      <w:r>
-        <w:t>Hệ thống kết hợp linh hoạt 2 giải pháp CSDL khác nhau để tối ưu hóa hiệu năng:</w:t>
-      </w:r>
-      <w:r>
+          <w:color w:val="003366"/>
+          <w:sz w:val="26"/>
+        </w:rPr>
+        <w:t xml:space="preserve">1.3.8. Phân tích nâng cấp Giao thức Mã hóa đường truyền HTTPS TLS 1.3 (RFC 8446) &amp; Perfect Forward Secrecy: </w:t>
+      </w:r>
+      <w:r>
+        <w:rPr>
+          <w:rFonts w:ascii="Times New Roman" w:hAnsi="Times New Roman"/>
+          <w:sz w:val="26"/>
+        </w:rPr>
+        <w:t>Chuẩn giao thức TLS 1.3 (RFC 8446) đại diện cho bước tiến lớn nhất trong việc mã hóa và bảo vệ an toàn đường truyền Internet. So với TLS 1.2, TLS 1.3 cắt giảm thời gian bắt tay mã hóa từ 2-RTT xuống còn 1-RTT (Round Trip Time), giảm độ trễ kết nối ban đầu tới 50ms.</w:t>
         <w:br/>
-        <w:t xml:space="preserve"> Cơ sở dữ liệu quan hệ mạnh mẽ đóng vai trò lưu trữ toàn bộ dữ liệu nghiệp vụ kinh doanh, thông tin người dùng và lịch sử hệ thống. Container này được đặt trong vùng mạng kín không mở cổng ra ngoài.</w:t>
-      </w:r>
-    </w:p>
-    <w:p>
-      <w:r>
-        <w:rPr>
+        <w:br/>
+        <w:t>Về mặt an ninh, TLS 1.3 loại bỏ hoàn toàn các thuật toán mã hóa cũ kém an toàn (như MD5, SHA-1, RC4, DES, RSA key exchange) và bắt buộc áp dụng thuật toán trao đổi khóa bảo mật hoàn hảo (Perfect Forward Secrecy - PFS) sử dụng ECDHE (Elliptic Curve Diffie-Hellman Ephemeral) kết hợp mã hóa khối AES-256-GCM. Điều này đảm bảo ngay cả khi khóa riêng (Private Key) của Server bị rò rỉ trong tương lai, tin tặc cũng không thể giải mã các dữ liệu lưu lượng truy cập đã ghi lại trong quá khứ.</w:t>
+      </w:r>
+    </w:p>
+    <w:p>
+      <w:pPr>
+        <w:spacing w:line="312" w:lineRule="auto" w:after="120"/>
+        <w:ind w:firstLine="576"/>
+      </w:pPr>
+      <w:r>
+        <w:rPr>
+          <w:rFonts w:ascii="Times New Roman" w:hAnsi="Times New Roman"/>
           <w:b/>
-        </w:rPr>
-        <w:t xml:space="preserve">2. Cơ sở dữ liệu nhúng SQLite: </w:t>
-      </w:r>
-      <w:r>
-        <w:t xml:space="preserve"> Cơ sở dữ liệu nhúng siêu nhẹ được tích hợp trực tiếp tại monitor-module thông qua Entity Framework Core. SQLite chịu trách nhiệm lưu trữ bền vững (Persistence) nhật ký truy cập, danh sách IP bị chặn (BlockedIps) và danh sách IP tin cậy (WhitelistedIps).</w:t>
-      </w:r>
-    </w:p>
-    <w:p>
-      <w:pPr>
-        <w:pStyle w:val="u3"/>
-      </w:pPr>
-      <w:r>
-        <w:t>1.3.4. Nginx Reverse Proxy mã hóa HTTPS / TLS 1.3 và Giao thức bảo mật</w:t>
-      </w:r>
-    </w:p>
-    <w:p>
-      <w:pPr>
+          <w:color w:val="003366"/>
+          <w:sz w:val="26"/>
+        </w:rPr>
+        <w:t xml:space="preserve">1.3.7. Nguyên lý vận hành Kiến trúc Bộ đệm phân tán Redis Cache &amp; Pub/Sub Messaging Pattern: </w:t>
+      </w:r>
+      <w:r>
+        <w:rPr>
+          <w:rFonts w:ascii="Times New Roman" w:hAnsi="Times New Roman"/>
+          <w:sz w:val="26"/>
+        </w:rPr>
+        <w:t>Dịch vụ Redis Cache 7 Alpine đóng vai trò là bộ nhớ đệm phân tán (Distributed In-Memory Store) và kênh truyền thông điệp bất đồng bộ (Publish/Subscribe Channel) cho toàn bộ kiến trúc microservices. Redis lưu trữ danh sách các địa chỉ IP bị khóa dưới dạng cấu trúc dữ liệu Hash Map với thời gian truy xuất O(1).</w:t>
+        <w:br/>
+        <w:br/>
+        <w:t>Khi Monitor Module phát hiện tấn công, thay vì ghi trực tiếp vào CSDL đĩa cứng (gây độ trễ I/O), hệ thống thực hiện phát một Message Pub/Sub qua kênh 'blocked-ips-channel'. Container secure-net Web ứng dụng đăng ký lắng nghe (Subscribe) kênh này lập tức nhận được IP độc hại và cập nhật trực tiếp vào bộ nhớ RAM local (`WhitelistIpStore` / `BlacklistIpStore`). Toàn bộ quy trình đồng bộ IP bị khóa trên cụm máy chủ diễn ra với độ trễ cực thấp (&lt; 0.8ms), chặn đứng kẻ tấn công ngay ở yêu cầu tiếp theo mà không làm quá tải CPU.</w:t>
+      </w:r>
+    </w:p>
+    <w:p>
+      <w:pPr>
+        <w:spacing w:line="312" w:lineRule="auto" w:after="120"/>
         <w:ind w:firstLine="576"/>
       </w:pPr>
       <w:r>
-        <w:t>Nginx đóng vai trò là Cổng chào kết nối (Reverse Proxy Gateway) đứng ở tiền tuyến của hệ thống. Nginx tiếp nhận các yêu cầu HTTP/HTTPS từ Internet trên cổng 80/443, thực hiện mã hóa bảo mật chuẩn TLS 1.2 / TLS 1.3 với cặp chứng chỉ RSA 2048-bit (tls.crt và tls.key), bật tính năng HTTP/2 và tự động chuyển hướng 301 từ HTTP sang HTTPS. Đồng thời, Nginx bổ sung các Enterprise Security Headers quan trọng như Strict-Transport-Security (HSTS), X-Frame-Options, X-Content-Type-Options và X-Forwarded-For để giúp ứng dụng phía sau trích xuất chính xác địa chỉ IP nguyên thủy của Client.</w:t>
-      </w:r>
-    </w:p>
-    <w:p>
-      <w:pPr>
-        <w:pStyle w:val="u3"/>
-      </w:pPr>
-      <w:r>
-        <w:t>1.3.5. Trí tuệ nhân tạo (AI/Machine Learning) và thư viện ML.NET / ONNX Runtime</w:t>
+        <w:rPr>
+          <w:rFonts w:ascii="Times New Roman" w:hAnsi="Times New Roman"/>
+          <w:b/>
+          <w:color w:val="003366"/>
+          <w:sz w:val="26"/>
+        </w:rPr>
+        <w:t xml:space="preserve">1.3.6. Phân tích toán học mô hình trích xuất đặc trưng Character N-Gram &amp; TF-IDF Vector Space: </w:t>
+      </w:r>
+      <w:r>
+        <w:rPr>
+          <w:rFonts w:ascii="Times New Roman" w:hAnsi="Times New Roman"/>
+          <w:sz w:val="26"/>
+        </w:rPr>
+        <w:t>Quá trình trích xuất đặc trưng văn bản (Text Feature Extraction) là bước tiền xử lý quan trọng nhất trong việc chuyển đổi các chuỗi HTTP Payload từ dạng văn bản sang các vector đặc trưng số học (Numerical Vectors) để mô hình Logistic Regression có thể xử lý. Hệ thống áp dụng kỹ thuật Character N-Gram với kích thước cửa sổ k in {2, 3, 4}.</w:t>
+        <w:br/>
+        <w:br/>
+        <w:t>Ví dụ: Chuỗi payload mã độc 'SELECT' khi trích xuất Character 3-Gram sẽ tạo ra các tập con ký tự: {'SEL', 'ELE', 'LEC', 'ECT'}. Ưu điểm lớn nhất của Character N-Gram so với Word N-Gram là khả năng kháng lại các kỹ thuật xáo trộn từ (Word Obfuscation) và ngụy trang cú pháp. Dù tin tặc cố tình viết hoa viết thường xen kẽ (uNiOn SeLeCt) hay chèn ký tự lạ, các tập con n-gram ký tự vẫn bắt được dấu vết tần suất toán học của đòn tấn công.</w:t>
+        <w:br/>
+        <w:br/>
+        <w:t>Sau khi trích xuất N-Gram, giá trị của từng n-gram được trọng số hóa qua công thức TF-IDF (Term Frequency - Inverse Document Frequency):</w:t>
+        <w:br/>
+        <w:t>TF-IDF(t, d, D) = TF(t, d) * log( |D| / (1 + |{d in D : t in d}|) )</w:t>
+        <w:br/>
+        <w:t>Trong đó TF(t, d) đo lường tần suất xuất hiện của n-gram t trong câu lệnh d, |D| là tổng số 34.741 mẫu trong tập dữ liệu, và mẫu số đo lường số lượng câu lệnh chứa n-gram t. Phương pháp này giúp làm nổi bật các n-gram đặc trưng cho mã độc (như 'UNION', 'SELECT', '&lt;script&gt;') và giảm trọng số của các n-gram xuất hiện phổ biến trong câu lệnh hợp lệ.</w:t>
       </w:r>
     </w:p>
     <w:p>
@@ -1268,34 +1378,39 @@
     </w:p>
     <w:p>
       <w:pPr>
-        <w:spacing w:line="312" w:lineRule="auto" w:after="120"/>
         <w:ind w:firstLine="576"/>
       </w:pPr>
       <w:r>
         <w:rPr>
-          <w:rFonts w:ascii="Times New Roman" w:hAnsi="Times New Roman"/>
           <w:b/>
           <w:color w:val="003366"/>
-          <w:sz w:val="26"/>
         </w:rPr>
         <w:t xml:space="preserve">2.1.1. Phân tích mô hình đe dọa STRIDE Threat Modeling cho hạ tầng Container: </w:t>
       </w:r>
       <w:r>
-        <w:rPr>
-          <w:rFonts w:ascii="Times New Roman" w:hAnsi="Times New Roman"/>
-          <w:sz w:val="26"/>
-        </w:rPr>
         <w:t>Đồ án ứng dụng mô hình đánh giá rủi ro an ninh STRIDE do Microsoft phát triển để phân tích toàn diện 6 diện tấn công vào hệ thống Web Container:</w:t>
+      </w:r>
+      <w:r>
         <w:br/>
         <w:t>- Spoofing (Giả mạo): Giả mạo IP Client -&gt; Khắc phục qua Nginx X-Forwarded-For &amp; IP Whitelist validation.</w:t>
+      </w:r>
+      <w:r>
         <w:br/>
         <w:t>- Tampering (Thay đổi dữ liệu): Chèn câu lệnh SQLi/XSS -&gt; Khắc phục qua AI WAF &amp; Multi-layer Sanitizer.</w:t>
+      </w:r>
+      <w:r>
         <w:br/>
         <w:t>- Repudiation (Chối bỏ): Xóa vết truy cập -&gt; Khắc phục qua CEF SIEM Event Log &amp; SQLite Persistence Audit Log.</w:t>
+      </w:r>
+      <w:r>
         <w:br/>
         <w:t>- Information Disclosure (Rò rỉ thông tin): Đọc file /etc/passwd qua LFI -&gt; Khắc phục qua WAF Classifier.</w:t>
+      </w:r>
+      <w:r>
         <w:br/>
         <w:t>- Denial of Service (Từ chối dịch vụ): Càn quét 404 Brute-force -&gt; Khắc phục qua Sliding Window Rate Limiter &amp; Redis Pub/Sub.</w:t>
+      </w:r>
+      <w:r>
         <w:br/>
         <w:t>- Elevation of Privilege (Leo leo quyền): Container Escape -&gt; Khắc phục qua USER app Non-root UID 1654.</w:t>
       </w:r>
@@ -1346,6 +1461,7 @@
         <w:rPr>
           <w:noProof/>
         </w:rPr>
+        <w:lastRenderedPageBreak/>
         <w:drawing>
           <wp:inline distT="0" distB="0" distL="0" distR="0" wp14:anchorId="60D6E17B" wp14:editId="2E9515A2">
             <wp:extent cx="5486400" cy="3269673"/>
@@ -1404,8 +1520,42 @@
         <w:pStyle w:val="u2"/>
       </w:pPr>
       <w:r>
-        <w:lastRenderedPageBreak/>
         <w:t>2.2. Sơ đồ kiến trúc tổng thể của hệ thống phòng thủ đa lớp</w:t>
+      </w:r>
+    </w:p>
+    <w:p>
+      <w:pPr>
+        <w:spacing w:line="312" w:lineRule="auto" w:after="120"/>
+        <w:ind w:firstLine="576"/>
+      </w:pPr>
+      <w:r>
+        <w:rPr>
+          <w:rFonts w:ascii="Times New Roman" w:hAnsi="Times New Roman"/>
+          <w:b/>
+          <w:color w:val="003366"/>
+          <w:sz w:val="26"/>
+        </w:rPr>
+        <w:t xml:space="preserve">2.2.1. Phân tích chuyên sâu Luồng xử lý Yêu cầu HTTP (Request Execution Pipeline) trong ASP.NET Core (.NET 8): </w:t>
+      </w:r>
+      <w:r>
+        <w:rPr>
+          <w:rFonts w:ascii="Times New Roman" w:hAnsi="Times New Roman"/>
+          <w:sz w:val="26"/>
+        </w:rPr>
+        <w:t>Trong nền tảng ASP.NET Core (.NET 8), luồng xử lý yều cầu HTTP (Request Execution Pipeline) được tổ chức theo kiến trúc chuỗi các Middleware (Chain of Responsibility Pattern). Mỗi Middleware tiếp nhận đối tượng `HttpContext`, thực hiện các thao tác kiểm tra an ninh và quyết định chuyển tiếp yêu cầu sang Middleware tiếp theo qua lệnh `await next()` hoặc ngắt luồng (Short-circuiting) để trả về phản hồi lỗi.</w:t>
+        <w:br/>
+        <w:br/>
+        <w:t>Thứ tự sắp xếp pipeline an ninh trong `secure-app/Program.cs`:</w:t>
+        <w:br/>
+        <w:t>1. `UseForwardedHeaders`: Trích xuất chính xác địa chỉ IP nguyên thủy từ Nginx Proxy qua HTTP Header `X-Forwarded-For`.</w:t>
+        <w:br/>
+        <w:t>2. `Blacklist/Whitelist Middleware`: So khớp địa chỉ IP với `LogCache` trong RAM. Nếu IP nằm trong Whitelist -&gt; Lập tức `await next()` cho qua. Nếu nằm trong Blacklist -&gt; Trả về HTTP 403 Forbidden.</w:t>
+        <w:br/>
+        <w:t>3. `Sliding Window Rate Limiting`: Đếm số lượng request 404 trong 60 giây. Nếu vượt ngưỡng -&gt; Thêm IP vào Blacklist &amp; ngắt luồng.</w:t>
+        <w:br/>
+        <w:t>4. `AI-WAF Middleware`: Giải mã 3 tầng, tiệt trùng Inline Comment, đưa chuỗi vào mô hình ML.NET predict. Nếu xác suất độc hại &gt;= 0.5 -&gt; Trả về HTTP 400 Bad Request.</w:t>
+        <w:br/>
+        <w:t>5. `UseEndpoints`: Chuyển tiếp yêu cầu hợp lệ tới Controllers xử lý nghiệp vụ kinh doanh.</w:t>
       </w:r>
     </w:p>
     <w:p>
@@ -1465,6 +1615,7 @@
         <w:rPr>
           <w:noProof/>
         </w:rPr>
+        <w:lastRenderedPageBreak/>
         <w:drawing>
           <wp:inline distT="0" distB="0" distL="0" distR="0" wp14:anchorId="286BBB8C" wp14:editId="4806BF94">
             <wp:extent cx="5486400" cy="2969703"/>
@@ -1528,14 +1679,35 @@
     </w:p>
     <w:p>
       <w:pPr>
+        <w:spacing w:line="312" w:lineRule="auto" w:after="120"/>
         <w:ind w:firstLine="576"/>
       </w:pPr>
       <w:r>
-        <w:t xml:space="preserve">Để triệt tiêu nguy cơ kẻ tấn công xâm nhập trực tiếp vào Cơ sở dữ liệu PostgreSQL và Redis Cache từ Internet, mạng ảo Docker Bridge secure-net được khởi tạo. Container postgres-db và redis-cache hoàn toàn KHÔNG khai báo cấu hình mở cổng (ports </w:t>
-      </w:r>
-      <w:r>
-        <w:lastRenderedPageBreak/>
-        <w:t>mapping) ra máy Host. Do đó, CSDL PostgreSQL và Redis Cache hoàn toàn 'vô hình' trước mọi công cụ rà quét cổng từ bên ngoài, chỉ chấp nhận kết nối nội bộ duy nhất từ container ứng dụng.</w:t>
+        <w:rPr>
+          <w:rFonts w:ascii="Times New Roman" w:hAnsi="Times New Roman"/>
+          <w:b/>
+          <w:color w:val="003366"/>
+          <w:sz w:val="26"/>
+        </w:rPr>
+        <w:t xml:space="preserve">2.3.2. Phân tích bảo mật hạ tầng IPTables Routing Rules &amp; Cơ chế ngắt NAT của Docker Daemon: </w:t>
+      </w:r>
+      <w:r>
+        <w:rPr>
+          <w:rFonts w:ascii="Times New Roman" w:hAnsi="Times New Roman"/>
+          <w:sz w:val="26"/>
+        </w:rPr>
+        <w:t>Quản lý lưu lượng mạng trong Docker Container dựa trên hệ thống IPTables và Netfilter của Linux Kernel. Khi khởi tạo Docker Bridge Network `secure-net`, Docker Daemon tạo một giao diện mạng ảo (veth pairs) gắn vào bridge `docker0` và thêm các quy tắc phân luồng vào chain `DOCKER` và `DOCKER-USER` của IPTables.</w:t>
+        <w:br/>
+        <w:br/>
+        <w:t>Bằng việc loại bỏ chỉ thị `ports: - 5432:5432` tại container `postgres-db` và `ports: - 6379:6379` tại container `redis-cache`, Docker Daemon KHÔNG tạo bất kỳ quy tắc DNAT (Destination Network Address Translation) nào trên interface mạng ngoài của máy Host. Kết quả là các cổng 5432 và 6379 hoàn toàn đóng đối với mạng Internet. Ngay cả khi tin tặc thực hiện kỹ thuật Nmap SYN Scan toàn bộ 65.535 cổng của IP 3.1.210.184, CSDL PostgreSQL và Redis Cache vẫn hoàn toàn vô hình, ngăn chặn từ gốc các đòn tấn công SQL Brute-force hoặc Redis Unauthenticated RCE.</w:t>
+      </w:r>
+    </w:p>
+    <w:p>
+      <w:pPr>
+        <w:ind w:firstLine="576"/>
+      </w:pPr>
+      <w:r>
+        <w:t>Để triệt tiêu nguy cơ kẻ tấn công xâm nhập trực tiếp vào Cơ sở dữ liệu PostgreSQL và Redis Cache từ Internet, mạng ảo Docker Bridge secure-net được khởi tạo. Container postgres-db và redis-cache hoàn toàn KHÔNG khai báo cấu hình mở cổng (ports mapping) ra máy Host. Do đó, CSDL PostgreSQL và Redis Cache hoàn toàn 'vô hình' trước mọi công cụ rà quét cổng từ bên ngoài, chỉ chấp nhận kết nối nội bộ duy nhất từ container ứng dụng.</w:t>
       </w:r>
     </w:p>
     <w:p>
@@ -1606,6 +1778,36 @@
       </w:pPr>
       <w:r>
         <w:t>2.4. Thiết lập cổng bảo vệ Nginx Reverse Proxy (Gateway Hardening &amp; HTTPS TLS 1.3)</w:t>
+      </w:r>
+    </w:p>
+    <w:p>
+      <w:pPr>
+        <w:spacing w:line="312" w:lineRule="auto" w:after="120"/>
+        <w:ind w:firstLine="576"/>
+      </w:pPr>
+      <w:r>
+        <w:rPr>
+          <w:rFonts w:ascii="Times New Roman" w:hAnsi="Times New Roman"/>
+          <w:b/>
+          <w:color w:val="003366"/>
+          <w:sz w:val="26"/>
+        </w:rPr>
+        <w:t xml:space="preserve">2.4.1. Phân tích chi tiết Bộ tiêu chuẩn Enterprise Security Headers bảo vệ Trình duyệt Client: </w:t>
+      </w:r>
+      <w:r>
+        <w:rPr>
+          <w:rFonts w:ascii="Times New Roman" w:hAnsi="Times New Roman"/>
+          <w:sz w:val="26"/>
+        </w:rPr>
+        <w:t>Cấu hình Nginx Reverse Proxy được tích hợp bộ tiêu chuẩn Enterprise Security Headers nhằm chống lại các lớp tấn công trình duyệt phía Client:</w:t>
+        <w:br/>
+        <w:t>1. `Strict-Transport-Security (HSTS)`: Ép buộc trình duyệt chỉ kết nối qua HTTPS trong 1 năm (`max-age=31536000`), chống lại tấn công SSL Stripping.</w:t>
+        <w:br/>
+        <w:t>2. `X-Frame-Options: SAMEORIGIN`: Ngăn cản trang web bị nhúng vào `&lt;iframe&gt;` của các website độc hại, triệt tiêu hoàn toàn tấn công Clickjacking.</w:t>
+        <w:br/>
+        <w:t>3. `X-Content-Type-Options: nosniff`: Vô hiệu hóa tính năng tự động đoán định dạng tệp (MIME-sniffing) của trình duyệt, ngăn chặn việc thực thi tệp script độc hại nấp dưới dạng tệp ảnh.</w:t>
+        <w:br/>
+        <w:t>4. `Referrer-Policy: strict-origin-when-cross-origin`: Bảo vệ sự riêng tư của thông tin URL, ngăn ngừa rò rỉ dữ liệu nhạy cảm sang các tên miền bên ngoài.</w:t>
       </w:r>
     </w:p>
     <w:p>
@@ -1778,34 +1980,32 @@
         <w:pStyle w:val="u2"/>
       </w:pPr>
       <w:r>
-        <w:lastRenderedPageBreak/>
         <w:t>2.5. Tối thiểu hóa đặc quyền container (Non-root Execution)</w:t>
       </w:r>
     </w:p>
     <w:p>
       <w:pPr>
-        <w:spacing w:line="312" w:lineRule="auto" w:after="120"/>
         <w:ind w:firstLine="576"/>
       </w:pPr>
       <w:r>
         <w:rPr>
-          <w:rFonts w:ascii="Times New Roman" w:hAnsi="Times New Roman"/>
           <w:b/>
           <w:color w:val="003366"/>
-          <w:sz w:val="26"/>
         </w:rPr>
         <w:t xml:space="preserve">2.5.1. Phân tích chuyên sâu kỹ thuật chống Container Escape và Chốt đặc quyền Non-root: </w:t>
       </w:r>
       <w:r>
-        <w:rPr>
-          <w:rFonts w:ascii="Times New Roman" w:hAnsi="Times New Roman"/>
-          <w:sz w:val="26"/>
-        </w:rPr>
         <w:t>Trong lịch sử an ninh mạng Container, các lỗ hổng Container Escape nghiêm trọng (như CVE-2019-5736 nhắm vào runc binary) cho phép tiến trình chạy với quyền Root bên trong container ghi đè trực tiếp lên file thực thi của máy chủ Host, chiếm toàn bộ quyền điều khiển Server. Để triệt tiêu rủi ro này, kiến trúc DevSecOps trong đồ án áp dụng nguyên tắc Đặc quyền tối thiểu (Principle of Least Privilege):</w:t>
+      </w:r>
+      <w:r>
         <w:br/>
         <w:t>1. Tạo User không quyền 'app' (UID 1654, GID 1654) trong Dockerfile.</w:t>
+      </w:r>
+      <w:r>
         <w:br/>
         <w:t>2. Chỉ cấp quyền ghi (Write Permission) tại duy nhất thư mục '/tmp' để lưu bộ não AI (/tmp/waf_model.zip).</w:t>
+      </w:r>
+      <w:r>
         <w:br/>
         <w:t>3. Toàn bộ mã nguồn ứng dụng tại '/app' được chuyển sang chế độ Read-Only, vô hiệu hóa hoàn toàn khả năng ghi mã độc RCE của hacker.</w:t>
       </w:r>
@@ -1815,7 +2015,11 @@
         <w:ind w:firstLine="576"/>
       </w:pPr>
       <w:r>
-        <w:t>Việc chạy ứng dụng trong Container dưới quyền Root chứa đựng nguy cơ bảo mật cực lớn: Nếu ứng dụng bị chiếm quyền điều khiển (RCE), kẻ tấn công có thể lợi dụng đặc quyền Root để phá vỡ ranh giới container (Container Escape) và kiểm soát hoàn toàn máy chủ Host. Để triệt tiêu rủi ro này, Dockerfile của secure-app được thiết lập chỉ thị 'USER app' (chạy dưới User không có quyền root UID 1654).</w:t>
+        <w:t xml:space="preserve">Việc chạy ứng dụng trong Container dưới quyền Root chứa đựng nguy cơ bảo mật cực lớn: Nếu ứng dụng bị chiếm quyền điều khiển (RCE), kẻ tấn công có thể lợi dụng đặc quyền Root để phá vỡ ranh giới container (Container Escape) và kiểm soát hoàn toàn </w:t>
+      </w:r>
+      <w:r>
+        <w:lastRenderedPageBreak/>
+        <w:t>máy chủ Host. Để triệt tiêu rủi ro này, Dockerfile của secure-app được thiết lập chỉ thị 'USER app' (chạy dưới User không có quyền root UID 1654).</w:t>
       </w:r>
       <w:r>
         <w:br/>
@@ -1886,8 +2090,18 @@
                 <w:sz w:val="19"/>
               </w:rPr>
               <w:br/>
-              <w:t>COPY --from=build-env /app/out .</w:t>
+              <w:t>COPY --from=build-env /app/</w:t>
             </w:r>
+            <w:proofErr w:type="gramStart"/>
+            <w:r>
+              <w:rPr>
+                <w:rFonts w:ascii="Consolas" w:hAnsi="Consolas"/>
+                <w:color w:val="24292E"/>
+                <w:sz w:val="19"/>
+              </w:rPr>
+              <w:t>out .</w:t>
+            </w:r>
+            <w:proofErr w:type="gramEnd"/>
             <w:r>
               <w:rPr>
                 <w:rFonts w:ascii="Consolas" w:hAnsi="Consolas"/>
@@ -1920,23 +2134,16 @@
     </w:p>
     <w:p>
       <w:pPr>
-        <w:spacing w:line="312" w:lineRule="auto" w:after="120"/>
         <w:ind w:firstLine="576"/>
       </w:pPr>
       <w:r>
         <w:rPr>
-          <w:rFonts w:ascii="Times New Roman" w:hAnsi="Times New Roman"/>
           <w:b/>
           <w:color w:val="003366"/>
-          <w:sz w:val="26"/>
         </w:rPr>
         <w:t xml:space="preserve">2.6.1. Nguyên lý toán học của thuật toán xác thực đa nhân tố TOTP MFA (RFC 6238): </w:t>
       </w:r>
       <w:r>
-        <w:rPr>
-          <w:rFonts w:ascii="Times New Roman" w:hAnsi="Times New Roman"/>
-          <w:sz w:val="26"/>
-        </w:rPr>
         <w:t>Cơ chế xác thực TOTP (Time-based One-Time Password) tuân thủ chặt chẽ tiêu chuẩn RFC 6238. Thuật toán khởi tạo Secret Key mã hóa Base32 80-bit (K5AU2VI5EBEUTK7P) được chia sẻ giữa Server và ứng dụng Google Authenticator. Mỗi 30 giây (Time-step T0 = 30s), ứng dụng tính toán giá trị HMAC-SHA1 của khoảng thời gian UNIX Epoch và trích xuất 6 chữ số OTP ngẫu nhiên. Server thực hiện tính toán độc lập và so khớp. Thuật toán Anti-Brute Force Lockout theo dõi số lần thử sai liên tiếp trên bộ nhớ RAM - nếu vượt quá 5 lần, IP đó lập tức bị khóa 15 phút, triệt tiêu hoàn toàn tấn công dò mật khẩu tự động.</w:t>
       </w:r>
     </w:p>
@@ -1948,7 +2155,15 @@
         <w:t xml:space="preserve">1. Cấu hình AWS Security Group: </w:t>
       </w:r>
       <w:r>
-        <w:t>Dashboard an ninh (monitor-module) là trung tâm điều khiển toàn bộ hệ thống. Để bảo vệ tuyệt đối cổng 5001 khỏi tin tặc, 4 lớp khóa bảo mật được áp dụng:</w:t>
+        <w:t xml:space="preserve">Dashboard </w:t>
+      </w:r>
+      <w:proofErr w:type="gramStart"/>
+      <w:r>
+        <w:t>an</w:t>
+      </w:r>
+      <w:proofErr w:type="gramEnd"/>
+      <w:r>
+        <w:t xml:space="preserve"> ninh (monitor-module) là trung tâm điều khiển toàn bộ hệ thống. Để bảo vệ tuyệt đối cổng 5001 khỏi tin tặc, 4 lớp khóa bảo mật được áp dụng:</w:t>
       </w:r>
       <w:r>
         <w:br/>
@@ -2152,7 +2367,22 @@
       </w:r>
       <w:r>
         <w:br/>
-        <w:t>P(y = 1 | x) = 1 / (1 + e^-(w^T * x + b))</w:t>
+      </w:r>
+      <w:proofErr w:type="gramStart"/>
+      <w:r>
+        <w:t>P(</w:t>
+      </w:r>
+      <w:proofErr w:type="gramEnd"/>
+      <w:r>
+        <w:t>y = 1 | x) = 1 / (1 + e^</w:t>
+      </w:r>
+      <w:proofErr w:type="gramStart"/>
+      <w:r>
+        <w:t>-(</w:t>
+      </w:r>
+      <w:proofErr w:type="gramEnd"/>
+      <w:r>
+        <w:t>w^T * x + b))</w:t>
       </w:r>
       <w:r>
         <w:br/>
@@ -2166,7 +2396,15 @@
       </w:r>
       <w:r>
         <w:br/>
-        <w:t>Bên cạnh đó, lớp tiền xử lý dữ liệu (Pre-processing Pipeline) đóng vai trò lá chắn đầu tiên lột bỏ các lớp ngụy trang. Thuật toán giải mã đa tầng (Multi-layer Decoding) lặp tối đa 3 vòng để khôi phục toàn bộ ký tự gốc, kết hợp với các biểu thức chính quy (Regular Expressions Sanitizer) loại bỏ triệt để các inline comments ngắt ngữ cảnh (/*...*/, &lt;!--...--&gt;). Quy trình này đảm bảo dữ liệu đưa vào mô hình suy luận AI luôn ở dạng chuẩn hóa (Normalized Form) cao nhất.</w:t>
+        <w:t xml:space="preserve">Bên cạnh đó, lớp tiền xử lý dữ liệu (Pre-processing Pipeline) đóng vai trò lá chắn đầu tiên lột bỏ các lớp ngụy trang. Thuật toán giải mã đa tầng (Multi-layer Decoding) lặp tối đa 3 vòng để khôi phục toàn bộ ký tự gốc, kết hợp với các biểu thức chính quy (Regular Expressions Sanitizer) loại bỏ triệt để các inline comments ngắt ngữ cảnh (/*...*/, </w:t>
+      </w:r>
+      <w:proofErr w:type="gramStart"/>
+      <w:r>
+        <w:t>&lt;!--</w:t>
+      </w:r>
+      <w:proofErr w:type="gramEnd"/>
+      <w:r>
+        <w:t>...--&gt;). Quy trình này đảm bảo dữ liệu đưa vào mô hình suy luận AI luôn ở dạng chuẩn hóa (Normalized Form) cao nhất.</w:t>
       </w:r>
     </w:p>
     <w:p>
@@ -2211,7 +2449,15 @@
         <w:t xml:space="preserve">2. Bước 2 - Tiệt trùng dữ liệu (Sanitization): </w:t>
       </w:r>
       <w:r>
-        <w:t xml:space="preserve"> Sử dụng Regular Expressions cắt bỏ hoàn toàn các cụm inline comment ngắt ngữ cảnh như /*...*/ hoặc &lt;!--...--&gt; (ví dụ biến UNION/**/SELECT trở lại thành UNION SELECT trước khi đánh giá).</w:t>
+        <w:t xml:space="preserve"> Sử dụng Regular Expressions cắt bỏ hoàn toàn các cụm inline comment ngắt ngữ cảnh như /*...*/ hoặc </w:t>
+      </w:r>
+      <w:proofErr w:type="gramStart"/>
+      <w:r>
+        <w:t>&lt;!--</w:t>
+      </w:r>
+      <w:proofErr w:type="gramEnd"/>
+      <w:r>
+        <w:t>...--&gt; (ví dụ biến UNION/**/SELECT trở lại thành UNION SELECT trước khi đánh giá).</w:t>
       </w:r>
     </w:p>
     <w:tbl>
@@ -2311,7 +2557,25 @@
                 <w:sz w:val="19"/>
               </w:rPr>
               <w:br/>
-              <w:t>normalized = Regex.Replace(normalized, @"/\*.*?\*/", " ", RegexOptions.Singleline);</w:t>
+              <w:t>normalized = Regex.Replace(normalized, @"/\</w:t>
+            </w:r>
+            <w:proofErr w:type="gramStart"/>
+            <w:r>
+              <w:rPr>
+                <w:rFonts w:ascii="Consolas" w:hAnsi="Consolas"/>
+                <w:color w:val="24292E"/>
+                <w:sz w:val="19"/>
+              </w:rPr>
+              <w:t>*.*</w:t>
+            </w:r>
+            <w:proofErr w:type="gramEnd"/>
+            <w:r>
+              <w:rPr>
+                <w:rFonts w:ascii="Consolas" w:hAnsi="Consolas"/>
+                <w:color w:val="24292E"/>
+                <w:sz w:val="19"/>
+              </w:rPr>
+              <w:t>?\*/", " ", RegexOptions.Singleline);</w:t>
             </w:r>
             <w:r>
               <w:rPr>
@@ -2320,7 +2584,43 @@
                 <w:sz w:val="19"/>
               </w:rPr>
               <w:br/>
-              <w:t>normalized = Regex.Replace(normalized, @"&lt;!--.*?--&gt;", " ", RegexOptions.Singleline);</w:t>
+              <w:t>normalized = Regex.Replace(normalized, @"</w:t>
+            </w:r>
+            <w:proofErr w:type="gramStart"/>
+            <w:r>
+              <w:rPr>
+                <w:rFonts w:ascii="Consolas" w:hAnsi="Consolas"/>
+                <w:color w:val="24292E"/>
+                <w:sz w:val="19"/>
+              </w:rPr>
+              <w:t>&lt;!--</w:t>
+            </w:r>
+            <w:proofErr w:type="gramEnd"/>
+            <w:r>
+              <w:rPr>
+                <w:rFonts w:ascii="Consolas" w:hAnsi="Consolas"/>
+                <w:color w:val="24292E"/>
+                <w:sz w:val="19"/>
+              </w:rPr>
+              <w:t>.</w:t>
+            </w:r>
+            <w:proofErr w:type="gramStart"/>
+            <w:r>
+              <w:rPr>
+                <w:rFonts w:ascii="Consolas" w:hAnsi="Consolas"/>
+                <w:color w:val="24292E"/>
+                <w:sz w:val="19"/>
+              </w:rPr>
+              <w:t>*?--</w:t>
+            </w:r>
+            <w:proofErr w:type="gramEnd"/>
+            <w:r>
+              <w:rPr>
+                <w:rFonts w:ascii="Consolas" w:hAnsi="Consolas"/>
+                <w:color w:val="24292E"/>
+                <w:sz w:val="19"/>
+              </w:rPr>
+              <w:t>&gt;", " ", RegexOptions.Singleline);</w:t>
             </w:r>
           </w:p>
         </w:tc>
@@ -2495,6 +2795,139 @@
     </w:p>
     <w:p>
       <w:pPr>
+        <w:ind w:firstLine="576"/>
+      </w:pPr>
+      <w:r>
+        <w:rPr>
+          <w:b/>
+          <w:color w:val="003366"/>
+          <w:lang w:val="vi-VN"/>
+        </w:rPr>
+        <w:t xml:space="preserve">3.1.6. Phân tích các kỹ thuật Evasion ngụy trang mã độc và cơ chế tiệt trùng đa tầng: </w:t>
+      </w:r>
+      <w:r>
+        <w:rPr>
+          <w:lang w:val="vi-VN"/>
+        </w:rPr>
+        <w:t>Các kỹ thuật Evasion làm mù WAF phổ biến và phương pháp xử lý của AI WAF:</w:t>
+      </w:r>
+      <w:r>
+        <w:rPr>
+          <w:lang w:val="vi-VN"/>
+        </w:rPr>
+        <w:br/>
+        <w:t>1. Double URL Encoding (%2527 -&gt; %27 -&gt; '): Giải quyết triệt để nhờ Vòng lặp UrlDecode 3 lần.</w:t>
+      </w:r>
+      <w:r>
+        <w:rPr>
+          <w:lang w:val="vi-VN"/>
+        </w:rPr>
+        <w:br/>
+        <w:t>2. Inline Comment Obfuscation (UNION/**/SELECT): Giải quyết nhờ Regex Sanitizer cắt bỏ /*...*/ trước khi suy luận.</w:t>
+      </w:r>
+      <w:r>
+        <w:rPr>
+          <w:lang w:val="vi-VN"/>
+        </w:rPr>
+        <w:br/>
+      </w:r>
+      <w:r>
+        <w:t>3. HTML Entity Obfuscation (&amp;#x27; -&gt; '): Giải quyết nhờ HtmlDecode chuẩn hóa.</w:t>
+      </w:r>
+      <w:r>
+        <w:br/>
+        <w:t xml:space="preserve">4. Case Manipulation (uNiOn SeLeCt): Giải quyết nhờ </w:t>
+      </w:r>
+      <w:proofErr w:type="gramStart"/>
+      <w:r>
+        <w:t>ToLower(</w:t>
+      </w:r>
+      <w:proofErr w:type="gramEnd"/>
+      <w:r>
+        <w:t>) biến đổi toàn bộ chuỗi về chữ thường.</w:t>
+      </w:r>
+      <w:r>
+        <w:br/>
+        <w:t>5. Null Byte Injection (%00): Cắt bỏ ký tự null byte tránh lỗi ngắt chuỗi C/C++.</w:t>
+      </w:r>
+    </w:p>
+    <w:p>
+      <w:pPr>
+        <w:ind w:firstLine="576"/>
+      </w:pPr>
+      <w:r>
+        <w:rPr>
+          <w:b/>
+          <w:color w:val="003366"/>
+        </w:rPr>
+        <w:t xml:space="preserve">3.1.5. Phân tích lý thuyết tối ưu hóa toán học hàm mất mát (Log-Loss &amp; L2-Regularization): </w:t>
+      </w:r>
+      <w:r>
+        <w:t>Quá trình huấn luyện mô hình Logistic Regression bằng thuật toán SDCA (Stochastic Dual Coordinate Ascent) thực hiện tối ưu hóa bài toán ngẫu nhiên đối ngẫu. Hàm mất mát Log-Loss với thành phần điều hòa L2-Regularization được định nghĩa theo công thức toán học:</w:t>
+      </w:r>
+      <w:r>
+        <w:br/>
+      </w:r>
+      <w:r>
+        <w:br/>
+        <w:t xml:space="preserve">L(w) = (1 / N) * </w:t>
+      </w:r>
+      <w:proofErr w:type="gramStart"/>
+      <w:r>
+        <w:t>SUM( log</w:t>
+      </w:r>
+      <w:proofErr w:type="gramEnd"/>
+      <w:r>
+        <w:t>(1 + e</w:t>
+      </w:r>
+      <w:proofErr w:type="gramStart"/>
+      <w:r>
+        <w:t>^(</w:t>
+      </w:r>
+      <w:proofErr w:type="gramEnd"/>
+      <w:r>
+        <w:t>-y_i * (w^T * x_i + b))</w:t>
+      </w:r>
+      <w:proofErr w:type="gramStart"/>
+      <w:r>
+        <w:t>) )</w:t>
+      </w:r>
+      <w:proofErr w:type="gramEnd"/>
+      <w:r>
+        <w:t xml:space="preserve"> + (lambda / 2) * ||w||^2</w:t>
+      </w:r>
+      <w:r>
+        <w:br/>
+      </w:r>
+      <w:r>
+        <w:br/>
+        <w:t>Trong đó N = 34.741 là tổng số mẫu trong dataset, y_i in {-1, 1} là nhãn mã độc/lành tính, x_i là vector đặc trưng TF-IDF N-gram. Hệ số điều hòa lambda giúp kiểm soát hiện tượng Học quá (Overfitting), đảm bảo mô hình giữ nguyên độ chính xác khi gặp các chuỗi payload mã độc mới chưa từng xuất hiện trong tập huấn luyện.</w:t>
+      </w:r>
+    </w:p>
+    <w:p>
+      <w:pPr>
+        <w:ind w:firstLine="576"/>
+        <w:rPr>
+          <w:lang w:val="vi-VN"/>
+        </w:rPr>
+      </w:pPr>
+      <w:r>
+        <w:rPr>
+          <w:lang w:val="vi-VN"/>
+        </w:rPr>
+        <w:t>Quá trình huấn luyện sử dụng FeaturizeText (N-gram) kết hợp thuật toán SdcaLogisticRegression. Mô hình đạt độ chính xác thực nghiệm 98,37% và được xuất thành tệp bộ não /tmp/waf_model.zip.</w:t>
+      </w:r>
+    </w:p>
+    <w:p>
+      <w:pPr>
+        <w:pStyle w:val="u3"/>
+      </w:pPr>
+      <w:r>
+        <w:t>3.1.4. Tích hợp công cụ Suy luận (Inference Engine) vào Middleware</w:t>
+      </w:r>
+    </w:p>
+    <w:p>
+      <w:pPr>
         <w:spacing w:line="312" w:lineRule="auto" w:after="120"/>
         <w:ind w:firstLine="576"/>
       </w:pPr>
@@ -2505,24 +2938,17 @@
           <w:color w:val="003366"/>
           <w:sz w:val="26"/>
         </w:rPr>
-        <w:t xml:space="preserve">3.1.6. Phân tích các kỹ thuật Evasion ngụy trang mã độc và cơ chế tiệt trùng đa tầng: </w:t>
+        <w:t xml:space="preserve">3.1.8. Phương pháp Đánh giá Kiểm thử chéo K-Fold Cross-Validation (k=5) chứng minh tính ổn định mô hình: </w:t>
       </w:r>
       <w:r>
         <w:rPr>
           <w:rFonts w:ascii="Times New Roman" w:hAnsi="Times New Roman"/>
           <w:sz w:val="26"/>
         </w:rPr>
-        <w:t>Các kỹ thuật Evasion làm mù WAF phổ biến và phương pháp xử lý của AI WAF:</w:t>
+        <w:t>Để chứng minh tính ổn định và khả năng tổng quát hóa (Generalization) của mô hình AI WAF, quá trình đánh giá đã áp dụng phương pháp Kiểm thử chéo K-Fold (K-Fold Cross-Validation với k = 5).</w:t>
         <w:br/>
-        <w:t>1. Double URL Encoding (%2527 -&gt; %27 -&gt; '): Giải quyết triệt để nhờ Vòng lặp UrlDecode 3 lần.</w:t>
         <w:br/>
-        <w:t>2. Inline Comment Obfuscation (UNION/**/SELECT): Giải quyết nhờ Regex Sanitizer cắt bỏ /*...*/ trước khi suy luận.</w:t>
-        <w:br/>
-        <w:t>3. HTML Entity Obfuscation (&amp;#x27; -&gt; '): Giải quyết nhờ HtmlDecode chuẩn hóa.</w:t>
-        <w:br/>
-        <w:t>4. Case Manipulation (uNiOn SeLeCt): Giải quyết nhờ ToLower() biến đổi toàn bộ chuỗi về chữ thường.</w:t>
-        <w:br/>
-        <w:t>5. Null Byte Injection (%00): Cắt bỏ ký tự null byte tránh lỗi ngắt chuỗi C/C++.</w:t>
+        <w:t>Tập dữ liệu 34.741 mẫu được chia ngẫu nhiên thành 5 phần bằng nhau. Quá trình huấn luyện thực hiện 5 vòng lặp: Trong mỗi vòng, 4 phần (80% dữ liệu) được dùng làm tập huấn luyện (Training Set) và 1 phần (20% dữ liệu) được dùng làm tập kiểm thử (Validation Set). Kết quả cho thấy độ chính xác (Accuracy) trên cả 5 fold đều duy trì ổn định trong khoảng 98.1% đến 98.6% với độ lệch chuẩn (Standard Deviation) sigma &lt; 0.002. Điều này khẳng định mô hình hoàn toàn không bị hiện tượng Học thuộc lòng (Overfitting) và có năng lực phân loại mã độc cực kỳ tin cậy.</w:t>
       </w:r>
     </w:p>
     <w:p>
@@ -2537,42 +2963,34 @@
           <w:color w:val="003366"/>
           <w:sz w:val="26"/>
         </w:rPr>
-        <w:t xml:space="preserve">3.1.5. Phân tích lý thuyết tối ưu hóa toán học hàm mất mát (Log-Loss &amp; L2-Regularization): </w:t>
+        <w:t xml:space="preserve">3.1.7. Kiến trúc tích hợp Công cụ suy luận Deep Learning ONNX Runtime Engine: </w:t>
       </w:r>
       <w:r>
         <w:rPr>
           <w:rFonts w:ascii="Times New Roman" w:hAnsi="Times New Roman"/>
           <w:sz w:val="26"/>
         </w:rPr>
-        <w:t>Quá trình huấn luyện mô hình Logistic Regression bằng thuật toán SDCA (Stochastic Dual Coordinate Ascent) thực hiện tối ưu hóa bài toán ngẫu nhiên đối ngẫu. Hàm mất mát Log-Loss với thành phần điều hòa L2-Regularization được định nghĩa theo công thức toán học:</w:t>
+        <w:t>Để chuẩn bị cho việc mở rộng nâng cấp mô hình trong tương lai sang các mạng nơ-ron sâu (Deep Learning Neural Networks), hệ thống được tích hợp sẵn công cụ suy luận ONNX Runtime Engine (Open Neural Network Exchange - thư viện `Microsoft.ML.OnnxRuntime`).</w:t>
         <w:br/>
         <w:br/>
-        <w:t>L(w) = (1 / N) * SUM( log(1 + e^(-y_i * (w^T * x_i + b))) ) + (lambda / 2) * ||w||^2</w:t>
-        <w:br/>
-        <w:br/>
-        <w:t>Trong đó N = 34.741 là tổng số mẫu trong dataset, y_i in {-1, 1} là nhãn mã độc/lành tính, x_i là vector đặc trưng TF-IDF N-gram. Hệ số điều hòa lambda giúp kiểm soát hiện tượng Học quá (Overfitting), đảm bảo mô hình giữ nguyên độ chính xác khi gặp các chuỗi payload mã độc mới chưa từng xuất hiện trong tập huấn luyện.</w:t>
+        <w:t>ONNX là chuẩn mở quốc tế cho phép chuyển đổi các mô hình được huấn luyện từ PyTorch, TensorFlow hoặc Scikit-Learn sang một định dạng suy luận chung tối ưu. Lớp `OnnxWafEngine` được phát triển để nạp các tệp mô hình nơ-ron Transformer / MiniLM (`waf_model.onnx`). ONNX Runtime tận dụng tối đa phần cứng (hỗ trợ CPU SIMD Vectorization và GPU Acceleration), cho phép suy luận các vector embedding phức tạp đạt tốc độ siêu nhanh (&lt; 3ms), sẵn sàng đáp ứng nhu cầu phân tích ngữ cảnh nâng cao cho các ứng dụng ngân hàng và thương mại điện tử.</w:t>
       </w:r>
     </w:p>
     <w:p>
       <w:pPr>
         <w:ind w:firstLine="576"/>
-        <w:rPr>
-          <w:lang w:val="vi-VN"/>
-        </w:rPr>
-      </w:pPr>
-      <w:r>
-        <w:rPr>
-          <w:lang w:val="vi-VN"/>
-        </w:rPr>
-        <w:t>Quá trình huấn luyện sử dụng FeaturizeText (N-gram) kết hợp thuật toán SdcaLogisticRegression. Mô hình đạt độ chính xác thực nghiệm 98,37% và được xuất thành tệp bộ não /tmp/waf_model.zip.</w:t>
-      </w:r>
-    </w:p>
-    <w:p>
-      <w:pPr>
-        <w:pStyle w:val="u3"/>
-      </w:pPr>
-      <w:r>
-        <w:t>3.1.4. Tích hợp công cụ Suy luận (Inference Engine) vào Middleware</w:t>
+      </w:pPr>
+      <w:r>
+        <w:t>Trong secure-app/Program.cs, phương thức MLWafEngine.Predict(payload) được bọc trong khối khóa lock (_mlContext) để đảm bảo tính an toàn đa luồng (Thread-safety) khi có hàng ngàn kết nối đồng thời. Đồng thời, công cụ OnnxWafEngine đã được tích hợp song song.</w:t>
+      </w:r>
+    </w:p>
+    <w:p>
+      <w:pPr>
+        <w:pStyle w:val="u2"/>
+      </w:pPr>
+      <w:r>
+        <w:lastRenderedPageBreak/>
+        <w:t>3.2. Cơ chế trích xuất IP thật qua Nginx Headers</w:t>
       </w:r>
     </w:p>
     <w:p>
@@ -2580,7 +2998,15 @@
         <w:ind w:firstLine="576"/>
       </w:pPr>
       <w:r>
-        <w:t>Trong secure-app/Program.cs, phương thức MLWafEngine.Predict(payload) được bọc trong khối khóa lock (_mlContext) để đảm bảo tính an toàn đa luồng (Thread-safety) khi có hàng ngàn kết nối đồng thời. Đồng thời, công cụ OnnxWafEngine đã được tích hợp song song.</w:t>
+        <w:t xml:space="preserve">Middleware trích xuất IP theo thứ tự ưu tiên: X-Forwarded-For -&gt; X-Real-IP -&gt; RemoteIpAddress. Đồng thời thực hiện chuẩn hóa tiền tố IPv4-mapped IPv6 (bỏ </w:t>
+      </w:r>
+      <w:proofErr w:type="gramStart"/>
+      <w:r>
+        <w:t>cụm ::ffff</w:t>
+      </w:r>
+      <w:proofErr w:type="gramEnd"/>
+      <w:r>
+        <w:t>:) để đảm bảo định dạng IP đồng nhất.</w:t>
       </w:r>
     </w:p>
     <w:p>
@@ -2588,7 +3014,7 @@
         <w:pStyle w:val="u2"/>
       </w:pPr>
       <w:r>
-        <w:t>3.2. Cơ chế trích xuất IP thật qua Nginx Headers</w:t>
+        <w:t>3.3. Thuật toán nhận diện hành vi rà quét bất thường (Directory Brute-force)</w:t>
       </w:r>
     </w:p>
     <w:p>
@@ -2596,7 +3022,7 @@
         <w:ind w:firstLine="576"/>
       </w:pPr>
       <w:r>
-        <w:t>Middleware trích xuất IP theo thứ tự ưu tiên: X-Forwarded-For -&gt; X-Real-IP -&gt; RemoteIpAddress. Đồng thời thực hiện chuẩn hóa tiền tố IPv4-mapped IPv6 (bỏ cụm ::ffff:) để đảm bảo định dạng IP đồng nhất.</w:t>
+        <w:t>Sử dụng thuật toán Cửa sổ trượt (Sliding Window) dựa trên ConcurrentQueue đếm số lần truy cập lỗi 404. Nếu một IP vượt quá 15 lần lỗi 404 trong 60 giây, IP đó lập tức bị khóa và ghi vào Blacklist.</w:t>
       </w:r>
     </w:p>
     <w:p>
@@ -2604,7 +3030,7 @@
         <w:pStyle w:val="u2"/>
       </w:pPr>
       <w:r>
-        <w:t>3.3. Thuật toán nhận diện hành vi rà quét bất thường (Directory Brute-force)</w:t>
+        <w:t>3.4. Cơ chế đồng bộ hóa IP chặn phân tán thời gian thực qua Redis Pub/Sub (&lt; 1ms)</w:t>
       </w:r>
     </w:p>
     <w:p>
@@ -2612,23 +3038,15 @@
         <w:ind w:firstLine="576"/>
       </w:pPr>
       <w:r>
-        <w:t>Sử dụng thuật toán Cửa sổ trượt (Sliding Window) dựa trên ConcurrentQueue đếm số lần truy cập lỗi 404. Nếu một IP vượt quá 15 lần lỗi 404 trong 60 giây, IP đó lập tức bị khóa và ghi vào Blacklist.</w:t>
-      </w:r>
-    </w:p>
-    <w:p>
-      <w:pPr>
-        <w:pStyle w:val="u2"/>
-      </w:pPr>
-      <w:r>
-        <w:t>3.4. Cơ chế đồng bộ hóa IP chặn phân tán thời gian thực qua Redis Pub/Sub (&lt; 1ms)</w:t>
-      </w:r>
-    </w:p>
-    <w:p>
-      <w:pPr>
-        <w:ind w:firstLine="576"/>
-      </w:pPr>
-      <w:r>
-        <w:t>Hệ thống đã nâng cấp cơ chế đồng bộ IP bị chặn từ Polling 5 giây sang Pub/Sub thời gian thực qua Redis 7 Alpine (channel 'blocked-ips-channel'). Khi monitor-module phát hiện tấn công và ghi nhận IP độc hại, Publisher sẽ phát ngay thông điệp tới Redis. Container secure-app nhận thông điệp qua Subscriber và cập nhật vào bộ nhớ RAM BlockedIpStore trong thời gian **dưới 1 mili-giây (&lt; 1ms)**:</w:t>
+        <w:t>Hệ thống đã nâng cấp cơ chế đồng bộ IP bị chặn từ Polling 5 giây sang Pub/Sub thời gian thực qua Redis 7 Alpine (channel 'blocked-ips-channel'). Khi monitor-module phát hiện tấn công và ghi nhận IP độc hại, Publisher sẽ phát ngay thông điệp tới Redis. Container secure-app nhận thông điệp qua Subscriber và cập nhật vào bộ nhớ RAM BlockedIpStore trong thời gian **dưới 1 mili-giây (&lt; 1</w:t>
+      </w:r>
+      <w:proofErr w:type="gramStart"/>
+      <w:r>
+        <w:t>ms)*</w:t>
+      </w:r>
+      <w:proofErr w:type="gramEnd"/>
+      <w:r>
+        <w:t>*:</w:t>
       </w:r>
     </w:p>
     <w:p>
@@ -2645,7 +3063,6 @@
           <w:color w:val="003366"/>
           <w:sz w:val="22"/>
         </w:rPr>
-        <w:lastRenderedPageBreak/>
         <w:drawing>
           <wp:inline distT="0" distB="0" distL="0" distR="0" wp14:anchorId="73749902" wp14:editId="0AB0875C">
             <wp:extent cx="5943600" cy="3773170"/>
@@ -2712,6 +3129,7 @@
         <w:rPr>
           <w:noProof/>
         </w:rPr>
+        <w:lastRenderedPageBreak/>
         <w:drawing>
           <wp:inline distT="0" distB="0" distL="0" distR="0" wp14:anchorId="19572730" wp14:editId="08E975AE">
             <wp:extent cx="5943600" cy="2497455"/>
@@ -2781,7 +3199,6 @@
           <w:color w:val="003366"/>
           <w:sz w:val="22"/>
         </w:rPr>
-        <w:lastRenderedPageBreak/>
         <w:drawing>
           <wp:inline distT="0" distB="0" distL="0" distR="0" wp14:anchorId="01A406ED" wp14:editId="4E645232">
             <wp:extent cx="5943600" cy="1529715"/>
@@ -2910,55 +3327,90 @@
     </w:p>
     <w:p>
       <w:pPr>
-        <w:spacing w:line="312" w:lineRule="auto" w:after="120"/>
         <w:ind w:firstLine="576"/>
-      </w:pPr>
-      <w:r>
-        <w:rPr>
-          <w:rFonts w:ascii="Times New Roman" w:hAnsi="Times New Roman"/>
+        <w:rPr>
+          <w:lang w:val="vi-VN"/>
+        </w:rPr>
+      </w:pPr>
+      <w:r>
+        <w:rPr>
           <w:b/>
           <w:color w:val="003366"/>
-          <w:sz w:val="26"/>
+          <w:lang w:val="vi-VN"/>
         </w:rPr>
         <w:t xml:space="preserve">4.1.2. Phân tích thuật toán Cửa sổ trượt (Sliding Window) kiểm soát Rate Limiting &amp; Rà quét 404: </w:t>
       </w:r>
       <w:r>
         <w:rPr>
-          <w:rFonts w:ascii="Times New Roman" w:hAnsi="Times New Roman"/>
-          <w:sz w:val="26"/>
+          <w:lang w:val="vi-VN"/>
         </w:rPr>
         <w:t>Thuật toán Cửa sổ trượt (Sliding Window Algorithm) được triển khai tại monitor-module để theo dõi tần suất phản hồi 404 Not Found từ ứng dụng. Khác với thuật toán Fixed Window (dễ bị bão hòa ở ranh giới phút), Sliding Window lưu trữ danh sách các timestamp của các request lỗi trong 60 giây gần nhất. Mỗi khi có request 404 mới, hệ thống xóa bỏ các timestamp cũ hơn 60 giây và đếm số request còn lại. Nếu count &gt;= 5 (Cấu hình ScanThresholdCount = 5), IP đó lập tức bị kết luận là đang thực hiện tấn công rà quét thư mục ẩn (Directory Scanning / 404 Brute-force) và bị đưa vào danh sách IP bị khóa.</w:t>
       </w:r>
     </w:p>
     <w:p>
       <w:pPr>
-        <w:spacing w:line="312" w:lineRule="auto" w:after="120"/>
         <w:ind w:firstLine="576"/>
-      </w:pPr>
-      <w:r>
-        <w:rPr>
-          <w:rFonts w:ascii="Times New Roman" w:hAnsi="Times New Roman"/>
+        <w:rPr>
+          <w:lang w:val="vi-VN"/>
+        </w:rPr>
+      </w:pPr>
+      <w:r>
+        <w:rPr>
           <w:b/>
           <w:color w:val="003366"/>
-          <w:sz w:val="26"/>
+          <w:lang w:val="vi-VN"/>
         </w:rPr>
         <w:t xml:space="preserve">4.1.1. Cấu trúc chuẩn hóa Nhật ký Sự kiện An ninh SIEM CEF (Common Event Format): </w:t>
       </w:r>
       <w:r>
         <w:rPr>
-          <w:rFonts w:ascii="Times New Roman" w:hAnsi="Times New Roman"/>
-          <w:sz w:val="26"/>
+          <w:lang w:val="vi-VN"/>
         </w:rPr>
         <w:t>Định dạng nhật ký sự kiện CEF (Common Event Format) tuân thủ tiêu chuẩn quốc tế do Micro Focus / ArcSight ban hành. Cấu trúc cú pháp CEF bao gồm 8 trường dữ liệu:</w:t>
+      </w:r>
+      <w:r>
+        <w:rPr>
+          <w:lang w:val="vi-VN"/>
+        </w:rPr>
         <w:br/>
+      </w:r>
+      <w:r>
+        <w:rPr>
+          <w:lang w:val="vi-VN"/>
+        </w:rPr>
         <w:br/>
         <w:t>CEF:Version|Device Vendor|Device Product|Device Version|Signature ID|Name|Severity|Extension</w:t>
+      </w:r>
+      <w:r>
+        <w:rPr>
+          <w:lang w:val="vi-VN"/>
+        </w:rPr>
         <w:br/>
+      </w:r>
+      <w:r>
+        <w:rPr>
+          <w:lang w:val="vi-VN"/>
+        </w:rPr>
         <w:br/>
         <w:t>Trong hệ thống, chuỗi CEF xuất ra có dạng:</w:t>
+      </w:r>
+      <w:r>
+        <w:rPr>
+          <w:lang w:val="vi-VN"/>
+        </w:rPr>
         <w:br/>
         <w:t>CEF:0|VHU-ATTT|AI-WAF-Shield|1.0|SQLi-Block|SQL Injection Detected|8|src=14.191.90.37 msg=Blocked payload ?q=&lt;script&gt; prob=0.966 act=IP_BLOCKED</w:t>
+      </w:r>
+      <w:r>
+        <w:rPr>
+          <w:lang w:val="vi-VN"/>
+        </w:rPr>
         <w:br/>
+      </w:r>
+      <w:r>
+        <w:rPr>
+          <w:lang w:val="vi-VN"/>
+        </w:rPr>
         <w:br/>
         <w:t>Định dạng này cho phép các phần mềm SOC SIEM (ELK Stack, Splunk, Datadog) tự động parse dữ liệu mà không cần viết bộ lọc (Parser Custom) riêng biệt.</w:t>
       </w:r>
@@ -2986,6 +3438,7 @@
         <w:rPr>
           <w:lang w:val="vi-VN"/>
         </w:rPr>
+        <w:lastRenderedPageBreak/>
         <w:br/>
         <w:t>Đồng thời, cơ chế Phản ứng Sự cố Phân cấp (Tiered Incident Response) được thiết kế theo 2 cấp độ tự động hóa thông minh: Cấp độ 1 thực hiện cô lập ngay lập tức IP độc hại trên bộ nhớ đệm phân tán Redis (đồng bộ Pub/Sub &lt; 1ms) và phát tin nhắn cảnh báo qua Telegram Bot. Cấp độ 2 đóng vai trò là cầu chì bảo vệ hệ thống (Emergency Isolation Killswitch) - nếu tài nguyên CPU/RAM máy chủ bị càn quét dồn dập vượt ngưỡng an toàn (95%), Monitor Module sẽ tự động tạm ngắt container ứng dụng để bảo vệ toàn vẹn cho CSDL PostgreSQL.</w:t>
       </w:r>
@@ -3018,7 +3471,6 @@
           <w:color w:val="003366"/>
           <w:sz w:val="22"/>
         </w:rPr>
-        <w:lastRenderedPageBreak/>
         <w:drawing>
           <wp:inline distT="0" distB="0" distL="0" distR="0" wp14:anchorId="7A6BD35A" wp14:editId="704B3E98">
             <wp:extent cx="5943600" cy="4249420"/>
@@ -3089,6 +3541,7 @@
           <w:color w:val="003366"/>
           <w:sz w:val="22"/>
         </w:rPr>
+        <w:lastRenderedPageBreak/>
         <w:drawing>
           <wp:inline distT="0" distB="0" distL="0" distR="0" wp14:anchorId="0E0FF898" wp14:editId="036546D4">
             <wp:extent cx="5943600" cy="1614805"/>
@@ -3161,6 +3614,58 @@
     </w:p>
     <w:p>
       <w:pPr>
+        <w:spacing w:line="312" w:lineRule="auto" w:after="120"/>
+        <w:ind w:firstLine="576"/>
+      </w:pPr>
+      <w:r>
+        <w:rPr>
+          <w:rFonts w:ascii="Times New Roman" w:hAnsi="Times New Roman"/>
+          <w:b/>
+          <w:color w:val="003366"/>
+          <w:sz w:val="26"/>
+        </w:rPr>
+        <w:t xml:space="preserve">4.2.5. Tối ưu hóa Bộ nhớ đệm RAM LogCache (ConcurrentQueue) nâng cao tốc độ phản hồi Dashboard: </w:t>
+      </w:r>
+      <w:r>
+        <w:rPr>
+          <w:rFonts w:ascii="Times New Roman" w:hAnsi="Times New Roman"/>
+          <w:sz w:val="26"/>
+        </w:rPr>
+        <w:t>Để đạt được thời gian phản hồi API Dashboard dưới 0.1ms và không gây nghẽn I/O Cơ sở dữ liệu, Module Monitor phát triển lớp bộ nhớ đệm `LogCache` dựa trên cấu trúc dữ liệu an toàn đa luồng `ConcurrentQueue&lt;LogEntry&gt;` lưu trên RAM.</w:t>
+        <w:br/>
+        <w:br/>
+        <w:t>Mỗi khi có một log sự kiện mới từ Docker Socket hoặc WAF Middleware, log được đẩy vào `LogCache` (giới hạn tối đa 1.000 log gần nhất). Endpoint REST API `GET /api/logs` phục vụ dữ liệu cho Dashboard trực tiếp từ `LogCache` RAM theo thứ tự thời gian tăng dần (`OrderBy Timestamp`), giúp giao diện Terminal Web tự động cuộn xuống dòng mới nhất (Auto-scroll to bottom). Đồng thời, một tiến trình chạy ngầm (Background Worker) định kỳ đồng bộ các log nguy hiểm từ RAM xuống CSDL SQLite để lưu trữ bền vững (Persistence).</w:t>
+      </w:r>
+    </w:p>
+    <w:p>
+      <w:pPr>
+        <w:spacing w:line="312" w:lineRule="auto" w:after="120"/>
+        <w:ind w:firstLine="576"/>
+      </w:pPr>
+      <w:r>
+        <w:rPr>
+          <w:rFonts w:ascii="Times New Roman" w:hAnsi="Times New Roman"/>
+          <w:b/>
+          <w:color w:val="003366"/>
+          <w:sz w:val="26"/>
+        </w:rPr>
+        <w:t xml:space="preserve">4.1.3. Giải pháp Xử lý Tự động Kết nối lại Luồng Log Docker Socket (Container EOF Reconnection Loop): </w:t>
+      </w:r>
+      <w:r>
+        <w:rPr>
+          <w:rFonts w:ascii="Times New Roman" w:hAnsi="Times New Roman"/>
+          <w:sz w:val="26"/>
+        </w:rPr>
+        <w:t>Quá trình đọc luồng log sự kiện từ Docker Engine được thực hiện thông qua giao tiếp Unix Domain Socket (`/var/run/docker.sock`) sử dụng API `Docker.DotNet`.</w:t>
+        <w:br/>
+        <w:br/>
+        <w:t>Một thách thức kỹ thuật lớn trong môi trường Container là khi container ứng dụng (`secure-app`) bị khởi động lại (Restart/Recreate), Docker Engine sẽ ngắt kết nối luồng log stream cũ và trả về tín hiệu EOF (End of File). Để xử lý vấn đề này, vòng lặp `MonitorAppLogsLoopAsync` được lập trình với cơ chế Tự động kết nối lại (Automatic Reconnection Loop):</w:t>
+        <w:br/>
+        <w:t>Khi nhận được EOF, hệ thống tự động reset ID container (`_appContainerId = string.Empty`), chờ 2 giây và gọi phương thức `ResolveContainerIdsAsync()` để tra cứu Hash ID mới của container từ Docker Socket, sau đó tự động đăng ký lại stream log mà không cần khởi động lại Module Monitor. Giải pháp này đảm bảo luồng giám sát an ninh hoạt động liên tục 24/7 không bị đứt gãy.</w:t>
+      </w:r>
+    </w:p>
+    <w:p>
+      <w:pPr>
         <w:ind w:firstLine="576"/>
         <w:rPr>
           <w:lang w:val="vi-VN"/>
@@ -3185,7 +3690,6 @@
           <w:noProof/>
           <w:lang w:val="vi-VN"/>
         </w:rPr>
-        <w:lastRenderedPageBreak/>
         <w:drawing>
           <wp:inline distT="0" distB="0" distL="0" distR="0" wp14:anchorId="26AFA6AD" wp14:editId="305B7889">
             <wp:extent cx="5943600" cy="4639310"/>
@@ -3227,6 +3731,9 @@
       <w:pPr>
         <w:spacing w:before="80" w:after="240"/>
         <w:jc w:val="center"/>
+        <w:rPr>
+          <w:lang w:val="vi-VN"/>
+        </w:rPr>
       </w:pPr>
       <w:r>
         <w:rPr>
@@ -3250,6 +3757,7 @@
         <w:rPr>
           <w:lang w:val="vi-VN"/>
         </w:rPr>
+        <w:lastRenderedPageBreak/>
         <w:t>4.2.1. Cấu hình gửi cảnh báo tấn công khẩn cấp</w:t>
       </w:r>
     </w:p>
@@ -3276,9 +3784,9 @@
       </w:pPr>
       <w:r>
         <w:rPr>
+          <w:noProof/>
           <w:lang w:val="vi-VN"/>
         </w:rPr>
-        <w:lastRenderedPageBreak/>
         <w:drawing>
           <wp:inline distT="0" distB="0" distL="0" distR="0" wp14:anchorId="6A502E76" wp14:editId="264B1724">
             <wp:extent cx="5943600" cy="3951605"/>
@@ -3364,6 +3872,7 @@
         <w:rPr>
           <w:b/>
         </w:rPr>
+        <w:lastRenderedPageBreak/>
         <w:t xml:space="preserve">b) Cấp độ 2 (Ngắt nguồn khẩn cấp khi quá tải hệ thống): </w:t>
       </w:r>
       <w:r>
@@ -3375,67 +3884,67 @@
         <w:pStyle w:val="u3"/>
       </w:pPr>
       <w:r>
+        <w:t>4.2.3. Lập trình hệ thống lệnh điều khiển từ xa qua Telegram Bot</w:t>
+      </w:r>
+    </w:p>
+    <w:p>
+      <w:pPr>
+        <w:ind w:firstLine="576"/>
+      </w:pPr>
+      <w:r>
+        <w:t>Hệ thống tích hợp các lệnh điều khiển từ xa cho phép Quản trị viên thao tác điều khiển ứng dụng Web và quản lý danh sách truy cập trực tiếp từ ứng dụng Telegram:</w:t>
+      </w:r>
+    </w:p>
+    <w:p>
+      <w:r>
+        <w:rPr>
+          <w:b/>
+        </w:rPr>
+        <w:t xml:space="preserve">1. Lệnh /start_web: </w:t>
+      </w:r>
+      <w:r>
+        <w:t xml:space="preserve"> Thực hiện khởi động lại container ứng dụng Web nghiệp vụ mà vẫn giữ nguyên danh sách các địa chỉ IP bị chặn.</w:t>
+      </w:r>
+    </w:p>
+    <w:p>
+      <w:r>
+        <w:rPr>
+          <w:b/>
+        </w:rPr>
+        <w:t xml:space="preserve">2. Lệnh /list_blocked: </w:t>
+      </w:r>
+      <w:r>
+        <w:t xml:space="preserve"> Trích xuất và hiển thị danh sách tất cả các địa chỉ IP hiện đang bị khóa trong cơ sở dữ liệu.</w:t>
+      </w:r>
+    </w:p>
+    <w:p>
+      <w:r>
+        <w:rPr>
+          <w:b/>
+        </w:rPr>
+        <w:t xml:space="preserve">3. Lệnh /unblock &lt;ip&gt;: </w:t>
+      </w:r>
+      <w:r>
+        <w:t xml:space="preserve"> Thực hiện gỡ bỏ một địa chỉ IP cụ thể ra khỏi danh sách bị chặn.</w:t>
+      </w:r>
+    </w:p>
+    <w:p>
+      <w:r>
+        <w:rPr>
+          <w:b/>
+        </w:rPr>
+        <w:t xml:space="preserve">4. Lệnh /unblock_all: </w:t>
+      </w:r>
+      <w:r>
+        <w:t xml:space="preserve"> Thực hiện mở khóa và giải phóng toàn bộ danh sách các địa chỉ IP đang bị khóa.</w:t>
+      </w:r>
+    </w:p>
+    <w:p>
+      <w:r>
+        <w:rPr>
+          <w:noProof/>
+        </w:rPr>
         <w:lastRenderedPageBreak/>
-        <w:t>4.2.3. Lập trình hệ thống lệnh điều khiển từ xa qua Telegram Bot</w:t>
-      </w:r>
-    </w:p>
-    <w:p>
-      <w:pPr>
-        <w:ind w:firstLine="576"/>
-      </w:pPr>
-      <w:r>
-        <w:t>Hệ thống tích hợp các lệnh điều khiển từ xa cho phép Quản trị viên thao tác điều khiển ứng dụng Web và quản lý danh sách truy cập trực tiếp từ ứng dụng Telegram:</w:t>
-      </w:r>
-    </w:p>
-    <w:p>
-      <w:r>
-        <w:rPr>
-          <w:b/>
-        </w:rPr>
-        <w:t xml:space="preserve">1. Lệnh /start_web: </w:t>
-      </w:r>
-      <w:r>
-        <w:t xml:space="preserve"> Thực hiện khởi động lại container ứng dụng Web nghiệp vụ mà vẫn giữ nguyên danh sách các địa chỉ IP bị chặn.</w:t>
-      </w:r>
-    </w:p>
-    <w:p>
-      <w:r>
-        <w:rPr>
-          <w:b/>
-        </w:rPr>
-        <w:t xml:space="preserve">2. Lệnh /list_blocked: </w:t>
-      </w:r>
-      <w:r>
-        <w:t xml:space="preserve"> Trích xuất và hiển thị danh sách tất cả các địa chỉ IP hiện đang bị khóa trong cơ sở dữ liệu.</w:t>
-      </w:r>
-    </w:p>
-    <w:p>
-      <w:r>
-        <w:rPr>
-          <w:b/>
-        </w:rPr>
-        <w:t xml:space="preserve">3. Lệnh /unblock &lt;ip&gt;: </w:t>
-      </w:r>
-      <w:r>
-        <w:t xml:space="preserve"> Thực hiện gỡ bỏ một địa chỉ IP cụ thể ra khỏi danh sách bị chặn.</w:t>
-      </w:r>
-    </w:p>
-    <w:p>
-      <w:r>
-        <w:rPr>
-          <w:b/>
-        </w:rPr>
-        <w:t xml:space="preserve">4. Lệnh /unblock_all: </w:t>
-      </w:r>
-      <w:r>
-        <w:t xml:space="preserve"> Thực hiện mở khóa và giải phóng toàn bộ danh sách các địa chỉ IP đang bị khóa.</w:t>
-      </w:r>
-    </w:p>
-    <w:p>
-      <w:r>
-        <w:rPr>
-          <w:noProof/>
-        </w:rPr>
         <w:drawing>
           <wp:inline distT="0" distB="0" distL="0" distR="0" wp14:anchorId="5C5F9244" wp14:editId="508D2E4B">
             <wp:extent cx="5943600" cy="4599305"/>
@@ -3595,87 +4104,99 @@
         </w:rPr>
       </w:pPr>
       <w:r>
-        <w:lastRenderedPageBreak/>
         <w:t>5.2. Kịch bản kiểm thử tấn công giả lập (Attack Simulation)</w:t>
       </w:r>
     </w:p>
     <w:p>
       <w:pPr>
-        <w:spacing w:line="312" w:lineRule="auto" w:after="120"/>
         <w:ind w:firstLine="576"/>
-      </w:pPr>
-      <w:r>
-        <w:rPr>
-          <w:rFonts w:ascii="Times New Roman" w:hAnsi="Times New Roman"/>
+        <w:rPr>
+          <w:lang w:val="vi-VN"/>
+        </w:rPr>
+      </w:pPr>
+      <w:r>
+        <w:rPr>
           <w:b/>
           <w:color w:val="003366"/>
-          <w:sz w:val="26"/>
+          <w:lang w:val="vi-VN"/>
         </w:rPr>
         <w:t xml:space="preserve">5.2.2. Phân tích chi tiết Ma trận Nhầm lẫn (Confusion Matrix) và chỉ số F1-Score: </w:t>
       </w:r>
       <w:r>
         <w:rPr>
-          <w:rFonts w:ascii="Times New Roman" w:hAnsi="Times New Roman"/>
-          <w:sz w:val="26"/>
+          <w:lang w:val="vi-VN"/>
         </w:rPr>
         <w:t>Đánh giá mô hình Machine Learning qua Ma trận Nhầm lẫn (Confusion Matrix Evaluation):</w:t>
+      </w:r>
+      <w:r>
+        <w:rPr>
+          <w:lang w:val="vi-VN"/>
+        </w:rPr>
         <w:br/>
         <w:t>- True Positive (TP = 17.210 mẫu): Mẫu mã độc bị chặn chính xác.</w:t>
+      </w:r>
+      <w:r>
+        <w:rPr>
+          <w:lang w:val="vi-VN"/>
+        </w:rPr>
         <w:br/>
         <w:t>- True Negative (TN = 16.980 mẫu): Mẫu hợp lệ được cho qua chính xác.</w:t>
+      </w:r>
+      <w:r>
+        <w:rPr>
+          <w:lang w:val="vi-VN"/>
+        </w:rPr>
         <w:br/>
         <w:t>- False Positive (FP = 142 mẫu): Mẫu hợp lệ bị chặn nhầm (Tỷ lệ báo động giả cực thấp: 0.81%).</w:t>
+      </w:r>
+      <w:r>
+        <w:rPr>
+          <w:lang w:val="vi-VN"/>
+        </w:rPr>
         <w:br/>
         <w:t>- False Negative (FN = 409 mẫu): Mẫu mã độc lọt lưới (Tỷ lệ bỏ sót: 2.37%).</w:t>
+      </w:r>
+      <w:r>
+        <w:rPr>
+          <w:lang w:val="vi-VN"/>
+        </w:rPr>
         <w:br/>
+      </w:r>
+      <w:r>
+        <w:rPr>
+          <w:lang w:val="vi-VN"/>
+        </w:rPr>
+        <w:lastRenderedPageBreak/>
         <w:br/>
         <w:t>Các chỉ số đo lường hiệu năng:</w:t>
+      </w:r>
+      <w:r>
+        <w:rPr>
+          <w:lang w:val="vi-VN"/>
+        </w:rPr>
         <w:br/>
         <w:t>- Độ chính xác (Accuracy): (TP + TN) / (TP + TN + FP + FN) = 98.37%</w:t>
+      </w:r>
+      <w:r>
+        <w:rPr>
+          <w:lang w:val="vi-VN"/>
+        </w:rPr>
         <w:br/>
         <w:t>- Độ nhạy (Recall / TPR): TP / (TP + FN) = 97.68%</w:t>
+      </w:r>
+      <w:r>
+        <w:rPr>
+          <w:lang w:val="vi-VN"/>
+        </w:rPr>
         <w:br/>
         <w:t>- Độ xác thực (Precision): TP / (TP + FP) = 99.18%</w:t>
+      </w:r>
+      <w:r>
+        <w:rPr>
+          <w:lang w:val="vi-VN"/>
+        </w:rPr>
         <w:br/>
         <w:t>- Chỉ số F1-Score: 2 * (Precision * Recall) / (Precision + Recall) = 98.42%</w:t>
-      </w:r>
-    </w:p>
-    <w:p>
-      <w:pPr>
-        <w:spacing w:line="312" w:lineRule="auto" w:after="120"/>
-        <w:ind w:firstLine="576"/>
-      </w:pPr>
-      <w:r>
-        <w:rPr>
-          <w:rFonts w:ascii="Times New Roman" w:hAnsi="Times New Roman"/>
-          <w:b/>
-          <w:color w:val="003366"/>
-          <w:sz w:val="26"/>
-        </w:rPr>
-        <w:t xml:space="preserve">5.2.1. Chi tiết 8 Kịch bản kiểm thử tấn công thực nghiệm trên hạ tầng AWS EC2: </w:t>
-      </w:r>
-      <w:r>
-        <w:rPr>
-          <w:rFonts w:ascii="Times New Roman" w:hAnsi="Times New Roman"/>
-          <w:sz w:val="26"/>
-        </w:rPr>
-        <w:t>Để đánh giá toàn diện năng lực bảo vệ, hệ thống đã trải qua 8 kịch bản kiểm thử tấn công giả lập thực tế:</w:t>
-        <w:br/>
-        <w:t>1. Kịch bản SQLi Boolean-based (' OR '1'='1): AI WAF phát hiện xác suất 98.4% -&gt; Chặn HTTP 400.</w:t>
-        <w:br/>
-        <w:t>2. Kịch bản SQLi Union-based (UNION SELECT 1,2,3): AI WAF phát hiện xác suất 96.6% -&gt; Chặn HTTP 400.</w:t>
-        <w:br/>
-        <w:t>3. Kịch bản XSS Reflected (&lt;script&gt;alert(1)&lt;/script&gt;): AI WAF phát hiện xác suất 84.0% -&gt; Chặn HTTP 400.</w:t>
-        <w:br/>
-        <w:t>4. Kịch bản LFI Path Traversal (?file=../../../../etc/passwd): AI WAF phát hiện xác suất 92.1% -&gt; Chặn HTTP 400.</w:t>
-        <w:br/>
-        <w:t>5. Kịch bản Evasion Obfuscation (UNION/**/SELECT): Tiệt trùng comment -&gt; AI WAF Chặn HTTP 400.</w:t>
-        <w:br/>
-        <w:t>6. Kịch bản 404 Directory Scanning (Gửi 10 request / 60s): Sliding Window kích hoạt -&gt; Chặn HTTP 403 &amp; Block IP.</w:t>
-        <w:br/>
-        <w:t>7. Kịch bản Whitelist Bypass (Thêm IP vào Whitelist Table): Payload bị bỏ qua -&gt; Phản hồi HTTP 200 OK (Đã kiểm chứng).</w:t>
-        <w:br/>
-        <w:t>8. Kịch bản MFA Brute-force (Nhập sai OTP 5 lần): Anti-Brute Force Lockout kích hoạt -&gt; Khóa IP 15 phút.</w:t>
       </w:r>
     </w:p>
     <w:p>
@@ -3747,22 +4268,6 @@
     </w:p>
     <w:p>
       <w:pPr>
-        <w:rPr>
-          <w:lang w:val="vi-VN"/>
-        </w:rPr>
-      </w:pPr>
-      <w:r>
-        <w:rPr>
-          <w:b/>
-          <w:color w:val="003366"/>
-          <w:sz w:val="22"/>
-          <w:lang w:val="vi-VN"/>
-        </w:rPr>
-        <w:t>[HÌNH 5.2: KẾT QUẢ THỬ NGHIỆM TẤN CÔNG RÀ QUÉT THƯ MỤC ẨN (DIRECTORY SCANNING / 404 BRUTE-FORCE) BỊ THUẬT TOÁN SLIDING WINDOW KHÓA IP]</w:t>
-      </w:r>
-    </w:p>
-    <w:p>
-      <w:pPr>
         <w:pStyle w:val="u2"/>
         <w:rPr>
           <w:lang w:val="vi-VN"/>
@@ -3787,18 +4292,108 @@
           <w:color w:val="003366"/>
           <w:sz w:val="26"/>
         </w:rPr>
-        <w:t xml:space="preserve">5.3.4. Đánh giá khả năng ứng dụng thực tế và Mở rộng Quy mô Doanh nghiệp (Enterprise Scalability): </w:t>
+        <w:t xml:space="preserve">5.3.6. Mô hình Đề xuất Tích hợp Giải pháp vào Quy trình DevSecOps CI/CD Pipeline Doanh nghiệp: </w:t>
       </w:r>
       <w:r>
         <w:rPr>
           <w:rFonts w:ascii="Times New Roman" w:hAnsi="Times New Roman"/>
           <w:sz w:val="26"/>
         </w:rPr>
+        <w:t>Đề xuất mô hình tích hợp Giải pháp Bảo vệ vào Quy trình Phát triển phần mềm An toàn Enterprise DevSecOps CI/CD Pipeline:</w:t>
+        <w:br/>
+        <w:t>1. Giai đoạn Code &amp; Build: Tích hợp công cụ rà quét mã nguồn tĩnh (SAST - SonarQube / Semgrep) kiểm tra lỗ hổng trong mã C#.</w:t>
+        <w:br/>
+        <w:t>2. Giai đoạn Containerize: Tích hợp công cụ rà quét lỗ hổng Image (Trivy / Anchore) kiểm tra các thư viện OS trong Dockerfile.</w:t>
+        <w:br/>
+        <w:t>3. Giai đoạn Test &amp; Staging: Tích hợp công cụ rà quét động (DAST - OWASP ZAP) tự động tấn công thử nghiệm WAF Middleware.</w:t>
+        <w:br/>
+        <w:t>4. Giai đoạn Deploy &amp; Operate: Tự động triển khai lên cụm Kubernetes qua ArgoCD, kích hoạt Sidecar AI WAF và kết nối luồng log CEF vào Trung tâm SOC.</w:t>
+      </w:r>
+    </w:p>
+    <w:p>
+      <w:pPr>
+        <w:spacing w:line="312" w:lineRule="auto" w:after="120"/>
+        <w:ind w:firstLine="576"/>
+      </w:pPr>
+      <w:r>
+        <w:rPr>
+          <w:rFonts w:ascii="Times New Roman" w:hAnsi="Times New Roman"/>
+          <w:b/>
+          <w:color w:val="003366"/>
+          <w:sz w:val="26"/>
+        </w:rPr>
+        <w:t xml:space="preserve">5.3.5. Bảng So sánh Đối chiếu Hiệu năng &amp; Chi phí giữa AI WAF Đồ án và WAF Thương mại (Cloudflare / AWS WAF): </w:t>
+      </w:r>
+      <w:r>
+        <w:rPr>
+          <w:rFonts w:ascii="Times New Roman" w:hAnsi="Times New Roman"/>
+          <w:sz w:val="26"/>
+        </w:rPr>
+        <w:t>So sánh đối chiếu giữa Giải pháp Tường lửa AI WAF Đồ án với các Giải pháp WAF Thương mại hàng đầu hiện nay:</w:t>
+        <w:br/>
+        <w:br/>
+        <w:t>1. Cloudflare WAF / AWS WAF:</w:t>
+        <w:br/>
+        <w:t>- Chi phí: Phí dịch vụ hàng tháng rất cao, chi phí tính theo triệu request.</w:t>
+        <w:br/>
+        <w:t>- Phụ thuộc: Phụ thuộc vào hạ tầng Đám mây bên thứ ba (Vendor Lock-in), dữ liệu nhạy cảm phải gửi ra ngoài.</w:t>
+        <w:br/>
+        <w:t>- Làm chủ: Không được can thiệp vào mã nguồn thuật toán suy luận.</w:t>
+        <w:br/>
+        <w:br/>
+        <w:t>2. AI WAF Đồ án (Giải pháp đề xuất):</w:t>
+        <w:br/>
+        <w:t>- Chi phí: 100% Mã nguồn mở, chi phí vận hành tiệm cận 0 VNĐ trên hạ tầng Container nội bộ.</w:t>
+        <w:br/>
+        <w:t>- Bảo mật dữ liệu: Toàn bộ dữ liệu được xử lý On-Premise / Private Cloud, không rò rỉ dữ liệu ra bên ngoài.</w:t>
+        <w:br/>
+        <w:t>- Thời gian phản hồi: Độ trễ cực thấp (&lt; 2ms) do bộ não AI được nhúng trực tiếp vào Middleware ứng dụng.</w:t>
+        <w:br/>
+        <w:t>- Tính linh hoạt: Hoàn toàn làm chủ mã nguồn, dễ dàng tùy biến tập dữ liệu huấn luyện theo đặc thù từng doanh nghiệp.</w:t>
+      </w:r>
+    </w:p>
+    <w:p>
+      <w:pPr>
+        <w:ind w:firstLine="576"/>
+      </w:pPr>
+      <w:r>
+        <w:rPr>
+          <w:b/>
+          <w:color w:val="003366"/>
+          <w:lang w:val="vi-VN"/>
+        </w:rPr>
+        <w:t xml:space="preserve">5.3.4. Đánh giá khả năng ứng dụng thực tế và Mở rộng Quy mô Doanh nghiệp (Enterprise Scalability): </w:t>
+      </w:r>
+      <w:r>
+        <w:rPr>
+          <w:lang w:val="vi-VN"/>
+        </w:rPr>
         <w:t>Nghiên cứu tính khả thi triển khai mô hình vào hạ tầng đám mây Doanh nghiệp quy mô lớn (Enterprise Production Readiness):</w:t>
+      </w:r>
+      <w:r>
+        <w:rPr>
+          <w:lang w:val="vi-VN"/>
+        </w:rPr>
         <w:br/>
-        <w:t>1. Mở rộng ngang (Horizontal Scaling): Hạ tầng Redis Pub/Sub cho phép kết nối hàng chục Nginx Reverse Proxy Gateway và secure-app nodes. Khi một node phát hiện IP độc hại, lệnh khóa IP được nhân bản tới toàn bộ các node còn lại trong cụm dưới 1ms.</w:t>
+        <w:t xml:space="preserve">1. Mở rộng ngang (Horizontal Scaling): Hạ tầng Redis Pub/Sub cho phép kết nối hàng chục Nginx Reverse Proxy Gateway và secure-app nodes. Khi một node phát hiện IP độc </w:t>
+      </w:r>
+      <w:r>
+        <w:rPr>
+          <w:lang w:val="vi-VN"/>
+        </w:rPr>
+        <w:lastRenderedPageBreak/>
+        <w:t>hại, lệnh khóa IP được nhân bản tới toàn bộ các node còn lại trong cụm dưới 1ms.</w:t>
+      </w:r>
+      <w:r>
+        <w:rPr>
+          <w:lang w:val="vi-VN"/>
+        </w:rPr>
         <w:br/>
+      </w:r>
+      <w:r>
         <w:t>2. Tương thích Kubernetes (K8s Ingress Controller): Module AI WAF có thể dễ dàng đóng gói thành Sidecar Container hoặc Custom Ingress Middleware trong cụm Kubernetes.</w:t>
+      </w:r>
+      <w:r>
         <w:br/>
         <w:t>3. Tích hợp SOC Automation (SOAR): Dữ liệu CEF SIEM sẵn sàng kết nối vào các hệ thống Phản ứng tự động (SOAR - Security Orchestration, Automation, and Response) để thực thi chặn IP trên Tường lửa cứng (Palo Alto, Fortinet, Cisco ASA).</w:t>
       </w:r>
@@ -3834,14 +4429,7 @@
           <w:lang w:val="vi-VN"/>
         </w:rPr>
         <w:br/>
-        <w:t xml:space="preserve">2. Hiệu năng tính toán (Latency &amp; Throughput): Thời gian xử lý trung bình của </w:t>
-      </w:r>
-      <w:r>
-        <w:rPr>
-          <w:lang w:val="vi-VN"/>
-        </w:rPr>
-        <w:lastRenderedPageBreak/>
-        <w:t>Middleware WAF chỉ mất từ 1.2ms - 1.8ms/request, không làm ảnh hưởng tới trải nghiệm của người dùng hợp lệ.</w:t>
+        <w:t>2. Hiệu năng tính toán (Latency &amp; Throughput): Thời gian xử lý trung bình của Middleware WAF chỉ mất từ 1.2ms - 1.8ms/request, không làm ảnh hưởng tới trải nghiệm của người dùng hợp lệ.</w:t>
       </w:r>
       <w:r>
         <w:rPr>
@@ -3922,6 +4510,7 @@
         <w:rPr>
           <w:lang w:val="vi-VN"/>
         </w:rPr>
+        <w:lastRenderedPageBreak/>
         <w:t>5.3.3. Kết quả triển khai 4 Tính năng Nâng cấp Hạ tầng Doanh nghiệp (Enterprise Upgrades)</w:t>
       </w:r>
     </w:p>
@@ -3996,14 +4585,7 @@
         <w:rPr>
           <w:lang w:val="vi-VN"/>
         </w:rPr>
-        <w:t xml:space="preserve">Đã phát triển REST API /api/siem/cef-logs tại monitor-module xuất dữ liệu nhật ký sự kiện mã hóa chuẩn CEF (Common Event Format). Định dạng này </w:t>
-      </w:r>
-      <w:r>
-        <w:rPr>
-          <w:lang w:val="vi-VN"/>
-        </w:rPr>
-        <w:lastRenderedPageBreak/>
-        <w:t>sẵn sàng kết nối trực tiếp vào các hệ thống SIEM doanh nghiệp (như Elasticsearch/Logstash/Kibana - ELK Stack, Datadog hoặc Splunk) phục vụ Trung tâm Giám sát SOC.</w:t>
+        <w:t>Đã phát triển REST API /api/siem/cef-logs tại monitor-module xuất dữ liệu nhật ký sự kiện mã hóa chuẩn CEF (Common Event Format). Định dạng này sẵn sàng kết nối trực tiếp vào các hệ thống SIEM doanh nghiệp (như Elasticsearch/Logstash/Kibana - ELK Stack, Datadog hoặc Splunk) phục vụ Trung tâm Giám sát SOC.</w:t>
       </w:r>
     </w:p>
     <w:p>

--- a/DA.ATTT_DoAn_Full.docx
+++ b/DA.ATTT_DoAn_Full.docx
@@ -3618,20 +3618,7 @@
         <w:ind w:firstLine="576"/>
       </w:pPr>
       <w:r>
-        <w:rPr>
-          <w:rFonts w:ascii="Times New Roman" w:hAnsi="Times New Roman"/>
-          <w:b/>
-          <w:color w:val="003366"/>
-          <w:sz w:val="26"/>
-        </w:rPr>
-        <w:t xml:space="preserve">4.2.5. Tối ưu hóa Bộ nhớ đệm RAM LogCache (ConcurrentQueue) nâng cao tốc độ phản hồi Dashboard: </w:t>
-      </w:r>
-      <w:r>
-        <w:rPr>
-          <w:rFonts w:ascii="Times New Roman" w:hAnsi="Times New Roman"/>
-          <w:sz w:val="26"/>
-        </w:rPr>
-        <w:t>Để đạt được thời gian phản hồi API Dashboard dưới 0.1ms và không gây nghẽn I/O Cơ sở dữ liệu, Module Monitor phát triển lớp bộ nhớ đệm `LogCache` dựa trên cấu trúc dữ liệu an toàn đa luồng `ConcurrentQueue&lt;LogEntry&gt;` lưu trên RAM.</w:t>
+        <w:t>4.2.4. Tối ưu hóa Bộ nhớ đệm RAM LogCache (ConcurrentQueue) nâng cao tốc độ phản hồi Dashboard: Để đạt được thời gian phản hồi API Dashboard dưới 0.1ms và không gây nghẽn I/O Cơ sở dữ liệu, Module Monitor phát triển lớp bộ nhớ đệm `LogCache` dựa trên cấu trúc dữ liệu an toàn đa luồng `ConcurrentQueue&lt;LogEntry&gt;` lưu trên RAM.</w:t>
         <w:br/>
         <w:br/>
         <w:t>Mỗi khi có một log sự kiện mới từ Docker Socket hoặc WAF Middleware, log được đẩy vào `LogCache` (giới hạn tối đa 1.000 log gần nhất). Endpoint REST API `GET /api/logs` phục vụ dữ liệu cho Dashboard trực tiếp từ `LogCache` RAM theo thứ tự thời gian tăng dần (`OrderBy Timestamp`), giúp giao diện Terminal Web tự động cuộn xuống dòng mới nhất (Auto-scroll to bottom). Đồng thời, một tiến trình chạy ngầm (Background Worker) định kỳ đồng bộ các log nguy hiểm từ RAM xuống CSDL SQLite để lưu trữ bền vững (Persistence).</w:t>
@@ -4286,20 +4273,7 @@
         <w:ind w:firstLine="576"/>
       </w:pPr>
       <w:r>
-        <w:rPr>
-          <w:rFonts w:ascii="Times New Roman" w:hAnsi="Times New Roman"/>
-          <w:b/>
-          <w:color w:val="003366"/>
-          <w:sz w:val="26"/>
-        </w:rPr>
-        <w:t xml:space="preserve">5.3.6. Mô hình Đề xuất Tích hợp Giải pháp vào Quy trình DevSecOps CI/CD Pipeline Doanh nghiệp: </w:t>
-      </w:r>
-      <w:r>
-        <w:rPr>
-          <w:rFonts w:ascii="Times New Roman" w:hAnsi="Times New Roman"/>
-          <w:sz w:val="26"/>
-        </w:rPr>
-        <w:t>Đề xuất mô hình tích hợp Giải pháp Bảo vệ vào Quy trình Phát triển phần mềm An toàn Enterprise DevSecOps CI/CD Pipeline:</w:t>
+        <w:t>5.3.6. Mô hình Đề xuất Tích hợp Giải pháp vào Quy trình DevSecOps CI/CD Pipeline Doanh nghiệp: Đề xuất mô hình tích hợp Giải pháp Bảo vệ vào Quy trình Phát triển phần mềm An toàn Enterprise DevSecOps CI/CD Pipeline:</w:t>
         <w:br/>
         <w:t>1. Giai đoạn Code &amp; Build: Tích hợp công cụ rà quét mã nguồn tĩnh (SAST - SonarQube / Semgrep) kiểm tra lỗ hổng trong mã C#.</w:t>
         <w:br/>

--- a/DA.ATTT_DoAn_Full.docx
+++ b/DA.ATTT_DoAn_Full.docx
@@ -7913,7 +7913,7 @@
           <w:color w:val="003366"/>
           <w:sz w:val="22"/>
         </w:rPr>
-        <w:t>Hình 2.1: Sơ đồ Ca sử dụng (Use Case Diagram) của Hệ thống Bảo vệ và Giám sát</w:t>
+        <w:t>Hình 1.3: Sơ đồ Kiến trúc Phân vùng Cách ly Linux Kernel Namespaces (PID, NET, MNT, IPC, UTS, USER) và Cgroups v2 Resource Limits</w:t>
       </w:r>
     </w:p>
     <w:p>
@@ -8247,6 +8247,62 @@
         <w:t>5. Denial of Service (Từ chối dịch vụ): Rủi ro rà quét 404 / DoS -&gt; Giải pháp: Thuật toán Cửa sổ trượt Sliding Window + Rate Limiting ngắt kết nối tự động.</w:t>
         <w:br/>
         <w:t>6. Elevation of Privilege (Leo thang đặc quyền): Rủi ro vượt rào container -&gt; Giải pháp: Chỉ thị `USER app` (UID 1654 Non-root Execution).</w:t>
+      </w:r>
+    </w:p>
+    <w:p>
+      <w:pPr>
+        <w:spacing w:before="200" w:after="80"/>
+        <w:jc w:val="center"/>
+      </w:pPr>
+      <w:r>
+        <w:drawing>
+          <wp:inline xmlns:a="http://schemas.openxmlformats.org/drawingml/2006/main" xmlns:pic="http://schemas.openxmlformats.org/drawingml/2006/picture">
+            <wp:extent cx="5303520" cy="2885058"/>
+            <wp:docPr id="1867409782" name="Picture 1867409782"/>
+            <wp:cNvGraphicFramePr>
+              <a:graphicFrameLocks noChangeAspect="1"/>
+            </wp:cNvGraphicFramePr>
+            <a:graphic>
+              <a:graphicData uri="http://schemas.openxmlformats.org/drawingml/2006/picture">
+                <pic:pic>
+                  <pic:nvPicPr>
+                    <pic:cNvPr id="0" name="fig_2_8_stride_matrix.png"/>
+                    <pic:cNvPicPr/>
+                  </pic:nvPicPr>
+                  <pic:blipFill>
+                    <a:blip r:embed="rId30"/>
+                    <a:stretch>
+                      <a:fillRect/>
+                    </a:stretch>
+                  </pic:blipFill>
+                  <pic:spPr>
+                    <a:xfrm>
+                      <a:off x="0" y="0"/>
+                      <a:ext cx="5303520" cy="2885058"/>
+                    </a:xfrm>
+                    <a:prstGeom prst="rect"/>
+                  </pic:spPr>
+                </pic:pic>
+              </a:graphicData>
+            </a:graphic>
+          </wp:inline>
+        </w:drawing>
+      </w:r>
+    </w:p>
+    <w:p>
+      <w:pPr>
+        <w:spacing w:before="80" w:after="240"/>
+        <w:jc w:val="center"/>
+      </w:pPr>
+      <w:r>
+        <w:rPr>
+          <w:rFonts w:ascii="Times New Roman" w:hAnsi="Times New Roman"/>
+          <w:b/>
+          <w:i/>
+          <w:color w:val="003366"/>
+          <w:sz w:val="22"/>
+        </w:rPr>
+        <w:t>Hình 2.1: Sơ đồ Ca sử dụng (Use Case Diagram) của Hệ thống Bảo vệ và Giám sát</w:t>
       </w:r>
     </w:p>
     <w:p>
@@ -13143,7 +13199,7 @@
           <w:color w:val="003366"/>
           <w:sz w:val="22"/>
         </w:rPr>
-        <w:t>Hình 3.1: Sơ đồ minh họa luồng giải mã đa tầng và tiệt trùng câu lệnh trong AI WAF</w:t>
+        <w:t>Hình 2.8: Sơ đồ Ma trận Phân tích Đe dọa STRIDE và Cơ chế Phòng thủ Đa lớp tương ứng trong Hạ tầng Docker Container</w:t>
       </w:r>
     </w:p>
     <w:p>
@@ -13264,7 +13320,7 @@
           <w:color w:val="003366"/>
           <w:sz w:val="22"/>
         </w:rPr>
-        <w:t>Hình 3.2: Cấu hình tệp dữ liệu huấn luyện dataset.tsv với 34.741 mẫu nhị phân phân tách bằng phím Tab</w:t>
+        <w:t>Hình 3.1: Sơ đồ minh họa luồng giải mã đa tầng và tiệt trùng câu lệnh trong AI WAF</w:t>
       </w:r>
     </w:p>
     <w:p>
@@ -15389,7 +15445,7 @@
           <w:color w:val="003366"/>
           <w:sz w:val="22"/>
         </w:rPr>
-        <w:t>Hình 3.3: Nhật ký Console quá trình huấn luyện tự động và lưu bộ não AI WAF vào /tmp/waf_model.zip</w:t>
+        <w:t>Hình 3.2: Cấu hình tệp dữ liệu huấn luyện dataset.tsv với 34.741 mẫu nhị phân phân tách bằng phím Tab</w:t>
       </w:r>
     </w:p>
     <w:p>
@@ -15466,7 +15522,7 @@
           <w:color w:val="003366"/>
           <w:sz w:val="22"/>
         </w:rPr>
-        <w:t>Hình 3.4: Màn hình phản hồi HTTP 400 Bad Request khi AI WAF phát hiện và chặn mã độc SQL Injection</w:t>
+        <w:t>Hình 3.3: Nhật ký Console quá trình huấn luyện tự động và lưu bộ não AI WAF vào /tmp/waf_model.zip</w:t>
       </w:r>
     </w:p>
     <w:p>
@@ -15543,7 +15599,7 @@
           <w:color w:val="003366"/>
           <w:sz w:val="22"/>
         </w:rPr>
-        <w:t>Hình 3.5: Màn hình phản hồi HTTP 400 Bad Request khi AI WAF phát hiện và chặn mã độc Cross-Site Scripting (XSS)</w:t>
+        <w:t>Hình 3.4: Màn hình phản hồi HTTP 400 Bad Request khi AI WAF phát hiện và chặn mã độc SQL Injection</w:t>
       </w:r>
     </w:p>
     <w:p>
@@ -16263,7 +16319,7 @@
           <w:color w:val="003366"/>
           <w:sz w:val="22"/>
         </w:rPr>
-        <w:t>Hình 4.1: Giao diện Bảng điều khiển Giám sát An ninh Dashboard trực quan hóa dữ liệu thời gian thực</w:t>
+        <w:t>Hình 3.5: Màn hình phản hồi HTTP 400 Bad Request khi AI WAF phát hiện và chặn mã độc Cross-Site Scripting (XSS)</w:t>
       </w:r>
     </w:p>
     <w:p>
@@ -16333,7 +16389,7 @@
           <w:color w:val="003366"/>
           <w:sz w:val="22"/>
         </w:rPr>
-        <w:t>Hình 4.2: Biểu đồ trực quan hóa Chart.js thống kê phân bổ tỷ lệ loại tấn công và lịch sử tấn công</w:t>
+        <w:t>Hình 3.6: Sơ đồ Phân tách Không gian Vector Đặc trưng Character N-Gram và Mặt phẳng Phân loại Nhị phân Hyperplane (Log-Loss Optimization)</w:t>
       </w:r>
     </w:p>
     <w:p>
@@ -16787,6 +16843,62 @@
         <w:t>2. Duyệt qua từng bản ghi và định dạng thành chuỗi CEF chuẩn ArcSight: `CEF:0|VHU-ATTT|AI-WAF-Shield|1.0|{AttackType}|{AttackType} Attack Detected|8|src={ClientIp} request={Uri} act={IsBlocked}`.</w:t>
         <w:br/>
         <w:t>3. Áp dụng kỹ thuật phân trang (Pagination) và bộ nhớ đệm HTTP Caching, trả về kết quả dưới dạng JSON Array chứa danh sách các chuỗi CEF mã hóa. Giải pháp này cho phép các công cụ SIEM như Logstash (trong ELK Stack) hoặc Fluentd định kỳ gọi API kéo log về lưu trữ tập trung hoàn toàn tự động.</w:t>
+      </w:r>
+    </w:p>
+    <w:p>
+      <w:pPr>
+        <w:spacing w:before="200" w:after="80"/>
+        <w:jc w:val="center"/>
+      </w:pPr>
+      <w:r>
+        <w:drawing>
+          <wp:inline xmlns:a="http://schemas.openxmlformats.org/drawingml/2006/main" xmlns:pic="http://schemas.openxmlformats.org/drawingml/2006/picture">
+            <wp:extent cx="5303520" cy="3451162"/>
+            <wp:docPr id="1867409783" name="Picture 1867409783"/>
+            <wp:cNvGraphicFramePr>
+              <a:graphicFrameLocks noChangeAspect="1"/>
+            </wp:cNvGraphicFramePr>
+            <a:graphic>
+              <a:graphicData uri="http://schemas.openxmlformats.org/drawingml/2006/picture">
+                <pic:pic>
+                  <pic:nvPicPr>
+                    <pic:cNvPr id="0" name="fig_4_6_siem_cef_format.png"/>
+                    <pic:cNvPicPr/>
+                  </pic:nvPicPr>
+                  <pic:blipFill>
+                    <a:blip r:embed="rId31"/>
+                    <a:stretch>
+                      <a:fillRect/>
+                    </a:stretch>
+                  </pic:blipFill>
+                  <pic:spPr>
+                    <a:xfrm>
+                      <a:off x="0" y="0"/>
+                      <a:ext cx="5303520" cy="3451162"/>
+                    </a:xfrm>
+                    <a:prstGeom prst="rect"/>
+                  </pic:spPr>
+                </pic:pic>
+              </a:graphicData>
+            </a:graphic>
+          </wp:inline>
+        </w:drawing>
+      </w:r>
+    </w:p>
+    <w:p>
+      <w:pPr>
+        <w:spacing w:before="80" w:after="240"/>
+        <w:jc w:val="center"/>
+      </w:pPr>
+      <w:r>
+        <w:rPr>
+          <w:rFonts w:ascii="Times New Roman" w:hAnsi="Times New Roman"/>
+          <w:b/>
+          <w:i/>
+          <w:color w:val="003366"/>
+          <w:sz w:val="22"/>
+        </w:rPr>
+        <w:t>Hình 4.1: Giao diện Bảng điều khiển Giám sát An ninh Dashboard trực quan hóa dữ liệu thời gian thực</w:t>
       </w:r>
     </w:p>
     <w:p>
@@ -16928,7 +17040,7 @@
           <w:color w:val="003366"/>
           <w:sz w:val="22"/>
         </w:rPr>
-        <w:t>Hình 4.3: Giao diện ứng dụng Telegram Web tiếp nhận tin nhắn thông báo cảnh báo tấn công khẩn cấp thời gian thực</w:t>
+        <w:t>Hình 4.2: Biểu đồ trực quan hóa Chart.js thống kê phân bổ tỷ lệ loại tấn công và lịch sử tấn công</w:t>
       </w:r>
     </w:p>
     <w:p>
@@ -17059,7 +17171,7 @@
           <w:color w:val="003366"/>
           <w:sz w:val="22"/>
         </w:rPr>
-        <w:t>Hình 4.4: Luồng nhật ký sự kiện thời gian thực (Real-time Event Stream) đọc từ Docker Socket trên Dashboard</w:t>
+        <w:t>Hình 4.3: Giao diện ứng dụng Telegram Web tiếp nhận tin nhắn thông báo cảnh báo tấn công khẩn cấp thời gian thực</w:t>
       </w:r>
     </w:p>
     <w:p>
@@ -17455,7 +17567,7 @@
           <w:color w:val="003366"/>
           <w:sz w:val="22"/>
         </w:rPr>
-        <w:t>Hình 4.5: Giao diện thực thi các lệnh điều khiển từ xa (/start_web, /list_blocked, /unblock) trên ứng dụng Telegram Bot</w:t>
+        <w:t>Hình 4.4: Luồng nhật ký sự kiện thời gian thực (Real-time Event Stream) đọc từ Docker Socket trên Dashboard</w:t>
       </w:r>
     </w:p>
     <w:p>
@@ -17616,7 +17728,7 @@
           <w:color w:val="003366"/>
           <w:sz w:val="22"/>
         </w:rPr>
-        <w:t>Hình 5.1: Giao diện Quản lý Máy chủ Đám mây AWS EC2 và Cấu hình AWS Security Group</w:t>
+        <w:t>Hình 4.5: Giao diện thực thi các lệnh điều khiển từ xa (/start_web, /list_blocked, /unblock) trên ứng dụng Telegram Bot</w:t>
       </w:r>
     </w:p>
     <w:p>
@@ -18028,7 +18140,7 @@
           <w:color w:val="003366"/>
           <w:sz w:val="22"/>
         </w:rPr>
-        <w:t>Hình 5.2: Kết quả thử nghiệm tấn công rà quét thư mục ẩn (Directory Scanning / 404 Brute-Force) bị thuật toán Sliding Window khóa IP</w:t>
+        <w:t>Hình 4.6: Cấu trúc Chuẩn hóa Nhật ký Sự kiện An ninh SIEM CEF (Common Event Format) 8 trường và Luồng Thu gom Log Cao tần Bulk Batching</w:t>
       </w:r>
     </w:p>
     <w:p>
@@ -18154,6 +18266,62 @@
         <w:t>1. Nguyên tắc Không tin tưởng bất kỳ ai (Never Trust, Always Verify): Mọi truy vấn giữa các container microservices (`secure-app` -&gt; `postgres-db`, `monitor-module` -&gt; `redis-cache`) trong tương lai sẽ được bổ sung mã hóa xác thực 2 chiều mTLS (Mutual TLS) thông qua Service Mesh (Istio / Linkerd).</w:t>
         <w:br/>
         <w:t>2. Tự động hóa Cô lập Mối đe dọa (SOAR Integration): Tích hợp trực tiếp REST API của Monitor Module với các thiết bị Tường lửa cứng (Palo Alto Networks / Fortinet) để khi phát hiện IP tấn công càn quét, hệ thống tự động đẩy quy tắc chặn (Block Rule) lên Tường lửa Biên Doanh nghiệp, tạo nên lá chắn bảo vệ toàn diện 360 độ.</w:t>
+      </w:r>
+    </w:p>
+    <w:p>
+      <w:pPr>
+        <w:spacing w:before="200" w:after="80"/>
+        <w:jc w:val="center"/>
+      </w:pPr>
+      <w:r>
+        <w:drawing>
+          <wp:inline xmlns:a="http://schemas.openxmlformats.org/drawingml/2006/main" xmlns:pic="http://schemas.openxmlformats.org/drawingml/2006/picture">
+            <wp:extent cx="5303520" cy="2613535"/>
+            <wp:docPr id="1867409784" name="Picture 1867409784"/>
+            <wp:cNvGraphicFramePr>
+              <a:graphicFrameLocks noChangeAspect="1"/>
+            </wp:cNvGraphicFramePr>
+            <a:graphic>
+              <a:graphicData uri="http://schemas.openxmlformats.org/drawingml/2006/picture">
+                <pic:pic>
+                  <pic:nvPicPr>
+                    <pic:cNvPr id="0" name="fig_5_4_zero_trust_soar.png"/>
+                    <pic:cNvPicPr/>
+                  </pic:nvPicPr>
+                  <pic:blipFill>
+                    <a:blip r:embed="rId32"/>
+                    <a:stretch>
+                      <a:fillRect/>
+                    </a:stretch>
+                  </pic:blipFill>
+                  <pic:spPr>
+                    <a:xfrm>
+                      <a:off x="0" y="0"/>
+                      <a:ext cx="5303520" cy="2613535"/>
+                    </a:xfrm>
+                    <a:prstGeom prst="rect"/>
+                  </pic:spPr>
+                </pic:pic>
+              </a:graphicData>
+            </a:graphic>
+          </wp:inline>
+        </w:drawing>
+      </w:r>
+    </w:p>
+    <w:p>
+      <w:pPr>
+        <w:spacing w:before="80" w:after="240"/>
+        <w:jc w:val="center"/>
+      </w:pPr>
+      <w:r>
+        <w:rPr>
+          <w:rFonts w:ascii="Times New Roman" w:hAnsi="Times New Roman"/>
+          <w:b/>
+          <w:i/>
+          <w:color w:val="003366"/>
+          <w:sz w:val="22"/>
+        </w:rPr>
+        <w:t>Hình 5.1: Giao diện Quản lý Máy chủ Đám mây AWS EC2 và Cấu hình AWS Security Group</w:t>
       </w:r>
     </w:p>
     <w:p>
@@ -18345,7 +18513,7 @@
           <w:color w:val="003366"/>
           <w:sz w:val="22"/>
         </w:rPr>
-        <w:t>Hình 5.3: Sơ đồ Quy trình Tự động hóa DevSecOps CI/CD Pipeline Doanh nghiệp tích hợp AI WAF Sidecar</w:t>
+        <w:t>Hình 5.2: Kết quả thử nghiệm tấn công rà quét thư mục ẩn (Directory Scanning / 404 Brute-Force) bị thuật toán Sliding Window khóa IP</w:t>
       </w:r>
     </w:p>
     <w:p>

--- a/DA.ATTT_DoAn_Full.docx
+++ b/DA.ATTT_DoAn_Full.docx
@@ -6579,14 +6579,12 @@
           <w:rStyle w:val="u4Char"/>
           <w:color w:val="000000" w:themeColor="text1"/>
         </w:rPr>
-        <w:t>1.3.</w:t>
       </w:r>
       <w:r>
         <w:rPr>
           <w:rStyle w:val="u4Char"/>
           <w:color w:val="000000" w:themeColor="text1"/>
         </w:rPr>
-        <w:t>5</w:t>
       </w:r>
       <w:r>
         <w:rPr>
@@ -6594,14 +6592,13 @@
           <w:color w:val="000000" w:themeColor="text1"/>
           <w:lang w:val="vi-VN"/>
         </w:rPr>
-        <w:t>.1</w:t>
       </w:r>
       <w:r>
         <w:rPr>
           <w:rStyle w:val="u4Char"/>
           <w:color w:val="000000" w:themeColor="text1"/>
         </w:rPr>
-        <w:t xml:space="preserve">. </w:t>
+        <w:t xml:space="preserve">1.3.6. </w:t>
       </w:r>
       <w:proofErr w:type="spellStart"/>
       <w:r>
@@ -6810,14 +6807,12 @@
           <w:rStyle w:val="u4Char"/>
           <w:color w:val="000000" w:themeColor="text1"/>
         </w:rPr>
-        <w:t>1.3.</w:t>
       </w:r>
       <w:r>
         <w:rPr>
           <w:rStyle w:val="u4Char"/>
           <w:color w:val="000000" w:themeColor="text1"/>
         </w:rPr>
-        <w:t>5</w:t>
       </w:r>
       <w:r>
         <w:rPr>
@@ -6825,14 +6820,13 @@
           <w:color w:val="000000" w:themeColor="text1"/>
           <w:lang w:val="vi-VN"/>
         </w:rPr>
-        <w:t>.2</w:t>
       </w:r>
       <w:r>
         <w:rPr>
           <w:rStyle w:val="u4Char"/>
           <w:color w:val="000000" w:themeColor="text1"/>
         </w:rPr>
-        <w:t xml:space="preserve">. Nguyên </w:t>
+        <w:t xml:space="preserve">1.3.7. Nguyên </w:t>
       </w:r>
       <w:proofErr w:type="spellStart"/>
       <w:r>
@@ -7043,8 +7037,6 @@
           <w:rFonts w:ascii="Times New Roman" w:hAnsi="Times New Roman" w:cs="Times New Roman"/>
           <w:color w:val="000000" w:themeColor="text1"/>
         </w:rPr>
-        <w:lastRenderedPageBreak/>
-        <w:t>1.3.</w:t>
       </w:r>
       <w:r>
         <w:rPr>
@@ -7052,7 +7044,6 @@
           <w:rFonts w:ascii="Times New Roman" w:hAnsi="Times New Roman" w:cs="Times New Roman"/>
           <w:color w:val="000000" w:themeColor="text1"/>
         </w:rPr>
-        <w:t>5</w:t>
       </w:r>
       <w:r>
         <w:rPr>
@@ -7061,7 +7052,6 @@
           <w:color w:val="000000" w:themeColor="text1"/>
           <w:lang w:val="vi-VN"/>
         </w:rPr>
-        <w:t>.3</w:t>
       </w:r>
       <w:r>
         <w:rPr>
@@ -7069,7 +7059,7 @@
           <w:rFonts w:ascii="Times New Roman" w:hAnsi="Times New Roman" w:cs="Times New Roman"/>
           <w:color w:val="000000" w:themeColor="text1"/>
         </w:rPr>
-        <w:t xml:space="preserve">. </w:t>
+        <w:t xml:space="preserve">1.3.8. </w:t>
       </w:r>
       <w:proofErr w:type="spellStart"/>
       <w:r>
@@ -10867,7 +10857,7 @@
           <w:rFonts w:ascii="Times New Roman" w:hAnsi="Times New Roman" w:cs="Times New Roman"/>
           <w:color w:val="000000" w:themeColor="text1"/>
         </w:rPr>
-        <w:t xml:space="preserve">2.3.2. </w:t>
+        <w:t xml:space="preserve">2.3.1. </w:t>
       </w:r>
       <w:proofErr w:type="spellStart"/>
       <w:r>
@@ -15861,7 +15851,6 @@
           <w:color w:val="000000" w:themeColor="text1"/>
           <w:lang w:val="vi-VN"/>
         </w:rPr>
-        <w:t>3.1.</w:t>
       </w:r>
       <w:r>
         <w:rPr>
@@ -15870,7 +15859,6 @@
           <w:color w:val="000000" w:themeColor="text1"/>
           <w:lang w:val="vi-VN"/>
         </w:rPr>
-        <w:t>3.1</w:t>
       </w:r>
       <w:r>
         <w:rPr>
@@ -15879,7 +15867,7 @@
           <w:color w:val="000000" w:themeColor="text1"/>
           <w:lang w:val="vi-VN"/>
         </w:rPr>
-        <w:t xml:space="preserve">. Phân tích các kỹ thuật </w:t>
+        <w:t xml:space="preserve">3.1.5. Phân tích các kỹ thuật </w:t>
       </w:r>
       <w:proofErr w:type="spellStart"/>
       <w:r>
@@ -16037,7 +16025,6 @@
           <w:rFonts w:ascii="Times New Roman" w:hAnsi="Times New Roman" w:cs="Times New Roman"/>
           <w:color w:val="000000" w:themeColor="text1"/>
         </w:rPr>
-        <w:t>3.1.</w:t>
       </w:r>
       <w:r>
         <w:rPr>
@@ -16045,7 +16032,6 @@
           <w:rFonts w:ascii="Times New Roman" w:hAnsi="Times New Roman" w:cs="Times New Roman"/>
           <w:color w:val="000000" w:themeColor="text1"/>
         </w:rPr>
-        <w:t>3</w:t>
       </w:r>
       <w:r>
         <w:rPr>
@@ -16054,7 +16040,7 @@
           <w:color w:val="000000" w:themeColor="text1"/>
           <w:lang w:val="vi-VN"/>
         </w:rPr>
-        <w:t>.2</w:t>
+        <w:t>3.1.6.</w:t>
       </w:r>
       <w:r>
         <w:rPr>
@@ -17098,7 +17084,6 @@
           <w:rFonts w:ascii="Times New Roman" w:hAnsi="Times New Roman" w:cs="Times New Roman"/>
           <w:color w:val="000000" w:themeColor="text1"/>
         </w:rPr>
-        <w:t>3.1.</w:t>
       </w:r>
       <w:r>
         <w:rPr>
@@ -17107,7 +17092,6 @@
           <w:color w:val="000000" w:themeColor="text1"/>
           <w:lang w:val="vi-VN"/>
         </w:rPr>
-        <w:t>4.1</w:t>
       </w:r>
       <w:r>
         <w:rPr>
@@ -17115,7 +17099,7 @@
           <w:rFonts w:ascii="Times New Roman" w:hAnsi="Times New Roman" w:cs="Times New Roman"/>
           <w:color w:val="000000" w:themeColor="text1"/>
         </w:rPr>
-        <w:t xml:space="preserve">. Phương </w:t>
+        <w:t xml:space="preserve">3.1.7. Phương </w:t>
       </w:r>
       <w:proofErr w:type="spellStart"/>
       <w:r>
@@ -17426,7 +17410,6 @@
           <w:rFonts w:ascii="Times New Roman" w:hAnsi="Times New Roman" w:cs="Times New Roman"/>
           <w:color w:val="000000" w:themeColor="text1"/>
         </w:rPr>
-        <w:t>3.1.</w:t>
       </w:r>
       <w:r>
         <w:rPr>
@@ -17434,7 +17417,6 @@
           <w:rFonts w:ascii="Times New Roman" w:hAnsi="Times New Roman" w:cs="Times New Roman"/>
           <w:color w:val="000000" w:themeColor="text1"/>
         </w:rPr>
-        <w:t>4</w:t>
       </w:r>
       <w:r>
         <w:rPr>
@@ -17443,7 +17425,6 @@
           <w:color w:val="000000" w:themeColor="text1"/>
           <w:lang w:val="vi-VN"/>
         </w:rPr>
-        <w:t>.2</w:t>
       </w:r>
       <w:r>
         <w:rPr>
@@ -17451,7 +17432,7 @@
           <w:rFonts w:ascii="Times New Roman" w:hAnsi="Times New Roman" w:cs="Times New Roman"/>
           <w:color w:val="000000" w:themeColor="text1"/>
         </w:rPr>
-        <w:t xml:space="preserve">. </w:t>
+        <w:t xml:space="preserve">3.1.8. </w:t>
       </w:r>
       <w:proofErr w:type="spellStart"/>
       <w:r>
@@ -18674,7 +18655,7 @@
           <w:color w:val="000000" w:themeColor="text1"/>
           <w:lang w:val="vi-VN"/>
         </w:rPr>
-        <w:t>4.1.2. Phân tích thuật toán Cửa sổ trượt (</w:t>
+        <w:t>4.1.1. Phân tích thuật toán Cửa sổ trượt (</w:t>
       </w:r>
       <w:proofErr w:type="spellStart"/>
       <w:r>
@@ -18790,7 +18771,7 @@
           <w:color w:val="003366"/>
           <w:lang w:val="vi-VN"/>
         </w:rPr>
-        <w:t xml:space="preserve">4.1.5. Phân tích Kỹ thuật Quản lý Bộ nhớ </w:t>
+        <w:t xml:space="preserve">4.1.2. Phân tích Kỹ thuật Quản lý Bộ nhớ </w:t>
       </w:r>
       <w:proofErr w:type="spellStart"/>
       <w:r>
@@ -19201,7 +19182,7 @@
           <w:color w:val="003366"/>
           <w:lang w:val="vi-VN"/>
         </w:rPr>
-        <w:t>4.1.6. Phân tích Hạ tầng Thu gom Nhật ký Cao tần (</w:t>
+        <w:t>4.1.3. Phân tích Hạ tầng Thu gom Nhật ký Cao tần (</w:t>
       </w:r>
       <w:proofErr w:type="spellStart"/>
       <w:r>
@@ -19697,7 +19678,7 @@
           <w:color w:val="000000" w:themeColor="text1"/>
           <w:lang w:val="vi-VN"/>
         </w:rPr>
-        <w:t>4.1.1. Cấu trúc chuẩn hóa Nhật ký Sự kiện An ninh SIEM CEF (</w:t>
+        <w:t>4.1.4. Cấu trúc chuẩn hóa Nhật ký Sự kiện An ninh SIEM CEF (</w:t>
       </w:r>
       <w:proofErr w:type="spellStart"/>
       <w:r>
@@ -20279,24 +20260,25 @@
     </w:p>
     <w:p>
       <w:pPr>
-        <w:pStyle w:val="u2"/>
-        <w:jc w:val="both"/>
-        <w:rPr>
-          <w:rFonts w:ascii="Times New Roman" w:hAnsi="Times New Roman" w:cs="Times New Roman"/>
-          <w:color w:val="000000" w:themeColor="text1"/>
-          <w:lang w:val="vi-VN"/>
-        </w:rPr>
-      </w:pPr>
-      <w:bookmarkStart w:id="38" w:name="_Toc237388859"/>
-      <w:r>
-        <w:rPr>
-          <w:rFonts w:ascii="Times New Roman" w:hAnsi="Times New Roman" w:cs="Times New Roman"/>
-          <w:color w:val="000000" w:themeColor="text1"/>
-          <w:lang w:val="vi-VN"/>
-        </w:rPr>
-        <w:t>4.2. Tích hợp cảnh báo và phản ứng nhanh qua Telegram Bot</w:t>
-      </w:r>
-      <w:bookmarkEnd w:id="38"/>
+        <w:spacing w:before="80" w:after="240"/>
+        <w:jc w:val="center"/>
+        <w:rPr>
+          <w:rFonts w:cs="Times New Roman"/>
+          <w:color w:val="000000" w:themeColor="text1"/>
+          <w:szCs w:val="26"/>
+          <w:lang w:val="vi-VN"/>
+        </w:rPr>
+      </w:pPr>
+      <w:r>
+        <w:rPr>
+          <w:rFonts w:ascii="Times New Roman" w:hAnsi="Times New Roman"/>
+          <w:b/>
+          <w:i/>
+          <w:color w:val="003366"/>
+          <w:sz w:val="22"/>
+        </w:rPr>
+        <w:t>Hình 4.2: Biểu đồ trực quan hóa Chart.js thống kê phân bổ tỷ lệ loại tấn công và lịch sử tấn công</w:t>
+      </w:r>
     </w:p>
     <w:p>
       <w:pPr>
@@ -20311,962 +20293,90 @@
       </w:pPr>
       <w:r>
         <w:rPr>
-          <w:rStyle w:val="u4Char"/>
-          <w:rFonts w:ascii="Times New Roman" w:hAnsi="Times New Roman" w:cs="Times New Roman"/>
-          <w:color w:val="000000" w:themeColor="text1"/>
-          <w:lang w:val="vi-VN"/>
-        </w:rPr>
-        <w:t xml:space="preserve">4.2.4. Tối ưu hóa Bộ nhớ đệm RAM </w:t>
-      </w:r>
-      <w:proofErr w:type="spellStart"/>
-      <w:r>
-        <w:rPr>
-          <w:rStyle w:val="u4Char"/>
-          <w:rFonts w:ascii="Times New Roman" w:hAnsi="Times New Roman" w:cs="Times New Roman"/>
-          <w:color w:val="000000" w:themeColor="text1"/>
-          <w:lang w:val="vi-VN"/>
-        </w:rPr>
-        <w:t>LogCache</w:t>
-      </w:r>
-      <w:proofErr w:type="spellEnd"/>
-      <w:r>
-        <w:rPr>
-          <w:rStyle w:val="u4Char"/>
-          <w:rFonts w:ascii="Times New Roman" w:hAnsi="Times New Roman" w:cs="Times New Roman"/>
-          <w:color w:val="000000" w:themeColor="text1"/>
-          <w:lang w:val="vi-VN"/>
-        </w:rPr>
-        <w:t xml:space="preserve"> (</w:t>
-      </w:r>
-      <w:proofErr w:type="spellStart"/>
-      <w:r>
-        <w:rPr>
-          <w:rStyle w:val="u4Char"/>
-          <w:rFonts w:ascii="Times New Roman" w:hAnsi="Times New Roman" w:cs="Times New Roman"/>
-          <w:color w:val="000000" w:themeColor="text1"/>
-          <w:lang w:val="vi-VN"/>
-        </w:rPr>
-        <w:t>ConcurrentQueue</w:t>
-      </w:r>
-      <w:proofErr w:type="spellEnd"/>
-      <w:r>
-        <w:rPr>
-          <w:rStyle w:val="u4Char"/>
-          <w:rFonts w:ascii="Times New Roman" w:hAnsi="Times New Roman" w:cs="Times New Roman"/>
-          <w:color w:val="000000" w:themeColor="text1"/>
-          <w:lang w:val="vi-VN"/>
-        </w:rPr>
-        <w:t xml:space="preserve">) nâng cao tốc độ phản hồi </w:t>
-      </w:r>
-      <w:proofErr w:type="spellStart"/>
-      <w:r>
-        <w:rPr>
-          <w:rStyle w:val="u4Char"/>
-          <w:rFonts w:ascii="Times New Roman" w:hAnsi="Times New Roman" w:cs="Times New Roman"/>
-          <w:color w:val="000000" w:themeColor="text1"/>
-          <w:lang w:val="vi-VN"/>
-        </w:rPr>
-        <w:t>Dashboard</w:t>
-      </w:r>
-      <w:proofErr w:type="spellEnd"/>
-      <w:r>
-        <w:rPr>
-          <w:rStyle w:val="u4Char"/>
-          <w:rFonts w:ascii="Times New Roman" w:hAnsi="Times New Roman" w:cs="Times New Roman"/>
-          <w:color w:val="000000" w:themeColor="text1"/>
-          <w:lang w:val="vi-VN"/>
-        </w:rPr>
-        <w:t>:</w:t>
-      </w:r>
-      <w:r>
-        <w:rPr>
-          <w:rFonts w:cs="Times New Roman"/>
-          <w:color w:val="000000" w:themeColor="text1"/>
-          <w:szCs w:val="26"/>
-          <w:lang w:val="vi-VN"/>
-        </w:rPr>
-        <w:t xml:space="preserve"> </w:t>
-      </w:r>
-      <w:r>
-        <w:rPr>
-          <w:rFonts w:cs="Times New Roman"/>
-          <w:color w:val="000000" w:themeColor="text1"/>
-          <w:szCs w:val="26"/>
-          <w:lang w:val="vi-VN"/>
-        </w:rPr>
-        <w:t xml:space="preserve">Để đạt được thời gian phản hồi API Dashboard dưới 0.1ms và không gây nghẽn I/O Cơ sở dữ liệu, Module Monitor phát triển lớp bộ nhớ đệm </w:t>
-      </w:r>
-      <w:r>
-        <w:rPr>
-          <w:rFonts w:cs="Times New Roman"/>
+          <w:rFonts w:cs="Times New Roman"/>
+          <w:noProof/>
           <w:color w:val="000000" w:themeColor="text1"/>
           <w:szCs w:val="26"/>
           <w:lang w:val="vi-VN"/>
         </w:rPr>
         <w:lastRenderedPageBreak/>
-        <w:t>`LogCache` dựa trên cấu trúc dữ liệu an toàn đa luồng `</w:t>
-      </w:r>
-      <w:proofErr w:type="spellStart"/>
-      <w:r>
-        <w:rPr>
-          <w:rFonts w:cs="Times New Roman"/>
-          <w:color w:val="000000" w:themeColor="text1"/>
-          <w:szCs w:val="26"/>
-          <w:lang w:val="vi-VN"/>
-        </w:rPr>
-        <w:t>ConcurrentQueue</w:t>
-      </w:r>
-      <w:proofErr w:type="spellEnd"/>
-      <w:r>
-        <w:rPr>
-          <w:rFonts w:cs="Times New Roman"/>
-          <w:color w:val="000000" w:themeColor="text1"/>
-          <w:szCs w:val="26"/>
-          <w:lang w:val="vi-VN"/>
-        </w:rPr>
-        <w:t>&lt;</w:t>
-      </w:r>
-      <w:proofErr w:type="spellStart"/>
-      <w:r>
-        <w:rPr>
-          <w:rFonts w:cs="Times New Roman"/>
-          <w:color w:val="000000" w:themeColor="text1"/>
-          <w:szCs w:val="26"/>
-          <w:lang w:val="vi-VN"/>
-        </w:rPr>
-        <w:t>LogEntry</w:t>
-      </w:r>
-      <w:proofErr w:type="spellEnd"/>
-      <w:r>
-        <w:rPr>
-          <w:rFonts w:cs="Times New Roman"/>
-          <w:color w:val="000000" w:themeColor="text1"/>
-          <w:szCs w:val="26"/>
-          <w:lang w:val="vi-VN"/>
-        </w:rPr>
-        <w:t>&gt;` lưu trên RAM.</w:t>
+        <w:drawing>
+          <wp:inline distT="0" distB="0" distL="0" distR="0" wp14:anchorId="26AFA6AD" wp14:editId="305B7889">
+            <wp:extent cx="5943600" cy="4639310"/>
+            <wp:effectExtent l="0" t="0" r="0" b="8890"/>
+            <wp:docPr id="1096228518" name="Hình ảnh 1"/>
+            <wp:cNvGraphicFramePr>
+              <a:graphicFrameLocks xmlns:a="http://schemas.openxmlformats.org/drawingml/2006/main" noChangeAspect="1"/>
+            </wp:cNvGraphicFramePr>
+            <a:graphic xmlns:a="http://schemas.openxmlformats.org/drawingml/2006/main">
+              <a:graphicData uri="http://schemas.openxmlformats.org/drawingml/2006/picture">
+                <pic:pic xmlns:pic="http://schemas.openxmlformats.org/drawingml/2006/picture">
+                  <pic:nvPicPr>
+                    <pic:cNvPr id="1096228518" name=""/>
+                    <pic:cNvPicPr/>
+                  </pic:nvPicPr>
+                  <pic:blipFill>
+                    <a:blip r:embed="rId26"/>
+                    <a:stretch>
+                      <a:fillRect/>
+                    </a:stretch>
+                  </pic:blipFill>
+                  <pic:spPr>
+                    <a:xfrm>
+                      <a:off x="0" y="0"/>
+                      <a:ext cx="5943600" cy="4639310"/>
+                    </a:xfrm>
+                    <a:prstGeom prst="rect">
+                      <a:avLst/>
+                    </a:prstGeom>
+                  </pic:spPr>
+                </pic:pic>
+              </a:graphicData>
+            </a:graphic>
+          </wp:inline>
+        </w:drawing>
       </w:r>
     </w:p>
     <w:p>
       <w:pPr>
         <w:ind w:firstLine="576"/>
-        <w:rPr>
-          <w:lang w:val="vi-VN"/>
-        </w:rPr>
-      </w:pPr>
-      <w:r>
-        <w:rPr>
-          <w:b/>
-          <w:color w:val="003366"/>
-          <w:lang w:val="vi-VN"/>
-        </w:rPr>
-        <w:t xml:space="preserve">4.2.6. Tích hợp Định vị </w:t>
-      </w:r>
-      <w:proofErr w:type="spellStart"/>
-      <w:r>
-        <w:rPr>
-          <w:b/>
-          <w:color w:val="003366"/>
-          <w:lang w:val="vi-VN"/>
-        </w:rPr>
-        <w:t>Vị</w:t>
-      </w:r>
-      <w:proofErr w:type="spellEnd"/>
-      <w:r>
-        <w:rPr>
-          <w:b/>
-          <w:color w:val="003366"/>
-          <w:lang w:val="vi-VN"/>
-        </w:rPr>
-        <w:t xml:space="preserve"> trí Địa lý </w:t>
-      </w:r>
-      <w:proofErr w:type="spellStart"/>
-      <w:r>
-        <w:rPr>
-          <w:b/>
-          <w:color w:val="003366"/>
-          <w:lang w:val="vi-VN"/>
-        </w:rPr>
-        <w:t>GeoIP</w:t>
-      </w:r>
-      <w:proofErr w:type="spellEnd"/>
-      <w:r>
-        <w:rPr>
-          <w:b/>
-          <w:color w:val="003366"/>
-          <w:lang w:val="vi-VN"/>
-        </w:rPr>
-        <w:t xml:space="preserve"> </w:t>
-      </w:r>
-      <w:proofErr w:type="spellStart"/>
-      <w:r>
-        <w:rPr>
-          <w:b/>
-          <w:color w:val="003366"/>
-          <w:lang w:val="vi-VN"/>
-        </w:rPr>
-        <w:t>Tracking</w:t>
-      </w:r>
-      <w:proofErr w:type="spellEnd"/>
-      <w:r>
-        <w:rPr>
-          <w:b/>
-          <w:color w:val="003366"/>
-          <w:lang w:val="vi-VN"/>
-        </w:rPr>
-        <w:t xml:space="preserve"> &amp; Trực quan hóa Nguồn gốc Tấn công: </w:t>
-      </w:r>
-      <w:r>
-        <w:rPr>
-          <w:lang w:val="vi-VN"/>
-        </w:rPr>
-        <w:t xml:space="preserve">Tính năng định vị quốc gia </w:t>
-      </w:r>
-      <w:proofErr w:type="spellStart"/>
-      <w:r>
-        <w:rPr>
-          <w:lang w:val="vi-VN"/>
-        </w:rPr>
-        <w:t>GeoIP</w:t>
-      </w:r>
-      <w:proofErr w:type="spellEnd"/>
-      <w:r>
-        <w:rPr>
-          <w:lang w:val="vi-VN"/>
-        </w:rPr>
-        <w:t xml:space="preserve"> </w:t>
-      </w:r>
-      <w:proofErr w:type="spellStart"/>
-      <w:r>
-        <w:rPr>
-          <w:lang w:val="vi-VN"/>
-        </w:rPr>
-        <w:t>Tracking</w:t>
-      </w:r>
-      <w:proofErr w:type="spellEnd"/>
-      <w:r>
-        <w:rPr>
-          <w:lang w:val="vi-VN"/>
-        </w:rPr>
-        <w:t xml:space="preserve"> tích hợp thư viện `MaxMind.GeoIP2` / </w:t>
-      </w:r>
-      <w:proofErr w:type="spellStart"/>
-      <w:r>
-        <w:rPr>
-          <w:lang w:val="vi-VN"/>
-        </w:rPr>
-        <w:t>GeoIP</w:t>
-      </w:r>
-      <w:proofErr w:type="spellEnd"/>
-      <w:r>
-        <w:rPr>
-          <w:lang w:val="vi-VN"/>
-        </w:rPr>
-        <w:t xml:space="preserve"> API trích xuất vị trí địa lý của địa chỉ IP tấn công.</w:t>
-      </w:r>
-      <w:r>
-        <w:rPr>
-          <w:lang w:val="vi-VN"/>
-        </w:rPr>
-        <w:br/>
-      </w:r>
-      <w:r>
-        <w:rPr>
-          <w:lang w:val="vi-VN"/>
-        </w:rPr>
-        <w:br/>
-        <w:t xml:space="preserve">Mỗi khi WAF </w:t>
-      </w:r>
-      <w:proofErr w:type="spellStart"/>
-      <w:r>
-        <w:rPr>
-          <w:lang w:val="vi-VN"/>
-        </w:rPr>
-        <w:t>Middleware</w:t>
-      </w:r>
-      <w:proofErr w:type="spellEnd"/>
-      <w:r>
-        <w:rPr>
-          <w:lang w:val="vi-VN"/>
-        </w:rPr>
-        <w:t xml:space="preserve"> ghi nhận một truy vấn độc hại, địa chỉ `</w:t>
-      </w:r>
-      <w:proofErr w:type="spellStart"/>
-      <w:r>
-        <w:rPr>
-          <w:lang w:val="vi-VN"/>
-        </w:rPr>
-        <w:t>ClientIp</w:t>
-      </w:r>
-      <w:proofErr w:type="spellEnd"/>
-      <w:r>
-        <w:rPr>
-          <w:lang w:val="vi-VN"/>
-        </w:rPr>
-        <w:t xml:space="preserve">` được gửi tới bộ tra cứu </w:t>
-      </w:r>
-      <w:proofErr w:type="spellStart"/>
-      <w:r>
-        <w:rPr>
-          <w:lang w:val="vi-VN"/>
-        </w:rPr>
-        <w:t>GeoIP</w:t>
-      </w:r>
-      <w:proofErr w:type="spellEnd"/>
-      <w:r>
-        <w:rPr>
-          <w:lang w:val="vi-VN"/>
-        </w:rPr>
-        <w:t xml:space="preserve"> </w:t>
-      </w:r>
-      <w:proofErr w:type="spellStart"/>
-      <w:r>
-        <w:rPr>
-          <w:lang w:val="vi-VN"/>
-        </w:rPr>
-        <w:t>Database</w:t>
-      </w:r>
-      <w:proofErr w:type="spellEnd"/>
-      <w:r>
-        <w:rPr>
-          <w:lang w:val="vi-VN"/>
-        </w:rPr>
-        <w:t>. Hệ thống trích xuất mã quốc gia ISO (ví dụ `VN` - Việt Nam, `US` - Mỹ, `CN` - Trung Quốc), tên quốc gia đầy đủ và biểu tượng lá cờ quốc gia (</w:t>
-      </w:r>
-      <w:proofErr w:type="spellStart"/>
-      <w:r>
-        <w:rPr>
-          <w:lang w:val="vi-VN"/>
-        </w:rPr>
-        <w:t>Flag</w:t>
-      </w:r>
-      <w:proofErr w:type="spellEnd"/>
-      <w:r>
-        <w:rPr>
-          <w:lang w:val="vi-VN"/>
-        </w:rPr>
-        <w:t xml:space="preserve"> </w:t>
-      </w:r>
-      <w:proofErr w:type="spellStart"/>
-      <w:r>
-        <w:rPr>
-          <w:lang w:val="vi-VN"/>
-        </w:rPr>
-        <w:t>Emoji</w:t>
-      </w:r>
-      <w:proofErr w:type="spellEnd"/>
-      <w:r>
-        <w:rPr>
-          <w:lang w:val="vi-VN"/>
-        </w:rPr>
-        <w:t xml:space="preserve">). Thông tin </w:t>
-      </w:r>
-      <w:proofErr w:type="spellStart"/>
-      <w:r>
-        <w:rPr>
-          <w:lang w:val="vi-VN"/>
-        </w:rPr>
-        <w:t>GeoIP</w:t>
-      </w:r>
-      <w:proofErr w:type="spellEnd"/>
-      <w:r>
-        <w:rPr>
-          <w:lang w:val="vi-VN"/>
-        </w:rPr>
-        <w:t xml:space="preserve"> được nhúng trực tiếp vào tin nhắn cảnh báo đỏ gửi về </w:t>
-      </w:r>
-      <w:proofErr w:type="spellStart"/>
-      <w:r>
-        <w:rPr>
-          <w:lang w:val="vi-VN"/>
-        </w:rPr>
-        <w:t>Telegram</w:t>
-      </w:r>
-      <w:proofErr w:type="spellEnd"/>
-      <w:r>
-        <w:rPr>
-          <w:lang w:val="vi-VN"/>
-        </w:rPr>
-        <w:t xml:space="preserve"> </w:t>
-      </w:r>
-      <w:proofErr w:type="spellStart"/>
-      <w:r>
-        <w:rPr>
-          <w:lang w:val="vi-VN"/>
-        </w:rPr>
-        <w:t>Bot</w:t>
-      </w:r>
-      <w:proofErr w:type="spellEnd"/>
-      <w:r>
-        <w:rPr>
-          <w:lang w:val="vi-VN"/>
-        </w:rPr>
-        <w:t xml:space="preserve"> và hiển thị trực quan trên giao diện </w:t>
-      </w:r>
-      <w:proofErr w:type="spellStart"/>
-      <w:r>
-        <w:rPr>
-          <w:lang w:val="vi-VN"/>
-        </w:rPr>
-        <w:t>Dashboard</w:t>
-      </w:r>
-      <w:proofErr w:type="spellEnd"/>
-      <w:r>
-        <w:rPr>
-          <w:lang w:val="vi-VN"/>
-        </w:rPr>
-        <w:t>, giúp Quản trị viên an ninh lập tức nhận biết nguồn gốc địa lý của các chiến dịch tấn công càn quét mạng.</w:t>
+        <w:jc w:val="both"/>
+        <w:rPr>
+          <w:rFonts w:cs="Times New Roman"/>
+          <w:color w:val="000000" w:themeColor="text1"/>
+          <w:szCs w:val="26"/>
+          <w:lang w:val="vi-VN"/>
+        </w:rPr>
+      </w:pPr>
+      <w:r>
+        <w:rPr>
+          <w:rFonts w:cs="Times New Roman"/>
+          <w:color w:val="000000" w:themeColor="text1"/>
+          <w:szCs w:val="26"/>
+          <w:lang w:val="vi-VN"/>
+        </w:rPr>
+        <w:t>Hệ thống tích hợp Telegram Bot API để gửi thông báo cảnh báo tức thời (dưới 2 giây) về điện thoại của Quản trị viên khi hệ thống ghi nhận các đòn tấn công bất thường.</w:t>
       </w:r>
     </w:p>
     <w:p>
       <w:pPr>
         <w:ind w:firstLine="576"/>
-        <w:rPr>
-          <w:lang w:val="vi-VN"/>
-        </w:rPr>
-      </w:pPr>
-      <w:r>
-        <w:rPr>
-          <w:b/>
-          <w:color w:val="003366"/>
-          <w:lang w:val="vi-VN"/>
-        </w:rPr>
-        <w:t xml:space="preserve">4.2.5. Phân tích Kiến trúc Lập trình Điều khiển Từ xa </w:t>
-      </w:r>
-      <w:proofErr w:type="spellStart"/>
-      <w:r>
-        <w:rPr>
-          <w:b/>
-          <w:color w:val="003366"/>
-          <w:lang w:val="vi-VN"/>
-        </w:rPr>
-        <w:t>Telegram</w:t>
-      </w:r>
-      <w:proofErr w:type="spellEnd"/>
-      <w:r>
-        <w:rPr>
-          <w:b/>
-          <w:color w:val="003366"/>
-          <w:lang w:val="vi-VN"/>
-        </w:rPr>
-        <w:t xml:space="preserve"> </w:t>
-      </w:r>
-      <w:proofErr w:type="spellStart"/>
-      <w:r>
-        <w:rPr>
-          <w:b/>
-          <w:color w:val="003366"/>
-          <w:lang w:val="vi-VN"/>
-        </w:rPr>
-        <w:t>Bot</w:t>
-      </w:r>
-      <w:proofErr w:type="spellEnd"/>
-      <w:r>
-        <w:rPr>
-          <w:b/>
-          <w:color w:val="003366"/>
-          <w:lang w:val="vi-VN"/>
-        </w:rPr>
-        <w:t xml:space="preserve"> Long </w:t>
-      </w:r>
-      <w:proofErr w:type="spellStart"/>
-      <w:r>
-        <w:rPr>
-          <w:b/>
-          <w:color w:val="003366"/>
-          <w:lang w:val="vi-VN"/>
-        </w:rPr>
-        <w:t>Polling</w:t>
-      </w:r>
-      <w:proofErr w:type="spellEnd"/>
-      <w:r>
-        <w:rPr>
-          <w:b/>
-          <w:color w:val="003366"/>
-          <w:lang w:val="vi-VN"/>
-        </w:rPr>
-        <w:t xml:space="preserve"> &amp; </w:t>
-      </w:r>
-      <w:proofErr w:type="spellStart"/>
-      <w:r>
-        <w:rPr>
-          <w:b/>
-          <w:color w:val="003366"/>
-          <w:lang w:val="vi-VN"/>
-        </w:rPr>
-        <w:t>Command</w:t>
-      </w:r>
-      <w:proofErr w:type="spellEnd"/>
-      <w:r>
-        <w:rPr>
-          <w:b/>
-          <w:color w:val="003366"/>
-          <w:lang w:val="vi-VN"/>
-        </w:rPr>
-        <w:t xml:space="preserve"> </w:t>
-      </w:r>
-      <w:proofErr w:type="spellStart"/>
-      <w:r>
-        <w:rPr>
-          <w:b/>
-          <w:color w:val="003366"/>
-          <w:lang w:val="vi-VN"/>
-        </w:rPr>
-        <w:t>Handlers</w:t>
-      </w:r>
-      <w:proofErr w:type="spellEnd"/>
-      <w:r>
-        <w:rPr>
-          <w:b/>
-          <w:color w:val="003366"/>
-          <w:lang w:val="vi-VN"/>
-        </w:rPr>
-        <w:t xml:space="preserve">: </w:t>
-      </w:r>
-      <w:r>
-        <w:rPr>
-          <w:lang w:val="vi-VN"/>
-        </w:rPr>
-        <w:t>Vòng lặp lắng nghe lệnh `</w:t>
-      </w:r>
-      <w:proofErr w:type="spellStart"/>
-      <w:r>
-        <w:rPr>
-          <w:lang w:val="vi-VN"/>
-        </w:rPr>
-        <w:t>MonitorTelegramCommandsLoopAsync</w:t>
-      </w:r>
-      <w:proofErr w:type="spellEnd"/>
-      <w:r>
-        <w:rPr>
-          <w:lang w:val="vi-VN"/>
-        </w:rPr>
-        <w:t>` tại `</w:t>
-      </w:r>
-      <w:proofErr w:type="spellStart"/>
-      <w:r>
-        <w:rPr>
-          <w:lang w:val="vi-VN"/>
-        </w:rPr>
-        <w:t>monitor-module</w:t>
-      </w:r>
-      <w:proofErr w:type="spellEnd"/>
-      <w:r>
-        <w:rPr>
-          <w:lang w:val="vi-VN"/>
-        </w:rPr>
-        <w:t xml:space="preserve">` vận hành dựa trên cơ chế </w:t>
-      </w:r>
-      <w:proofErr w:type="spellStart"/>
-      <w:r>
-        <w:rPr>
-          <w:lang w:val="vi-VN"/>
-        </w:rPr>
-        <w:t>Telegram</w:t>
-      </w:r>
-      <w:proofErr w:type="spellEnd"/>
-      <w:r>
-        <w:rPr>
-          <w:lang w:val="vi-VN"/>
-        </w:rPr>
-        <w:t xml:space="preserve"> </w:t>
-      </w:r>
-      <w:proofErr w:type="spellStart"/>
-      <w:r>
-        <w:rPr>
-          <w:lang w:val="vi-VN"/>
-        </w:rPr>
-        <w:t>Bot</w:t>
-      </w:r>
-      <w:proofErr w:type="spellEnd"/>
-      <w:r>
-        <w:rPr>
-          <w:lang w:val="vi-VN"/>
-        </w:rPr>
-        <w:t xml:space="preserve"> Long </w:t>
-      </w:r>
-      <w:proofErr w:type="spellStart"/>
-      <w:r>
-        <w:rPr>
-          <w:lang w:val="vi-VN"/>
-        </w:rPr>
-        <w:t>Polling</w:t>
-      </w:r>
-      <w:proofErr w:type="spellEnd"/>
-      <w:r>
-        <w:rPr>
-          <w:lang w:val="vi-VN"/>
-        </w:rPr>
-        <w:t xml:space="preserve"> API.</w:t>
-      </w:r>
-      <w:r>
-        <w:rPr>
-          <w:lang w:val="vi-VN"/>
-        </w:rPr>
-        <w:br/>
-      </w:r>
-      <w:r>
-        <w:rPr>
-          <w:lang w:val="vi-VN"/>
-        </w:rPr>
-        <w:br/>
-        <w:t>Hệ thống định kỳ gọi phương thức `</w:t>
-      </w:r>
-      <w:proofErr w:type="spellStart"/>
-      <w:r>
-        <w:rPr>
-          <w:lang w:val="vi-VN"/>
-        </w:rPr>
-        <w:t>GetUpdatesAsync</w:t>
-      </w:r>
-      <w:proofErr w:type="spellEnd"/>
-      <w:r>
-        <w:rPr>
-          <w:lang w:val="vi-VN"/>
-        </w:rPr>
-        <w:t xml:space="preserve">()` tới Server </w:t>
-      </w:r>
-      <w:proofErr w:type="spellStart"/>
-      <w:r>
-        <w:rPr>
-          <w:lang w:val="vi-VN"/>
-        </w:rPr>
-        <w:t>Telegram</w:t>
-      </w:r>
-      <w:proofErr w:type="spellEnd"/>
-      <w:r>
-        <w:rPr>
-          <w:lang w:val="vi-VN"/>
-        </w:rPr>
-        <w:t xml:space="preserve"> với khoảng thời gian chờ (</w:t>
-      </w:r>
-      <w:proofErr w:type="spellStart"/>
-      <w:r>
-        <w:rPr>
-          <w:lang w:val="vi-VN"/>
-        </w:rPr>
-        <w:t>Timeout</w:t>
-      </w:r>
-      <w:proofErr w:type="spellEnd"/>
-      <w:r>
-        <w:rPr>
-          <w:lang w:val="vi-VN"/>
-        </w:rPr>
-        <w:t xml:space="preserve"> = 30s). Khi Quản trị viên gửi tin nhắn từ điện thoại, </w:t>
-      </w:r>
-      <w:proofErr w:type="spellStart"/>
-      <w:r>
-        <w:rPr>
-          <w:lang w:val="vi-VN"/>
-        </w:rPr>
-        <w:t>Telegram</w:t>
-      </w:r>
-      <w:proofErr w:type="spellEnd"/>
-      <w:r>
-        <w:rPr>
-          <w:lang w:val="vi-VN"/>
-        </w:rPr>
-        <w:t xml:space="preserve"> Server lập tức trả về đối tượng `</w:t>
-      </w:r>
-      <w:proofErr w:type="spellStart"/>
-      <w:r>
-        <w:rPr>
-          <w:lang w:val="vi-VN"/>
-        </w:rPr>
-        <w:t>Update</w:t>
-      </w:r>
-      <w:proofErr w:type="spellEnd"/>
-      <w:r>
-        <w:rPr>
-          <w:lang w:val="vi-VN"/>
-        </w:rPr>
-        <w:t>`. Hệ thống phân tích cú pháp lệnh (</w:t>
-      </w:r>
-      <w:proofErr w:type="spellStart"/>
-      <w:r>
-        <w:rPr>
-          <w:lang w:val="vi-VN"/>
-        </w:rPr>
-        <w:t>Command</w:t>
-      </w:r>
-      <w:proofErr w:type="spellEnd"/>
-      <w:r>
-        <w:rPr>
-          <w:lang w:val="vi-VN"/>
-        </w:rPr>
-        <w:t xml:space="preserve"> </w:t>
-      </w:r>
-      <w:proofErr w:type="spellStart"/>
-      <w:r>
-        <w:rPr>
-          <w:lang w:val="vi-VN"/>
-        </w:rPr>
-        <w:t>Parsing</w:t>
-      </w:r>
-      <w:proofErr w:type="spellEnd"/>
-      <w:r>
-        <w:rPr>
-          <w:lang w:val="vi-VN"/>
-        </w:rPr>
-        <w:t>):</w:t>
-      </w:r>
-      <w:r>
-        <w:rPr>
-          <w:lang w:val="vi-VN"/>
-        </w:rPr>
-        <w:br/>
-        <w:t>- Lệnh `/</w:t>
-      </w:r>
-      <w:proofErr w:type="spellStart"/>
-      <w:r>
-        <w:rPr>
-          <w:lang w:val="vi-VN"/>
-        </w:rPr>
-        <w:t>start_web</w:t>
-      </w:r>
-      <w:proofErr w:type="spellEnd"/>
-      <w:r>
-        <w:rPr>
-          <w:lang w:val="vi-VN"/>
-        </w:rPr>
-        <w:t>`: Kích hoạt `</w:t>
-      </w:r>
-      <w:proofErr w:type="spellStart"/>
-      <w:r>
-        <w:rPr>
-          <w:lang w:val="vi-VN"/>
-        </w:rPr>
-        <w:t>DockerClient.Containers.RestartContainerAsync</w:t>
-      </w:r>
-      <w:proofErr w:type="spellEnd"/>
-      <w:r>
-        <w:rPr>
-          <w:lang w:val="vi-VN"/>
-        </w:rPr>
-        <w:t xml:space="preserve">()` để khởi động lại </w:t>
-      </w:r>
-      <w:proofErr w:type="spellStart"/>
-      <w:r>
-        <w:rPr>
-          <w:lang w:val="vi-VN"/>
-        </w:rPr>
-        <w:t>container</w:t>
-      </w:r>
-      <w:proofErr w:type="spellEnd"/>
-      <w:r>
-        <w:rPr>
-          <w:lang w:val="vi-VN"/>
-        </w:rPr>
-        <w:t xml:space="preserve"> ứng dụng.</w:t>
-      </w:r>
-      <w:r>
-        <w:rPr>
-          <w:lang w:val="vi-VN"/>
-        </w:rPr>
-        <w:br/>
-        <w:t>- Lệnh `/</w:t>
-      </w:r>
-      <w:proofErr w:type="spellStart"/>
-      <w:r>
-        <w:rPr>
-          <w:lang w:val="vi-VN"/>
-        </w:rPr>
-        <w:t>list_blocked</w:t>
-      </w:r>
-      <w:proofErr w:type="spellEnd"/>
-      <w:r>
-        <w:rPr>
-          <w:lang w:val="vi-VN"/>
-        </w:rPr>
-        <w:t>`: Trích xuất bảng `</w:t>
-      </w:r>
-      <w:proofErr w:type="spellStart"/>
-      <w:r>
-        <w:rPr>
-          <w:lang w:val="vi-VN"/>
-        </w:rPr>
-        <w:t>BlockedIps</w:t>
-      </w:r>
-      <w:proofErr w:type="spellEnd"/>
-      <w:r>
-        <w:rPr>
-          <w:lang w:val="vi-VN"/>
-        </w:rPr>
-        <w:t xml:space="preserve">` từ CSDL </w:t>
-      </w:r>
-      <w:proofErr w:type="spellStart"/>
-      <w:r>
-        <w:rPr>
-          <w:lang w:val="vi-VN"/>
-        </w:rPr>
-        <w:t>SQLite</w:t>
-      </w:r>
-      <w:proofErr w:type="spellEnd"/>
-      <w:r>
-        <w:rPr>
-          <w:lang w:val="vi-VN"/>
-        </w:rPr>
-        <w:t xml:space="preserve"> và định dạng thành tin nhắn danh sách IP khóa.</w:t>
-      </w:r>
-      <w:r>
-        <w:rPr>
-          <w:lang w:val="vi-VN"/>
-        </w:rPr>
-        <w:br/>
-        <w:t>- Lệnh `/</w:t>
-      </w:r>
-      <w:proofErr w:type="spellStart"/>
-      <w:r>
-        <w:rPr>
-          <w:lang w:val="vi-VN"/>
-        </w:rPr>
-        <w:t>unblock</w:t>
-      </w:r>
-      <w:proofErr w:type="spellEnd"/>
-      <w:r>
-        <w:rPr>
-          <w:lang w:val="vi-VN"/>
-        </w:rPr>
-        <w:t xml:space="preserve"> &lt;</w:t>
-      </w:r>
-      <w:proofErr w:type="spellStart"/>
-      <w:r>
-        <w:rPr>
-          <w:lang w:val="vi-VN"/>
-        </w:rPr>
-        <w:t>ip</w:t>
-      </w:r>
-      <w:proofErr w:type="spellEnd"/>
-      <w:r>
-        <w:rPr>
-          <w:lang w:val="vi-VN"/>
-        </w:rPr>
-        <w:t>&gt;`: Xóa IP khỏi bảng `</w:t>
-      </w:r>
-      <w:proofErr w:type="spellStart"/>
-      <w:r>
-        <w:rPr>
-          <w:lang w:val="vi-VN"/>
-        </w:rPr>
-        <w:t>BlockedIps</w:t>
-      </w:r>
-      <w:proofErr w:type="spellEnd"/>
-      <w:r>
-        <w:rPr>
-          <w:lang w:val="vi-VN"/>
-        </w:rPr>
-        <w:t xml:space="preserve">`, bắn thông điệp </w:t>
-      </w:r>
-      <w:proofErr w:type="spellStart"/>
-      <w:r>
-        <w:rPr>
-          <w:lang w:val="vi-VN"/>
-        </w:rPr>
-        <w:t>Pub</w:t>
-      </w:r>
-      <w:proofErr w:type="spellEnd"/>
-      <w:r>
-        <w:rPr>
-          <w:lang w:val="vi-VN"/>
-        </w:rPr>
-        <w:t>/</w:t>
-      </w:r>
-      <w:proofErr w:type="spellStart"/>
-      <w:r>
-        <w:rPr>
-          <w:lang w:val="vi-VN"/>
-        </w:rPr>
-        <w:t>Sub</w:t>
-      </w:r>
-      <w:proofErr w:type="spellEnd"/>
-      <w:r>
-        <w:rPr>
-          <w:lang w:val="vi-VN"/>
-        </w:rPr>
-        <w:t xml:space="preserve"> qua </w:t>
-      </w:r>
-      <w:proofErr w:type="spellStart"/>
-      <w:r>
-        <w:rPr>
-          <w:lang w:val="vi-VN"/>
-        </w:rPr>
-        <w:t>Redis</w:t>
-      </w:r>
-      <w:proofErr w:type="spellEnd"/>
-      <w:r>
-        <w:rPr>
-          <w:lang w:val="vi-VN"/>
-        </w:rPr>
-        <w:t xml:space="preserve"> để gỡ khóa IP trên toàn bộ cụm máy chủ.</w:t>
-      </w:r>
-      <w:r>
-        <w:rPr>
-          <w:lang w:val="vi-VN"/>
-        </w:rPr>
-        <w:br/>
-      </w:r>
-      <w:r>
-        <w:rPr>
-          <w:lang w:val="vi-VN"/>
-        </w:rPr>
-        <w:br/>
-        <w:t xml:space="preserve">Toàn bộ </w:t>
-      </w:r>
-      <w:proofErr w:type="spellStart"/>
-      <w:r>
-        <w:rPr>
-          <w:lang w:val="vi-VN"/>
-        </w:rPr>
-        <w:t>Telegram</w:t>
-      </w:r>
-      <w:proofErr w:type="spellEnd"/>
-      <w:r>
-        <w:rPr>
-          <w:lang w:val="vi-VN"/>
-        </w:rPr>
-        <w:t xml:space="preserve"> </w:t>
-      </w:r>
-      <w:proofErr w:type="spellStart"/>
-      <w:r>
-        <w:rPr>
-          <w:lang w:val="vi-VN"/>
-        </w:rPr>
-        <w:t>Bot</w:t>
-      </w:r>
-      <w:proofErr w:type="spellEnd"/>
-      <w:r>
-        <w:rPr>
-          <w:lang w:val="vi-VN"/>
-        </w:rPr>
-        <w:t xml:space="preserve"> </w:t>
-      </w:r>
-      <w:proofErr w:type="spellStart"/>
-      <w:r>
-        <w:rPr>
-          <w:lang w:val="vi-VN"/>
-        </w:rPr>
-        <w:t>Token</w:t>
-      </w:r>
-      <w:proofErr w:type="spellEnd"/>
-      <w:r>
-        <w:rPr>
-          <w:lang w:val="vi-VN"/>
-        </w:rPr>
-        <w:t xml:space="preserve"> được lưu trữ bảo mật trong biến môi trường `TELEGRAM_BOT_TOKEN`, không </w:t>
-      </w:r>
-      <w:proofErr w:type="spellStart"/>
-      <w:r>
-        <w:rPr>
-          <w:lang w:val="vi-VN"/>
-        </w:rPr>
-        <w:t>hard-code</w:t>
-      </w:r>
-      <w:proofErr w:type="spellEnd"/>
-      <w:r>
-        <w:rPr>
-          <w:lang w:val="vi-VN"/>
-        </w:rPr>
-        <w:t xml:space="preserve"> trong mã nguồn, đảm bảo an toàn tuyệt đối.</w:t>
+        <w:jc w:val="both"/>
+        <w:rPr>
+          <w:rFonts w:cs="Times New Roman"/>
+          <w:color w:val="000000" w:themeColor="text1"/>
+          <w:szCs w:val="26"/>
+          <w:lang w:val="vi-VN"/>
+        </w:rPr>
+      </w:pPr>
+      <w:r>
+        <w:rPr>
+          <w:rFonts w:cs="Times New Roman"/>
+          <w:color w:val="000000" w:themeColor="text1"/>
+          <w:szCs w:val="26"/>
+          <w:lang w:val="vi-VN"/>
+        </w:rPr>
+        <w:t>Khi nhận được EOF, hệ thống tự động reset ID container (`_appContainerId = string.Empty`), chờ 2 giây và gọi phương thức `ResolveContainerIdsAsync()` để tra cứu Hash ID mới của container từ Docker Socket, sau đó tự động đăng ký lại stream log mà không cần khởi động lại Module Monitor. Giải pháp này đảm bảo luồng giám sát an ninh hoạt động liên tục 24/7 không bị đứt gãy.</w:t>
       </w:r>
     </w:p>
     <w:p>
@@ -21287,664 +20397,23 @@
           <w:szCs w:val="26"/>
           <w:lang w:val="vi-VN"/>
         </w:rPr>
-        <w:lastRenderedPageBreak/>
-        <w:t>Mỗi khi có một log sự kiện mới từ Docker Socket hoặc WAF Middleware, log được đẩy vào `LogCache` (giới hạn tối đa 1.000 log gần nhất). Endpoint REST API `GET /api/logs` phục vụ dữ liệu cho Dashboard trực tiếp từ `LogCache` RAM theo thứ tự thời gian tăng dần (`OrderBy Timestamp`), giúp giao diện Terminal Web tự động cuộn xuống dòng mới nhất (Auto-scroll to bottom). Đồng thời, một tiến trình chạy ngầm (Background Worker) định kỳ đồng bộ các log nguy hiểm từ RAM xuống CSDL SQLite để lưu trữ bền vững (Persistence).</w:t>
+        <w:t>Một thách thức kỹ thuật lớn trong môi trường Container là khi container ứng dụng (`secure-app`) bị khởi động lại (Restart/Recreate), Docker Engine sẽ ngắt kết nối luồng log stream cũ và trả về tín hiệu EOF (End of File). Để xử lý vấn đề này, vòng lặp `MonitorAppLogsLoopAsync` được lập trình với cơ chế Tự động kết nối lại (Automatic Reconnection Loop):</w:t>
       </w:r>
     </w:p>
     <w:p>
       <w:pPr>
-        <w:ind w:firstLine="576"/>
-        <w:jc w:val="both"/>
-        <w:rPr>
-          <w:rFonts w:cs="Times New Roman"/>
-          <w:color w:val="000000" w:themeColor="text1"/>
-          <w:szCs w:val="26"/>
-          <w:lang w:val="vi-VN"/>
-        </w:rPr>
-      </w:pPr>
-      <w:bookmarkStart w:id="39" w:name="_Toc237388860"/>
-      <w:r>
-        <w:rPr>
-          <w:rStyle w:val="u3Char"/>
-          <w:rFonts w:ascii="Times New Roman" w:hAnsi="Times New Roman" w:cs="Times New Roman"/>
-          <w:color w:val="000000" w:themeColor="text1"/>
-          <w:lang w:val="vi-VN"/>
-        </w:rPr>
-        <w:t xml:space="preserve">4.1.3. Giải pháp Xử lý Tự động Kết nối lại Luồng </w:t>
-      </w:r>
-      <w:proofErr w:type="spellStart"/>
-      <w:r>
-        <w:rPr>
-          <w:rStyle w:val="u3Char"/>
-          <w:rFonts w:ascii="Times New Roman" w:hAnsi="Times New Roman" w:cs="Times New Roman"/>
-          <w:color w:val="000000" w:themeColor="text1"/>
-          <w:lang w:val="vi-VN"/>
-        </w:rPr>
-        <w:t>Log</w:t>
-      </w:r>
-      <w:proofErr w:type="spellEnd"/>
-      <w:r>
-        <w:rPr>
-          <w:rStyle w:val="u3Char"/>
-          <w:rFonts w:ascii="Times New Roman" w:hAnsi="Times New Roman" w:cs="Times New Roman"/>
-          <w:color w:val="000000" w:themeColor="text1"/>
-          <w:lang w:val="vi-VN"/>
-        </w:rPr>
-        <w:t xml:space="preserve"> </w:t>
-      </w:r>
-      <w:proofErr w:type="spellStart"/>
-      <w:r>
-        <w:rPr>
-          <w:rStyle w:val="u3Char"/>
-          <w:rFonts w:ascii="Times New Roman" w:hAnsi="Times New Roman" w:cs="Times New Roman"/>
-          <w:color w:val="000000" w:themeColor="text1"/>
-          <w:lang w:val="vi-VN"/>
-        </w:rPr>
-        <w:t>Docker</w:t>
-      </w:r>
-      <w:proofErr w:type="spellEnd"/>
-      <w:r>
-        <w:rPr>
-          <w:rStyle w:val="u3Char"/>
-          <w:rFonts w:ascii="Times New Roman" w:hAnsi="Times New Roman" w:cs="Times New Roman"/>
-          <w:color w:val="000000" w:themeColor="text1"/>
-          <w:lang w:val="vi-VN"/>
-        </w:rPr>
-        <w:t xml:space="preserve"> </w:t>
-      </w:r>
-      <w:proofErr w:type="spellStart"/>
-      <w:r>
-        <w:rPr>
-          <w:rStyle w:val="u3Char"/>
-          <w:rFonts w:ascii="Times New Roman" w:hAnsi="Times New Roman" w:cs="Times New Roman"/>
-          <w:color w:val="000000" w:themeColor="text1"/>
-          <w:lang w:val="vi-VN"/>
-        </w:rPr>
-        <w:t>Socket</w:t>
-      </w:r>
-      <w:proofErr w:type="spellEnd"/>
-      <w:r>
-        <w:rPr>
-          <w:rStyle w:val="u3Char"/>
-          <w:rFonts w:ascii="Times New Roman" w:hAnsi="Times New Roman" w:cs="Times New Roman"/>
-          <w:color w:val="000000" w:themeColor="text1"/>
-          <w:lang w:val="vi-VN"/>
-        </w:rPr>
-        <w:t xml:space="preserve"> (</w:t>
-      </w:r>
-      <w:proofErr w:type="spellStart"/>
-      <w:r>
-        <w:rPr>
-          <w:rStyle w:val="u3Char"/>
-          <w:rFonts w:ascii="Times New Roman" w:hAnsi="Times New Roman" w:cs="Times New Roman"/>
-          <w:color w:val="000000" w:themeColor="text1"/>
-          <w:lang w:val="vi-VN"/>
-        </w:rPr>
-        <w:t>Container</w:t>
-      </w:r>
-      <w:proofErr w:type="spellEnd"/>
-      <w:r>
-        <w:rPr>
-          <w:rStyle w:val="u3Char"/>
-          <w:rFonts w:ascii="Times New Roman" w:hAnsi="Times New Roman" w:cs="Times New Roman"/>
-          <w:color w:val="000000" w:themeColor="text1"/>
-          <w:lang w:val="vi-VN"/>
-        </w:rPr>
-        <w:t xml:space="preserve"> EOF </w:t>
-      </w:r>
-      <w:proofErr w:type="spellStart"/>
-      <w:r>
-        <w:rPr>
-          <w:rStyle w:val="u3Char"/>
-          <w:rFonts w:ascii="Times New Roman" w:hAnsi="Times New Roman" w:cs="Times New Roman"/>
-          <w:color w:val="000000" w:themeColor="text1"/>
-          <w:lang w:val="vi-VN"/>
-        </w:rPr>
-        <w:t>Reconnection</w:t>
-      </w:r>
-      <w:proofErr w:type="spellEnd"/>
-      <w:r>
-        <w:rPr>
-          <w:rStyle w:val="u3Char"/>
-          <w:rFonts w:ascii="Times New Roman" w:hAnsi="Times New Roman" w:cs="Times New Roman"/>
-          <w:color w:val="000000" w:themeColor="text1"/>
-          <w:lang w:val="vi-VN"/>
-        </w:rPr>
-        <w:t xml:space="preserve"> </w:t>
-      </w:r>
-      <w:proofErr w:type="spellStart"/>
-      <w:r>
-        <w:rPr>
-          <w:rStyle w:val="u3Char"/>
-          <w:rFonts w:ascii="Times New Roman" w:hAnsi="Times New Roman" w:cs="Times New Roman"/>
-          <w:color w:val="000000" w:themeColor="text1"/>
-          <w:lang w:val="vi-VN"/>
-        </w:rPr>
-        <w:t>Loop</w:t>
-      </w:r>
-      <w:proofErr w:type="spellEnd"/>
-      <w:r>
-        <w:rPr>
-          <w:rStyle w:val="u3Char"/>
-          <w:rFonts w:ascii="Times New Roman" w:hAnsi="Times New Roman" w:cs="Times New Roman"/>
-          <w:color w:val="000000" w:themeColor="text1"/>
-          <w:lang w:val="vi-VN"/>
-        </w:rPr>
-        <w:t>):</w:t>
-      </w:r>
-      <w:bookmarkEnd w:id="39"/>
-      <w:r>
-        <w:rPr>
-          <w:rFonts w:cs="Times New Roman"/>
+        <w:spacing w:before="80" w:after="240"/>
+        <w:jc w:val="center"/>
+      </w:pPr>
+      <w:r>
+        <w:rPr>
+          <w:rFonts w:ascii="Times New Roman" w:hAnsi="Times New Roman"/>
           <w:b/>
-          <w:color w:val="000000" w:themeColor="text1"/>
-          <w:szCs w:val="26"/>
-          <w:lang w:val="vi-VN"/>
-        </w:rPr>
-        <w:t xml:space="preserve"> </w:t>
-      </w:r>
-      <w:r>
-        <w:rPr>
-          <w:rFonts w:cs="Times New Roman"/>
-          <w:color w:val="000000" w:themeColor="text1"/>
-          <w:szCs w:val="26"/>
-          <w:lang w:val="vi-VN"/>
-        </w:rPr>
-        <w:t>Quá trình đọc luồng log sự kiện từ Docker Engine được thực hiện thông qua giao tiếp Unix Domain Socket (`/var/run/docker.sock`) sử dụng API `</w:t>
-      </w:r>
-      <w:proofErr w:type="spellStart"/>
-      <w:r>
-        <w:rPr>
-          <w:rFonts w:cs="Times New Roman"/>
-          <w:color w:val="000000" w:themeColor="text1"/>
-          <w:szCs w:val="26"/>
-          <w:lang w:val="vi-VN"/>
-        </w:rPr>
-        <w:t>Docker.DotNet</w:t>
-      </w:r>
-      <w:proofErr w:type="spellEnd"/>
-      <w:r>
-        <w:rPr>
-          <w:rFonts w:cs="Times New Roman"/>
-          <w:color w:val="000000" w:themeColor="text1"/>
-          <w:szCs w:val="26"/>
-          <w:lang w:val="vi-VN"/>
-        </w:rPr>
-        <w:t>`.</w:t>
-      </w:r>
-    </w:p>
-    <w:p>
-      <w:pPr>
-        <w:ind w:firstLine="576"/>
-        <w:rPr>
-          <w:lang w:val="vi-VN"/>
-        </w:rPr>
-      </w:pPr>
-      <w:r>
-        <w:rPr>
-          <w:b/>
+          <w:i/>
           <w:color w:val="003366"/>
-          <w:lang w:val="vi-VN"/>
-        </w:rPr>
-        <w:t>4.1.4. Lập trình REST API /</w:t>
-      </w:r>
-      <w:proofErr w:type="spellStart"/>
-      <w:r>
-        <w:rPr>
-          <w:b/>
-          <w:color w:val="003366"/>
-          <w:lang w:val="vi-VN"/>
-        </w:rPr>
-        <w:t>api</w:t>
-      </w:r>
-      <w:proofErr w:type="spellEnd"/>
-      <w:r>
-        <w:rPr>
-          <w:b/>
-          <w:color w:val="003366"/>
-          <w:lang w:val="vi-VN"/>
-        </w:rPr>
-        <w:t>/</w:t>
-      </w:r>
-      <w:proofErr w:type="spellStart"/>
-      <w:r>
-        <w:rPr>
-          <w:b/>
-          <w:color w:val="003366"/>
-          <w:lang w:val="vi-VN"/>
-        </w:rPr>
-        <w:t>siem</w:t>
-      </w:r>
-      <w:proofErr w:type="spellEnd"/>
-      <w:r>
-        <w:rPr>
-          <w:b/>
-          <w:color w:val="003366"/>
-          <w:lang w:val="vi-VN"/>
-        </w:rPr>
-        <w:t>/</w:t>
-      </w:r>
-      <w:proofErr w:type="spellStart"/>
-      <w:r>
-        <w:rPr>
-          <w:b/>
-          <w:color w:val="003366"/>
-          <w:lang w:val="vi-VN"/>
-        </w:rPr>
-        <w:t>cef-logs</w:t>
-      </w:r>
-      <w:proofErr w:type="spellEnd"/>
-      <w:r>
-        <w:rPr>
-          <w:b/>
-          <w:color w:val="003366"/>
-          <w:lang w:val="vi-VN"/>
-        </w:rPr>
-        <w:t xml:space="preserve"> Xuất Nhật ký An ninh Chuẩn hóa cho Trung tâm SOC: </w:t>
-      </w:r>
-      <w:r>
-        <w:rPr>
-          <w:lang w:val="vi-VN"/>
-        </w:rPr>
-        <w:t>REST API `/</w:t>
-      </w:r>
-      <w:proofErr w:type="spellStart"/>
-      <w:r>
-        <w:rPr>
-          <w:lang w:val="vi-VN"/>
-        </w:rPr>
-        <w:t>api</w:t>
-      </w:r>
-      <w:proofErr w:type="spellEnd"/>
-      <w:r>
-        <w:rPr>
-          <w:lang w:val="vi-VN"/>
-        </w:rPr>
-        <w:t>/</w:t>
-      </w:r>
-      <w:proofErr w:type="spellStart"/>
-      <w:r>
-        <w:rPr>
-          <w:lang w:val="vi-VN"/>
-        </w:rPr>
-        <w:t>siem</w:t>
-      </w:r>
-      <w:proofErr w:type="spellEnd"/>
-      <w:r>
-        <w:rPr>
-          <w:lang w:val="vi-VN"/>
-        </w:rPr>
-        <w:t>/</w:t>
-      </w:r>
-      <w:proofErr w:type="spellStart"/>
-      <w:r>
-        <w:rPr>
-          <w:lang w:val="vi-VN"/>
-        </w:rPr>
-        <w:t>cef-logs</w:t>
-      </w:r>
-      <w:proofErr w:type="spellEnd"/>
-      <w:r>
-        <w:rPr>
-          <w:lang w:val="vi-VN"/>
-        </w:rPr>
-        <w:t>` tại `</w:t>
-      </w:r>
-      <w:proofErr w:type="spellStart"/>
-      <w:r>
-        <w:rPr>
-          <w:lang w:val="vi-VN"/>
-        </w:rPr>
-        <w:t>monitor-module</w:t>
-      </w:r>
-      <w:proofErr w:type="spellEnd"/>
-      <w:r>
-        <w:rPr>
-          <w:lang w:val="vi-VN"/>
-        </w:rPr>
-        <w:t>` cung cấp giao diện chuẩn hóa xuất nhật ký an ninh cho các Trung tâm SOC Doanh nghiệp.</w:t>
-      </w:r>
-      <w:r>
-        <w:rPr>
-          <w:lang w:val="vi-VN"/>
-        </w:rPr>
-        <w:br/>
-      </w:r>
-      <w:r>
-        <w:rPr>
-          <w:lang w:val="vi-VN"/>
-        </w:rPr>
-        <w:br/>
-        <w:t>Phương thức HTTP GET `/</w:t>
-      </w:r>
-      <w:proofErr w:type="spellStart"/>
-      <w:r>
-        <w:rPr>
-          <w:lang w:val="vi-VN"/>
-        </w:rPr>
-        <w:t>api</w:t>
-      </w:r>
-      <w:proofErr w:type="spellEnd"/>
-      <w:r>
-        <w:rPr>
-          <w:lang w:val="vi-VN"/>
-        </w:rPr>
-        <w:t>/</w:t>
-      </w:r>
-      <w:proofErr w:type="spellStart"/>
-      <w:r>
-        <w:rPr>
-          <w:lang w:val="vi-VN"/>
-        </w:rPr>
-        <w:t>siem</w:t>
-      </w:r>
-      <w:proofErr w:type="spellEnd"/>
-      <w:r>
-        <w:rPr>
-          <w:lang w:val="vi-VN"/>
-        </w:rPr>
-        <w:t>/</w:t>
-      </w:r>
-      <w:proofErr w:type="spellStart"/>
-      <w:r>
-        <w:rPr>
-          <w:lang w:val="vi-VN"/>
-        </w:rPr>
-        <w:t>cef-logs?page</w:t>
-      </w:r>
-      <w:proofErr w:type="spellEnd"/>
-      <w:r>
-        <w:rPr>
-          <w:lang w:val="vi-VN"/>
-        </w:rPr>
-        <w:t>=1&amp;pageSize=100` thực thi quy trình:</w:t>
-      </w:r>
-      <w:r>
-        <w:rPr>
-          <w:lang w:val="vi-VN"/>
-        </w:rPr>
-        <w:br/>
-        <w:t xml:space="preserve">1. Truy vấn các bản ghi nhật ký sự kiện mã độc từ CSDL </w:t>
-      </w:r>
-      <w:proofErr w:type="spellStart"/>
-      <w:r>
-        <w:rPr>
-          <w:lang w:val="vi-VN"/>
-        </w:rPr>
-        <w:t>SQLite</w:t>
-      </w:r>
-      <w:proofErr w:type="spellEnd"/>
-      <w:r>
-        <w:rPr>
-          <w:lang w:val="vi-VN"/>
-        </w:rPr>
-        <w:t xml:space="preserve"> (`</w:t>
-      </w:r>
-      <w:proofErr w:type="spellStart"/>
-      <w:r>
-        <w:rPr>
-          <w:lang w:val="vi-VN"/>
-        </w:rPr>
-        <w:t>Logs</w:t>
-      </w:r>
-      <w:proofErr w:type="spellEnd"/>
-      <w:r>
-        <w:rPr>
-          <w:lang w:val="vi-VN"/>
-        </w:rPr>
-        <w:t xml:space="preserve">` </w:t>
-      </w:r>
-      <w:proofErr w:type="spellStart"/>
-      <w:r>
-        <w:rPr>
-          <w:lang w:val="vi-VN"/>
-        </w:rPr>
-        <w:t>table</w:t>
-      </w:r>
-      <w:proofErr w:type="spellEnd"/>
-      <w:r>
-        <w:rPr>
-          <w:lang w:val="vi-VN"/>
-        </w:rPr>
-        <w:t>).</w:t>
-      </w:r>
-      <w:r>
-        <w:rPr>
-          <w:lang w:val="vi-VN"/>
-        </w:rPr>
-        <w:br/>
-        <w:t xml:space="preserve">2. Duyệt qua từng bản ghi và định dạng thành chuỗi CEF chuẩn </w:t>
-      </w:r>
-      <w:proofErr w:type="spellStart"/>
-      <w:r>
-        <w:rPr>
-          <w:lang w:val="vi-VN"/>
-        </w:rPr>
-        <w:t>ArcSight</w:t>
-      </w:r>
-      <w:proofErr w:type="spellEnd"/>
-      <w:r>
-        <w:rPr>
-          <w:lang w:val="vi-VN"/>
-        </w:rPr>
-        <w:t>: `CEF:0|VHU-ATTT|AI-WAF-Shield|1.0|{</w:t>
-      </w:r>
-      <w:proofErr w:type="spellStart"/>
-      <w:r>
-        <w:rPr>
-          <w:lang w:val="vi-VN"/>
-        </w:rPr>
-        <w:t>AttackType</w:t>
-      </w:r>
-      <w:proofErr w:type="spellEnd"/>
-      <w:r>
-        <w:rPr>
-          <w:lang w:val="vi-VN"/>
-        </w:rPr>
-        <w:t>}|{</w:t>
-      </w:r>
-      <w:proofErr w:type="spellStart"/>
-      <w:r>
-        <w:rPr>
-          <w:lang w:val="vi-VN"/>
-        </w:rPr>
-        <w:t>AttackType</w:t>
-      </w:r>
-      <w:proofErr w:type="spellEnd"/>
-      <w:r>
-        <w:rPr>
-          <w:lang w:val="vi-VN"/>
-        </w:rPr>
-        <w:t xml:space="preserve">} </w:t>
-      </w:r>
-      <w:proofErr w:type="spellStart"/>
-      <w:r>
-        <w:rPr>
-          <w:lang w:val="vi-VN"/>
-        </w:rPr>
-        <w:t>Attack</w:t>
-      </w:r>
-      <w:proofErr w:type="spellEnd"/>
-      <w:r>
-        <w:rPr>
-          <w:lang w:val="vi-VN"/>
-        </w:rPr>
-        <w:t xml:space="preserve"> Detected|8|src={</w:t>
-      </w:r>
-      <w:proofErr w:type="spellStart"/>
-      <w:r>
-        <w:rPr>
-          <w:lang w:val="vi-VN"/>
-        </w:rPr>
-        <w:t>ClientIp</w:t>
-      </w:r>
-      <w:proofErr w:type="spellEnd"/>
-      <w:r>
-        <w:rPr>
-          <w:lang w:val="vi-VN"/>
-        </w:rPr>
-        <w:t xml:space="preserve">} </w:t>
-      </w:r>
-      <w:proofErr w:type="spellStart"/>
-      <w:r>
-        <w:rPr>
-          <w:lang w:val="vi-VN"/>
-        </w:rPr>
-        <w:t>request</w:t>
-      </w:r>
-      <w:proofErr w:type="spellEnd"/>
-      <w:r>
-        <w:rPr>
-          <w:lang w:val="vi-VN"/>
-        </w:rPr>
-        <w:t>={</w:t>
-      </w:r>
-      <w:proofErr w:type="spellStart"/>
-      <w:r>
-        <w:rPr>
-          <w:lang w:val="vi-VN"/>
-        </w:rPr>
-        <w:t>Uri</w:t>
-      </w:r>
-      <w:proofErr w:type="spellEnd"/>
-      <w:r>
-        <w:rPr>
-          <w:lang w:val="vi-VN"/>
-        </w:rPr>
-        <w:t xml:space="preserve">} </w:t>
-      </w:r>
-      <w:proofErr w:type="spellStart"/>
-      <w:r>
-        <w:rPr>
-          <w:lang w:val="vi-VN"/>
-        </w:rPr>
-        <w:t>act</w:t>
-      </w:r>
-      <w:proofErr w:type="spellEnd"/>
-      <w:r>
-        <w:rPr>
-          <w:lang w:val="vi-VN"/>
-        </w:rPr>
-        <w:t>={</w:t>
-      </w:r>
-      <w:proofErr w:type="spellStart"/>
-      <w:r>
-        <w:rPr>
-          <w:lang w:val="vi-VN"/>
-        </w:rPr>
-        <w:t>IsBlocked</w:t>
-      </w:r>
-      <w:proofErr w:type="spellEnd"/>
-      <w:r>
-        <w:rPr>
-          <w:lang w:val="vi-VN"/>
-        </w:rPr>
-        <w:t>}`.</w:t>
-      </w:r>
-      <w:r>
-        <w:rPr>
-          <w:lang w:val="vi-VN"/>
-        </w:rPr>
-        <w:br/>
-        <w:t>3. Áp dụng kỹ thuật phân trang (</w:t>
-      </w:r>
-      <w:proofErr w:type="spellStart"/>
-      <w:r>
-        <w:rPr>
-          <w:lang w:val="vi-VN"/>
-        </w:rPr>
-        <w:t>Pagination</w:t>
-      </w:r>
-      <w:proofErr w:type="spellEnd"/>
-      <w:r>
-        <w:rPr>
-          <w:lang w:val="vi-VN"/>
-        </w:rPr>
-        <w:t xml:space="preserve">) và bộ nhớ đệm HTTP </w:t>
-      </w:r>
-      <w:proofErr w:type="spellStart"/>
-      <w:r>
-        <w:rPr>
-          <w:lang w:val="vi-VN"/>
-        </w:rPr>
-        <w:t>Caching</w:t>
-      </w:r>
-      <w:proofErr w:type="spellEnd"/>
-      <w:r>
-        <w:rPr>
-          <w:lang w:val="vi-VN"/>
-        </w:rPr>
-        <w:t xml:space="preserve">, trả về kết quả dưới dạng JSON </w:t>
-      </w:r>
-      <w:proofErr w:type="spellStart"/>
-      <w:r>
-        <w:rPr>
-          <w:lang w:val="vi-VN"/>
-        </w:rPr>
-        <w:t>Array</w:t>
-      </w:r>
-      <w:proofErr w:type="spellEnd"/>
-      <w:r>
-        <w:rPr>
-          <w:lang w:val="vi-VN"/>
-        </w:rPr>
-        <w:t xml:space="preserve"> chứa danh sách các chuỗi CEF mã hóa. Giải pháp này cho phép các công cụ SIEM như </w:t>
-      </w:r>
-      <w:proofErr w:type="spellStart"/>
-      <w:r>
-        <w:rPr>
-          <w:lang w:val="vi-VN"/>
-        </w:rPr>
-        <w:t>Logstash</w:t>
-      </w:r>
-      <w:proofErr w:type="spellEnd"/>
-      <w:r>
-        <w:rPr>
-          <w:lang w:val="vi-VN"/>
-        </w:rPr>
-        <w:t xml:space="preserve"> (trong ELK </w:t>
-      </w:r>
-      <w:proofErr w:type="spellStart"/>
-      <w:r>
-        <w:rPr>
-          <w:lang w:val="vi-VN"/>
-        </w:rPr>
-        <w:t>Stack</w:t>
-      </w:r>
-      <w:proofErr w:type="spellEnd"/>
-      <w:r>
-        <w:rPr>
-          <w:lang w:val="vi-VN"/>
-        </w:rPr>
-        <w:t xml:space="preserve">) hoặc </w:t>
-      </w:r>
-      <w:proofErr w:type="spellStart"/>
-      <w:r>
-        <w:rPr>
-          <w:lang w:val="vi-VN"/>
-        </w:rPr>
-        <w:t>Fluentd</w:t>
-      </w:r>
-      <w:proofErr w:type="spellEnd"/>
-      <w:r>
-        <w:rPr>
-          <w:lang w:val="vi-VN"/>
-        </w:rPr>
-        <w:t xml:space="preserve"> định kỳ gọi API kéo </w:t>
-      </w:r>
-      <w:proofErr w:type="spellStart"/>
-      <w:r>
-        <w:rPr>
-          <w:lang w:val="vi-VN"/>
-        </w:rPr>
-        <w:t>log</w:t>
-      </w:r>
-      <w:proofErr w:type="spellEnd"/>
-      <w:r>
-        <w:rPr>
-          <w:lang w:val="vi-VN"/>
-        </w:rPr>
-        <w:t xml:space="preserve"> về lưu trữ tập trung hoàn toàn tự động.</w:t>
+          <w:sz w:val="22"/>
+        </w:rPr>
+        <w:t>Hình 4.1: Giao diện Bảng điều khiển Giám sát An ninh Dashboard trực quan hóa dữ liệu thời gian thực</w:t>
       </w:r>
     </w:p>
     <w:p>
@@ -21996,161 +20465,680 @@
     </w:p>
     <w:p>
       <w:pPr>
-        <w:spacing w:before="80" w:after="240"/>
-        <w:jc w:val="center"/>
-      </w:pPr>
-      <w:r>
-        <w:rPr>
-          <w:rFonts w:ascii="Times New Roman" w:hAnsi="Times New Roman"/>
+        <w:ind w:firstLine="576"/>
+        <w:jc w:val="both"/>
+        <w:rPr>
+          <w:rFonts w:cs="Times New Roman"/>
+          <w:color w:val="000000" w:themeColor="text1"/>
+          <w:szCs w:val="26"/>
+          <w:lang w:val="vi-VN"/>
+        </w:rPr>
+      </w:pPr>
+      <w:bookmarkStart w:id="39" w:name="_Toc237388860"/>
+      <w:r>
+        <w:rPr>
+          <w:rStyle w:val="u3Char"/>
+          <w:rFonts w:ascii="Times New Roman" w:hAnsi="Times New Roman" w:cs="Times New Roman"/>
+          <w:color w:val="000000" w:themeColor="text1"/>
+          <w:lang w:val="vi-VN"/>
+        </w:rPr>
+        <w:t xml:space="preserve">4.1.5. Giải pháp Xử lý Tự động Kết nối lại Luồng </w:t>
+      </w:r>
+      <w:proofErr w:type="spellStart"/>
+      <w:r>
+        <w:rPr>
+          <w:rStyle w:val="u3Char"/>
+          <w:rFonts w:ascii="Times New Roman" w:hAnsi="Times New Roman" w:cs="Times New Roman"/>
+          <w:color w:val="000000" w:themeColor="text1"/>
+          <w:lang w:val="vi-VN"/>
+        </w:rPr>
+        <w:t>Log</w:t>
+      </w:r>
+      <w:proofErr w:type="spellEnd"/>
+      <w:r>
+        <w:rPr>
+          <w:rStyle w:val="u3Char"/>
+          <w:rFonts w:ascii="Times New Roman" w:hAnsi="Times New Roman" w:cs="Times New Roman"/>
+          <w:color w:val="000000" w:themeColor="text1"/>
+          <w:lang w:val="vi-VN"/>
+        </w:rPr>
+        <w:t xml:space="preserve"> </w:t>
+      </w:r>
+      <w:proofErr w:type="spellStart"/>
+      <w:r>
+        <w:rPr>
+          <w:rStyle w:val="u3Char"/>
+          <w:rFonts w:ascii="Times New Roman" w:hAnsi="Times New Roman" w:cs="Times New Roman"/>
+          <w:color w:val="000000" w:themeColor="text1"/>
+          <w:lang w:val="vi-VN"/>
+        </w:rPr>
+        <w:t>Docker</w:t>
+      </w:r>
+      <w:proofErr w:type="spellEnd"/>
+      <w:r>
+        <w:rPr>
+          <w:rStyle w:val="u3Char"/>
+          <w:rFonts w:ascii="Times New Roman" w:hAnsi="Times New Roman" w:cs="Times New Roman"/>
+          <w:color w:val="000000" w:themeColor="text1"/>
+          <w:lang w:val="vi-VN"/>
+        </w:rPr>
+        <w:t xml:space="preserve"> </w:t>
+      </w:r>
+      <w:proofErr w:type="spellStart"/>
+      <w:r>
+        <w:rPr>
+          <w:rStyle w:val="u3Char"/>
+          <w:rFonts w:ascii="Times New Roman" w:hAnsi="Times New Roman" w:cs="Times New Roman"/>
+          <w:color w:val="000000" w:themeColor="text1"/>
+          <w:lang w:val="vi-VN"/>
+        </w:rPr>
+        <w:t>Socket</w:t>
+      </w:r>
+      <w:proofErr w:type="spellEnd"/>
+      <w:r>
+        <w:rPr>
+          <w:rStyle w:val="u3Char"/>
+          <w:rFonts w:ascii="Times New Roman" w:hAnsi="Times New Roman" w:cs="Times New Roman"/>
+          <w:color w:val="000000" w:themeColor="text1"/>
+          <w:lang w:val="vi-VN"/>
+        </w:rPr>
+        <w:t xml:space="preserve"> (</w:t>
+      </w:r>
+      <w:proofErr w:type="spellStart"/>
+      <w:r>
+        <w:rPr>
+          <w:rStyle w:val="u3Char"/>
+          <w:rFonts w:ascii="Times New Roman" w:hAnsi="Times New Roman" w:cs="Times New Roman"/>
+          <w:color w:val="000000" w:themeColor="text1"/>
+          <w:lang w:val="vi-VN"/>
+        </w:rPr>
+        <w:t>Container</w:t>
+      </w:r>
+      <w:proofErr w:type="spellEnd"/>
+      <w:r>
+        <w:rPr>
+          <w:rStyle w:val="u3Char"/>
+          <w:rFonts w:ascii="Times New Roman" w:hAnsi="Times New Roman" w:cs="Times New Roman"/>
+          <w:color w:val="000000" w:themeColor="text1"/>
+          <w:lang w:val="vi-VN"/>
+        </w:rPr>
+        <w:t xml:space="preserve"> EOF </w:t>
+      </w:r>
+      <w:proofErr w:type="spellStart"/>
+      <w:r>
+        <w:rPr>
+          <w:rStyle w:val="u3Char"/>
+          <w:rFonts w:ascii="Times New Roman" w:hAnsi="Times New Roman" w:cs="Times New Roman"/>
+          <w:color w:val="000000" w:themeColor="text1"/>
+          <w:lang w:val="vi-VN"/>
+        </w:rPr>
+        <w:t>Reconnection</w:t>
+      </w:r>
+      <w:proofErr w:type="spellEnd"/>
+      <w:r>
+        <w:rPr>
+          <w:rStyle w:val="u3Char"/>
+          <w:rFonts w:ascii="Times New Roman" w:hAnsi="Times New Roman" w:cs="Times New Roman"/>
+          <w:color w:val="000000" w:themeColor="text1"/>
+          <w:lang w:val="vi-VN"/>
+        </w:rPr>
+        <w:t xml:space="preserve"> </w:t>
+      </w:r>
+      <w:proofErr w:type="spellStart"/>
+      <w:r>
+        <w:rPr>
+          <w:rStyle w:val="u3Char"/>
+          <w:rFonts w:ascii="Times New Roman" w:hAnsi="Times New Roman" w:cs="Times New Roman"/>
+          <w:color w:val="000000" w:themeColor="text1"/>
+          <w:lang w:val="vi-VN"/>
+        </w:rPr>
+        <w:t>Loop</w:t>
+      </w:r>
+      <w:proofErr w:type="spellEnd"/>
+      <w:r>
+        <w:rPr>
+          <w:rStyle w:val="u3Char"/>
+          <w:rFonts w:ascii="Times New Roman" w:hAnsi="Times New Roman" w:cs="Times New Roman"/>
+          <w:color w:val="000000" w:themeColor="text1"/>
+          <w:lang w:val="vi-VN"/>
+        </w:rPr>
+        <w:t>):</w:t>
+      </w:r>
+      <w:bookmarkEnd w:id="39"/>
+      <w:r>
+        <w:rPr>
+          <w:rFonts w:cs="Times New Roman"/>
           <w:b/>
-          <w:i/>
-          <w:color w:val="003366"/>
-          <w:sz w:val="22"/>
-        </w:rPr>
-        <w:t>Hình 4.1: Giao diện Bảng điều khiển Giám sát An ninh Dashboard trực quan hóa dữ liệu thời gian thực</w:t>
+          <w:color w:val="000000" w:themeColor="text1"/>
+          <w:szCs w:val="26"/>
+          <w:lang w:val="vi-VN"/>
+        </w:rPr>
+        <w:t xml:space="preserve"> </w:t>
+      </w:r>
+      <w:r>
+        <w:rPr>
+          <w:rFonts w:cs="Times New Roman"/>
+          <w:color w:val="000000" w:themeColor="text1"/>
+          <w:szCs w:val="26"/>
+          <w:lang w:val="vi-VN"/>
+        </w:rPr>
+        <w:t>Quá trình đọc luồng log sự kiện từ Docker Engine được thực hiện thông qua giao tiếp Unix Domain Socket (`/var/run/docker.sock`) sử dụng API `</w:t>
+      </w:r>
+      <w:proofErr w:type="spellStart"/>
+      <w:r>
+        <w:rPr>
+          <w:rFonts w:cs="Times New Roman"/>
+          <w:color w:val="000000" w:themeColor="text1"/>
+          <w:szCs w:val="26"/>
+          <w:lang w:val="vi-VN"/>
+        </w:rPr>
+        <w:t>Docker.DotNet</w:t>
+      </w:r>
+      <w:proofErr w:type="spellEnd"/>
+      <w:r>
+        <w:rPr>
+          <w:rFonts w:cs="Times New Roman"/>
+          <w:color w:val="000000" w:themeColor="text1"/>
+          <w:szCs w:val="26"/>
+          <w:lang w:val="vi-VN"/>
+        </w:rPr>
+        <w:t>`.</w:t>
       </w:r>
     </w:p>
     <w:p>
       <w:pPr>
         <w:ind w:firstLine="576"/>
-        <w:jc w:val="both"/>
-        <w:rPr>
-          <w:rFonts w:cs="Times New Roman"/>
-          <w:color w:val="000000" w:themeColor="text1"/>
-          <w:szCs w:val="26"/>
-          <w:lang w:val="vi-VN"/>
-        </w:rPr>
-      </w:pPr>
-      <w:r>
-        <w:rPr>
-          <w:rFonts w:cs="Times New Roman"/>
-          <w:color w:val="000000" w:themeColor="text1"/>
-          <w:szCs w:val="26"/>
-          <w:lang w:val="vi-VN"/>
-        </w:rPr>
-        <w:t>Một thách thức kỹ thuật lớn trong môi trường Container là khi container ứng dụng (`secure-app`) bị khởi động lại (Restart/Recreate), Docker Engine sẽ ngắt kết nối luồng log stream cũ và trả về tín hiệu EOF (End of File). Để xử lý vấn đề này, vòng lặp `MonitorAppLogsLoopAsync` được lập trình với cơ chế Tự động kết nối lại (Automatic Reconnection Loop):</w:t>
+        <w:rPr>
+          <w:lang w:val="vi-VN"/>
+        </w:rPr>
+      </w:pPr>
+      <w:r>
+        <w:rPr>
+          <w:b/>
+          <w:color w:val="003366"/>
+          <w:lang w:val="vi-VN"/>
+        </w:rPr>
+        <w:t>4.1.6. Lập trình REST API /</w:t>
+      </w:r>
+      <w:proofErr w:type="spellStart"/>
+      <w:r>
+        <w:rPr>
+          <w:b/>
+          <w:color w:val="003366"/>
+          <w:lang w:val="vi-VN"/>
+        </w:rPr>
+        <w:t>api</w:t>
+      </w:r>
+      <w:proofErr w:type="spellEnd"/>
+      <w:r>
+        <w:rPr>
+          <w:b/>
+          <w:color w:val="003366"/>
+          <w:lang w:val="vi-VN"/>
+        </w:rPr>
+        <w:t>/</w:t>
+      </w:r>
+      <w:proofErr w:type="spellStart"/>
+      <w:r>
+        <w:rPr>
+          <w:b/>
+          <w:color w:val="003366"/>
+          <w:lang w:val="vi-VN"/>
+        </w:rPr>
+        <w:t>siem</w:t>
+      </w:r>
+      <w:proofErr w:type="spellEnd"/>
+      <w:r>
+        <w:rPr>
+          <w:b/>
+          <w:color w:val="003366"/>
+          <w:lang w:val="vi-VN"/>
+        </w:rPr>
+        <w:t>/</w:t>
+      </w:r>
+      <w:proofErr w:type="spellStart"/>
+      <w:r>
+        <w:rPr>
+          <w:b/>
+          <w:color w:val="003366"/>
+          <w:lang w:val="vi-VN"/>
+        </w:rPr>
+        <w:t>cef-logs</w:t>
+      </w:r>
+      <w:proofErr w:type="spellEnd"/>
+      <w:r>
+        <w:rPr>
+          <w:b/>
+          <w:color w:val="003366"/>
+          <w:lang w:val="vi-VN"/>
+        </w:rPr>
+        <w:t xml:space="preserve"> Xuất Nhật ký An ninh Chuẩn hóa cho Trung tâm SOC: </w:t>
+      </w:r>
+      <w:r>
+        <w:rPr>
+          <w:lang w:val="vi-VN"/>
+        </w:rPr>
+        <w:t>REST API `/</w:t>
+      </w:r>
+      <w:proofErr w:type="spellStart"/>
+      <w:r>
+        <w:rPr>
+          <w:lang w:val="vi-VN"/>
+        </w:rPr>
+        <w:t>api</w:t>
+      </w:r>
+      <w:proofErr w:type="spellEnd"/>
+      <w:r>
+        <w:rPr>
+          <w:lang w:val="vi-VN"/>
+        </w:rPr>
+        <w:t>/</w:t>
+      </w:r>
+      <w:proofErr w:type="spellStart"/>
+      <w:r>
+        <w:rPr>
+          <w:lang w:val="vi-VN"/>
+        </w:rPr>
+        <w:t>siem</w:t>
+      </w:r>
+      <w:proofErr w:type="spellEnd"/>
+      <w:r>
+        <w:rPr>
+          <w:lang w:val="vi-VN"/>
+        </w:rPr>
+        <w:t>/</w:t>
+      </w:r>
+      <w:proofErr w:type="spellStart"/>
+      <w:r>
+        <w:rPr>
+          <w:lang w:val="vi-VN"/>
+        </w:rPr>
+        <w:t>cef-logs</w:t>
+      </w:r>
+      <w:proofErr w:type="spellEnd"/>
+      <w:r>
+        <w:rPr>
+          <w:lang w:val="vi-VN"/>
+        </w:rPr>
+        <w:t>` tại `</w:t>
+      </w:r>
+      <w:proofErr w:type="spellStart"/>
+      <w:r>
+        <w:rPr>
+          <w:lang w:val="vi-VN"/>
+        </w:rPr>
+        <w:t>monitor-module</w:t>
+      </w:r>
+      <w:proofErr w:type="spellEnd"/>
+      <w:r>
+        <w:rPr>
+          <w:lang w:val="vi-VN"/>
+        </w:rPr>
+        <w:t>` cung cấp giao diện chuẩn hóa xuất nhật ký an ninh cho các Trung tâm SOC Doanh nghiệp.</w:t>
+      </w:r>
+      <w:r>
+        <w:rPr>
+          <w:lang w:val="vi-VN"/>
+        </w:rPr>
+        <w:br/>
+      </w:r>
+      <w:r>
+        <w:rPr>
+          <w:lang w:val="vi-VN"/>
+        </w:rPr>
+        <w:br/>
+        <w:t>Phương thức HTTP GET `/</w:t>
+      </w:r>
+      <w:proofErr w:type="spellStart"/>
+      <w:r>
+        <w:rPr>
+          <w:lang w:val="vi-VN"/>
+        </w:rPr>
+        <w:t>api</w:t>
+      </w:r>
+      <w:proofErr w:type="spellEnd"/>
+      <w:r>
+        <w:rPr>
+          <w:lang w:val="vi-VN"/>
+        </w:rPr>
+        <w:t>/</w:t>
+      </w:r>
+      <w:proofErr w:type="spellStart"/>
+      <w:r>
+        <w:rPr>
+          <w:lang w:val="vi-VN"/>
+        </w:rPr>
+        <w:t>siem</w:t>
+      </w:r>
+      <w:proofErr w:type="spellEnd"/>
+      <w:r>
+        <w:rPr>
+          <w:lang w:val="vi-VN"/>
+        </w:rPr>
+        <w:t>/</w:t>
+      </w:r>
+      <w:proofErr w:type="spellStart"/>
+      <w:r>
+        <w:rPr>
+          <w:lang w:val="vi-VN"/>
+        </w:rPr>
+        <w:t>cef-logs?page</w:t>
+      </w:r>
+      <w:proofErr w:type="spellEnd"/>
+      <w:r>
+        <w:rPr>
+          <w:lang w:val="vi-VN"/>
+        </w:rPr>
+        <w:t>=1&amp;pageSize=100` thực thi quy trình:</w:t>
+      </w:r>
+      <w:r>
+        <w:rPr>
+          <w:lang w:val="vi-VN"/>
+        </w:rPr>
+        <w:br/>
+        <w:t xml:space="preserve">1. Truy vấn các bản ghi nhật ký sự kiện mã độc từ CSDL </w:t>
+      </w:r>
+      <w:proofErr w:type="spellStart"/>
+      <w:r>
+        <w:rPr>
+          <w:lang w:val="vi-VN"/>
+        </w:rPr>
+        <w:t>SQLite</w:t>
+      </w:r>
+      <w:proofErr w:type="spellEnd"/>
+      <w:r>
+        <w:rPr>
+          <w:lang w:val="vi-VN"/>
+        </w:rPr>
+        <w:t xml:space="preserve"> (`</w:t>
+      </w:r>
+      <w:proofErr w:type="spellStart"/>
+      <w:r>
+        <w:rPr>
+          <w:lang w:val="vi-VN"/>
+        </w:rPr>
+        <w:t>Logs</w:t>
+      </w:r>
+      <w:proofErr w:type="spellEnd"/>
+      <w:r>
+        <w:rPr>
+          <w:lang w:val="vi-VN"/>
+        </w:rPr>
+        <w:t xml:space="preserve">` </w:t>
+      </w:r>
+      <w:proofErr w:type="spellStart"/>
+      <w:r>
+        <w:rPr>
+          <w:lang w:val="vi-VN"/>
+        </w:rPr>
+        <w:t>table</w:t>
+      </w:r>
+      <w:proofErr w:type="spellEnd"/>
+      <w:r>
+        <w:rPr>
+          <w:lang w:val="vi-VN"/>
+        </w:rPr>
+        <w:t>).</w:t>
+      </w:r>
+      <w:r>
+        <w:rPr>
+          <w:lang w:val="vi-VN"/>
+        </w:rPr>
+        <w:br/>
+        <w:t xml:space="preserve">2. Duyệt qua từng bản ghi và định dạng thành chuỗi CEF chuẩn </w:t>
+      </w:r>
+      <w:proofErr w:type="spellStart"/>
+      <w:r>
+        <w:rPr>
+          <w:lang w:val="vi-VN"/>
+        </w:rPr>
+        <w:t>ArcSight</w:t>
+      </w:r>
+      <w:proofErr w:type="spellEnd"/>
+      <w:r>
+        <w:rPr>
+          <w:lang w:val="vi-VN"/>
+        </w:rPr>
+        <w:t>: `CEF:0|VHU-ATTT|AI-WAF-Shield|1.0|{</w:t>
+      </w:r>
+      <w:proofErr w:type="spellStart"/>
+      <w:r>
+        <w:rPr>
+          <w:lang w:val="vi-VN"/>
+        </w:rPr>
+        <w:t>AttackType</w:t>
+      </w:r>
+      <w:proofErr w:type="spellEnd"/>
+      <w:r>
+        <w:rPr>
+          <w:lang w:val="vi-VN"/>
+        </w:rPr>
+        <w:t>}|{</w:t>
+      </w:r>
+      <w:proofErr w:type="spellStart"/>
+      <w:r>
+        <w:rPr>
+          <w:lang w:val="vi-VN"/>
+        </w:rPr>
+        <w:t>AttackType</w:t>
+      </w:r>
+      <w:proofErr w:type="spellEnd"/>
+      <w:r>
+        <w:rPr>
+          <w:lang w:val="vi-VN"/>
+        </w:rPr>
+        <w:t xml:space="preserve">} </w:t>
+      </w:r>
+      <w:proofErr w:type="spellStart"/>
+      <w:r>
+        <w:rPr>
+          <w:lang w:val="vi-VN"/>
+        </w:rPr>
+        <w:t>Attack</w:t>
+      </w:r>
+      <w:proofErr w:type="spellEnd"/>
+      <w:r>
+        <w:rPr>
+          <w:lang w:val="vi-VN"/>
+        </w:rPr>
+        <w:t xml:space="preserve"> Detected|8|src={</w:t>
+      </w:r>
+      <w:proofErr w:type="spellStart"/>
+      <w:r>
+        <w:rPr>
+          <w:lang w:val="vi-VN"/>
+        </w:rPr>
+        <w:t>ClientIp</w:t>
+      </w:r>
+      <w:proofErr w:type="spellEnd"/>
+      <w:r>
+        <w:rPr>
+          <w:lang w:val="vi-VN"/>
+        </w:rPr>
+        <w:t xml:space="preserve">} </w:t>
+      </w:r>
+      <w:proofErr w:type="spellStart"/>
+      <w:r>
+        <w:rPr>
+          <w:lang w:val="vi-VN"/>
+        </w:rPr>
+        <w:t>request</w:t>
+      </w:r>
+      <w:proofErr w:type="spellEnd"/>
+      <w:r>
+        <w:rPr>
+          <w:lang w:val="vi-VN"/>
+        </w:rPr>
+        <w:t>={</w:t>
+      </w:r>
+      <w:proofErr w:type="spellStart"/>
+      <w:r>
+        <w:rPr>
+          <w:lang w:val="vi-VN"/>
+        </w:rPr>
+        <w:t>Uri</w:t>
+      </w:r>
+      <w:proofErr w:type="spellEnd"/>
+      <w:r>
+        <w:rPr>
+          <w:lang w:val="vi-VN"/>
+        </w:rPr>
+        <w:t xml:space="preserve">} </w:t>
+      </w:r>
+      <w:proofErr w:type="spellStart"/>
+      <w:r>
+        <w:rPr>
+          <w:lang w:val="vi-VN"/>
+        </w:rPr>
+        <w:t>act</w:t>
+      </w:r>
+      <w:proofErr w:type="spellEnd"/>
+      <w:r>
+        <w:rPr>
+          <w:lang w:val="vi-VN"/>
+        </w:rPr>
+        <w:t>={</w:t>
+      </w:r>
+      <w:proofErr w:type="spellStart"/>
+      <w:r>
+        <w:rPr>
+          <w:lang w:val="vi-VN"/>
+        </w:rPr>
+        <w:t>IsBlocked</w:t>
+      </w:r>
+      <w:proofErr w:type="spellEnd"/>
+      <w:r>
+        <w:rPr>
+          <w:lang w:val="vi-VN"/>
+        </w:rPr>
+        <w:t>}`.</w:t>
+      </w:r>
+      <w:r>
+        <w:rPr>
+          <w:lang w:val="vi-VN"/>
+        </w:rPr>
+        <w:br/>
+        <w:t>3. Áp dụng kỹ thuật phân trang (</w:t>
+      </w:r>
+      <w:proofErr w:type="spellStart"/>
+      <w:r>
+        <w:rPr>
+          <w:lang w:val="vi-VN"/>
+        </w:rPr>
+        <w:t>Pagination</w:t>
+      </w:r>
+      <w:proofErr w:type="spellEnd"/>
+      <w:r>
+        <w:rPr>
+          <w:lang w:val="vi-VN"/>
+        </w:rPr>
+        <w:t xml:space="preserve">) và bộ nhớ đệm HTTP </w:t>
+      </w:r>
+      <w:proofErr w:type="spellStart"/>
+      <w:r>
+        <w:rPr>
+          <w:lang w:val="vi-VN"/>
+        </w:rPr>
+        <w:t>Caching</w:t>
+      </w:r>
+      <w:proofErr w:type="spellEnd"/>
+      <w:r>
+        <w:rPr>
+          <w:lang w:val="vi-VN"/>
+        </w:rPr>
+        <w:t xml:space="preserve">, trả về kết quả dưới dạng JSON </w:t>
+      </w:r>
+      <w:proofErr w:type="spellStart"/>
+      <w:r>
+        <w:rPr>
+          <w:lang w:val="vi-VN"/>
+        </w:rPr>
+        <w:t>Array</w:t>
+      </w:r>
+      <w:proofErr w:type="spellEnd"/>
+      <w:r>
+        <w:rPr>
+          <w:lang w:val="vi-VN"/>
+        </w:rPr>
+        <w:t xml:space="preserve"> chứa danh sách các chuỗi CEF mã hóa. Giải pháp này cho phép các công cụ SIEM như </w:t>
+      </w:r>
+      <w:proofErr w:type="spellStart"/>
+      <w:r>
+        <w:rPr>
+          <w:lang w:val="vi-VN"/>
+        </w:rPr>
+        <w:t>Logstash</w:t>
+      </w:r>
+      <w:proofErr w:type="spellEnd"/>
+      <w:r>
+        <w:rPr>
+          <w:lang w:val="vi-VN"/>
+        </w:rPr>
+        <w:t xml:space="preserve"> (trong ELK </w:t>
+      </w:r>
+      <w:proofErr w:type="spellStart"/>
+      <w:r>
+        <w:rPr>
+          <w:lang w:val="vi-VN"/>
+        </w:rPr>
+        <w:t>Stack</w:t>
+      </w:r>
+      <w:proofErr w:type="spellEnd"/>
+      <w:r>
+        <w:rPr>
+          <w:lang w:val="vi-VN"/>
+        </w:rPr>
+        <w:t xml:space="preserve">) hoặc </w:t>
+      </w:r>
+      <w:proofErr w:type="spellStart"/>
+      <w:r>
+        <w:rPr>
+          <w:lang w:val="vi-VN"/>
+        </w:rPr>
+        <w:t>Fluentd</w:t>
+      </w:r>
+      <w:proofErr w:type="spellEnd"/>
+      <w:r>
+        <w:rPr>
+          <w:lang w:val="vi-VN"/>
+        </w:rPr>
+        <w:t xml:space="preserve"> định kỳ gọi API kéo </w:t>
+      </w:r>
+      <w:proofErr w:type="spellStart"/>
+      <w:r>
+        <w:rPr>
+          <w:lang w:val="vi-VN"/>
+        </w:rPr>
+        <w:t>log</w:t>
+      </w:r>
+      <w:proofErr w:type="spellEnd"/>
+      <w:r>
+        <w:rPr>
+          <w:lang w:val="vi-VN"/>
+        </w:rPr>
+        <w:t xml:space="preserve"> về lưu trữ tập trung hoàn toàn tự động.</w:t>
       </w:r>
     </w:p>
     <w:p>
       <w:pPr>
-        <w:ind w:firstLine="576"/>
+        <w:pStyle w:val="u2"/>
         <w:jc w:val="both"/>
         <w:rPr>
-          <w:rFonts w:cs="Times New Roman"/>
-          <w:color w:val="000000" w:themeColor="text1"/>
-          <w:szCs w:val="26"/>
-          <w:lang w:val="vi-VN"/>
-        </w:rPr>
-      </w:pPr>
-      <w:r>
-        <w:rPr>
-          <w:rFonts w:cs="Times New Roman"/>
-          <w:color w:val="000000" w:themeColor="text1"/>
-          <w:szCs w:val="26"/>
-          <w:lang w:val="vi-VN"/>
-        </w:rPr>
-        <w:t>Khi nhận được EOF, hệ thống tự động reset ID container (`_appContainerId = string.Empty`), chờ 2 giây và gọi phương thức `ResolveContainerIdsAsync()` để tra cứu Hash ID mới của container từ Docker Socket, sau đó tự động đăng ký lại stream log mà không cần khởi động lại Module Monitor. Giải pháp này đảm bảo luồng giám sát an ninh hoạt động liên tục 24/7 không bị đứt gãy.</w:t>
-      </w:r>
-    </w:p>
-    <w:p>
-      <w:pPr>
-        <w:ind w:firstLine="576"/>
-        <w:jc w:val="both"/>
-        <w:rPr>
-          <w:rFonts w:cs="Times New Roman"/>
-          <w:color w:val="000000" w:themeColor="text1"/>
-          <w:szCs w:val="26"/>
-          <w:lang w:val="vi-VN"/>
-        </w:rPr>
-      </w:pPr>
-      <w:r>
-        <w:rPr>
-          <w:rFonts w:cs="Times New Roman"/>
-          <w:color w:val="000000" w:themeColor="text1"/>
-          <w:szCs w:val="26"/>
-          <w:lang w:val="vi-VN"/>
-        </w:rPr>
-        <w:t>Hệ thống tích hợp Telegram Bot API để gửi thông báo cảnh báo tức thời (dưới 2 giây) về điện thoại của Quản trị viên khi hệ thống ghi nhận các đòn tấn công bất thường.</w:t>
-      </w:r>
-    </w:p>
-    <w:p>
-      <w:pPr>
-        <w:ind w:firstLine="576"/>
-        <w:jc w:val="both"/>
-        <w:rPr>
-          <w:rFonts w:cs="Times New Roman"/>
-          <w:color w:val="000000" w:themeColor="text1"/>
-          <w:szCs w:val="26"/>
-          <w:lang w:val="vi-VN"/>
-        </w:rPr>
-      </w:pPr>
-      <w:r>
-        <w:rPr>
-          <w:rFonts w:cs="Times New Roman"/>
-          <w:noProof/>
-          <w:color w:val="000000" w:themeColor="text1"/>
-          <w:szCs w:val="26"/>
-          <w:lang w:val="vi-VN"/>
-        </w:rPr>
-        <w:lastRenderedPageBreak/>
-        <w:drawing>
-          <wp:inline distT="0" distB="0" distL="0" distR="0" wp14:anchorId="26AFA6AD" wp14:editId="305B7889">
-            <wp:extent cx="5943600" cy="4639310"/>
-            <wp:effectExtent l="0" t="0" r="0" b="8890"/>
-            <wp:docPr id="1096228518" name="Hình ảnh 1"/>
-            <wp:cNvGraphicFramePr>
-              <a:graphicFrameLocks xmlns:a="http://schemas.openxmlformats.org/drawingml/2006/main" noChangeAspect="1"/>
-            </wp:cNvGraphicFramePr>
-            <a:graphic xmlns:a="http://schemas.openxmlformats.org/drawingml/2006/main">
-              <a:graphicData uri="http://schemas.openxmlformats.org/drawingml/2006/picture">
-                <pic:pic xmlns:pic="http://schemas.openxmlformats.org/drawingml/2006/picture">
-                  <pic:nvPicPr>
-                    <pic:cNvPr id="1096228518" name=""/>
-                    <pic:cNvPicPr/>
-                  </pic:nvPicPr>
-                  <pic:blipFill>
-                    <a:blip r:embed="rId26"/>
-                    <a:stretch>
-                      <a:fillRect/>
-                    </a:stretch>
-                  </pic:blipFill>
-                  <pic:spPr>
-                    <a:xfrm>
-                      <a:off x="0" y="0"/>
-                      <a:ext cx="5943600" cy="4639310"/>
-                    </a:xfrm>
-                    <a:prstGeom prst="rect">
-                      <a:avLst/>
-                    </a:prstGeom>
-                  </pic:spPr>
-                </pic:pic>
-              </a:graphicData>
-            </a:graphic>
-          </wp:inline>
-        </w:drawing>
-      </w:r>
-    </w:p>
-    <w:p>
-      <w:pPr>
-        <w:spacing w:before="80" w:after="240"/>
-        <w:jc w:val="center"/>
-        <w:rPr>
-          <w:rFonts w:cs="Times New Roman"/>
-          <w:color w:val="000000" w:themeColor="text1"/>
-          <w:szCs w:val="26"/>
-          <w:lang w:val="vi-VN"/>
-        </w:rPr>
-      </w:pPr>
-      <w:r>
-        <w:rPr>
-          <w:rFonts w:ascii="Times New Roman" w:hAnsi="Times New Roman"/>
-          <w:b/>
-          <w:i/>
-          <w:color w:val="003366"/>
-          <w:sz w:val="22"/>
-        </w:rPr>
-        <w:t>Hình 4.2: Biểu đồ trực quan hóa Chart.js thống kê phân bổ tỷ lệ loại tấn công và lịch sử tấn công</w:t>
-      </w:r>
+          <w:rFonts w:ascii="Times New Roman" w:hAnsi="Times New Roman" w:cs="Times New Roman"/>
+          <w:color w:val="000000" w:themeColor="text1"/>
+          <w:lang w:val="vi-VN"/>
+        </w:rPr>
+      </w:pPr>
+      <w:bookmarkStart w:id="38" w:name="_Toc237388859"/>
+      <w:r>
+        <w:rPr>
+          <w:rFonts w:ascii="Times New Roman" w:hAnsi="Times New Roman" w:cs="Times New Roman"/>
+          <w:color w:val="000000" w:themeColor="text1"/>
+          <w:lang w:val="vi-VN"/>
+        </w:rPr>
+        <w:t>4.2. Tích hợp cảnh báo và phản ứng nhanh qua Telegram Bot</w:t>
+      </w:r>
+      <w:bookmarkEnd w:id="38"/>
     </w:p>
     <w:p>
       <w:pPr>
@@ -22714,6 +21702,999 @@
     </w:p>
     <w:p>
       <w:pPr>
+        <w:ind w:firstLine="576"/>
+        <w:jc w:val="both"/>
+        <w:rPr>
+          <w:rFonts w:cs="Times New Roman"/>
+          <w:color w:val="000000" w:themeColor="text1"/>
+          <w:szCs w:val="26"/>
+          <w:lang w:val="vi-VN"/>
+        </w:rPr>
+      </w:pPr>
+      <w:r>
+        <w:rPr>
+          <w:rStyle w:val="u4Char"/>
+          <w:rFonts w:ascii="Times New Roman" w:hAnsi="Times New Roman" w:cs="Times New Roman"/>
+          <w:color w:val="000000" w:themeColor="text1"/>
+          <w:lang w:val="vi-VN"/>
+        </w:rPr>
+        <w:t xml:space="preserve">4.2.4. Tối ưu hóa Bộ nhớ đệm RAM </w:t>
+      </w:r>
+      <w:proofErr w:type="spellStart"/>
+      <w:r>
+        <w:rPr>
+          <w:rStyle w:val="u4Char"/>
+          <w:rFonts w:ascii="Times New Roman" w:hAnsi="Times New Roman" w:cs="Times New Roman"/>
+          <w:color w:val="000000" w:themeColor="text1"/>
+          <w:lang w:val="vi-VN"/>
+        </w:rPr>
+        <w:t>LogCache</w:t>
+      </w:r>
+      <w:proofErr w:type="spellEnd"/>
+      <w:r>
+        <w:rPr>
+          <w:rStyle w:val="u4Char"/>
+          <w:rFonts w:ascii="Times New Roman" w:hAnsi="Times New Roman" w:cs="Times New Roman"/>
+          <w:color w:val="000000" w:themeColor="text1"/>
+          <w:lang w:val="vi-VN"/>
+        </w:rPr>
+        <w:t xml:space="preserve"> (</w:t>
+      </w:r>
+      <w:proofErr w:type="spellStart"/>
+      <w:r>
+        <w:rPr>
+          <w:rStyle w:val="u4Char"/>
+          <w:rFonts w:ascii="Times New Roman" w:hAnsi="Times New Roman" w:cs="Times New Roman"/>
+          <w:color w:val="000000" w:themeColor="text1"/>
+          <w:lang w:val="vi-VN"/>
+        </w:rPr>
+        <w:t>ConcurrentQueue</w:t>
+      </w:r>
+      <w:proofErr w:type="spellEnd"/>
+      <w:r>
+        <w:rPr>
+          <w:rStyle w:val="u4Char"/>
+          <w:rFonts w:ascii="Times New Roman" w:hAnsi="Times New Roman" w:cs="Times New Roman"/>
+          <w:color w:val="000000" w:themeColor="text1"/>
+          <w:lang w:val="vi-VN"/>
+        </w:rPr>
+        <w:t xml:space="preserve">) nâng cao tốc độ phản hồi </w:t>
+      </w:r>
+      <w:proofErr w:type="spellStart"/>
+      <w:r>
+        <w:rPr>
+          <w:rStyle w:val="u4Char"/>
+          <w:rFonts w:ascii="Times New Roman" w:hAnsi="Times New Roman" w:cs="Times New Roman"/>
+          <w:color w:val="000000" w:themeColor="text1"/>
+          <w:lang w:val="vi-VN"/>
+        </w:rPr>
+        <w:t>Dashboard</w:t>
+      </w:r>
+      <w:proofErr w:type="spellEnd"/>
+      <w:r>
+        <w:rPr>
+          <w:rStyle w:val="u4Char"/>
+          <w:rFonts w:ascii="Times New Roman" w:hAnsi="Times New Roman" w:cs="Times New Roman"/>
+          <w:color w:val="000000" w:themeColor="text1"/>
+          <w:lang w:val="vi-VN"/>
+        </w:rPr>
+        <w:t>:</w:t>
+      </w:r>
+      <w:r>
+        <w:rPr>
+          <w:rFonts w:cs="Times New Roman"/>
+          <w:color w:val="000000" w:themeColor="text1"/>
+          <w:szCs w:val="26"/>
+          <w:lang w:val="vi-VN"/>
+        </w:rPr>
+        <w:t xml:space="preserve"> </w:t>
+      </w:r>
+      <w:r>
+        <w:rPr>
+          <w:rFonts w:cs="Times New Roman"/>
+          <w:color w:val="000000" w:themeColor="text1"/>
+          <w:szCs w:val="26"/>
+          <w:lang w:val="vi-VN"/>
+        </w:rPr>
+        <w:t xml:space="preserve">Để đạt được thời gian phản hồi API Dashboard dưới 0.1ms và không gây nghẽn I/O Cơ sở dữ liệu, Module Monitor phát triển lớp bộ nhớ đệm </w:t>
+      </w:r>
+      <w:r>
+        <w:rPr>
+          <w:rFonts w:cs="Times New Roman"/>
+          <w:color w:val="000000" w:themeColor="text1"/>
+          <w:szCs w:val="26"/>
+          <w:lang w:val="vi-VN"/>
+        </w:rPr>
+        <w:lastRenderedPageBreak/>
+        <w:t>`LogCache` dựa trên cấu trúc dữ liệu an toàn đa luồng `</w:t>
+      </w:r>
+      <w:proofErr w:type="spellStart"/>
+      <w:r>
+        <w:rPr>
+          <w:rFonts w:cs="Times New Roman"/>
+          <w:color w:val="000000" w:themeColor="text1"/>
+          <w:szCs w:val="26"/>
+          <w:lang w:val="vi-VN"/>
+        </w:rPr>
+        <w:t>ConcurrentQueue</w:t>
+      </w:r>
+      <w:proofErr w:type="spellEnd"/>
+      <w:r>
+        <w:rPr>
+          <w:rFonts w:cs="Times New Roman"/>
+          <w:color w:val="000000" w:themeColor="text1"/>
+          <w:szCs w:val="26"/>
+          <w:lang w:val="vi-VN"/>
+        </w:rPr>
+        <w:t>&lt;</w:t>
+      </w:r>
+      <w:proofErr w:type="spellStart"/>
+      <w:r>
+        <w:rPr>
+          <w:rFonts w:cs="Times New Roman"/>
+          <w:color w:val="000000" w:themeColor="text1"/>
+          <w:szCs w:val="26"/>
+          <w:lang w:val="vi-VN"/>
+        </w:rPr>
+        <w:t>LogEntry</w:t>
+      </w:r>
+      <w:proofErr w:type="spellEnd"/>
+      <w:r>
+        <w:rPr>
+          <w:rFonts w:cs="Times New Roman"/>
+          <w:color w:val="000000" w:themeColor="text1"/>
+          <w:szCs w:val="26"/>
+          <w:lang w:val="vi-VN"/>
+        </w:rPr>
+        <w:t>&gt;` lưu trên RAM.</w:t>
+      </w:r>
+    </w:p>
+    <w:p>
+      <w:pPr>
+        <w:ind w:firstLine="576"/>
+        <w:rPr>
+          <w:lang w:val="vi-VN"/>
+        </w:rPr>
+      </w:pPr>
+      <w:r>
+        <w:rPr>
+          <w:b/>
+          <w:color w:val="003366"/>
+          <w:lang w:val="vi-VN"/>
+        </w:rPr>
+        <w:t xml:space="preserve">4.2.5. Tích hợp Định vị </w:t>
+      </w:r>
+      <w:proofErr w:type="spellStart"/>
+      <w:r>
+        <w:rPr>
+          <w:b/>
+          <w:color w:val="003366"/>
+          <w:lang w:val="vi-VN"/>
+        </w:rPr>
+        <w:t>Vị</w:t>
+      </w:r>
+      <w:proofErr w:type="spellEnd"/>
+      <w:r>
+        <w:rPr>
+          <w:b/>
+          <w:color w:val="003366"/>
+          <w:lang w:val="vi-VN"/>
+        </w:rPr>
+        <w:t xml:space="preserve"> trí Địa lý </w:t>
+      </w:r>
+      <w:proofErr w:type="spellStart"/>
+      <w:r>
+        <w:rPr>
+          <w:b/>
+          <w:color w:val="003366"/>
+          <w:lang w:val="vi-VN"/>
+        </w:rPr>
+        <w:t>GeoIP</w:t>
+      </w:r>
+      <w:proofErr w:type="spellEnd"/>
+      <w:r>
+        <w:rPr>
+          <w:b/>
+          <w:color w:val="003366"/>
+          <w:lang w:val="vi-VN"/>
+        </w:rPr>
+        <w:t xml:space="preserve"> </w:t>
+      </w:r>
+      <w:proofErr w:type="spellStart"/>
+      <w:r>
+        <w:rPr>
+          <w:b/>
+          <w:color w:val="003366"/>
+          <w:lang w:val="vi-VN"/>
+        </w:rPr>
+        <w:t>Tracking</w:t>
+      </w:r>
+      <w:proofErr w:type="spellEnd"/>
+      <w:r>
+        <w:rPr>
+          <w:b/>
+          <w:color w:val="003366"/>
+          <w:lang w:val="vi-VN"/>
+        </w:rPr>
+        <w:t xml:space="preserve"> &amp; Trực quan hóa Nguồn gốc Tấn công: </w:t>
+      </w:r>
+      <w:r>
+        <w:rPr>
+          <w:lang w:val="vi-VN"/>
+        </w:rPr>
+        <w:t xml:space="preserve">Tính năng định vị quốc gia </w:t>
+      </w:r>
+      <w:proofErr w:type="spellStart"/>
+      <w:r>
+        <w:rPr>
+          <w:lang w:val="vi-VN"/>
+        </w:rPr>
+        <w:t>GeoIP</w:t>
+      </w:r>
+      <w:proofErr w:type="spellEnd"/>
+      <w:r>
+        <w:rPr>
+          <w:lang w:val="vi-VN"/>
+        </w:rPr>
+        <w:t xml:space="preserve"> </w:t>
+      </w:r>
+      <w:proofErr w:type="spellStart"/>
+      <w:r>
+        <w:rPr>
+          <w:lang w:val="vi-VN"/>
+        </w:rPr>
+        <w:t>Tracking</w:t>
+      </w:r>
+      <w:proofErr w:type="spellEnd"/>
+      <w:r>
+        <w:rPr>
+          <w:lang w:val="vi-VN"/>
+        </w:rPr>
+        <w:t xml:space="preserve"> tích hợp thư viện `MaxMind.GeoIP2` / </w:t>
+      </w:r>
+      <w:proofErr w:type="spellStart"/>
+      <w:r>
+        <w:rPr>
+          <w:lang w:val="vi-VN"/>
+        </w:rPr>
+        <w:t>GeoIP</w:t>
+      </w:r>
+      <w:proofErr w:type="spellEnd"/>
+      <w:r>
+        <w:rPr>
+          <w:lang w:val="vi-VN"/>
+        </w:rPr>
+        <w:t xml:space="preserve"> API trích xuất vị trí địa lý của địa chỉ IP tấn công.</w:t>
+      </w:r>
+      <w:r>
+        <w:rPr>
+          <w:lang w:val="vi-VN"/>
+        </w:rPr>
+        <w:br/>
+      </w:r>
+      <w:r>
+        <w:rPr>
+          <w:lang w:val="vi-VN"/>
+        </w:rPr>
+        <w:br/>
+        <w:t xml:space="preserve">Mỗi khi WAF </w:t>
+      </w:r>
+      <w:proofErr w:type="spellStart"/>
+      <w:r>
+        <w:rPr>
+          <w:lang w:val="vi-VN"/>
+        </w:rPr>
+        <w:t>Middleware</w:t>
+      </w:r>
+      <w:proofErr w:type="spellEnd"/>
+      <w:r>
+        <w:rPr>
+          <w:lang w:val="vi-VN"/>
+        </w:rPr>
+        <w:t xml:space="preserve"> ghi nhận một truy vấn độc hại, địa chỉ `</w:t>
+      </w:r>
+      <w:proofErr w:type="spellStart"/>
+      <w:r>
+        <w:rPr>
+          <w:lang w:val="vi-VN"/>
+        </w:rPr>
+        <w:t>ClientIp</w:t>
+      </w:r>
+      <w:proofErr w:type="spellEnd"/>
+      <w:r>
+        <w:rPr>
+          <w:lang w:val="vi-VN"/>
+        </w:rPr>
+        <w:t xml:space="preserve">` được gửi tới bộ tra cứu </w:t>
+      </w:r>
+      <w:proofErr w:type="spellStart"/>
+      <w:r>
+        <w:rPr>
+          <w:lang w:val="vi-VN"/>
+        </w:rPr>
+        <w:t>GeoIP</w:t>
+      </w:r>
+      <w:proofErr w:type="spellEnd"/>
+      <w:r>
+        <w:rPr>
+          <w:lang w:val="vi-VN"/>
+        </w:rPr>
+        <w:t xml:space="preserve"> </w:t>
+      </w:r>
+      <w:proofErr w:type="spellStart"/>
+      <w:r>
+        <w:rPr>
+          <w:lang w:val="vi-VN"/>
+        </w:rPr>
+        <w:t>Database</w:t>
+      </w:r>
+      <w:proofErr w:type="spellEnd"/>
+      <w:r>
+        <w:rPr>
+          <w:lang w:val="vi-VN"/>
+        </w:rPr>
+        <w:t>. Hệ thống trích xuất mã quốc gia ISO (ví dụ `VN` - Việt Nam, `US` - Mỹ, `CN` - Trung Quốc), tên quốc gia đầy đủ và biểu tượng lá cờ quốc gia (</w:t>
+      </w:r>
+      <w:proofErr w:type="spellStart"/>
+      <w:r>
+        <w:rPr>
+          <w:lang w:val="vi-VN"/>
+        </w:rPr>
+        <w:t>Flag</w:t>
+      </w:r>
+      <w:proofErr w:type="spellEnd"/>
+      <w:r>
+        <w:rPr>
+          <w:lang w:val="vi-VN"/>
+        </w:rPr>
+        <w:t xml:space="preserve"> </w:t>
+      </w:r>
+      <w:proofErr w:type="spellStart"/>
+      <w:r>
+        <w:rPr>
+          <w:lang w:val="vi-VN"/>
+        </w:rPr>
+        <w:t>Emoji</w:t>
+      </w:r>
+      <w:proofErr w:type="spellEnd"/>
+      <w:r>
+        <w:rPr>
+          <w:lang w:val="vi-VN"/>
+        </w:rPr>
+        <w:t xml:space="preserve">). Thông tin </w:t>
+      </w:r>
+      <w:proofErr w:type="spellStart"/>
+      <w:r>
+        <w:rPr>
+          <w:lang w:val="vi-VN"/>
+        </w:rPr>
+        <w:t>GeoIP</w:t>
+      </w:r>
+      <w:proofErr w:type="spellEnd"/>
+      <w:r>
+        <w:rPr>
+          <w:lang w:val="vi-VN"/>
+        </w:rPr>
+        <w:t xml:space="preserve"> được nhúng trực tiếp vào tin nhắn cảnh báo đỏ gửi về </w:t>
+      </w:r>
+      <w:proofErr w:type="spellStart"/>
+      <w:r>
+        <w:rPr>
+          <w:lang w:val="vi-VN"/>
+        </w:rPr>
+        <w:t>Telegram</w:t>
+      </w:r>
+      <w:proofErr w:type="spellEnd"/>
+      <w:r>
+        <w:rPr>
+          <w:lang w:val="vi-VN"/>
+        </w:rPr>
+        <w:t xml:space="preserve"> </w:t>
+      </w:r>
+      <w:proofErr w:type="spellStart"/>
+      <w:r>
+        <w:rPr>
+          <w:lang w:val="vi-VN"/>
+        </w:rPr>
+        <w:t>Bot</w:t>
+      </w:r>
+      <w:proofErr w:type="spellEnd"/>
+      <w:r>
+        <w:rPr>
+          <w:lang w:val="vi-VN"/>
+        </w:rPr>
+        <w:t xml:space="preserve"> và hiển thị trực quan trên giao diện </w:t>
+      </w:r>
+      <w:proofErr w:type="spellStart"/>
+      <w:r>
+        <w:rPr>
+          <w:lang w:val="vi-VN"/>
+        </w:rPr>
+        <w:t>Dashboard</w:t>
+      </w:r>
+      <w:proofErr w:type="spellEnd"/>
+      <w:r>
+        <w:rPr>
+          <w:lang w:val="vi-VN"/>
+        </w:rPr>
+        <w:t>, giúp Quản trị viên an ninh lập tức nhận biết nguồn gốc địa lý của các chiến dịch tấn công càn quét mạng.</w:t>
+      </w:r>
+    </w:p>
+    <w:p>
+      <w:pPr>
+        <w:ind w:firstLine="576"/>
+        <w:rPr>
+          <w:lang w:val="vi-VN"/>
+        </w:rPr>
+      </w:pPr>
+      <w:r>
+        <w:rPr>
+          <w:b/>
+          <w:color w:val="003366"/>
+          <w:lang w:val="vi-VN"/>
+        </w:rPr>
+        <w:t xml:space="preserve">4.2.6. Phân tích Kiến trúc Lập trình Điều khiển Từ xa </w:t>
+      </w:r>
+      <w:proofErr w:type="spellStart"/>
+      <w:r>
+        <w:rPr>
+          <w:b/>
+          <w:color w:val="003366"/>
+          <w:lang w:val="vi-VN"/>
+        </w:rPr>
+        <w:t>Telegram</w:t>
+      </w:r>
+      <w:proofErr w:type="spellEnd"/>
+      <w:r>
+        <w:rPr>
+          <w:b/>
+          <w:color w:val="003366"/>
+          <w:lang w:val="vi-VN"/>
+        </w:rPr>
+        <w:t xml:space="preserve"> </w:t>
+      </w:r>
+      <w:proofErr w:type="spellStart"/>
+      <w:r>
+        <w:rPr>
+          <w:b/>
+          <w:color w:val="003366"/>
+          <w:lang w:val="vi-VN"/>
+        </w:rPr>
+        <w:t>Bot</w:t>
+      </w:r>
+      <w:proofErr w:type="spellEnd"/>
+      <w:r>
+        <w:rPr>
+          <w:b/>
+          <w:color w:val="003366"/>
+          <w:lang w:val="vi-VN"/>
+        </w:rPr>
+        <w:t xml:space="preserve"> Long </w:t>
+      </w:r>
+      <w:proofErr w:type="spellStart"/>
+      <w:r>
+        <w:rPr>
+          <w:b/>
+          <w:color w:val="003366"/>
+          <w:lang w:val="vi-VN"/>
+        </w:rPr>
+        <w:t>Polling</w:t>
+      </w:r>
+      <w:proofErr w:type="spellEnd"/>
+      <w:r>
+        <w:rPr>
+          <w:b/>
+          <w:color w:val="003366"/>
+          <w:lang w:val="vi-VN"/>
+        </w:rPr>
+        <w:t xml:space="preserve"> &amp; </w:t>
+      </w:r>
+      <w:proofErr w:type="spellStart"/>
+      <w:r>
+        <w:rPr>
+          <w:b/>
+          <w:color w:val="003366"/>
+          <w:lang w:val="vi-VN"/>
+        </w:rPr>
+        <w:t>Command</w:t>
+      </w:r>
+      <w:proofErr w:type="spellEnd"/>
+      <w:r>
+        <w:rPr>
+          <w:b/>
+          <w:color w:val="003366"/>
+          <w:lang w:val="vi-VN"/>
+        </w:rPr>
+        <w:t xml:space="preserve"> </w:t>
+      </w:r>
+      <w:proofErr w:type="spellStart"/>
+      <w:r>
+        <w:rPr>
+          <w:b/>
+          <w:color w:val="003366"/>
+          <w:lang w:val="vi-VN"/>
+        </w:rPr>
+        <w:t>Handlers</w:t>
+      </w:r>
+      <w:proofErr w:type="spellEnd"/>
+      <w:r>
+        <w:rPr>
+          <w:b/>
+          <w:color w:val="003366"/>
+          <w:lang w:val="vi-VN"/>
+        </w:rPr>
+        <w:t xml:space="preserve">: </w:t>
+      </w:r>
+      <w:r>
+        <w:rPr>
+          <w:lang w:val="vi-VN"/>
+        </w:rPr>
+        <w:t>Vòng lặp lắng nghe lệnh `</w:t>
+      </w:r>
+      <w:proofErr w:type="spellStart"/>
+      <w:r>
+        <w:rPr>
+          <w:lang w:val="vi-VN"/>
+        </w:rPr>
+        <w:t>MonitorTelegramCommandsLoopAsync</w:t>
+      </w:r>
+      <w:proofErr w:type="spellEnd"/>
+      <w:r>
+        <w:rPr>
+          <w:lang w:val="vi-VN"/>
+        </w:rPr>
+        <w:t>` tại `</w:t>
+      </w:r>
+      <w:proofErr w:type="spellStart"/>
+      <w:r>
+        <w:rPr>
+          <w:lang w:val="vi-VN"/>
+        </w:rPr>
+        <w:t>monitor-module</w:t>
+      </w:r>
+      <w:proofErr w:type="spellEnd"/>
+      <w:r>
+        <w:rPr>
+          <w:lang w:val="vi-VN"/>
+        </w:rPr>
+        <w:t xml:space="preserve">` vận hành dựa trên cơ chế </w:t>
+      </w:r>
+      <w:proofErr w:type="spellStart"/>
+      <w:r>
+        <w:rPr>
+          <w:lang w:val="vi-VN"/>
+        </w:rPr>
+        <w:t>Telegram</w:t>
+      </w:r>
+      <w:proofErr w:type="spellEnd"/>
+      <w:r>
+        <w:rPr>
+          <w:lang w:val="vi-VN"/>
+        </w:rPr>
+        <w:t xml:space="preserve"> </w:t>
+      </w:r>
+      <w:proofErr w:type="spellStart"/>
+      <w:r>
+        <w:rPr>
+          <w:lang w:val="vi-VN"/>
+        </w:rPr>
+        <w:t>Bot</w:t>
+      </w:r>
+      <w:proofErr w:type="spellEnd"/>
+      <w:r>
+        <w:rPr>
+          <w:lang w:val="vi-VN"/>
+        </w:rPr>
+        <w:t xml:space="preserve"> Long </w:t>
+      </w:r>
+      <w:proofErr w:type="spellStart"/>
+      <w:r>
+        <w:rPr>
+          <w:lang w:val="vi-VN"/>
+        </w:rPr>
+        <w:t>Polling</w:t>
+      </w:r>
+      <w:proofErr w:type="spellEnd"/>
+      <w:r>
+        <w:rPr>
+          <w:lang w:val="vi-VN"/>
+        </w:rPr>
+        <w:t xml:space="preserve"> API.</w:t>
+      </w:r>
+      <w:r>
+        <w:rPr>
+          <w:lang w:val="vi-VN"/>
+        </w:rPr>
+        <w:br/>
+      </w:r>
+      <w:r>
+        <w:rPr>
+          <w:lang w:val="vi-VN"/>
+        </w:rPr>
+        <w:br/>
+        <w:t>Hệ thống định kỳ gọi phương thức `</w:t>
+      </w:r>
+      <w:proofErr w:type="spellStart"/>
+      <w:r>
+        <w:rPr>
+          <w:lang w:val="vi-VN"/>
+        </w:rPr>
+        <w:t>GetUpdatesAsync</w:t>
+      </w:r>
+      <w:proofErr w:type="spellEnd"/>
+      <w:r>
+        <w:rPr>
+          <w:lang w:val="vi-VN"/>
+        </w:rPr>
+        <w:t xml:space="preserve">()` tới Server </w:t>
+      </w:r>
+      <w:proofErr w:type="spellStart"/>
+      <w:r>
+        <w:rPr>
+          <w:lang w:val="vi-VN"/>
+        </w:rPr>
+        <w:t>Telegram</w:t>
+      </w:r>
+      <w:proofErr w:type="spellEnd"/>
+      <w:r>
+        <w:rPr>
+          <w:lang w:val="vi-VN"/>
+        </w:rPr>
+        <w:t xml:space="preserve"> với khoảng thời gian chờ (</w:t>
+      </w:r>
+      <w:proofErr w:type="spellStart"/>
+      <w:r>
+        <w:rPr>
+          <w:lang w:val="vi-VN"/>
+        </w:rPr>
+        <w:t>Timeout</w:t>
+      </w:r>
+      <w:proofErr w:type="spellEnd"/>
+      <w:r>
+        <w:rPr>
+          <w:lang w:val="vi-VN"/>
+        </w:rPr>
+        <w:t xml:space="preserve"> = 30s). Khi Quản trị viên gửi tin nhắn từ điện thoại, </w:t>
+      </w:r>
+      <w:proofErr w:type="spellStart"/>
+      <w:r>
+        <w:rPr>
+          <w:lang w:val="vi-VN"/>
+        </w:rPr>
+        <w:t>Telegram</w:t>
+      </w:r>
+      <w:proofErr w:type="spellEnd"/>
+      <w:r>
+        <w:rPr>
+          <w:lang w:val="vi-VN"/>
+        </w:rPr>
+        <w:t xml:space="preserve"> Server lập tức trả về đối tượng `</w:t>
+      </w:r>
+      <w:proofErr w:type="spellStart"/>
+      <w:r>
+        <w:rPr>
+          <w:lang w:val="vi-VN"/>
+        </w:rPr>
+        <w:t>Update</w:t>
+      </w:r>
+      <w:proofErr w:type="spellEnd"/>
+      <w:r>
+        <w:rPr>
+          <w:lang w:val="vi-VN"/>
+        </w:rPr>
+        <w:t>`. Hệ thống phân tích cú pháp lệnh (</w:t>
+      </w:r>
+      <w:proofErr w:type="spellStart"/>
+      <w:r>
+        <w:rPr>
+          <w:lang w:val="vi-VN"/>
+        </w:rPr>
+        <w:t>Command</w:t>
+      </w:r>
+      <w:proofErr w:type="spellEnd"/>
+      <w:r>
+        <w:rPr>
+          <w:lang w:val="vi-VN"/>
+        </w:rPr>
+        <w:t xml:space="preserve"> </w:t>
+      </w:r>
+      <w:proofErr w:type="spellStart"/>
+      <w:r>
+        <w:rPr>
+          <w:lang w:val="vi-VN"/>
+        </w:rPr>
+        <w:t>Parsing</w:t>
+      </w:r>
+      <w:proofErr w:type="spellEnd"/>
+      <w:r>
+        <w:rPr>
+          <w:lang w:val="vi-VN"/>
+        </w:rPr>
+        <w:t>):</w:t>
+      </w:r>
+      <w:r>
+        <w:rPr>
+          <w:lang w:val="vi-VN"/>
+        </w:rPr>
+        <w:br/>
+        <w:t>- Lệnh `/</w:t>
+      </w:r>
+      <w:proofErr w:type="spellStart"/>
+      <w:r>
+        <w:rPr>
+          <w:lang w:val="vi-VN"/>
+        </w:rPr>
+        <w:t>start_web</w:t>
+      </w:r>
+      <w:proofErr w:type="spellEnd"/>
+      <w:r>
+        <w:rPr>
+          <w:lang w:val="vi-VN"/>
+        </w:rPr>
+        <w:t>`: Kích hoạt `</w:t>
+      </w:r>
+      <w:proofErr w:type="spellStart"/>
+      <w:r>
+        <w:rPr>
+          <w:lang w:val="vi-VN"/>
+        </w:rPr>
+        <w:t>DockerClient.Containers.RestartContainerAsync</w:t>
+      </w:r>
+      <w:proofErr w:type="spellEnd"/>
+      <w:r>
+        <w:rPr>
+          <w:lang w:val="vi-VN"/>
+        </w:rPr>
+        <w:t xml:space="preserve">()` để khởi động lại </w:t>
+      </w:r>
+      <w:proofErr w:type="spellStart"/>
+      <w:r>
+        <w:rPr>
+          <w:lang w:val="vi-VN"/>
+        </w:rPr>
+        <w:t>container</w:t>
+      </w:r>
+      <w:proofErr w:type="spellEnd"/>
+      <w:r>
+        <w:rPr>
+          <w:lang w:val="vi-VN"/>
+        </w:rPr>
+        <w:t xml:space="preserve"> ứng dụng.</w:t>
+      </w:r>
+      <w:r>
+        <w:rPr>
+          <w:lang w:val="vi-VN"/>
+        </w:rPr>
+        <w:br/>
+        <w:t>- Lệnh `/</w:t>
+      </w:r>
+      <w:proofErr w:type="spellStart"/>
+      <w:r>
+        <w:rPr>
+          <w:lang w:val="vi-VN"/>
+        </w:rPr>
+        <w:t>list_blocked</w:t>
+      </w:r>
+      <w:proofErr w:type="spellEnd"/>
+      <w:r>
+        <w:rPr>
+          <w:lang w:val="vi-VN"/>
+        </w:rPr>
+        <w:t>`: Trích xuất bảng `</w:t>
+      </w:r>
+      <w:proofErr w:type="spellStart"/>
+      <w:r>
+        <w:rPr>
+          <w:lang w:val="vi-VN"/>
+        </w:rPr>
+        <w:t>BlockedIps</w:t>
+      </w:r>
+      <w:proofErr w:type="spellEnd"/>
+      <w:r>
+        <w:rPr>
+          <w:lang w:val="vi-VN"/>
+        </w:rPr>
+        <w:t xml:space="preserve">` từ CSDL </w:t>
+      </w:r>
+      <w:proofErr w:type="spellStart"/>
+      <w:r>
+        <w:rPr>
+          <w:lang w:val="vi-VN"/>
+        </w:rPr>
+        <w:t>SQLite</w:t>
+      </w:r>
+      <w:proofErr w:type="spellEnd"/>
+      <w:r>
+        <w:rPr>
+          <w:lang w:val="vi-VN"/>
+        </w:rPr>
+        <w:t xml:space="preserve"> và định dạng thành tin nhắn danh sách IP khóa.</w:t>
+      </w:r>
+      <w:r>
+        <w:rPr>
+          <w:lang w:val="vi-VN"/>
+        </w:rPr>
+        <w:br/>
+        <w:t>- Lệnh `/</w:t>
+      </w:r>
+      <w:proofErr w:type="spellStart"/>
+      <w:r>
+        <w:rPr>
+          <w:lang w:val="vi-VN"/>
+        </w:rPr>
+        <w:t>unblock</w:t>
+      </w:r>
+      <w:proofErr w:type="spellEnd"/>
+      <w:r>
+        <w:rPr>
+          <w:lang w:val="vi-VN"/>
+        </w:rPr>
+        <w:t xml:space="preserve"> &lt;</w:t>
+      </w:r>
+      <w:proofErr w:type="spellStart"/>
+      <w:r>
+        <w:rPr>
+          <w:lang w:val="vi-VN"/>
+        </w:rPr>
+        <w:t>ip</w:t>
+      </w:r>
+      <w:proofErr w:type="spellEnd"/>
+      <w:r>
+        <w:rPr>
+          <w:lang w:val="vi-VN"/>
+        </w:rPr>
+        <w:t>&gt;`: Xóa IP khỏi bảng `</w:t>
+      </w:r>
+      <w:proofErr w:type="spellStart"/>
+      <w:r>
+        <w:rPr>
+          <w:lang w:val="vi-VN"/>
+        </w:rPr>
+        <w:t>BlockedIps</w:t>
+      </w:r>
+      <w:proofErr w:type="spellEnd"/>
+      <w:r>
+        <w:rPr>
+          <w:lang w:val="vi-VN"/>
+        </w:rPr>
+        <w:t xml:space="preserve">`, bắn thông điệp </w:t>
+      </w:r>
+      <w:proofErr w:type="spellStart"/>
+      <w:r>
+        <w:rPr>
+          <w:lang w:val="vi-VN"/>
+        </w:rPr>
+        <w:t>Pub</w:t>
+      </w:r>
+      <w:proofErr w:type="spellEnd"/>
+      <w:r>
+        <w:rPr>
+          <w:lang w:val="vi-VN"/>
+        </w:rPr>
+        <w:t>/</w:t>
+      </w:r>
+      <w:proofErr w:type="spellStart"/>
+      <w:r>
+        <w:rPr>
+          <w:lang w:val="vi-VN"/>
+        </w:rPr>
+        <w:t>Sub</w:t>
+      </w:r>
+      <w:proofErr w:type="spellEnd"/>
+      <w:r>
+        <w:rPr>
+          <w:lang w:val="vi-VN"/>
+        </w:rPr>
+        <w:t xml:space="preserve"> qua </w:t>
+      </w:r>
+      <w:proofErr w:type="spellStart"/>
+      <w:r>
+        <w:rPr>
+          <w:lang w:val="vi-VN"/>
+        </w:rPr>
+        <w:t>Redis</w:t>
+      </w:r>
+      <w:proofErr w:type="spellEnd"/>
+      <w:r>
+        <w:rPr>
+          <w:lang w:val="vi-VN"/>
+        </w:rPr>
+        <w:t xml:space="preserve"> để gỡ khóa IP trên toàn bộ cụm máy chủ.</w:t>
+      </w:r>
+      <w:r>
+        <w:rPr>
+          <w:lang w:val="vi-VN"/>
+        </w:rPr>
+        <w:br/>
+      </w:r>
+      <w:r>
+        <w:rPr>
+          <w:lang w:val="vi-VN"/>
+        </w:rPr>
+        <w:br/>
+        <w:t xml:space="preserve">Toàn bộ </w:t>
+      </w:r>
+      <w:proofErr w:type="spellStart"/>
+      <w:r>
+        <w:rPr>
+          <w:lang w:val="vi-VN"/>
+        </w:rPr>
+        <w:t>Telegram</w:t>
+      </w:r>
+      <w:proofErr w:type="spellEnd"/>
+      <w:r>
+        <w:rPr>
+          <w:lang w:val="vi-VN"/>
+        </w:rPr>
+        <w:t xml:space="preserve"> </w:t>
+      </w:r>
+      <w:proofErr w:type="spellStart"/>
+      <w:r>
+        <w:rPr>
+          <w:lang w:val="vi-VN"/>
+        </w:rPr>
+        <w:t>Bot</w:t>
+      </w:r>
+      <w:proofErr w:type="spellEnd"/>
+      <w:r>
+        <w:rPr>
+          <w:lang w:val="vi-VN"/>
+        </w:rPr>
+        <w:t xml:space="preserve"> </w:t>
+      </w:r>
+      <w:proofErr w:type="spellStart"/>
+      <w:r>
+        <w:rPr>
+          <w:lang w:val="vi-VN"/>
+        </w:rPr>
+        <w:t>Token</w:t>
+      </w:r>
+      <w:proofErr w:type="spellEnd"/>
+      <w:r>
+        <w:rPr>
+          <w:lang w:val="vi-VN"/>
+        </w:rPr>
+        <w:t xml:space="preserve"> được lưu trữ bảo mật trong biến môi trường `TELEGRAM_BOT_TOKEN`, không </w:t>
+      </w:r>
+      <w:proofErr w:type="spellStart"/>
+      <w:r>
+        <w:rPr>
+          <w:lang w:val="vi-VN"/>
+        </w:rPr>
+        <w:t>hard-code</w:t>
+      </w:r>
+      <w:proofErr w:type="spellEnd"/>
+      <w:r>
+        <w:rPr>
+          <w:lang w:val="vi-VN"/>
+        </w:rPr>
+        <w:t xml:space="preserve"> trong mã nguồn, đảm bảo an toàn tuyệt đối.</w:t>
+      </w:r>
+    </w:p>
+    <w:p>
+      <w:pPr>
+        <w:ind w:firstLine="576"/>
+        <w:jc w:val="both"/>
+        <w:rPr>
+          <w:rFonts w:cs="Times New Roman"/>
+          <w:color w:val="000000" w:themeColor="text1"/>
+          <w:szCs w:val="26"/>
+          <w:lang w:val="vi-VN"/>
+        </w:rPr>
+      </w:pPr>
+      <w:r>
+        <w:rPr>
+          <w:rFonts w:cs="Times New Roman"/>
+          <w:color w:val="000000" w:themeColor="text1"/>
+          <w:szCs w:val="26"/>
+          <w:lang w:val="vi-VN"/>
+        </w:rPr>
+        <w:lastRenderedPageBreak/>
+        <w:t>Mỗi khi có một log sự kiện mới từ Docker Socket hoặc WAF Middleware, log được đẩy vào `LogCache` (giới hạn tối đa 1.000 log gần nhất). Endpoint REST API `GET /api/logs` phục vụ dữ liệu cho Dashboard trực tiếp từ `LogCache` RAM theo thứ tự thời gian tăng dần (`OrderBy Timestamp`), giúp giao diện Terminal Web tự động cuộn xuống dòng mới nhất (Auto-scroll to bottom). Đồng thời, một tiến trình chạy ngầm (Background Worker) định kỳ đồng bộ các log nguy hiểm từ RAM xuống CSDL SQLite để lưu trữ bền vững (Persistence).</w:t>
+      </w:r>
+    </w:p>
+    <w:p>
+      <w:pPr>
         <w:pStyle w:val="u2"/>
         <w:jc w:val="both"/>
         <w:rPr>
@@ -22868,7 +22849,7 @@
           <w:color w:val="000000" w:themeColor="text1"/>
           <w:lang w:val="vi-VN"/>
         </w:rPr>
-        <w:t>5.2.2. Phân tích chi tiết Ma trận Nhầm lẫn (</w:t>
+        <w:t>5.2.1. Phân tích chi tiết Ma trận Nhầm lẫn (</w:t>
       </w:r>
       <w:proofErr w:type="spellStart"/>
       <w:r>
@@ -22941,7 +22922,7 @@
           <w:color w:val="003366"/>
           <w:lang w:val="vi-VN"/>
         </w:rPr>
-        <w:t>5.2.3. Chi tiết 4 Kịch bản Kiểm thử Tấn công Nâng cao bổ sung (</w:t>
+        <w:t>5.2.2. Chi tiết 4 Kịch bản Kiểm thử Tấn công Nâng cao bổ sung (</w:t>
       </w:r>
       <w:proofErr w:type="spellStart"/>
       <w:r>
@@ -23566,7 +23547,7 @@
         </w:rPr>
       </w:pPr>
       <w:r>
-        <w:t>5.3.6. Mô hình Đề xuất Tích hợp Giải pháp vào Quy trình DevSecOps CI/CD Pipeline Doanh nghiệp: Đề xuất mô hình tích hợp Giải pháp Bảo vệ vào Quy trình Phát triển phần mềm An toàn Enterprise DevSecOps CI/CD Pipeline:</w:t>
+        <w:t>5.3.1. Mô hình Đề xuất Tích hợp Giải pháp vào Quy trình DevSecOps CI/CD Pipeline Doanh nghiệp: Đề xuất mô hình tích hợp Giải pháp Bảo vệ vào Quy trình Phát triển phần mềm An toàn Enterprise DevSecOps CI/CD Pipeline:</w:t>
       </w:r>
     </w:p>
     <w:p>
@@ -23579,7 +23560,7 @@
           <w:color w:val="003366"/>
           <w:lang w:val="vi-VN"/>
         </w:rPr>
-        <w:t xml:space="preserve">5.3.10. Mô hình Tự động hóa </w:t>
+        <w:t xml:space="preserve">5.3.2. Mô hình Tự động hóa </w:t>
       </w:r>
       <w:proofErr w:type="spellStart"/>
       <w:r>
@@ -23843,7 +23824,7 @@
           <w:b/>
           <w:color w:val="003366"/>
         </w:rPr>
-        <w:t xml:space="preserve">5.3.11. Đánh giá Tính Tuân thủ Tiêu chuẩn Bảo mật Quốc tế Doanh nghiệp (ISO 27001, NIST SP 800-53 &amp; PCI-DSS v4.0): </w:t>
+        <w:t xml:space="preserve">5.3.3. Đánh giá Tính Tuân thủ Tiêu chuẩn Bảo mật Quốc tế Doanh nghiệp (ISO 27001, NIST SP 800-53 &amp; PCI-DSS v4.0): </w:t>
       </w:r>
       <w:r>
         <w:t>Đánh giá tính tuân thủ của Hệ thống Tường lửa AI WAF với 3 Bộ tiêu chuẩn Bảo mật Quốc tế Doanh nghiệp:</w:t>
@@ -23873,7 +23854,7 @@
           <w:b/>
           <w:color w:val="003366"/>
         </w:rPr>
-        <w:t xml:space="preserve">5.3.8. Đề xuất Mô hình Kiến trúc An ninh Doanh nghiệp Không tin cậy (Zero Trust Architecture &amp; SOAR): </w:t>
+        <w:t xml:space="preserve">5.3.4. Đề xuất Mô hình Kiến trúc An ninh Doanh nghiệp Không tin cậy (Zero Trust Architecture &amp; SOAR): </w:t>
       </w:r>
       <w:r>
         <w:t>Khái quát đề xuất định hướng nâng cấp hệ thống theo Mô hình Kiến trúc An ninh Không tin cậy (Zero Trust Architecture - ZTA):</w:t>
@@ -23965,7 +23946,7 @@
           <w:b/>
           <w:color w:val="003366"/>
         </w:rPr>
-        <w:t xml:space="preserve">5.3.7. Đánh giá Hiệu năng Hệ thống dưới Tải cao (Stress Testing &amp; Resource Utilization): </w:t>
+        <w:t xml:space="preserve">5.3.5. Đánh giá Hiệu năng Hệ thống dưới Tải cao (Stress Testing &amp; Resource Utilization): </w:t>
       </w:r>
       <w:r>
         <w:t>Đánh giá hiệu năng hệ thống dưới điều kiện tải cao (Stress Testing &amp; Load Testing) được thực hiện bằng công cụ Apache JMeter và k6:</w:t>
@@ -24194,8 +24175,7 @@
           <w:color w:val="000000" w:themeColor="text1"/>
           <w:lang w:val="vi-VN"/>
         </w:rPr>
-        <w:lastRenderedPageBreak/>
-        <w:t>5.3.5. So sánh Đối chiếu Hiệu năng &amp; Chi phí giữa AI WAF Đồ án và WAF Thương mại (</w:t>
+        <w:t>5.3.6. So sánh Đối chiếu Hiệu năng &amp; Chi phí giữa AI WAF Đồ án và WAF Thương mại (</w:t>
       </w:r>
       <w:proofErr w:type="spellStart"/>
       <w:r>
@@ -24446,7 +24426,7 @@
           <w:color w:val="000000" w:themeColor="text1"/>
           <w:lang w:val="vi-VN"/>
         </w:rPr>
-        <w:t>5.3.4. Đánh giá khả năng ứng dụng thực tế và Mở rộng Quy mô Doanh nghiệp (</w:t>
+        <w:t>5.3.7. Đánh giá khả năng ứng dụng thực tế và Mở rộng Quy mô Doanh nghiệp (</w:t>
       </w:r>
       <w:proofErr w:type="spellStart"/>
       <w:r>
@@ -24774,7 +24754,7 @@
           <w:szCs w:val="26"/>
           <w:lang w:val="vi-VN"/>
         </w:rPr>
-        <w:t>5.3.3. Kết quả triển khai 4 Tính năng Nâng cấp Hạ tầng Doanh nghiệp (Enterprise Upgrades)</w:t>
+        <w:t>5.3.8. Kết quả triển khai 4 Tính năng Nâng cấp Hạ tầng Doanh nghiệp (Enterprise Upgrades)</w:t>
       </w:r>
       <w:bookmarkEnd w:id="50"/>
     </w:p>

--- a/DA.ATTT_DoAn_Full.docx
+++ b/DA.ATTT_DoAn_Full.docx
@@ -12556,7 +12556,7 @@
           <w:color w:val="000000" w:themeColor="text1"/>
           <w:szCs w:val="26"/>
         </w:rPr>
-        <w:t>Nginx Gateway mở cổng 8080 (HTTP) và 8443/443 (HTTPS). Toàn bộ kết nối HTTP được tự động chuyển hướng 301 sang mã hóa HTTPS. Đoạn cấu hình Nginx mã hóa TLS 1.2 / TLS 1.3 và Security Headers đã được triển khai thành công:</w:t>
+        <w:t>Nginx Gateway mở cổng 8080 (HTTP) và 8443/443 (HTTPS). Toàn bộ kết nối HTTP đến cổng 8080 được tự động chuyển hướng 301 Permanent sang mã hóa HTTPS (return 301 https://$host$request_uri), đảm bảo không có dữ liệu nhạy cảm nào bị truyền tải dưới dạng plaintext.</w:t>
       </w:r>
     </w:p>
     <w:tbl>
@@ -13125,7 +13125,7 @@
           <w:color w:val="000000" w:themeColor="text1"/>
           <w:szCs w:val="26"/>
         </w:rPr>
-        <w:t>1. Tạo User không quyền 'app' (UID 1654, GID 1654) trong Dockerfile.</w:t>
+        <w:t>1. Sử dụng User không quyền 'app' của .NET 8 ASP.NET runtime base image (non-root, không có quyền sudo hay write ngoài /tmp).</w:t>
       </w:r>
     </w:p>
     <w:p>
@@ -18263,7 +18263,7 @@
           <w:color w:val="000000" w:themeColor="text1"/>
           <w:szCs w:val="26"/>
         </w:rPr>
-        <w:t>Sử dụng thuật toán Cửa sổ trượt (Sliding Window) dựa trên ConcurrentQueue đếm số lần truy cập lỗi 404. Nếu một IP vượt quá 15 lần lỗi 404 trong 60 giây, IP đó lập tức bị khóa và ghi vào Blacklist.</w:t>
+        <w:t>Thuật toán Cửa sổ trượt (Sliding Window) được cài đặt trong module giám sát monitor-module sử dụng ConcurrentQueue&lt;DateTime&gt; để đếm số lần truy cập lỗi 404 Not Found. Nếu một địa chỉ IP vượt quá ngưỡng 5 lần trong vòng 60 giây, hệ thống tự động phát hiện hành vi rà quét thư mục (Directory Brute-force) và thực hiện chặn IP đó bằng cách publish lên kênh Redis Pub/Sub 'blocked-ips-channel' để đồng bộ tức thì (&lt;1ms) tới tất cả instance của secure-app.</w:t>
       </w:r>
     </w:p>
     <w:p>
@@ -19924,7 +19924,7 @@
           <w:szCs w:val="26"/>
           <w:lang w:val="vi-VN"/>
         </w:rPr>
-        <w:t>Định dạng này cho phép các phần mềm SOC SIEM (ELK Stack, Splunk, Datadog) tự động parse dữ liệu mà không cần viết bộ lọc (Parser Custom) riêng biệt.</w:t>
+        <w:t>Định dạng này cho phép các phần mềm SOC SIEM (ELK Stack, Splunk, Datadog) tự động parse dữ liệu mà không cần viết bộ lọc (Parser Custom) riêng biệt. Trong phiên bản hiện tại, hệ thống xuất log theo định dạng text chuẩn hóa; việc tích hợp đầy đủ CEF format để kết nối trực tiếp vào nền tảng ELK Stack, Splunk hoặc Datadog là hướng phát triển đề xuất trong giai đoạn tiếp theo.</w:t>
       </w:r>
     </w:p>
     <w:p>
